--- a/KHBD_Mau.docx
+++ b/KHBD_Mau.docx
@@ -201,27 +201,7 @@
           <w:sz w:val="28"/>
           <w:szCs w:val="28"/>
         </w:rPr>
-        <w:t>{{</w:t>
-      </w:r>
-      <w:r>
-        <w:rPr>
-          <w:rFonts w:ascii="Times New Roman" w:hAnsi="Times New Roman" w:cs="Times New Roman"/>
-          <w:b/>
-          <w:bCs/>
-          <w:sz w:val="28"/>
-          <w:szCs w:val="28"/>
-        </w:rPr>
-        <w:t>MON</w:t>
-      </w:r>
-      <w:r>
-        <w:rPr>
-          <w:rFonts w:ascii="Times New Roman" w:hAnsi="Times New Roman" w:cs="Times New Roman"/>
-          <w:b/>
-          <w:bCs/>
-          <w:sz w:val="28"/>
-          <w:szCs w:val="28"/>
-        </w:rPr>
-        <w:t>_HOC}}</w:t>
+        <w:t>{{MON_HOC}}</w:t>
       </w:r>
     </w:p>
     <w:p>
@@ -264,25 +244,7 @@
           <w:sz w:val="28"/>
           <w:szCs w:val="28"/>
         </w:rPr>
-        <w:t>(</w:t>
-      </w:r>
-      <w:r>
-        <w:rPr>
-          <w:rFonts w:ascii="Times New Roman" w:hAnsi="Times New Roman" w:cs="Times New Roman"/>
-          <w:bCs/>
-          <w:sz w:val="28"/>
-          <w:szCs w:val="28"/>
-        </w:rPr>
-        <w:t xml:space="preserve">… </w:t>
-      </w:r>
-      <w:r>
-        <w:rPr>
-          <w:rFonts w:ascii="Times New Roman" w:hAnsi="Times New Roman" w:cs="Times New Roman"/>
-          <w:bCs/>
-          <w:sz w:val="28"/>
-          <w:szCs w:val="28"/>
-        </w:rPr>
-        <w:t>tiết)</w:t>
+        <w:t>tiết</w:t>
       </w:r>
     </w:p>
     <w:p>
@@ -379,31 +341,6 @@
         </w:rPr>
         <w:t>{{MUC_TIEU_KIEN_THUC}}</w:t>
       </w:r>
-    </w:p>
-    <w:p>
-      <w:pPr>
-        <w:tabs>
-          <w:tab w:val="left" w:pos="284"/>
-        </w:tabs>
-        <w:spacing w:before="120" w:after="0" w:line="240" w:lineRule="auto"/>
-        <w:jc w:val="both"/>
-        <w:rPr>
-          <w:rFonts w:ascii="Times New Roman" w:eastAsia="Times New Roman" w:hAnsi="Times New Roman" w:cs="Times New Roman"/>
-          <w:b/>
-          <w:bCs/>
-          <w:color w:val="000000"/>
-          <w:sz w:val="28"/>
-          <w:szCs w:val="28"/>
-        </w:rPr>
-      </w:pPr>
-      <w:r>
-        <w:rPr>
-          <w:rFonts w:ascii="Times New Roman" w:hAnsi="Times New Roman" w:cs="Times New Roman"/>
-          <w:sz w:val="28"/>
-          <w:szCs w:val="28"/>
-        </w:rPr>
-        <w:t>{{KIEN_THUC}}</w:t>
-      </w:r>
       <w:r>
         <w:rPr>
           <w:rFonts w:ascii="Times New Roman" w:eastAsia="Times New Roman" w:hAnsi="Times New Roman" w:cs="Times New Roman"/>
@@ -473,28 +410,6 @@
           <w:shd w:val="clear" w:color="auto" w:fill="FFFFFF"/>
         </w:rPr>
         <w:t>:</w:t>
-      </w:r>
-      <w:r>
-        <w:rPr>
-          <w:rFonts w:ascii="Times New Roman" w:eastAsia="Times New Roman" w:hAnsi="Times New Roman" w:cs="Times New Roman"/>
-          <w:b/>
-          <w:color w:val="0000FF"/>
-          <w:sz w:val="28"/>
-          <w:szCs w:val="28"/>
-          <w:shd w:val="clear" w:color="auto" w:fill="FFFFFF"/>
-        </w:rPr>
-        <w:t xml:space="preserve"> </w:t>
-      </w:r>
-      <w:r>
-        <w:rPr>
-          <w:rFonts w:ascii="Times New Roman" w:eastAsia="Times New Roman" w:hAnsi="Times New Roman" w:cs="Times New Roman"/>
-          <w:b/>
-          <w:color w:val="0000FF"/>
-          <w:sz w:val="28"/>
-          <w:szCs w:val="28"/>
-          <w:shd w:val="clear" w:color="auto" w:fill="FFFFFF"/>
-        </w:rPr>
-        <w:t>{{MUC_TIEU_NANG_LUC}}</w:t>
       </w:r>
     </w:p>
     <w:p>
@@ -645,17 +560,7 @@
           <w:szCs w:val="28"/>
           <w:lang w:val="en-US"/>
         </w:rPr>
-        <w:t>_</w:t>
-      </w:r>
-      <w:r>
-        <w:rPr>
-          <w:b/>
-          <w:color w:val="0000FF"/>
-          <w:sz w:val="28"/>
-          <w:szCs w:val="28"/>
-          <w:lang w:val="en-US"/>
-        </w:rPr>
-        <w:t>DAK_THU</w:t>
+        <w:t>_DAK_THU</w:t>
       </w:r>
       <w:r>
         <w:rPr>
@@ -724,7 +629,7 @@
           <w:szCs w:val="28"/>
           <w:lang w:val="en-US"/>
         </w:rPr>
-        <w:t>_</w:t>
+        <w:t>_SO_</w:t>
       </w:r>
       <w:r>
         <w:rPr>
@@ -734,7 +639,7 @@
           <w:szCs w:val="28"/>
           <w:lang w:val="en-US"/>
         </w:rPr>
-        <w:t>SO_</w:t>
+        <w:t>VA</w:t>
       </w:r>
       <w:r>
         <w:rPr>
@@ -744,17 +649,7 @@
           <w:szCs w:val="28"/>
           <w:lang w:val="en-US"/>
         </w:rPr>
-        <w:t>&amp;</w:t>
-      </w:r>
-      <w:r>
-        <w:rPr>
-          <w:b/>
-          <w:color w:val="0000FF"/>
-          <w:sz w:val="28"/>
-          <w:szCs w:val="28"/>
-          <w:lang w:val="en-US"/>
-        </w:rPr>
-        <w:t>_ AI</w:t>
+        <w:t>_AI</w:t>
       </w:r>
       <w:r>
         <w:rPr>
@@ -1049,25 +944,7 @@
           <w:sz w:val="28"/>
           <w:szCs w:val="28"/>
         </w:rPr>
-        <w:t>{{</w:t>
-      </w:r>
-      <w:r>
-        <w:rPr>
-          <w:rFonts w:ascii="Times New Roman" w:hAnsi="Times New Roman" w:cs="Times New Roman"/>
-          <w:b/>
-          <w:sz w:val="28"/>
-          <w:szCs w:val="28"/>
-        </w:rPr>
-        <w:t>HOC_SINH</w:t>
-      </w:r>
-      <w:r>
-        <w:rPr>
-          <w:rFonts w:ascii="Times New Roman" w:hAnsi="Times New Roman" w:cs="Times New Roman"/>
-          <w:b/>
-          <w:sz w:val="28"/>
-          <w:szCs w:val="28"/>
-        </w:rPr>
-        <w:t>}}</w:t>
+        <w:t>{{HOC_SINH}}</w:t>
       </w:r>
     </w:p>
     <w:p>
@@ -1227,23 +1104,7 @@
           <w:sz w:val="28"/>
           <w:szCs w:val="28"/>
         </w:rPr>
-        <w:t>{{</w:t>
-      </w:r>
-      <w:r>
-        <w:rPr>
-          <w:rFonts w:ascii="Times New Roman" w:hAnsi="Times New Roman" w:cs="Times New Roman"/>
-          <w:sz w:val="28"/>
-          <w:szCs w:val="28"/>
-        </w:rPr>
-        <w:t>MUC_TIEU</w:t>
-      </w:r>
-      <w:r>
-        <w:rPr>
-          <w:rFonts w:ascii="Times New Roman" w:hAnsi="Times New Roman" w:cs="Times New Roman"/>
-          <w:sz w:val="28"/>
-          <w:szCs w:val="28"/>
-        </w:rPr>
-        <w:t>}}</w:t>
+        <w:t>{{MUC_TIEU}}</w:t>
       </w:r>
     </w:p>
     <w:p>
@@ -1296,15 +1157,7 @@
           <w:sz w:val="28"/>
           <w:szCs w:val="28"/>
         </w:rPr>
-        <w:t>{{</w:t>
-      </w:r>
-      <w:r>
-        <w:rPr>
-          <w:rFonts w:ascii="Times New Roman" w:hAnsi="Times New Roman" w:cs="Times New Roman"/>
-          <w:sz w:val="28"/>
-          <w:szCs w:val="28"/>
-        </w:rPr>
-        <w:t>N</w:t>
+        <w:t>{{N</w:t>
       </w:r>
       <w:r>
         <w:rPr>
@@ -1472,41 +1325,6 @@
           <w:shd w:val="clear" w:color="auto" w:fill="FFFFFF"/>
         </w:rPr>
         <w:t>:</w:t>
-      </w:r>
-      <w:r>
-        <w:rPr>
-          <w:rFonts w:ascii="Times New Roman" w:eastAsia="Times New Roman" w:hAnsi="Times New Roman" w:cs="Times New Roman"/>
-          <w:b/>
-          <w:color w:val="000000"/>
-          <w:sz w:val="28"/>
-          <w:szCs w:val="28"/>
-          <w:shd w:val="clear" w:color="auto" w:fill="FFFFFF"/>
-        </w:rPr>
-        <w:t xml:space="preserve"> </w:t>
-      </w:r>
-      <w:r>
-        <w:rPr>
-          <w:rFonts w:ascii="Times New Roman" w:hAnsi="Times New Roman" w:cs="Times New Roman"/>
-          <w:sz w:val="28"/>
-          <w:szCs w:val="28"/>
-        </w:rPr>
-        <w:t>{{</w:t>
-      </w:r>
-      <w:r>
-        <w:rPr>
-          <w:rFonts w:ascii="Times New Roman" w:hAnsi="Times New Roman" w:cs="Times New Roman"/>
-          <w:sz w:val="28"/>
-          <w:szCs w:val="28"/>
-        </w:rPr>
-        <w:t>TO_CHUC_THUC_HIEN</w:t>
-      </w:r>
-      <w:r>
-        <w:rPr>
-          <w:rFonts w:ascii="Times New Roman" w:hAnsi="Times New Roman" w:cs="Times New Roman"/>
-          <w:sz w:val="28"/>
-          <w:szCs w:val="28"/>
-        </w:rPr>
-        <w:t>}}</w:t>
       </w:r>
     </w:p>
     <w:p>
@@ -1573,23 +1391,7 @@
           <w:sz w:val="28"/>
           <w:szCs w:val="28"/>
         </w:rPr>
-        <w:t>{{</w:t>
-      </w:r>
-      <w:r>
-        <w:rPr>
-          <w:rFonts w:ascii="Times New Roman" w:hAnsi="Times New Roman" w:cs="Times New Roman"/>
-          <w:sz w:val="28"/>
-          <w:szCs w:val="28"/>
-        </w:rPr>
-        <w:t>CHUYEN_GIAO_NHIEM_VU_HOC_TAP}</w:t>
-      </w:r>
-      <w:r>
-        <w:rPr>
-          <w:rFonts w:ascii="Times New Roman" w:hAnsi="Times New Roman" w:cs="Times New Roman"/>
-          <w:sz w:val="28"/>
-          <w:szCs w:val="28"/>
-        </w:rPr>
-        <w:t>}</w:t>
+        <w:t>{{CHUYEN_GIAO_NHIEM_VU_HOC_TAP}}</w:t>
       </w:r>
     </w:p>
     <w:p>
@@ -1638,39 +1440,7 @@
           <w:sz w:val="28"/>
           <w:szCs w:val="28"/>
         </w:rPr>
-        <w:t>{{</w:t>
-      </w:r>
-      <w:r>
-        <w:rPr>
-          <w:rFonts w:ascii="Times New Roman" w:hAnsi="Times New Roman" w:cs="Times New Roman"/>
-          <w:sz w:val="28"/>
-          <w:szCs w:val="28"/>
-        </w:rPr>
-        <w:t>THUC</w:t>
-      </w:r>
-      <w:r>
-        <w:rPr>
-          <w:rFonts w:ascii="Times New Roman" w:hAnsi="Times New Roman" w:cs="Times New Roman"/>
-          <w:sz w:val="28"/>
-          <w:szCs w:val="28"/>
-        </w:rPr>
-        <w:t>_</w:t>
-      </w:r>
-      <w:r>
-        <w:rPr>
-          <w:rFonts w:ascii="Times New Roman" w:hAnsi="Times New Roman" w:cs="Times New Roman"/>
-          <w:sz w:val="28"/>
-          <w:szCs w:val="28"/>
-        </w:rPr>
-        <w:t>HIEN</w:t>
-      </w:r>
-      <w:r>
-        <w:rPr>
-          <w:rFonts w:ascii="Times New Roman" w:hAnsi="Times New Roman" w:cs="Times New Roman"/>
-          <w:sz w:val="28"/>
-          <w:szCs w:val="28"/>
-        </w:rPr>
-        <w:t>_NHIEM_VU_HOC_TAP}}</w:t>
+        <w:t>{{THUC_HIEN_NHIEM_VU_HOC_TAP}}</w:t>
       </w:r>
     </w:p>
     <w:p>
@@ -1719,23 +1489,7 @@
           <w:sz w:val="28"/>
           <w:szCs w:val="28"/>
         </w:rPr>
-        <w:t>{{</w:t>
-      </w:r>
-      <w:r>
-        <w:rPr>
-          <w:rFonts w:ascii="Times New Roman" w:hAnsi="Times New Roman" w:cs="Times New Roman"/>
-          <w:sz w:val="28"/>
-          <w:szCs w:val="28"/>
-        </w:rPr>
-        <w:t>BAO_CAO_KET_QUA_VA_THAO_LUAN</w:t>
-      </w:r>
-      <w:r>
-        <w:rPr>
-          <w:rFonts w:ascii="Times New Roman" w:hAnsi="Times New Roman" w:cs="Times New Roman"/>
-          <w:sz w:val="28"/>
-          <w:szCs w:val="28"/>
-        </w:rPr>
-        <w:t>}}</w:t>
+        <w:t>{{BAO_CAO_KET_QUA_VA_THAO_LUAN}}</w:t>
       </w:r>
     </w:p>
     <w:p>
@@ -1773,23 +1527,7 @@
           <w:sz w:val="28"/>
           <w:szCs w:val="28"/>
         </w:rPr>
-        <w:t>{{</w:t>
-      </w:r>
-      <w:r>
-        <w:rPr>
-          <w:rFonts w:ascii="Times New Roman" w:hAnsi="Times New Roman" w:cs="Times New Roman"/>
-          <w:sz w:val="28"/>
-          <w:szCs w:val="28"/>
-        </w:rPr>
-        <w:t>DANH_GIA_KET_QUA</w:t>
-      </w:r>
-      <w:r>
-        <w:rPr>
-          <w:rFonts w:ascii="Times New Roman" w:hAnsi="Times New Roman" w:cs="Times New Roman"/>
-          <w:sz w:val="28"/>
-          <w:szCs w:val="28"/>
-        </w:rPr>
-        <w:t>}}</w:t>
+        <w:t>{{DANH_GIA_KET_QUA}}</w:t>
       </w:r>
     </w:p>
     <w:p>
@@ -2027,7 +1765,7 @@
           <w:sz w:val="28"/>
           <w:szCs w:val="28"/>
         </w:rPr>
-        <w:t>{{MUC_TIEU}}</w:t>
+        <w:t>{{HD1_MUC_TIEU}}</w:t>
       </w:r>
     </w:p>
     <w:p>
@@ -2080,7 +1818,23 @@
           <w:sz w:val="28"/>
           <w:szCs w:val="28"/>
         </w:rPr>
-        <w:t>{{NOI_DUNG}}</w:t>
+        <w:t>{{</w:t>
+      </w:r>
+      <w:r>
+        <w:rPr>
+          <w:rFonts w:ascii="Times New Roman" w:hAnsi="Times New Roman" w:cs="Times New Roman"/>
+          <w:sz w:val="28"/>
+          <w:szCs w:val="28"/>
+        </w:rPr>
+        <w:t>HD1_</w:t>
+      </w:r>
+      <w:r>
+        <w:rPr>
+          <w:rFonts w:ascii="Times New Roman" w:hAnsi="Times New Roman" w:cs="Times New Roman"/>
+          <w:sz w:val="28"/>
+          <w:szCs w:val="28"/>
+        </w:rPr>
+        <w:t>NOI_DUNG}}</w:t>
       </w:r>
     </w:p>
     <w:p>
@@ -2133,7 +1887,23 @@
           <w:sz w:val="28"/>
           <w:szCs w:val="28"/>
         </w:rPr>
-        <w:t>{{SAN_PHAM}}</w:t>
+        <w:t>{{</w:t>
+      </w:r>
+      <w:r>
+        <w:rPr>
+          <w:rFonts w:ascii="Times New Roman" w:hAnsi="Times New Roman" w:cs="Times New Roman"/>
+          <w:sz w:val="28"/>
+          <w:szCs w:val="28"/>
+        </w:rPr>
+        <w:t>HD1_</w:t>
+      </w:r>
+      <w:r>
+        <w:rPr>
+          <w:rFonts w:ascii="Times New Roman" w:hAnsi="Times New Roman" w:cs="Times New Roman"/>
+          <w:sz w:val="28"/>
+          <w:szCs w:val="28"/>
+        </w:rPr>
+        <w:t>SAN_PHAM}}</w:t>
       </w:r>
     </w:p>
     <w:p>
@@ -2195,14 +1965,6 @@
           <w:shd w:val="clear" w:color="auto" w:fill="FFFFFF"/>
         </w:rPr>
         <w:t xml:space="preserve">Tổ chức thực hiện: </w:t>
-      </w:r>
-      <w:r>
-        <w:rPr>
-          <w:rFonts w:ascii="Times New Roman" w:hAnsi="Times New Roman" w:cs="Times New Roman"/>
-          <w:sz w:val="28"/>
-          <w:szCs w:val="28"/>
-        </w:rPr>
-        <w:t>{{TO_CHUC_THUC_HIEN}}</w:t>
       </w:r>
     </w:p>
     <w:p>
@@ -2269,7 +2031,23 @@
           <w:sz w:val="28"/>
           <w:szCs w:val="28"/>
         </w:rPr>
-        <w:t>{{CHUYEN_GIAO_NHIEM_VU_HOC_TAP}}</w:t>
+        <w:t>{{CHUYEN_GIAO_NHIEM_VU_HOC_TAP</w:t>
+      </w:r>
+      <w:r>
+        <w:rPr>
+          <w:rFonts w:ascii="Times New Roman" w:hAnsi="Times New Roman" w:cs="Times New Roman"/>
+          <w:sz w:val="28"/>
+          <w:szCs w:val="28"/>
+        </w:rPr>
+        <w:t>_1</w:t>
+      </w:r>
+      <w:r>
+        <w:rPr>
+          <w:rFonts w:ascii="Times New Roman" w:hAnsi="Times New Roman" w:cs="Times New Roman"/>
+          <w:sz w:val="28"/>
+          <w:szCs w:val="28"/>
+        </w:rPr>
+        <w:t>}}</w:t>
       </w:r>
     </w:p>
     <w:p>
@@ -2306,7 +2084,23 @@
           <w:sz w:val="28"/>
           <w:szCs w:val="28"/>
         </w:rPr>
-        <w:t>{{THUC_HIEN_NHIEM_VU_HOC_TAP}}</w:t>
+        <w:t>{{THUC_HIEN_NHIEM_VU_HOC_TAP</w:t>
+      </w:r>
+      <w:r>
+        <w:rPr>
+          <w:rFonts w:ascii="Times New Roman" w:hAnsi="Times New Roman" w:cs="Times New Roman"/>
+          <w:sz w:val="28"/>
+          <w:szCs w:val="28"/>
+        </w:rPr>
+        <w:t>_1</w:t>
+      </w:r>
+      <w:r>
+        <w:rPr>
+          <w:rFonts w:ascii="Times New Roman" w:hAnsi="Times New Roman" w:cs="Times New Roman"/>
+          <w:sz w:val="28"/>
+          <w:szCs w:val="28"/>
+        </w:rPr>
+        <w:t>}}</w:t>
       </w:r>
     </w:p>
     <w:p>
@@ -2343,7 +2137,23 @@
           <w:sz w:val="28"/>
           <w:szCs w:val="28"/>
         </w:rPr>
-        <w:t>{{BAO_CAO_KET_QUA_VA_THAO_LUAN}}</w:t>
+        <w:t>{{BAO_CAO_KET_QUA_VA_THAO_LUAN</w:t>
+      </w:r>
+      <w:r>
+        <w:rPr>
+          <w:rFonts w:ascii="Times New Roman" w:hAnsi="Times New Roman" w:cs="Times New Roman"/>
+          <w:sz w:val="28"/>
+          <w:szCs w:val="28"/>
+        </w:rPr>
+        <w:t>_1</w:t>
+      </w:r>
+      <w:r>
+        <w:rPr>
+          <w:rFonts w:ascii="Times New Roman" w:hAnsi="Times New Roman" w:cs="Times New Roman"/>
+          <w:sz w:val="28"/>
+          <w:szCs w:val="28"/>
+        </w:rPr>
+        <w:t>}}</w:t>
       </w:r>
     </w:p>
     <w:p>
@@ -2412,6 +2222,14 @@
           <w:sz w:val="28"/>
           <w:szCs w:val="28"/>
         </w:rPr>
+        <w:t>_1</w:t>
+      </w:r>
+      <w:r>
+        <w:rPr>
+          <w:rFonts w:ascii="Times New Roman" w:hAnsi="Times New Roman" w:cs="Times New Roman"/>
+          <w:sz w:val="28"/>
+          <w:szCs w:val="28"/>
+        </w:rPr>
         <w:t>}}</w:t>
       </w:r>
     </w:p>
@@ -2455,70 +2273,20 @@
           <w:shd w:val="clear" w:color="auto" w:fill="FFFFFF"/>
           <w:lang w:val="de-DE"/>
         </w:rPr>
-        <w:t>Hoạt động 2.</w:t>
-      </w:r>
-      <w:r>
-        <w:rPr>
-          <w:rFonts w:ascii="Times New Roman" w:eastAsia="Times New Roman" w:hAnsi="Times New Roman" w:cs="Times New Roman"/>
-          <w:b/>
-          <w:bCs/>
-          <w:color w:val="FF0000"/>
+        <w:t>Hoạt động 2.2.</w:t>
+      </w:r>
+      <w:r>
+        <w:rPr>
+          <w:rFonts w:ascii="Times New Roman" w:eastAsia="Times New Roman" w:hAnsi="Times New Roman" w:cs="Times New Roman"/>
+          <w:b/>
+          <w:bCs/>
+          <w:color w:val="000000"/>
           <w:sz w:val="28"/>
           <w:szCs w:val="28"/>
           <w:shd w:val="clear" w:color="auto" w:fill="FFFFFF"/>
           <w:lang w:val="de-DE"/>
         </w:rPr>
-        <w:t>2</w:t>
-      </w:r>
-      <w:r>
-        <w:rPr>
-          <w:rFonts w:ascii="Times New Roman" w:eastAsia="Times New Roman" w:hAnsi="Times New Roman" w:cs="Times New Roman"/>
-          <w:b/>
-          <w:bCs/>
-          <w:color w:val="FF0000"/>
-          <w:sz w:val="28"/>
-          <w:szCs w:val="28"/>
-          <w:shd w:val="clear" w:color="auto" w:fill="FFFFFF"/>
-          <w:lang w:val="de-DE"/>
-        </w:rPr>
-        <w:t>.</w:t>
-      </w:r>
-      <w:r>
-        <w:rPr>
-          <w:rFonts w:ascii="Times New Roman" w:eastAsia="Times New Roman" w:hAnsi="Times New Roman" w:cs="Times New Roman"/>
-          <w:b/>
-          <w:bCs/>
-          <w:color w:val="000000"/>
-          <w:sz w:val="28"/>
-          <w:szCs w:val="28"/>
-          <w:shd w:val="clear" w:color="auto" w:fill="FFFFFF"/>
-          <w:lang w:val="de-DE"/>
-        </w:rPr>
         <w:t xml:space="preserve"> </w:t>
-      </w:r>
-      <w:r>
-        <w:rPr>
-          <w:rFonts w:ascii="Times New Roman" w:hAnsi="Times New Roman" w:cs="Times New Roman"/>
-          <w:sz w:val="28"/>
-          <w:szCs w:val="28"/>
-        </w:rPr>
-        <w:t>{{</w:t>
-      </w:r>
-      <w:r>
-        <w:rPr>
-          <w:rFonts w:ascii="Times New Roman" w:hAnsi="Times New Roman" w:cs="Times New Roman"/>
-          <w:sz w:val="28"/>
-          <w:szCs w:val="28"/>
-        </w:rPr>
-        <w:t>TEN_</w:t>
-      </w:r>
-      <w:r>
-        <w:rPr>
-          <w:rFonts w:ascii="Times New Roman" w:hAnsi="Times New Roman" w:cs="Times New Roman"/>
-          <w:sz w:val="28"/>
-          <w:szCs w:val="28"/>
-        </w:rPr>
-        <w:t>HOAT_DONG}}</w:t>
       </w:r>
     </w:p>
     <w:p>
@@ -2530,8 +2298,7 @@
         <w:ind w:right="255"/>
         <w:jc w:val="both"/>
         <w:rPr>
-          <w:rFonts w:ascii="Times New Roman" w:eastAsia="Times New Roman" w:hAnsi="Times New Roman" w:cs="Times New Roman"/>
-          <w:b/>
+          <w:rFonts w:ascii="Times New Roman" w:hAnsi="Times New Roman" w:cs="Times New Roman"/>
           <w:sz w:val="28"/>
           <w:szCs w:val="28"/>
         </w:rPr>
@@ -2579,7 +2346,670 @@
           <w:sz w:val="28"/>
           <w:szCs w:val="28"/>
         </w:rPr>
-        <w:t>{{MUC_TIEU}}</w:t>
+        <w:t>{{</w:t>
+      </w:r>
+      <w:r>
+        <w:rPr>
+          <w:rFonts w:ascii="Times New Roman" w:hAnsi="Times New Roman" w:cs="Times New Roman"/>
+          <w:sz w:val="28"/>
+          <w:szCs w:val="28"/>
+        </w:rPr>
+        <w:t>HD2_</w:t>
+      </w:r>
+      <w:r>
+        <w:rPr>
+          <w:rFonts w:ascii="Times New Roman" w:hAnsi="Times New Roman" w:cs="Times New Roman"/>
+          <w:sz w:val="28"/>
+          <w:szCs w:val="28"/>
+        </w:rPr>
+        <w:t>MUC_TIEU}}</w:t>
+      </w:r>
+    </w:p>
+    <w:p>
+      <w:pPr>
+        <w:tabs>
+          <w:tab w:val="left" w:pos="284"/>
+        </w:tabs>
+        <w:spacing w:after="0" w:line="240" w:lineRule="auto"/>
+        <w:ind w:right="255"/>
+        <w:jc w:val="both"/>
+        <w:rPr>
+          <w:rFonts w:ascii="Times New Roman" w:eastAsia="Calibri" w:hAnsi="Times New Roman" w:cs="Times New Roman"/>
+          <w:i/>
+          <w:sz w:val="28"/>
+          <w:szCs w:val="28"/>
+        </w:rPr>
+      </w:pPr>
+      <w:r>
+        <w:rPr>
+          <w:rFonts w:ascii="Times New Roman" w:eastAsia="Calibri" w:hAnsi="Times New Roman" w:cs="Times New Roman"/>
+          <w:b/>
+          <w:sz w:val="28"/>
+          <w:szCs w:val="28"/>
+        </w:rPr>
+        <w:tab/>
+      </w:r>
+      <w:r>
+        <w:rPr>
+          <w:rFonts w:ascii="Times New Roman" w:eastAsia="Calibri" w:hAnsi="Times New Roman" w:cs="Times New Roman"/>
+          <w:b/>
+          <w:sz w:val="28"/>
+          <w:szCs w:val="28"/>
+          <w:lang w:val="vi-VN"/>
+        </w:rPr>
+        <w:t>b) Nội dung:</w:t>
+      </w:r>
+      <w:r>
+        <w:rPr>
+          <w:rFonts w:ascii="Times New Roman" w:eastAsia="Calibri" w:hAnsi="Times New Roman" w:cs="Times New Roman"/>
+          <w:b/>
+          <w:sz w:val="28"/>
+          <w:szCs w:val="28"/>
+        </w:rPr>
+        <w:t xml:space="preserve"> </w:t>
+      </w:r>
+      <w:r>
+        <w:rPr>
+          <w:rFonts w:ascii="Times New Roman" w:hAnsi="Times New Roman" w:cs="Times New Roman"/>
+          <w:sz w:val="28"/>
+          <w:szCs w:val="28"/>
+        </w:rPr>
+        <w:t>{{</w:t>
+      </w:r>
+      <w:r>
+        <w:rPr>
+          <w:rFonts w:ascii="Times New Roman" w:hAnsi="Times New Roman" w:cs="Times New Roman"/>
+          <w:sz w:val="28"/>
+          <w:szCs w:val="28"/>
+        </w:rPr>
+        <w:t>HD2_</w:t>
+      </w:r>
+      <w:r>
+        <w:rPr>
+          <w:rFonts w:ascii="Times New Roman" w:hAnsi="Times New Roman" w:cs="Times New Roman"/>
+          <w:sz w:val="28"/>
+          <w:szCs w:val="28"/>
+        </w:rPr>
+        <w:t>NOI_DUNG}}</w:t>
+      </w:r>
+    </w:p>
+    <w:p>
+      <w:pPr>
+        <w:tabs>
+          <w:tab w:val="left" w:pos="284"/>
+        </w:tabs>
+        <w:spacing w:after="0" w:line="240" w:lineRule="auto"/>
+        <w:jc w:val="both"/>
+        <w:rPr>
+          <w:rFonts w:ascii="Times New Roman" w:eastAsia="Times New Roman" w:hAnsi="Times New Roman" w:cs="Times New Roman"/>
+          <w:b/>
+          <w:sz w:val="28"/>
+          <w:szCs w:val="28"/>
+          <w:lang w:val="de-DE"/>
+        </w:rPr>
+      </w:pPr>
+      <w:r>
+        <w:rPr>
+          <w:rFonts w:ascii="Times New Roman" w:eastAsia="Calibri" w:hAnsi="Times New Roman" w:cs="Times New Roman"/>
+          <w:b/>
+          <w:sz w:val="28"/>
+          <w:szCs w:val="28"/>
+        </w:rPr>
+        <w:tab/>
+      </w:r>
+      <w:r>
+        <w:rPr>
+          <w:rFonts w:ascii="Times New Roman" w:eastAsia="Calibri" w:hAnsi="Times New Roman" w:cs="Times New Roman"/>
+          <w:b/>
+          <w:sz w:val="28"/>
+          <w:szCs w:val="28"/>
+          <w:lang w:val="vi-VN"/>
+        </w:rPr>
+        <w:t>c)</w:t>
+      </w:r>
+      <w:r>
+        <w:rPr>
+          <w:rFonts w:ascii="Times New Roman" w:eastAsia="Times New Roman" w:hAnsi="Times New Roman" w:cs="Times New Roman"/>
+          <w:b/>
+          <w:sz w:val="28"/>
+          <w:szCs w:val="28"/>
+          <w:lang w:val="de-DE"/>
+        </w:rPr>
+        <w:t xml:space="preserve">Sản phẩm: </w:t>
+      </w:r>
+      <w:r>
+        <w:rPr>
+          <w:rFonts w:ascii="Times New Roman" w:hAnsi="Times New Roman" w:cs="Times New Roman"/>
+          <w:sz w:val="28"/>
+          <w:szCs w:val="28"/>
+        </w:rPr>
+        <w:t>{{</w:t>
+      </w:r>
+      <w:r>
+        <w:rPr>
+          <w:rFonts w:ascii="Times New Roman" w:hAnsi="Times New Roman" w:cs="Times New Roman"/>
+          <w:sz w:val="28"/>
+          <w:szCs w:val="28"/>
+        </w:rPr>
+        <w:t>HD2_</w:t>
+      </w:r>
+      <w:r>
+        <w:rPr>
+          <w:rFonts w:ascii="Times New Roman" w:hAnsi="Times New Roman" w:cs="Times New Roman"/>
+          <w:sz w:val="28"/>
+          <w:szCs w:val="28"/>
+        </w:rPr>
+        <w:t>SAN_PHAM}}</w:t>
+      </w:r>
+    </w:p>
+    <w:p>
+      <w:pPr>
+        <w:tabs>
+          <w:tab w:val="left" w:pos="284"/>
+        </w:tabs>
+        <w:spacing w:after="0" w:line="240" w:lineRule="auto"/>
+        <w:rPr>
+          <w:rFonts w:ascii="Times New Roman" w:eastAsia="Times New Roman" w:hAnsi="Times New Roman" w:cs="Times New Roman"/>
+          <w:b/>
+          <w:color w:val="000000"/>
+          <w:sz w:val="28"/>
+          <w:szCs w:val="28"/>
+          <w:shd w:val="clear" w:color="auto" w:fill="FFFFFF"/>
+        </w:rPr>
+      </w:pPr>
+      <w:r>
+        <w:rPr>
+          <w:rFonts w:ascii="Times New Roman" w:eastAsia="Calibri" w:hAnsi="Times New Roman" w:cs="Times New Roman"/>
+          <w:b/>
+          <w:iCs/>
+          <w:color w:val="000000"/>
+          <w:sz w:val="28"/>
+          <w:szCs w:val="28"/>
+        </w:rPr>
+        <w:tab/>
+      </w:r>
+      <w:r>
+        <w:rPr>
+          <w:rFonts w:ascii="Times New Roman" w:eastAsia="Calibri" w:hAnsi="Times New Roman" w:cs="Times New Roman"/>
+          <w:b/>
+          <w:iCs/>
+          <w:color w:val="000000"/>
+          <w:sz w:val="28"/>
+          <w:szCs w:val="28"/>
+          <w:lang w:val="vi-VN"/>
+        </w:rPr>
+        <w:t>d</w:t>
+      </w:r>
+      <w:r>
+        <w:rPr>
+          <w:rFonts w:ascii="Times New Roman" w:eastAsia="Calibri" w:hAnsi="Times New Roman" w:cs="Times New Roman"/>
+          <w:b/>
+          <w:iCs/>
+          <w:color w:val="000000"/>
+          <w:sz w:val="28"/>
+          <w:szCs w:val="28"/>
+        </w:rPr>
+        <w:t>)</w:t>
+      </w:r>
+      <w:r>
+        <w:rPr>
+          <w:rFonts w:ascii="Times New Roman" w:eastAsia="Times New Roman" w:hAnsi="Times New Roman" w:cs="Times New Roman"/>
+          <w:b/>
+          <w:color w:val="000000"/>
+          <w:sz w:val="28"/>
+          <w:szCs w:val="28"/>
+          <w:shd w:val="clear" w:color="auto" w:fill="FFFFFF"/>
+        </w:rPr>
+        <w:t xml:space="preserve">Tổ chức thực hiện: </w:t>
+      </w:r>
+    </w:p>
+    <w:p>
+      <w:pPr>
+        <w:tabs>
+          <w:tab w:val="left" w:pos="284"/>
+        </w:tabs>
+        <w:spacing w:after="0" w:line="240" w:lineRule="auto"/>
+        <w:jc w:val="both"/>
+        <w:rPr>
+          <w:rFonts w:ascii="Times New Roman" w:eastAsia="Calibri" w:hAnsi="Times New Roman" w:cs="Times New Roman"/>
+          <w:b/>
+          <w:bCs/>
+          <w:i/>
+          <w:iCs/>
+          <w:color w:val="000000"/>
+          <w:sz w:val="28"/>
+          <w:szCs w:val="28"/>
+        </w:rPr>
+      </w:pPr>
+      <w:r>
+        <w:rPr>
+          <w:rFonts w:ascii="Times New Roman" w:eastAsia="Calibri" w:hAnsi="Times New Roman" w:cs="Times New Roman"/>
+          <w:b/>
+          <w:bCs/>
+          <w:i/>
+          <w:iCs/>
+          <w:color w:val="000000"/>
+          <w:sz w:val="28"/>
+          <w:szCs w:val="28"/>
+        </w:rPr>
+        <w:t>*</w:t>
+      </w:r>
+      <w:r>
+        <w:rPr>
+          <w:rFonts w:ascii="Times New Roman" w:eastAsia="Calibri" w:hAnsi="Times New Roman" w:cs="Times New Roman"/>
+          <w:b/>
+          <w:bCs/>
+          <w:i/>
+          <w:iCs/>
+          <w:color w:val="000000"/>
+          <w:sz w:val="28"/>
+          <w:szCs w:val="28"/>
+          <w:lang w:val="vi-VN"/>
+        </w:rPr>
+        <w:t>Chuyển giao nhiệm vụ học tập</w:t>
+      </w:r>
+      <w:r>
+        <w:rPr>
+          <w:rFonts w:ascii="Times New Roman" w:eastAsia="Calibri" w:hAnsi="Times New Roman" w:cs="Times New Roman"/>
+          <w:b/>
+          <w:bCs/>
+          <w:i/>
+          <w:iCs/>
+          <w:color w:val="000000"/>
+          <w:sz w:val="28"/>
+          <w:szCs w:val="28"/>
+        </w:rPr>
+        <w:t xml:space="preserve"> </w:t>
+      </w:r>
+      <w:r>
+        <w:rPr>
+          <w:rFonts w:ascii="Times New Roman" w:hAnsi="Times New Roman" w:cs="Times New Roman"/>
+          <w:sz w:val="28"/>
+          <w:szCs w:val="28"/>
+        </w:rPr>
+        <w:t>{</w:t>
+      </w:r>
+      <w:r>
+        <w:rPr>
+          <w:rFonts w:ascii="Times New Roman" w:hAnsi="Times New Roman" w:cs="Times New Roman"/>
+          <w:sz w:val="28"/>
+          <w:szCs w:val="28"/>
+        </w:rPr>
+        <w:t>{HD2_</w:t>
+      </w:r>
+      <w:r>
+        <w:rPr>
+          <w:rFonts w:ascii="Times New Roman" w:hAnsi="Times New Roman" w:cs="Times New Roman"/>
+          <w:sz w:val="28"/>
+          <w:szCs w:val="28"/>
+        </w:rPr>
+        <w:t>CHUYEN_GIAO_NHIEM_VU_HOC_TAP}}</w:t>
+      </w:r>
+    </w:p>
+    <w:p>
+      <w:pPr>
+        <w:tabs>
+          <w:tab w:val="left" w:pos="284"/>
+        </w:tabs>
+        <w:spacing w:after="0" w:line="240" w:lineRule="auto"/>
+        <w:rPr>
+          <w:rFonts w:ascii="Times New Roman" w:eastAsia="Times New Roman" w:hAnsi="Times New Roman" w:cs="Times New Roman"/>
+          <w:b/>
+          <w:i/>
+          <w:iCs/>
+          <w:sz w:val="28"/>
+          <w:szCs w:val="28"/>
+          <w:lang w:val="de-DE"/>
+        </w:rPr>
+      </w:pPr>
+      <w:r>
+        <w:rPr>
+          <w:rFonts w:ascii="Times New Roman" w:eastAsia="Times New Roman" w:hAnsi="Times New Roman" w:cs="Times New Roman"/>
+          <w:b/>
+          <w:i/>
+          <w:iCs/>
+          <w:sz w:val="28"/>
+          <w:szCs w:val="28"/>
+          <w:lang w:val="de-DE"/>
+        </w:rPr>
+        <w:lastRenderedPageBreak/>
+        <w:t xml:space="preserve">*Thực hiện nhiệm vụ học tập </w:t>
+      </w:r>
+      <w:r>
+        <w:rPr>
+          <w:rFonts w:ascii="Times New Roman" w:hAnsi="Times New Roman" w:cs="Times New Roman"/>
+          <w:sz w:val="28"/>
+          <w:szCs w:val="28"/>
+        </w:rPr>
+        <w:t>{{</w:t>
+      </w:r>
+      <w:r>
+        <w:rPr>
+          <w:rFonts w:ascii="Times New Roman" w:hAnsi="Times New Roman" w:cs="Times New Roman"/>
+          <w:sz w:val="28"/>
+          <w:szCs w:val="28"/>
+        </w:rPr>
+        <w:t>HD2_</w:t>
+      </w:r>
+      <w:r>
+        <w:rPr>
+          <w:rFonts w:ascii="Times New Roman" w:hAnsi="Times New Roman" w:cs="Times New Roman"/>
+          <w:sz w:val="28"/>
+          <w:szCs w:val="28"/>
+        </w:rPr>
+        <w:t>THUC_HIEN_NHIEM_VU_HOC_TAP}}</w:t>
+      </w:r>
+    </w:p>
+    <w:p>
+      <w:pPr>
+        <w:tabs>
+          <w:tab w:val="left" w:pos="284"/>
+        </w:tabs>
+        <w:spacing w:after="0" w:line="240" w:lineRule="auto"/>
+        <w:rPr>
+          <w:rFonts w:ascii="Times New Roman" w:eastAsia="Times New Roman" w:hAnsi="Times New Roman" w:cs="Times New Roman"/>
+          <w:b/>
+          <w:i/>
+          <w:iCs/>
+          <w:sz w:val="28"/>
+          <w:szCs w:val="28"/>
+          <w:lang w:val="de-DE"/>
+        </w:rPr>
+      </w:pPr>
+      <w:r>
+        <w:rPr>
+          <w:rFonts w:ascii="Times New Roman" w:eastAsia="Times New Roman" w:hAnsi="Times New Roman" w:cs="Times New Roman"/>
+          <w:b/>
+          <w:i/>
+          <w:iCs/>
+          <w:sz w:val="28"/>
+          <w:szCs w:val="28"/>
+          <w:lang w:val="de-DE"/>
+        </w:rPr>
+        <w:t xml:space="preserve">*Báo cáo kết quả và thảo luận </w:t>
+      </w:r>
+      <w:r>
+        <w:rPr>
+          <w:rFonts w:ascii="Times New Roman" w:hAnsi="Times New Roman" w:cs="Times New Roman"/>
+          <w:sz w:val="28"/>
+          <w:szCs w:val="28"/>
+        </w:rPr>
+        <w:t>{</w:t>
+      </w:r>
+      <w:r>
+        <w:rPr>
+          <w:rFonts w:ascii="Times New Roman" w:hAnsi="Times New Roman" w:cs="Times New Roman"/>
+          <w:sz w:val="28"/>
+          <w:szCs w:val="28"/>
+        </w:rPr>
+        <w:t>{HD2_</w:t>
+      </w:r>
+      <w:r>
+        <w:rPr>
+          <w:rFonts w:ascii="Times New Roman" w:hAnsi="Times New Roman" w:cs="Times New Roman"/>
+          <w:sz w:val="28"/>
+          <w:szCs w:val="28"/>
+        </w:rPr>
+        <w:t>BAO_CAO_KET_QUA_VA_THAO_LUAN}}</w:t>
+      </w:r>
+    </w:p>
+    <w:p>
+      <w:pPr>
+        <w:tabs>
+          <w:tab w:val="left" w:pos="284"/>
+        </w:tabs>
+        <w:spacing w:after="0" w:line="240" w:lineRule="auto"/>
+        <w:jc w:val="both"/>
+        <w:rPr>
+          <w:rFonts w:ascii="Times New Roman" w:eastAsia="Times New Roman" w:hAnsi="Times New Roman" w:cs="Times New Roman"/>
+          <w:b/>
+          <w:bCs/>
+          <w:color w:val="000000"/>
+          <w:sz w:val="28"/>
+          <w:szCs w:val="28"/>
+          <w:shd w:val="clear" w:color="auto" w:fill="FFFFFF"/>
+          <w:lang w:val="de-DE"/>
+        </w:rPr>
+      </w:pPr>
+      <w:r>
+        <w:rPr>
+          <w:rFonts w:ascii="Times New Roman" w:eastAsia="Times New Roman" w:hAnsi="Times New Roman" w:cs="Times New Roman"/>
+          <w:b/>
+          <w:bCs/>
+          <w:color w:val="000000"/>
+          <w:sz w:val="28"/>
+          <w:szCs w:val="28"/>
+          <w:shd w:val="clear" w:color="auto" w:fill="FFFFFF"/>
+          <w:lang w:val="de-DE"/>
+        </w:rPr>
+        <w:t xml:space="preserve">* Kết luận. </w:t>
+      </w:r>
+      <w:r>
+        <w:rPr>
+          <w:rFonts w:ascii="Times New Roman" w:hAnsi="Times New Roman" w:cs="Times New Roman"/>
+          <w:sz w:val="28"/>
+          <w:szCs w:val="28"/>
+        </w:rPr>
+        <w:t>{{</w:t>
+      </w:r>
+      <w:r>
+        <w:rPr>
+          <w:rFonts w:ascii="Times New Roman" w:hAnsi="Times New Roman" w:cs="Times New Roman"/>
+          <w:sz w:val="28"/>
+          <w:szCs w:val="28"/>
+        </w:rPr>
+        <w:t>HD2_</w:t>
+      </w:r>
+      <w:r>
+        <w:rPr>
+          <w:rFonts w:ascii="Times New Roman" w:hAnsi="Times New Roman" w:cs="Times New Roman"/>
+          <w:sz w:val="28"/>
+          <w:szCs w:val="28"/>
+        </w:rPr>
+        <w:t>KET</w:t>
+      </w:r>
+      <w:r>
+        <w:rPr>
+          <w:rFonts w:ascii="Times New Roman" w:hAnsi="Times New Roman" w:cs="Times New Roman"/>
+          <w:sz w:val="28"/>
+          <w:szCs w:val="28"/>
+        </w:rPr>
+        <w:t>_</w:t>
+      </w:r>
+      <w:r>
+        <w:rPr>
+          <w:rFonts w:ascii="Times New Roman" w:hAnsi="Times New Roman" w:cs="Times New Roman"/>
+          <w:sz w:val="28"/>
+          <w:szCs w:val="28"/>
+        </w:rPr>
+        <w:t>LUAN</w:t>
+      </w:r>
+      <w:r>
+        <w:rPr>
+          <w:rFonts w:ascii="Times New Roman" w:hAnsi="Times New Roman" w:cs="Times New Roman"/>
+          <w:sz w:val="28"/>
+          <w:szCs w:val="28"/>
+        </w:rPr>
+        <w:t>}}</w:t>
+      </w:r>
+    </w:p>
+    <w:p>
+      <w:pPr>
+        <w:tabs>
+          <w:tab w:val="left" w:pos="284"/>
+        </w:tabs>
+        <w:spacing w:after="0" w:line="240" w:lineRule="auto"/>
+        <w:rPr>
+          <w:rFonts w:ascii="Times New Roman" w:eastAsia="Times New Roman" w:hAnsi="Times New Roman" w:cs="Times New Roman"/>
+          <w:b/>
+          <w:bCs/>
+          <w:sz w:val="28"/>
+          <w:szCs w:val="28"/>
+          <w:shd w:val="clear" w:color="auto" w:fill="FFFFFF"/>
+        </w:rPr>
+      </w:pPr>
+      <w:r>
+        <w:rPr>
+          <w:rFonts w:ascii="Times New Roman" w:eastAsia="Times New Roman" w:hAnsi="Times New Roman" w:cs="Times New Roman"/>
+          <w:b/>
+          <w:bCs/>
+          <w:color w:val="0000FF"/>
+          <w:sz w:val="28"/>
+          <w:szCs w:val="28"/>
+          <w:shd w:val="clear" w:color="auto" w:fill="FFFFFF"/>
+          <w:lang w:val="vi-VN"/>
+        </w:rPr>
+        <w:t>3</w:t>
+      </w:r>
+      <w:r>
+        <w:rPr>
+          <w:rFonts w:ascii="Times New Roman" w:eastAsia="Times New Roman" w:hAnsi="Times New Roman" w:cs="Times New Roman"/>
+          <w:b/>
+          <w:bCs/>
+          <w:color w:val="0000FF"/>
+          <w:sz w:val="28"/>
+          <w:szCs w:val="28"/>
+          <w:shd w:val="clear" w:color="auto" w:fill="FFFFFF"/>
+        </w:rPr>
+        <w:t xml:space="preserve">. </w:t>
+      </w:r>
+      <w:r>
+        <w:rPr>
+          <w:rFonts w:ascii="Times New Roman" w:eastAsia="Times New Roman" w:hAnsi="Times New Roman" w:cs="Times New Roman"/>
+          <w:b/>
+          <w:bCs/>
+          <w:color w:val="0000FF"/>
+          <w:sz w:val="28"/>
+          <w:szCs w:val="28"/>
+          <w:shd w:val="clear" w:color="auto" w:fill="FFFFFF"/>
+          <w:lang w:val="vi-VN"/>
+        </w:rPr>
+        <w:t>HOẠT ĐỘNG</w:t>
+      </w:r>
+      <w:r>
+        <w:rPr>
+          <w:rFonts w:ascii="Times New Roman" w:eastAsia="Times New Roman" w:hAnsi="Times New Roman" w:cs="Times New Roman"/>
+          <w:b/>
+          <w:bCs/>
+          <w:color w:val="0000FF"/>
+          <w:sz w:val="28"/>
+          <w:szCs w:val="28"/>
+          <w:shd w:val="clear" w:color="auto" w:fill="FFFFFF"/>
+          <w:lang w:val="vi-VN"/>
+        </w:rPr>
+        <w:t xml:space="preserve"> </w:t>
+      </w:r>
+      <w:r>
+        <w:rPr>
+          <w:rFonts w:ascii="Times New Roman" w:eastAsia="Times New Roman" w:hAnsi="Times New Roman" w:cs="Times New Roman"/>
+          <w:b/>
+          <w:bCs/>
+          <w:color w:val="0000FF"/>
+          <w:sz w:val="28"/>
+          <w:szCs w:val="28"/>
+          <w:shd w:val="clear" w:color="auto" w:fill="FFFFFF"/>
+        </w:rPr>
+        <w:t>3</w:t>
+      </w:r>
+      <w:r>
+        <w:rPr>
+          <w:rFonts w:ascii="Times New Roman" w:eastAsia="Times New Roman" w:hAnsi="Times New Roman" w:cs="Times New Roman"/>
+          <w:b/>
+          <w:bCs/>
+          <w:color w:val="0000FF"/>
+          <w:sz w:val="28"/>
+          <w:szCs w:val="28"/>
+          <w:shd w:val="clear" w:color="auto" w:fill="FFFFFF"/>
+        </w:rPr>
+        <w:t>: LUYỆN TẬP.</w:t>
+      </w:r>
+      <w:r>
+        <w:rPr>
+          <w:rFonts w:ascii="Times New Roman" w:eastAsia="Times New Roman" w:hAnsi="Times New Roman" w:cs="Times New Roman"/>
+          <w:b/>
+          <w:bCs/>
+          <w:sz w:val="28"/>
+          <w:szCs w:val="28"/>
+          <w:shd w:val="clear" w:color="auto" w:fill="FFFFFF"/>
+        </w:rPr>
+        <w:t xml:space="preserve">  </w:t>
+      </w:r>
+    </w:p>
+    <w:p>
+      <w:pPr>
+        <w:tabs>
+          <w:tab w:val="left" w:pos="284"/>
+        </w:tabs>
+        <w:spacing w:after="0" w:line="240" w:lineRule="auto"/>
+        <w:ind w:right="255"/>
+        <w:jc w:val="both"/>
+        <w:rPr>
+          <w:rFonts w:ascii="Times New Roman" w:eastAsia="Times New Roman" w:hAnsi="Times New Roman" w:cs="Times New Roman"/>
+          <w:b/>
+          <w:sz w:val="28"/>
+          <w:szCs w:val="28"/>
+        </w:rPr>
+      </w:pPr>
+      <w:r>
+        <w:rPr>
+          <w:rFonts w:ascii="Times New Roman" w:eastAsia="Times New Roman" w:hAnsi="Times New Roman" w:cs="Times New Roman"/>
+          <w:b/>
+          <w:sz w:val="28"/>
+          <w:szCs w:val="28"/>
+        </w:rPr>
+        <w:tab/>
+      </w:r>
+      <w:r>
+        <w:rPr>
+          <w:rFonts w:ascii="Times New Roman" w:eastAsia="Times New Roman" w:hAnsi="Times New Roman" w:cs="Times New Roman"/>
+          <w:b/>
+          <w:sz w:val="28"/>
+          <w:szCs w:val="28"/>
+        </w:rPr>
+        <w:t xml:space="preserve">a) </w:t>
+      </w:r>
+      <w:r>
+        <w:rPr>
+          <w:rFonts w:ascii="Times New Roman" w:eastAsia="Times New Roman" w:hAnsi="Times New Roman" w:cs="Times New Roman"/>
+          <w:b/>
+          <w:sz w:val="28"/>
+          <w:szCs w:val="28"/>
+          <w:lang w:val="vi-VN"/>
+        </w:rPr>
+        <w:t>Mục tiêu:</w:t>
+      </w:r>
+      <w:r>
+        <w:rPr>
+          <w:rFonts w:ascii="Times New Roman" w:eastAsia="Times New Roman" w:hAnsi="Times New Roman" w:cs="Times New Roman"/>
+          <w:b/>
+          <w:sz w:val="28"/>
+          <w:szCs w:val="28"/>
+        </w:rPr>
+        <w:t xml:space="preserve"> </w:t>
+      </w:r>
+      <w:r>
+        <w:rPr>
+          <w:rFonts w:ascii="Times New Roman" w:hAnsi="Times New Roman" w:cs="Times New Roman"/>
+          <w:sz w:val="28"/>
+          <w:szCs w:val="28"/>
+        </w:rPr>
+        <w:t>{{</w:t>
+      </w:r>
+      <w:r>
+        <w:rPr>
+          <w:rFonts w:ascii="Times New Roman" w:hAnsi="Times New Roman" w:cs="Times New Roman"/>
+          <w:sz w:val="28"/>
+          <w:szCs w:val="28"/>
+        </w:rPr>
+        <w:t>LT</w:t>
+      </w:r>
+      <w:r>
+        <w:rPr>
+          <w:rFonts w:ascii="Times New Roman" w:hAnsi="Times New Roman" w:cs="Times New Roman"/>
+          <w:sz w:val="28"/>
+          <w:szCs w:val="28"/>
+        </w:rPr>
+        <w:t>_MUC_TIEU}}</w:t>
       </w:r>
     </w:p>
     <w:p>
@@ -2632,7 +3062,23 @@
           <w:sz w:val="28"/>
           <w:szCs w:val="28"/>
         </w:rPr>
-        <w:t>{{NOI_DUNG}}</w:t>
+        <w:t>{{</w:t>
+      </w:r>
+      <w:r>
+        <w:rPr>
+          <w:rFonts w:ascii="Times New Roman" w:hAnsi="Times New Roman" w:cs="Times New Roman"/>
+          <w:sz w:val="28"/>
+          <w:szCs w:val="28"/>
+        </w:rPr>
+        <w:t>LT_</w:t>
+      </w:r>
+      <w:r>
+        <w:rPr>
+          <w:rFonts w:ascii="Times New Roman" w:hAnsi="Times New Roman" w:cs="Times New Roman"/>
+          <w:sz w:val="28"/>
+          <w:szCs w:val="28"/>
+        </w:rPr>
+        <w:t>NOI_DUNG}}</w:t>
       </w:r>
     </w:p>
     <w:p>
@@ -2685,7 +3131,23 @@
           <w:sz w:val="28"/>
           <w:szCs w:val="28"/>
         </w:rPr>
-        <w:t>{{SAN_PHAM}}</w:t>
+        <w:t>{{</w:t>
+      </w:r>
+      <w:r>
+        <w:rPr>
+          <w:rFonts w:ascii="Times New Roman" w:hAnsi="Times New Roman" w:cs="Times New Roman"/>
+          <w:sz w:val="28"/>
+          <w:szCs w:val="28"/>
+        </w:rPr>
+        <w:t>LT_</w:t>
+      </w:r>
+      <w:r>
+        <w:rPr>
+          <w:rFonts w:ascii="Times New Roman" w:hAnsi="Times New Roman" w:cs="Times New Roman"/>
+          <w:sz w:val="28"/>
+          <w:szCs w:val="28"/>
+        </w:rPr>
+        <w:t>SAN_PHAM}}</w:t>
       </w:r>
     </w:p>
     <w:p>
@@ -2746,15 +3208,7 @@
           <w:szCs w:val="28"/>
           <w:shd w:val="clear" w:color="auto" w:fill="FFFFFF"/>
         </w:rPr>
-        <w:t xml:space="preserve">Tổ chức thực hiện: </w:t>
-      </w:r>
-      <w:r>
-        <w:rPr>
-          <w:rFonts w:ascii="Times New Roman" w:hAnsi="Times New Roman" w:cs="Times New Roman"/>
-          <w:sz w:val="28"/>
-          <w:szCs w:val="28"/>
-        </w:rPr>
-        <w:t>{{TO_CHUC_THUC_HIEN}}</w:t>
+        <w:t>Tổ chức thực hiện:</w:t>
       </w:r>
     </w:p>
     <w:p>
@@ -2821,7 +3275,23 @@
           <w:sz w:val="28"/>
           <w:szCs w:val="28"/>
         </w:rPr>
-        <w:t>{{CHUYEN_GIAO_NHIEM_VU_HOC_TAP}}</w:t>
+        <w:t>{{CHUYEN_GIAO_NHIEM_VU_HOC_TAP</w:t>
+      </w:r>
+      <w:r>
+        <w:rPr>
+          <w:rFonts w:ascii="Times New Roman" w:hAnsi="Times New Roman" w:cs="Times New Roman"/>
+          <w:sz w:val="28"/>
+          <w:szCs w:val="28"/>
+        </w:rPr>
+        <w:t>_LT</w:t>
+      </w:r>
+      <w:r>
+        <w:rPr>
+          <w:rFonts w:ascii="Times New Roman" w:hAnsi="Times New Roman" w:cs="Times New Roman"/>
+          <w:sz w:val="28"/>
+          <w:szCs w:val="28"/>
+        </w:rPr>
+        <w:t>}}</w:t>
       </w:r>
     </w:p>
     <w:p>
@@ -2850,7 +3320,6 @@
           <w:szCs w:val="28"/>
           <w:lang w:val="de-DE"/>
         </w:rPr>
-        <w:lastRenderedPageBreak/>
         <w:t xml:space="preserve">*Thực hiện nhiệm vụ học tập </w:t>
       </w:r>
       <w:r>
@@ -2859,7 +3328,23 @@
           <w:sz w:val="28"/>
           <w:szCs w:val="28"/>
         </w:rPr>
-        <w:t>{{THUC_HIEN_NHIEM_VU_HOC_TAP}}</w:t>
+        <w:t>{{</w:t>
+      </w:r>
+      <w:r>
+        <w:rPr>
+          <w:rFonts w:ascii="Times New Roman" w:hAnsi="Times New Roman" w:cs="Times New Roman"/>
+          <w:sz w:val="28"/>
+          <w:szCs w:val="28"/>
+        </w:rPr>
+        <w:t>LT_</w:t>
+      </w:r>
+      <w:r>
+        <w:rPr>
+          <w:rFonts w:ascii="Times New Roman" w:hAnsi="Times New Roman" w:cs="Times New Roman"/>
+          <w:sz w:val="28"/>
+          <w:szCs w:val="28"/>
+        </w:rPr>
+        <w:t>THUC_HIEN_NHIEM_VU_HOC_TAP}}</w:t>
       </w:r>
     </w:p>
     <w:p>
@@ -2896,46 +3381,6 @@
           <w:sz w:val="28"/>
           <w:szCs w:val="28"/>
         </w:rPr>
-        <w:t>{{BAO_CAO_KET_QUA_VA_THAO_LUAN}}</w:t>
-      </w:r>
-    </w:p>
-    <w:p>
-      <w:pPr>
-        <w:tabs>
-          <w:tab w:val="left" w:pos="284"/>
-        </w:tabs>
-        <w:spacing w:after="0" w:line="240" w:lineRule="auto"/>
-        <w:jc w:val="both"/>
-        <w:rPr>
-          <w:rFonts w:ascii="Times New Roman" w:eastAsia="Times New Roman" w:hAnsi="Times New Roman" w:cs="Times New Roman"/>
-          <w:b/>
-          <w:bCs/>
-          <w:color w:val="000000"/>
-          <w:sz w:val="28"/>
-          <w:szCs w:val="28"/>
-          <w:shd w:val="clear" w:color="auto" w:fill="FFFFFF"/>
-          <w:lang w:val="de-DE"/>
-        </w:rPr>
-      </w:pPr>
-      <w:r>
-        <w:rPr>
-          <w:rFonts w:ascii="Times New Roman" w:eastAsia="Times New Roman" w:hAnsi="Times New Roman" w:cs="Times New Roman"/>
-          <w:b/>
-          <w:bCs/>
-          <w:color w:val="000000"/>
-          <w:sz w:val="28"/>
-          <w:szCs w:val="28"/>
-          <w:shd w:val="clear" w:color="auto" w:fill="FFFFFF"/>
-          <w:lang w:val="de-DE"/>
-        </w:rPr>
-        <w:t xml:space="preserve">* Kết luận. </w:t>
-      </w:r>
-      <w:r>
-        <w:rPr>
-          <w:rFonts w:ascii="Times New Roman" w:hAnsi="Times New Roman" w:cs="Times New Roman"/>
-          <w:sz w:val="28"/>
-          <w:szCs w:val="28"/>
-        </w:rPr>
         <w:t>{{</w:t>
       </w:r>
       <w:r>
@@ -2944,133 +3389,15 @@
           <w:sz w:val="28"/>
           <w:szCs w:val="28"/>
         </w:rPr>
-        <w:t>KET</w:t>
-      </w:r>
-      <w:r>
-        <w:rPr>
-          <w:rFonts w:ascii="Times New Roman" w:hAnsi="Times New Roman" w:cs="Times New Roman"/>
-          <w:sz w:val="28"/>
-          <w:szCs w:val="28"/>
-        </w:rPr>
-        <w:t>_</w:t>
-      </w:r>
-      <w:r>
-        <w:rPr>
-          <w:rFonts w:ascii="Times New Roman" w:hAnsi="Times New Roman" w:cs="Times New Roman"/>
-          <w:sz w:val="28"/>
-          <w:szCs w:val="28"/>
-        </w:rPr>
-        <w:t>LUAN</w:t>
-      </w:r>
-      <w:r>
-        <w:rPr>
-          <w:rFonts w:ascii="Times New Roman" w:hAnsi="Times New Roman" w:cs="Times New Roman"/>
-          <w:sz w:val="28"/>
-          <w:szCs w:val="28"/>
-        </w:rPr>
-        <w:t>}}</w:t>
-      </w:r>
-    </w:p>
-    <w:p>
-      <w:pPr>
-        <w:tabs>
-          <w:tab w:val="left" w:pos="284"/>
-        </w:tabs>
-        <w:spacing w:after="0" w:line="240" w:lineRule="auto"/>
-        <w:rPr>
-          <w:rFonts w:ascii="Times New Roman" w:eastAsia="Times New Roman" w:hAnsi="Times New Roman" w:cs="Times New Roman"/>
-          <w:b/>
-          <w:bCs/>
-          <w:sz w:val="28"/>
-          <w:szCs w:val="28"/>
-          <w:shd w:val="clear" w:color="auto" w:fill="FFFFFF"/>
-        </w:rPr>
-      </w:pPr>
-      <w:r>
-        <w:rPr>
-          <w:rFonts w:ascii="Times New Roman" w:eastAsia="Times New Roman" w:hAnsi="Times New Roman" w:cs="Times New Roman"/>
-          <w:b/>
-          <w:bCs/>
-          <w:color w:val="0000FF"/>
-          <w:sz w:val="28"/>
-          <w:szCs w:val="28"/>
-          <w:shd w:val="clear" w:color="auto" w:fill="FFFFFF"/>
-          <w:lang w:val="vi-VN"/>
-        </w:rPr>
-        <w:t>3</w:t>
-      </w:r>
-      <w:r>
-        <w:rPr>
-          <w:rFonts w:ascii="Times New Roman" w:eastAsia="Times New Roman" w:hAnsi="Times New Roman" w:cs="Times New Roman"/>
-          <w:b/>
-          <w:bCs/>
-          <w:color w:val="0000FF"/>
-          <w:sz w:val="28"/>
-          <w:szCs w:val="28"/>
-          <w:shd w:val="clear" w:color="auto" w:fill="FFFFFF"/>
-        </w:rPr>
-        <w:t xml:space="preserve">. </w:t>
-      </w:r>
-      <w:r>
-        <w:rPr>
-          <w:rFonts w:ascii="Times New Roman" w:eastAsia="Times New Roman" w:hAnsi="Times New Roman" w:cs="Times New Roman"/>
-          <w:b/>
-          <w:bCs/>
-          <w:color w:val="0000FF"/>
-          <w:sz w:val="28"/>
-          <w:szCs w:val="28"/>
-          <w:shd w:val="clear" w:color="auto" w:fill="FFFFFF"/>
-          <w:lang w:val="vi-VN"/>
-        </w:rPr>
-        <w:t>HOẠT ĐỘNG</w:t>
-      </w:r>
-      <w:r>
-        <w:rPr>
-          <w:rFonts w:ascii="Times New Roman" w:eastAsia="Times New Roman" w:hAnsi="Times New Roman" w:cs="Times New Roman"/>
-          <w:b/>
-          <w:bCs/>
-          <w:color w:val="0000FF"/>
-          <w:sz w:val="28"/>
-          <w:szCs w:val="28"/>
-          <w:shd w:val="clear" w:color="auto" w:fill="FFFFFF"/>
-          <w:lang w:val="vi-VN"/>
-        </w:rPr>
-        <w:t xml:space="preserve"> </w:t>
-      </w:r>
-      <w:r>
-        <w:rPr>
-          <w:rFonts w:ascii="Times New Roman" w:eastAsia="Times New Roman" w:hAnsi="Times New Roman" w:cs="Times New Roman"/>
-          <w:b/>
-          <w:bCs/>
-          <w:color w:val="0000FF"/>
-          <w:sz w:val="28"/>
-          <w:szCs w:val="28"/>
-          <w:shd w:val="clear" w:color="auto" w:fill="FFFFFF"/>
-        </w:rPr>
-        <w:t>3</w:t>
-      </w:r>
-      <w:r>
-        <w:rPr>
-          <w:rFonts w:ascii="Times New Roman" w:eastAsia="Times New Roman" w:hAnsi="Times New Roman" w:cs="Times New Roman"/>
-          <w:b/>
-          <w:bCs/>
-          <w:color w:val="0000FF"/>
-          <w:sz w:val="28"/>
-          <w:szCs w:val="28"/>
-          <w:shd w:val="clear" w:color="auto" w:fill="FFFFFF"/>
-        </w:rPr>
-        <w:t>: LUYỆN TẬP.</w:t>
-      </w:r>
-      <w:r>
-        <w:rPr>
-          <w:rFonts w:ascii="Times New Roman" w:eastAsia="Times New Roman" w:hAnsi="Times New Roman" w:cs="Times New Roman"/>
-          <w:b/>
-          <w:bCs/>
-          <w:sz w:val="28"/>
-          <w:szCs w:val="28"/>
-          <w:shd w:val="clear" w:color="auto" w:fill="FFFFFF"/>
-        </w:rPr>
-        <w:t xml:space="preserve">  </w:t>
+        <w:t>LT_</w:t>
+      </w:r>
+      <w:r>
+        <w:rPr>
+          <w:rFonts w:ascii="Times New Roman" w:hAnsi="Times New Roman" w:cs="Times New Roman"/>
+          <w:sz w:val="28"/>
+          <w:szCs w:val="28"/>
+        </w:rPr>
+        <w:t>BAO_CAO_KET_QUA_VA_THAO_LUAN}}</w:t>
       </w:r>
     </w:p>
     <w:p>
@@ -3092,6 +3419,157 @@
         <w:rPr>
           <w:rFonts w:ascii="Times New Roman" w:eastAsia="Times New Roman" w:hAnsi="Times New Roman" w:cs="Times New Roman"/>
           <w:b/>
+          <w:bCs/>
+          <w:color w:val="000000"/>
+          <w:sz w:val="28"/>
+          <w:szCs w:val="28"/>
+          <w:shd w:val="clear" w:color="auto" w:fill="FFFFFF"/>
+          <w:lang w:val="de-DE"/>
+        </w:rPr>
+        <w:t xml:space="preserve">* Kết luận. </w:t>
+      </w:r>
+      <w:r>
+        <w:rPr>
+          <w:rFonts w:ascii="Times New Roman" w:hAnsi="Times New Roman" w:cs="Times New Roman"/>
+          <w:sz w:val="28"/>
+          <w:szCs w:val="28"/>
+        </w:rPr>
+        <w:t>{{</w:t>
+      </w:r>
+      <w:r>
+        <w:rPr>
+          <w:rFonts w:ascii="Times New Roman" w:hAnsi="Times New Roman" w:cs="Times New Roman"/>
+          <w:sz w:val="28"/>
+          <w:szCs w:val="28"/>
+        </w:rPr>
+        <w:t>LT_</w:t>
+      </w:r>
+      <w:r>
+        <w:rPr>
+          <w:rFonts w:ascii="Times New Roman" w:hAnsi="Times New Roman" w:cs="Times New Roman"/>
+          <w:sz w:val="28"/>
+          <w:szCs w:val="28"/>
+        </w:rPr>
+        <w:t>KET</w:t>
+      </w:r>
+      <w:r>
+        <w:rPr>
+          <w:rFonts w:ascii="Times New Roman" w:hAnsi="Times New Roman" w:cs="Times New Roman"/>
+          <w:sz w:val="28"/>
+          <w:szCs w:val="28"/>
+        </w:rPr>
+        <w:t>_</w:t>
+      </w:r>
+      <w:r>
+        <w:rPr>
+          <w:rFonts w:ascii="Times New Roman" w:hAnsi="Times New Roman" w:cs="Times New Roman"/>
+          <w:sz w:val="28"/>
+          <w:szCs w:val="28"/>
+        </w:rPr>
+        <w:t>LUAN</w:t>
+      </w:r>
+      <w:r>
+        <w:rPr>
+          <w:rFonts w:ascii="Times New Roman" w:hAnsi="Times New Roman" w:cs="Times New Roman"/>
+          <w:sz w:val="28"/>
+          <w:szCs w:val="28"/>
+        </w:rPr>
+        <w:t>}}</w:t>
+      </w:r>
+    </w:p>
+    <w:p>
+      <w:pPr>
+        <w:tabs>
+          <w:tab w:val="left" w:pos="284"/>
+        </w:tabs>
+        <w:spacing w:after="0" w:line="240" w:lineRule="auto"/>
+        <w:rPr>
+          <w:rFonts w:ascii="Times New Roman" w:eastAsia="Times New Roman" w:hAnsi="Times New Roman" w:cs="Times New Roman"/>
+          <w:b/>
+          <w:bCs/>
+          <w:sz w:val="28"/>
+          <w:szCs w:val="28"/>
+          <w:shd w:val="clear" w:color="auto" w:fill="FFFFFF"/>
+        </w:rPr>
+      </w:pPr>
+    </w:p>
+    <w:p>
+      <w:pPr>
+        <w:tabs>
+          <w:tab w:val="left" w:pos="284"/>
+        </w:tabs>
+        <w:spacing w:after="0" w:line="240" w:lineRule="auto"/>
+        <w:jc w:val="both"/>
+        <w:rPr>
+          <w:rFonts w:ascii="Times New Roman" w:eastAsia="Times New Roman" w:hAnsi="Times New Roman" w:cs="Times New Roman"/>
+          <w:b/>
+          <w:bCs/>
+          <w:color w:val="0000FF"/>
+          <w:sz w:val="28"/>
+          <w:szCs w:val="28"/>
+          <w:shd w:val="clear" w:color="auto" w:fill="FFFFFF"/>
+          <w:lang w:val="de-DE"/>
+        </w:rPr>
+      </w:pPr>
+      <w:r>
+        <w:rPr>
+          <w:rFonts w:ascii="Times New Roman" w:eastAsia="Times New Roman" w:hAnsi="Times New Roman" w:cs="Times New Roman"/>
+          <w:b/>
+          <w:bCs/>
+          <w:color w:val="0000FF"/>
+          <w:sz w:val="28"/>
+          <w:szCs w:val="28"/>
+          <w:shd w:val="clear" w:color="auto" w:fill="FFFFFF"/>
+          <w:lang w:val="de-DE"/>
+        </w:rPr>
+        <w:t>4</w:t>
+      </w:r>
+      <w:r>
+        <w:rPr>
+          <w:rFonts w:ascii="Times New Roman" w:eastAsia="Times New Roman" w:hAnsi="Times New Roman" w:cs="Times New Roman"/>
+          <w:b/>
+          <w:bCs/>
+          <w:color w:val="0000FF"/>
+          <w:sz w:val="28"/>
+          <w:szCs w:val="28"/>
+          <w:shd w:val="clear" w:color="auto" w:fill="FFFFFF"/>
+          <w:lang w:val="de-DE"/>
+        </w:rPr>
+        <w:t xml:space="preserve">. </w:t>
+      </w:r>
+      <w:r>
+        <w:rPr>
+          <w:rFonts w:ascii="Times New Roman" w:eastAsia="Times New Roman" w:hAnsi="Times New Roman" w:cs="Times New Roman"/>
+          <w:b/>
+          <w:bCs/>
+          <w:color w:val="0000FF"/>
+          <w:sz w:val="28"/>
+          <w:szCs w:val="28"/>
+          <w:shd w:val="clear" w:color="auto" w:fill="FFFFFF"/>
+          <w:lang w:val="de-DE"/>
+        </w:rPr>
+        <w:t xml:space="preserve">HOẠT ĐỘNG 4: VẬN DỤNG </w:t>
+      </w:r>
+    </w:p>
+    <w:p>
+      <w:pPr>
+        <w:tabs>
+          <w:tab w:val="left" w:pos="284"/>
+        </w:tabs>
+        <w:spacing w:after="0" w:line="240" w:lineRule="auto"/>
+        <w:ind w:right="255"/>
+        <w:jc w:val="both"/>
+        <w:rPr>
+          <w:rFonts w:ascii="Times New Roman" w:eastAsia="Times New Roman" w:hAnsi="Times New Roman" w:cs="Times New Roman"/>
+          <w:b/>
+          <w:sz w:val="28"/>
+          <w:szCs w:val="28"/>
+        </w:rPr>
+      </w:pPr>
+      <w:r>
+        <w:rPr>
+          <w:rFonts w:ascii="Times New Roman" w:eastAsia="Times New Roman" w:hAnsi="Times New Roman" w:cs="Times New Roman"/>
+          <w:b/>
           <w:sz w:val="28"/>
           <w:szCs w:val="28"/>
         </w:rPr>
@@ -3131,7 +3609,23 @@
           <w:sz w:val="28"/>
           <w:szCs w:val="28"/>
         </w:rPr>
-        <w:t>{{MUC_TIEU}}</w:t>
+        <w:t>{{</w:t>
+      </w:r>
+      <w:r>
+        <w:rPr>
+          <w:rFonts w:ascii="Times New Roman" w:hAnsi="Times New Roman" w:cs="Times New Roman"/>
+          <w:sz w:val="28"/>
+          <w:szCs w:val="28"/>
+        </w:rPr>
+        <w:t>VD</w:t>
+      </w:r>
+      <w:r>
+        <w:rPr>
+          <w:rFonts w:ascii="Times New Roman" w:hAnsi="Times New Roman" w:cs="Times New Roman"/>
+          <w:sz w:val="28"/>
+          <w:szCs w:val="28"/>
+        </w:rPr>
+        <w:t>_MUC_TIEU}}</w:t>
       </w:r>
     </w:p>
     <w:p>
@@ -3184,7 +3678,31 @@
           <w:sz w:val="28"/>
           <w:szCs w:val="28"/>
         </w:rPr>
-        <w:t>{{NOI_DUNG}}</w:t>
+        <w:t>{</w:t>
+      </w:r>
+      <w:r>
+        <w:rPr>
+          <w:rFonts w:ascii="Times New Roman" w:hAnsi="Times New Roman" w:cs="Times New Roman"/>
+          <w:sz w:val="28"/>
+          <w:szCs w:val="28"/>
+        </w:rPr>
+        <w:t>{VD</w:t>
+      </w:r>
+      <w:r>
+        <w:rPr>
+          <w:rFonts w:ascii="Times New Roman" w:hAnsi="Times New Roman" w:cs="Times New Roman"/>
+          <w:sz w:val="28"/>
+          <w:szCs w:val="28"/>
+        </w:rPr>
+        <w:t>_</w:t>
+      </w:r>
+      <w:r>
+        <w:rPr>
+          <w:rFonts w:ascii="Times New Roman" w:hAnsi="Times New Roman" w:cs="Times New Roman"/>
+          <w:sz w:val="28"/>
+          <w:szCs w:val="28"/>
+        </w:rPr>
+        <w:t>NOI_DUNG}}</w:t>
       </w:r>
     </w:p>
     <w:p>
@@ -3237,7 +3755,31 @@
           <w:sz w:val="28"/>
           <w:szCs w:val="28"/>
         </w:rPr>
-        <w:t>{{SAN_PHAM}}</w:t>
+        <w:t>{</w:t>
+      </w:r>
+      <w:r>
+        <w:rPr>
+          <w:rFonts w:ascii="Times New Roman" w:hAnsi="Times New Roman" w:cs="Times New Roman"/>
+          <w:sz w:val="28"/>
+          <w:szCs w:val="28"/>
+        </w:rPr>
+        <w:t>{VD</w:t>
+      </w:r>
+      <w:r>
+        <w:rPr>
+          <w:rFonts w:ascii="Times New Roman" w:hAnsi="Times New Roman" w:cs="Times New Roman"/>
+          <w:sz w:val="28"/>
+          <w:szCs w:val="28"/>
+        </w:rPr>
+        <w:t>_</w:t>
+      </w:r>
+      <w:r>
+        <w:rPr>
+          <w:rFonts w:ascii="Times New Roman" w:hAnsi="Times New Roman" w:cs="Times New Roman"/>
+          <w:sz w:val="28"/>
+          <w:szCs w:val="28"/>
+        </w:rPr>
+        <w:t>SAN_PHAM}}</w:t>
       </w:r>
     </w:p>
     <w:p>
@@ -3373,7 +3915,31 @@
           <w:sz w:val="28"/>
           <w:szCs w:val="28"/>
         </w:rPr>
-        <w:t>{{CHUYEN_GIAO_NHIEM_VU_HOC_TAP}}</w:t>
+        <w:t>{</w:t>
+      </w:r>
+      <w:r>
+        <w:rPr>
+          <w:rFonts w:ascii="Times New Roman" w:hAnsi="Times New Roman" w:cs="Times New Roman"/>
+          <w:sz w:val="28"/>
+          <w:szCs w:val="28"/>
+        </w:rPr>
+        <w:t>{VD</w:t>
+      </w:r>
+      <w:r>
+        <w:rPr>
+          <w:rFonts w:ascii="Times New Roman" w:hAnsi="Times New Roman" w:cs="Times New Roman"/>
+          <w:sz w:val="28"/>
+          <w:szCs w:val="28"/>
+        </w:rPr>
+        <w:t>_</w:t>
+      </w:r>
+      <w:r>
+        <w:rPr>
+          <w:rFonts w:ascii="Times New Roman" w:hAnsi="Times New Roman" w:cs="Times New Roman"/>
+          <w:sz w:val="28"/>
+          <w:szCs w:val="28"/>
+        </w:rPr>
+        <w:t>CHUYEN_GIAO_NHIEM_VU_HOC_TAP}}</w:t>
       </w:r>
     </w:p>
     <w:p>
@@ -3410,7 +3976,23 @@
           <w:sz w:val="28"/>
           <w:szCs w:val="28"/>
         </w:rPr>
-        <w:t>{{THUC_HIEN_NHIEM_VU_HOC_TAP}}</w:t>
+        <w:t>{{</w:t>
+      </w:r>
+      <w:r>
+        <w:rPr>
+          <w:rFonts w:ascii="Times New Roman" w:hAnsi="Times New Roman" w:cs="Times New Roman"/>
+          <w:sz w:val="28"/>
+          <w:szCs w:val="28"/>
+        </w:rPr>
+        <w:t>VD_</w:t>
+      </w:r>
+      <w:r>
+        <w:rPr>
+          <w:rFonts w:ascii="Times New Roman" w:hAnsi="Times New Roman" w:cs="Times New Roman"/>
+          <w:sz w:val="28"/>
+          <w:szCs w:val="28"/>
+        </w:rPr>
+        <w:t>THUC_HIEN_NHIEM_VU_HOC_TAP}}</w:t>
       </w:r>
     </w:p>
     <w:p>
@@ -3447,7 +4029,31 @@
           <w:sz w:val="28"/>
           <w:szCs w:val="28"/>
         </w:rPr>
-        <w:t>{{BAO_CAO_KET_QUA_VA_THAO_LUAN}}</w:t>
+        <w:t>{{</w:t>
+      </w:r>
+      <w:r>
+        <w:rPr>
+          <w:rFonts w:ascii="Times New Roman" w:hAnsi="Times New Roman" w:cs="Times New Roman"/>
+          <w:sz w:val="28"/>
+          <w:szCs w:val="28"/>
+        </w:rPr>
+        <w:t>VD</w:t>
+      </w:r>
+      <w:r>
+        <w:rPr>
+          <w:rFonts w:ascii="Times New Roman" w:hAnsi="Times New Roman" w:cs="Times New Roman"/>
+          <w:sz w:val="28"/>
+          <w:szCs w:val="28"/>
+        </w:rPr>
+        <w:t>_</w:t>
+      </w:r>
+      <w:r>
+        <w:rPr>
+          <w:rFonts w:ascii="Times New Roman" w:hAnsi="Times New Roman" w:cs="Times New Roman"/>
+          <w:sz w:val="28"/>
+          <w:szCs w:val="28"/>
+        </w:rPr>
+        <w:t>BAO_CAO_KET_QUA_VA_THAO_LUAN}}</w:t>
       </w:r>
     </w:p>
     <w:p>
@@ -3492,6 +4098,22 @@
           <w:sz w:val="28"/>
           <w:szCs w:val="28"/>
         </w:rPr>
+        <w:t>VD</w:t>
+      </w:r>
+      <w:r>
+        <w:rPr>
+          <w:rFonts w:ascii="Times New Roman" w:hAnsi="Times New Roman" w:cs="Times New Roman"/>
+          <w:sz w:val="28"/>
+          <w:szCs w:val="28"/>
+        </w:rPr>
+        <w:t>_</w:t>
+      </w:r>
+      <w:r>
+        <w:rPr>
+          <w:rFonts w:ascii="Times New Roman" w:hAnsi="Times New Roman" w:cs="Times New Roman"/>
+          <w:sz w:val="28"/>
+          <w:szCs w:val="28"/>
+        </w:rPr>
         <w:t>KET</w:t>
       </w:r>
       <w:r>
@@ -3517,80 +4139,6 @@
           <w:szCs w:val="28"/>
         </w:rPr>
         <w:t>}}</w:t>
-      </w:r>
-    </w:p>
-    <w:p>
-      <w:pPr>
-        <w:tabs>
-          <w:tab w:val="left" w:pos="284"/>
-        </w:tabs>
-        <w:spacing w:after="0" w:line="240" w:lineRule="auto"/>
-        <w:rPr>
-          <w:rFonts w:ascii="Times New Roman" w:eastAsia="Times New Roman" w:hAnsi="Times New Roman" w:cs="Times New Roman"/>
-          <w:b/>
-          <w:bCs/>
-          <w:sz w:val="28"/>
-          <w:szCs w:val="28"/>
-          <w:shd w:val="clear" w:color="auto" w:fill="FFFFFF"/>
-        </w:rPr>
-      </w:pPr>
-    </w:p>
-    <w:p>
-      <w:pPr>
-        <w:tabs>
-          <w:tab w:val="left" w:pos="284"/>
-        </w:tabs>
-        <w:spacing w:after="0" w:line="240" w:lineRule="auto"/>
-        <w:jc w:val="both"/>
-        <w:rPr>
-          <w:rFonts w:ascii="Times New Roman" w:eastAsia="Times New Roman" w:hAnsi="Times New Roman" w:cs="Times New Roman"/>
-          <w:b/>
-          <w:bCs/>
-          <w:color w:val="0000FF"/>
-          <w:sz w:val="28"/>
-          <w:szCs w:val="28"/>
-          <w:shd w:val="clear" w:color="auto" w:fill="FFFFFF"/>
-          <w:lang w:val="de-DE"/>
-        </w:rPr>
-      </w:pPr>
-      <w:r>
-        <w:rPr>
-          <w:rFonts w:ascii="Times New Roman" w:eastAsia="Times New Roman" w:hAnsi="Times New Roman" w:cs="Times New Roman"/>
-          <w:b/>
-          <w:bCs/>
-          <w:color w:val="0000FF"/>
-          <w:sz w:val="28"/>
-          <w:szCs w:val="28"/>
-          <w:shd w:val="clear" w:color="auto" w:fill="FFFFFF"/>
-          <w:lang w:val="de-DE"/>
-        </w:rPr>
-        <w:t>4</w:t>
-      </w:r>
-      <w:r>
-        <w:rPr>
-          <w:rFonts w:ascii="Times New Roman" w:eastAsia="Times New Roman" w:hAnsi="Times New Roman" w:cs="Times New Roman"/>
-          <w:b/>
-          <w:bCs/>
-          <w:color w:val="0000FF"/>
-          <w:sz w:val="28"/>
-          <w:szCs w:val="28"/>
-          <w:shd w:val="clear" w:color="auto" w:fill="FFFFFF"/>
-          <w:lang w:val="de-DE"/>
-        </w:rPr>
-        <w:t xml:space="preserve">. </w:t>
-      </w:r>
-      <w:r>
-        <w:rPr>
-          <w:rFonts w:ascii="Times New Roman" w:eastAsia="Times New Roman" w:hAnsi="Times New Roman" w:cs="Times New Roman"/>
-          <w:b/>
-          <w:bCs/>
-          <w:color w:val="0000FF"/>
-          <w:sz w:val="28"/>
-          <w:szCs w:val="28"/>
-          <w:shd w:val="clear" w:color="auto" w:fill="FFFFFF"/>
-          <w:lang w:val="de-DE"/>
-        </w:rPr>
-        <w:t xml:space="preserve">HOẠT ĐỘNG 4: VẬN DỤNG </w:t>
       </w:r>
     </w:p>
     <w:p>
@@ -3602,373 +4150,11 @@
         <w:ind w:right="255"/>
         <w:jc w:val="both"/>
         <w:rPr>
-          <w:rFonts w:ascii="Times New Roman" w:eastAsia="Times New Roman" w:hAnsi="Times New Roman" w:cs="Times New Roman"/>
-          <w:b/>
-          <w:sz w:val="28"/>
-          <w:szCs w:val="28"/>
-        </w:rPr>
-      </w:pPr>
-      <w:r>
-        <w:rPr>
-          <w:rFonts w:ascii="Times New Roman" w:eastAsia="Times New Roman" w:hAnsi="Times New Roman" w:cs="Times New Roman"/>
-          <w:b/>
-          <w:sz w:val="28"/>
-          <w:szCs w:val="28"/>
-        </w:rPr>
-        <w:tab/>
-      </w:r>
-      <w:r>
-        <w:rPr>
-          <w:rFonts w:ascii="Times New Roman" w:eastAsia="Times New Roman" w:hAnsi="Times New Roman" w:cs="Times New Roman"/>
-          <w:b/>
-          <w:sz w:val="28"/>
-          <w:szCs w:val="28"/>
-        </w:rPr>
-        <w:t xml:space="preserve">a) </w:t>
-      </w:r>
-      <w:r>
-        <w:rPr>
-          <w:rFonts w:ascii="Times New Roman" w:eastAsia="Times New Roman" w:hAnsi="Times New Roman" w:cs="Times New Roman"/>
-          <w:b/>
-          <w:sz w:val="28"/>
-          <w:szCs w:val="28"/>
-          <w:lang w:val="vi-VN"/>
-        </w:rPr>
-        <w:t>Mục tiêu:</w:t>
-      </w:r>
-      <w:r>
-        <w:rPr>
-          <w:rFonts w:ascii="Times New Roman" w:eastAsia="Times New Roman" w:hAnsi="Times New Roman" w:cs="Times New Roman"/>
-          <w:b/>
-          <w:sz w:val="28"/>
-          <w:szCs w:val="28"/>
-        </w:rPr>
-        <w:t xml:space="preserve"> </w:t>
-      </w:r>
-      <w:r>
-        <w:rPr>
-          <w:rFonts w:ascii="Times New Roman" w:hAnsi="Times New Roman" w:cs="Times New Roman"/>
-          <w:sz w:val="28"/>
-          <w:szCs w:val="28"/>
-        </w:rPr>
-        <w:t>{{MUC_TIEU}}</w:t>
-      </w:r>
-    </w:p>
-    <w:p>
-      <w:pPr>
-        <w:tabs>
-          <w:tab w:val="left" w:pos="284"/>
-          <w:tab w:val="left" w:pos="851"/>
-          <w:tab w:val="left" w:pos="993"/>
-        </w:tabs>
-        <w:spacing w:after="0" w:line="240" w:lineRule="auto"/>
-        <w:jc w:val="both"/>
-        <w:rPr>
           <w:rFonts w:ascii="Times New Roman" w:eastAsia="Calibri" w:hAnsi="Times New Roman" w:cs="Times New Roman"/>
-          <w:i/>
-          <w:sz w:val="28"/>
-          <w:szCs w:val="28"/>
-        </w:rPr>
-      </w:pPr>
-      <w:r>
-        <w:rPr>
-          <w:rFonts w:ascii="Times New Roman" w:eastAsia="Calibri" w:hAnsi="Times New Roman" w:cs="Times New Roman"/>
-          <w:b/>
-          <w:sz w:val="28"/>
-          <w:szCs w:val="28"/>
-        </w:rPr>
-        <w:tab/>
-      </w:r>
-      <w:r>
-        <w:rPr>
-          <w:rFonts w:ascii="Times New Roman" w:eastAsia="Calibri" w:hAnsi="Times New Roman" w:cs="Times New Roman"/>
-          <w:b/>
-          <w:sz w:val="28"/>
-          <w:szCs w:val="28"/>
-          <w:lang w:val="vi-VN"/>
-        </w:rPr>
-        <w:t>b) Nội dung:</w:t>
-      </w:r>
-      <w:r>
-        <w:rPr>
-          <w:rFonts w:ascii="Times New Roman" w:eastAsia="Calibri" w:hAnsi="Times New Roman" w:cs="Times New Roman"/>
-          <w:b/>
-          <w:sz w:val="28"/>
-          <w:szCs w:val="28"/>
-        </w:rPr>
-        <w:t xml:space="preserve"> </w:t>
-      </w:r>
-      <w:r>
-        <w:rPr>
-          <w:rFonts w:ascii="Times New Roman" w:hAnsi="Times New Roman" w:cs="Times New Roman"/>
-          <w:sz w:val="28"/>
-          <w:szCs w:val="28"/>
-        </w:rPr>
-        <w:t>{{NOI_DUNG}}</w:t>
-      </w:r>
-    </w:p>
-    <w:p>
-      <w:pPr>
-        <w:tabs>
-          <w:tab w:val="left" w:pos="284"/>
-        </w:tabs>
-        <w:spacing w:after="0" w:line="240" w:lineRule="auto"/>
-        <w:jc w:val="both"/>
-        <w:rPr>
-          <w:rFonts w:ascii="Times New Roman" w:eastAsia="Times New Roman" w:hAnsi="Times New Roman" w:cs="Times New Roman"/>
-          <w:b/>
-          <w:sz w:val="28"/>
-          <w:szCs w:val="28"/>
-          <w:lang w:val="de-DE"/>
-        </w:rPr>
-      </w:pPr>
-      <w:r>
-        <w:rPr>
-          <w:rFonts w:ascii="Times New Roman" w:eastAsia="Calibri" w:hAnsi="Times New Roman" w:cs="Times New Roman"/>
-          <w:b/>
-          <w:sz w:val="28"/>
-          <w:szCs w:val="28"/>
-        </w:rPr>
-        <w:tab/>
-      </w:r>
-      <w:r>
-        <w:rPr>
-          <w:rFonts w:ascii="Times New Roman" w:eastAsia="Calibri" w:hAnsi="Times New Roman" w:cs="Times New Roman"/>
-          <w:b/>
-          <w:sz w:val="28"/>
-          <w:szCs w:val="28"/>
-          <w:lang w:val="vi-VN"/>
-        </w:rPr>
-        <w:t>c)</w:t>
-      </w:r>
-      <w:r>
-        <w:rPr>
-          <w:rFonts w:ascii="Times New Roman" w:eastAsia="Times New Roman" w:hAnsi="Times New Roman" w:cs="Times New Roman"/>
-          <w:b/>
-          <w:sz w:val="28"/>
-          <w:szCs w:val="28"/>
-          <w:lang w:val="de-DE"/>
-        </w:rPr>
-        <w:t xml:space="preserve">Sản phẩm: </w:t>
-      </w:r>
-      <w:r>
-        <w:rPr>
-          <w:rFonts w:ascii="Times New Roman" w:hAnsi="Times New Roman" w:cs="Times New Roman"/>
-          <w:sz w:val="28"/>
-          <w:szCs w:val="28"/>
-        </w:rPr>
-        <w:t>{{SAN_PHAM}}</w:t>
-      </w:r>
-    </w:p>
-    <w:p>
-      <w:pPr>
-        <w:tabs>
-          <w:tab w:val="left" w:pos="284"/>
-        </w:tabs>
-        <w:spacing w:after="0" w:line="240" w:lineRule="auto"/>
-        <w:rPr>
-          <w:rFonts w:ascii="Times New Roman" w:eastAsia="Times New Roman" w:hAnsi="Times New Roman" w:cs="Times New Roman"/>
-          <w:b/>
-          <w:color w:val="000000"/>
-          <w:sz w:val="28"/>
-          <w:szCs w:val="28"/>
-          <w:shd w:val="clear" w:color="auto" w:fill="FFFFFF"/>
-        </w:rPr>
-      </w:pPr>
-      <w:r>
-        <w:rPr>
-          <w:rFonts w:ascii="Times New Roman" w:eastAsia="Calibri" w:hAnsi="Times New Roman" w:cs="Times New Roman"/>
-          <w:b/>
-          <w:iCs/>
-          <w:color w:val="000000"/>
-          <w:sz w:val="28"/>
-          <w:szCs w:val="28"/>
-        </w:rPr>
-        <w:tab/>
-      </w:r>
-      <w:r>
-        <w:rPr>
-          <w:rFonts w:ascii="Times New Roman" w:eastAsia="Calibri" w:hAnsi="Times New Roman" w:cs="Times New Roman"/>
-          <w:b/>
-          <w:iCs/>
-          <w:color w:val="000000"/>
-          <w:sz w:val="28"/>
-          <w:szCs w:val="28"/>
-          <w:lang w:val="vi-VN"/>
-        </w:rPr>
-        <w:t>d</w:t>
-      </w:r>
-      <w:r>
-        <w:rPr>
-          <w:rFonts w:ascii="Times New Roman" w:eastAsia="Calibri" w:hAnsi="Times New Roman" w:cs="Times New Roman"/>
-          <w:b/>
-          <w:iCs/>
-          <w:color w:val="000000"/>
-          <w:sz w:val="28"/>
-          <w:szCs w:val="28"/>
-        </w:rPr>
-        <w:t>)</w:t>
-      </w:r>
-      <w:r>
-        <w:rPr>
-          <w:rFonts w:ascii="Times New Roman" w:eastAsia="Times New Roman" w:hAnsi="Times New Roman" w:cs="Times New Roman"/>
-          <w:b/>
-          <w:color w:val="000000"/>
-          <w:sz w:val="28"/>
-          <w:szCs w:val="28"/>
-          <w:shd w:val="clear" w:color="auto" w:fill="FFFFFF"/>
-        </w:rPr>
-        <w:t xml:space="preserve">Tổ chức thực hiện: </w:t>
-      </w:r>
-      <w:r>
-        <w:rPr>
-          <w:rFonts w:ascii="Times New Roman" w:hAnsi="Times New Roman" w:cs="Times New Roman"/>
-          <w:sz w:val="28"/>
-          <w:szCs w:val="28"/>
-        </w:rPr>
-        <w:t>{{TO_CHUC_THUC_HIEN}}</w:t>
-      </w:r>
-    </w:p>
-    <w:p>
-      <w:pPr>
-        <w:tabs>
-          <w:tab w:val="left" w:pos="284"/>
-        </w:tabs>
-        <w:spacing w:after="0" w:line="240" w:lineRule="auto"/>
-        <w:jc w:val="both"/>
-        <w:rPr>
-          <w:rFonts w:ascii="Times New Roman" w:eastAsia="Calibri" w:hAnsi="Times New Roman" w:cs="Times New Roman"/>
-          <w:b/>
-          <w:bCs/>
-          <w:i/>
-          <w:iCs/>
-          <w:color w:val="000000"/>
-          <w:sz w:val="28"/>
-          <w:szCs w:val="28"/>
-        </w:rPr>
-      </w:pPr>
-      <w:r>
-        <w:rPr>
-          <w:rFonts w:ascii="Times New Roman" w:eastAsia="Calibri" w:hAnsi="Times New Roman" w:cs="Times New Roman"/>
-          <w:b/>
-          <w:bCs/>
-          <w:i/>
-          <w:iCs/>
-          <w:color w:val="000000"/>
-          <w:sz w:val="28"/>
-          <w:szCs w:val="28"/>
-        </w:rPr>
-        <w:t>*</w:t>
-      </w:r>
-      <w:r>
-        <w:rPr>
-          <w:rFonts w:ascii="Times New Roman" w:eastAsia="Calibri" w:hAnsi="Times New Roman" w:cs="Times New Roman"/>
-          <w:b/>
-          <w:bCs/>
-          <w:i/>
-          <w:iCs/>
-          <w:color w:val="000000"/>
-          <w:sz w:val="28"/>
-          <w:szCs w:val="28"/>
-          <w:lang w:val="vi-VN"/>
-        </w:rPr>
-        <w:t>Chuyển giao nhiệm vụ học tập</w:t>
-      </w:r>
-      <w:r>
-        <w:rPr>
-          <w:rFonts w:ascii="Times New Roman" w:eastAsia="Calibri" w:hAnsi="Times New Roman" w:cs="Times New Roman"/>
-          <w:b/>
-          <w:bCs/>
-          <w:i/>
-          <w:iCs/>
-          <w:color w:val="000000"/>
-          <w:sz w:val="28"/>
-          <w:szCs w:val="28"/>
-        </w:rPr>
-        <w:t xml:space="preserve"> </w:t>
-      </w:r>
-      <w:r>
-        <w:rPr>
-          <w:rFonts w:ascii="Times New Roman" w:hAnsi="Times New Roman" w:cs="Times New Roman"/>
-          <w:sz w:val="28"/>
-          <w:szCs w:val="28"/>
-        </w:rPr>
-        <w:t>{{CHUYEN_GIAO_NHIEM_VU_HOC_TAP}}</w:t>
-      </w:r>
-    </w:p>
-    <w:p>
-      <w:pPr>
-        <w:tabs>
-          <w:tab w:val="left" w:pos="284"/>
-        </w:tabs>
-        <w:spacing w:after="0" w:line="240" w:lineRule="auto"/>
-        <w:rPr>
-          <w:rFonts w:ascii="Times New Roman" w:eastAsia="Times New Roman" w:hAnsi="Times New Roman" w:cs="Times New Roman"/>
-          <w:b/>
-          <w:i/>
-          <w:iCs/>
-          <w:sz w:val="28"/>
-          <w:szCs w:val="28"/>
-          <w:lang w:val="de-DE"/>
-        </w:rPr>
-      </w:pPr>
-      <w:r>
-        <w:rPr>
-          <w:rFonts w:ascii="Times New Roman" w:eastAsia="Times New Roman" w:hAnsi="Times New Roman" w:cs="Times New Roman"/>
-          <w:b/>
-          <w:i/>
-          <w:iCs/>
-          <w:sz w:val="28"/>
-          <w:szCs w:val="28"/>
-          <w:lang w:val="de-DE"/>
-        </w:rPr>
-        <w:t xml:space="preserve">*Thực hiện nhiệm vụ học tập </w:t>
-      </w:r>
-      <w:r>
-        <w:rPr>
-          <w:rFonts w:ascii="Times New Roman" w:hAnsi="Times New Roman" w:cs="Times New Roman"/>
-          <w:sz w:val="28"/>
-          <w:szCs w:val="28"/>
-        </w:rPr>
-        <w:t>{{THUC_HIEN_NHIEM_VU_HOC_TAP}}</w:t>
-      </w:r>
-    </w:p>
-    <w:p>
-      <w:pPr>
-        <w:tabs>
-          <w:tab w:val="left" w:pos="284"/>
-        </w:tabs>
-        <w:spacing w:after="0" w:line="240" w:lineRule="auto"/>
-        <w:rPr>
-          <w:rFonts w:ascii="Times New Roman" w:eastAsia="Times New Roman" w:hAnsi="Times New Roman" w:cs="Times New Roman"/>
-          <w:b/>
-          <w:i/>
-          <w:iCs/>
-          <w:sz w:val="28"/>
-          <w:szCs w:val="28"/>
-          <w:lang w:val="de-DE"/>
-        </w:rPr>
-      </w:pPr>
-      <w:r>
-        <w:rPr>
-          <w:rFonts w:ascii="Times New Roman" w:eastAsia="Times New Roman" w:hAnsi="Times New Roman" w:cs="Times New Roman"/>
-          <w:b/>
-          <w:i/>
-          <w:iCs/>
-          <w:sz w:val="28"/>
-          <w:szCs w:val="28"/>
-          <w:lang w:val="de-DE"/>
-        </w:rPr>
-        <w:t xml:space="preserve">*Báo cáo kết quả và thảo luận </w:t>
-      </w:r>
-      <w:r>
-        <w:rPr>
-          <w:rFonts w:ascii="Times New Roman" w:hAnsi="Times New Roman" w:cs="Times New Roman"/>
-          <w:sz w:val="28"/>
-          <w:szCs w:val="28"/>
-        </w:rPr>
-        <w:t>{{BAO_CAO_KET_QUA_VA_THAO_LUAN}}</w:t>
-      </w:r>
+          <w:sz w:val="28"/>
+          <w:szCs w:val="28"/>
+        </w:rPr>
+      </w:pPr>
     </w:p>
     <w:p>
       <w:pPr>
@@ -3981,63 +4167,74 @@
         <w:rPr>
           <w:rFonts w:ascii="Times New Roman" w:eastAsia="Times New Roman" w:hAnsi="Times New Roman" w:cs="Times New Roman"/>
           <w:b/>
-          <w:sz w:val="28"/>
-          <w:szCs w:val="28"/>
-        </w:rPr>
-      </w:pPr>
-      <w:r>
-        <w:rPr>
-          <w:rFonts w:ascii="Times New Roman" w:eastAsia="Times New Roman" w:hAnsi="Times New Roman" w:cs="Times New Roman"/>
-          <w:b/>
-          <w:bCs/>
+          <w:i/>
+          <w:iCs/>
+          <w:sz w:val="28"/>
+          <w:szCs w:val="28"/>
+          <w:lang w:val="de-DE"/>
+        </w:rPr>
+      </w:pPr>
+      <w:r>
+        <w:rPr>
+          <w:rFonts w:ascii="Times New Roman" w:eastAsia="Times New Roman" w:hAnsi="Times New Roman" w:cs="Times New Roman"/>
+          <w:b/>
           <w:color w:val="000000"/>
           <w:sz w:val="28"/>
           <w:szCs w:val="28"/>
           <w:shd w:val="clear" w:color="auto" w:fill="FFFFFF"/>
-          <w:lang w:val="de-DE"/>
-        </w:rPr>
-        <w:t xml:space="preserve">* Kết luận. </w:t>
-      </w:r>
-      <w:r>
-        <w:rPr>
-          <w:rFonts w:ascii="Times New Roman" w:hAnsi="Times New Roman" w:cs="Times New Roman"/>
-          <w:sz w:val="28"/>
-          <w:szCs w:val="28"/>
-        </w:rPr>
-        <w:t>{{</w:t>
-      </w:r>
-      <w:r>
-        <w:rPr>
-          <w:rFonts w:ascii="Times New Roman" w:hAnsi="Times New Roman" w:cs="Times New Roman"/>
-          <w:sz w:val="28"/>
-          <w:szCs w:val="28"/>
-        </w:rPr>
-        <w:t>KET</w:t>
-      </w:r>
-      <w:r>
-        <w:rPr>
-          <w:rFonts w:ascii="Times New Roman" w:hAnsi="Times New Roman" w:cs="Times New Roman"/>
-          <w:sz w:val="28"/>
-          <w:szCs w:val="28"/>
-        </w:rPr>
-        <w:t>_</w:t>
-      </w:r>
-      <w:r>
-        <w:rPr>
-          <w:rFonts w:ascii="Times New Roman" w:hAnsi="Times New Roman" w:cs="Times New Roman"/>
-          <w:sz w:val="28"/>
-          <w:szCs w:val="28"/>
-        </w:rPr>
-        <w:t>LUAN</w:t>
-      </w:r>
-      <w:r>
-        <w:rPr>
-          <w:rFonts w:ascii="Times New Roman" w:hAnsi="Times New Roman" w:cs="Times New Roman"/>
-          <w:sz w:val="28"/>
-          <w:szCs w:val="28"/>
-        </w:rPr>
-        <w:t>}}</w:t>
-      </w:r>
+        </w:rPr>
+        <w:t xml:space="preserve">TIẾT 2. </w:t>
+      </w:r>
+      <w:r>
+        <w:rPr>
+          <w:rFonts w:ascii="Times New Roman" w:hAnsi="Times New Roman" w:cs="Times New Roman"/>
+          <w:sz w:val="28"/>
+          <w:szCs w:val="28"/>
+        </w:rPr>
+        <w:t>{{TIET_2}}</w:t>
+      </w:r>
+      <w:r>
+        <w:rPr>
+          <w:rFonts w:ascii="Times New Roman" w:hAnsi="Times New Roman" w:cs="Times New Roman"/>
+          <w:sz w:val="28"/>
+          <w:szCs w:val="28"/>
+        </w:rPr>
+        <w:t>.docx</w:t>
+      </w:r>
+    </w:p>
+    <w:p>
+      <w:pPr>
+        <w:tabs>
+          <w:tab w:val="left" w:pos="284"/>
+          <w:tab w:val="left" w:pos="8620"/>
+        </w:tabs>
+        <w:spacing w:before="120" w:after="0" w:line="240" w:lineRule="auto"/>
+        <w:rPr>
+          <w:rFonts w:ascii="Times New Roman" w:eastAsia="Times New Roman" w:hAnsi="Times New Roman" w:cs="Times New Roman"/>
+          <w:b/>
+          <w:color w:val="000000"/>
+          <w:sz w:val="28"/>
+          <w:szCs w:val="28"/>
+          <w:shd w:val="clear" w:color="auto" w:fill="FFFFFF"/>
+        </w:rPr>
+      </w:pPr>
+    </w:p>
+    <w:p>
+      <w:pPr>
+        <w:tabs>
+          <w:tab w:val="left" w:pos="284"/>
+          <w:tab w:val="left" w:pos="8620"/>
+        </w:tabs>
+        <w:spacing w:before="120" w:after="0" w:line="240" w:lineRule="auto"/>
+        <w:rPr>
+          <w:rFonts w:ascii="Times New Roman" w:eastAsia="Times New Roman" w:hAnsi="Times New Roman" w:cs="Times New Roman"/>
+          <w:b/>
+          <w:color w:val="000000"/>
+          <w:sz w:val="28"/>
+          <w:szCs w:val="28"/>
+          <w:shd w:val="clear" w:color="auto" w:fill="FFFFFF"/>
+        </w:rPr>
+      </w:pPr>
     </w:p>
     <w:p>
       <w:pPr>
@@ -4048,137 +4245,6 @@
         <w:ind w:right="255"/>
         <w:jc w:val="both"/>
         <w:rPr>
-          <w:rFonts w:ascii="Times New Roman" w:eastAsia="Calibri" w:hAnsi="Times New Roman" w:cs="Times New Roman"/>
-          <w:sz w:val="28"/>
-          <w:szCs w:val="28"/>
-        </w:rPr>
-      </w:pPr>
-    </w:p>
-    <w:p>
-      <w:pPr>
-        <w:tabs>
-          <w:tab w:val="left" w:pos="284"/>
-        </w:tabs>
-        <w:spacing w:after="0" w:line="240" w:lineRule="auto"/>
-        <w:ind w:right="255"/>
-        <w:jc w:val="both"/>
-        <w:rPr>
-          <w:rFonts w:ascii="Times New Roman" w:eastAsia="Times New Roman" w:hAnsi="Times New Roman" w:cs="Times New Roman"/>
-          <w:b/>
-          <w:i/>
-          <w:iCs/>
-          <w:sz w:val="28"/>
-          <w:szCs w:val="28"/>
-          <w:lang w:val="de-DE"/>
-        </w:rPr>
-      </w:pPr>
-      <w:r>
-        <w:rPr>
-          <w:rFonts w:ascii="Times New Roman" w:eastAsia="Times New Roman" w:hAnsi="Times New Roman" w:cs="Times New Roman"/>
-          <w:b/>
-          <w:color w:val="000000"/>
-          <w:sz w:val="28"/>
-          <w:szCs w:val="28"/>
-          <w:shd w:val="clear" w:color="auto" w:fill="FFFFFF"/>
-        </w:rPr>
-        <w:t xml:space="preserve">TIẾT 2. </w:t>
-      </w:r>
-      <w:r>
-        <w:rPr>
-          <w:rFonts w:ascii="Times New Roman" w:hAnsi="Times New Roman" w:cs="Times New Roman"/>
-          <w:sz w:val="28"/>
-          <w:szCs w:val="28"/>
-        </w:rPr>
-        <w:t>{{</w:t>
-      </w:r>
-      <w:r>
-        <w:rPr>
-          <w:rFonts w:ascii="Times New Roman" w:hAnsi="Times New Roman" w:cs="Times New Roman"/>
-          <w:sz w:val="28"/>
-          <w:szCs w:val="28"/>
-        </w:rPr>
-        <w:t>TIET_2.</w:t>
-      </w:r>
-      <w:r>
-        <w:rPr>
-          <w:rFonts w:ascii="Times New Roman" w:hAnsi="Times New Roman" w:cs="Times New Roman"/>
-          <w:sz w:val="28"/>
-          <w:szCs w:val="28"/>
-        </w:rPr>
-        <w:t>}}</w:t>
-      </w:r>
-    </w:p>
-    <w:p>
-      <w:pPr>
-        <w:tabs>
-          <w:tab w:val="left" w:pos="284"/>
-          <w:tab w:val="left" w:pos="8620"/>
-        </w:tabs>
-        <w:spacing w:before="120" w:after="0" w:line="240" w:lineRule="auto"/>
-        <w:rPr>
-          <w:rFonts w:ascii="Times New Roman" w:eastAsia="Times New Roman" w:hAnsi="Times New Roman" w:cs="Times New Roman"/>
-          <w:b/>
-          <w:color w:val="000000"/>
-          <w:sz w:val="28"/>
-          <w:szCs w:val="28"/>
-          <w:shd w:val="clear" w:color="auto" w:fill="FFFFFF"/>
-        </w:rPr>
-      </w:pPr>
-      <w:r>
-        <w:rPr>
-          <w:rFonts w:ascii="Times New Roman" w:eastAsia="Times New Roman" w:hAnsi="Times New Roman" w:cs="Times New Roman"/>
-          <w:b/>
-          <w:color w:val="000000"/>
-          <w:sz w:val="28"/>
-          <w:szCs w:val="28"/>
-          <w:shd w:val="clear" w:color="auto" w:fill="FFFFFF"/>
-        </w:rPr>
-        <w:t>…</w:t>
-      </w:r>
-    </w:p>
-    <w:p>
-      <w:pPr>
-        <w:tabs>
-          <w:tab w:val="left" w:pos="284"/>
-          <w:tab w:val="left" w:pos="8620"/>
-        </w:tabs>
-        <w:spacing w:before="120" w:after="0" w:line="240" w:lineRule="auto"/>
-        <w:rPr>
-          <w:rFonts w:ascii="Times New Roman" w:eastAsia="Times New Roman" w:hAnsi="Times New Roman" w:cs="Times New Roman"/>
-          <w:b/>
-          <w:color w:val="000000"/>
-          <w:sz w:val="28"/>
-          <w:szCs w:val="28"/>
-          <w:shd w:val="clear" w:color="auto" w:fill="FFFFFF"/>
-        </w:rPr>
-      </w:pPr>
-    </w:p>
-    <w:p>
-      <w:pPr>
-        <w:tabs>
-          <w:tab w:val="left" w:pos="284"/>
-          <w:tab w:val="left" w:pos="8620"/>
-        </w:tabs>
-        <w:spacing w:before="120" w:after="0" w:line="240" w:lineRule="auto"/>
-        <w:rPr>
-          <w:rFonts w:ascii="Times New Roman" w:eastAsia="Times New Roman" w:hAnsi="Times New Roman" w:cs="Times New Roman"/>
-          <w:b/>
-          <w:color w:val="000000"/>
-          <w:sz w:val="28"/>
-          <w:szCs w:val="28"/>
-          <w:shd w:val="clear" w:color="auto" w:fill="FFFFFF"/>
-        </w:rPr>
-      </w:pPr>
-    </w:p>
-    <w:p>
-      <w:pPr>
-        <w:tabs>
-          <w:tab w:val="left" w:pos="284"/>
-        </w:tabs>
-        <w:spacing w:after="0" w:line="240" w:lineRule="auto"/>
-        <w:ind w:right="255"/>
-        <w:jc w:val="both"/>
-        <w:rPr>
           <w:rFonts w:ascii="Times New Roman" w:eastAsia="Times New Roman" w:hAnsi="Times New Roman" w:cs="Times New Roman"/>
           <w:b/>
           <w:sz w:val="28"/>
@@ -4193,30 +4259,6 @@
           <w:szCs w:val="28"/>
         </w:rPr>
         <w:t>PHỤ LỤC</w:t>
-      </w:r>
-      <w:r>
-        <w:rPr>
-          <w:rFonts w:ascii="Times New Roman" w:hAnsi="Times New Roman" w:cs="Times New Roman"/>
-          <w:sz w:val="28"/>
-          <w:szCs w:val="28"/>
-        </w:rPr>
-        <w:t>{{</w:t>
-      </w:r>
-      <w:r>
-        <w:rPr>
-          <w:rFonts w:ascii="Times New Roman" w:hAnsi="Times New Roman" w:cs="Times New Roman"/>
-          <w:sz w:val="28"/>
-          <w:szCs w:val="28"/>
-        </w:rPr>
-        <w:t>PHU_LUC</w:t>
-      </w:r>
-      <w:r>
-        <w:rPr>
-          <w:rFonts w:ascii="Times New Roman" w:hAnsi="Times New Roman" w:cs="Times New Roman"/>
-          <w:sz w:val="28"/>
-          <w:szCs w:val="28"/>
-        </w:rPr>
-        <w:t>}}</w:t>
       </w:r>
     </w:p>
     <w:p>
@@ -4318,30 +4360,6 @@
           <w:szCs w:val="28"/>
         </w:rPr>
         <w:t>}}</w:t>
-      </w:r>
-    </w:p>
-    <w:p>
-      <w:pPr>
-        <w:tabs>
-          <w:tab w:val="left" w:pos="284"/>
-        </w:tabs>
-        <w:spacing w:before="120" w:after="0" w:line="240" w:lineRule="auto"/>
-        <w:jc w:val="center"/>
-        <w:rPr>
-          <w:rFonts w:ascii="Times New Roman" w:eastAsia="Times New Roman" w:hAnsi="Times New Roman" w:cs="Times New Roman"/>
-          <w:b/>
-          <w:sz w:val="28"/>
-          <w:szCs w:val="28"/>
-        </w:rPr>
-      </w:pPr>
-      <w:r>
-        <w:rPr>
-          <w:rFonts w:ascii="Times New Roman" w:eastAsia="Times New Roman" w:hAnsi="Times New Roman" w:cs="Times New Roman"/>
-          <w:b/>
-          <w:sz w:val="28"/>
-          <w:szCs w:val="28"/>
-        </w:rPr>
-        <w:t>….</w:t>
       </w:r>
     </w:p>
     <w:sectPr>
@@ -6641,6 +6659,7 @@
   <w:style w:type="character" w:default="1" w:styleId="DefaultParagraphFont">
     <w:name w:val="Default Paragraph Font"/>
     <w:uiPriority w:val="1"/>
+    <w:semiHidden/>
     <w:unhideWhenUsed/>
   </w:style>
   <w:style w:type="table" w:default="1" w:styleId="TableNormal">

--- a/KHBD_Mau.docx
+++ b/KHBD_Mau.docx
@@ -300,13 +300,43 @@
           <w:rFonts w:ascii="Times New Roman" w:eastAsia="Times New Roman" w:hAnsi="Times New Roman" w:cs="Times New Roman"/>
           <w:b/>
           <w:bCs/>
+          <w:color w:val="000000"/>
+          <w:sz w:val="28"/>
+          <w:szCs w:val="28"/>
+          <w:lang w:val="nl-NL"/>
+        </w:rPr>
+      </w:pPr>
+      <w:r>
+        <w:rPr>
+          <w:rFonts w:ascii="Times New Roman" w:eastAsia="Times New Roman" w:hAnsi="Times New Roman" w:cs="Times New Roman"/>
+          <w:b/>
+          <w:bCs/>
           <w:color w:val="0000FF"/>
           <w:sz w:val="28"/>
           <w:szCs w:val="28"/>
           <w:lang w:val="nl-NL"/>
         </w:rPr>
-      </w:pPr>
-      <w:r>
+        <w:t>1. Kiến thức.</w:t>
+      </w:r>
+      <w:r>
+        <w:rPr>
+          <w:rFonts w:ascii="Times New Roman" w:eastAsia="Times New Roman" w:hAnsi="Times New Roman" w:cs="Times New Roman"/>
+          <w:b/>
+          <w:bCs/>
+          <w:color w:val="000000"/>
+          <w:sz w:val="28"/>
+          <w:szCs w:val="28"/>
+          <w:lang w:val="nl-NL"/>
+        </w:rPr>
+        <w:t xml:space="preserve"> </w:t>
+      </w:r>
+    </w:p>
+    <w:p>
+      <w:pPr>
+        <w:tabs>
+          <w:tab w:val="left" w:pos="284"/>
+        </w:tabs>
+        <w:spacing w:before="120" w:after="0" w:line="240" w:lineRule="auto"/>
         <w:rPr>
           <w:rFonts w:ascii="Times New Roman" w:eastAsia="Times New Roman" w:hAnsi="Times New Roman" w:cs="Times New Roman"/>
           <w:b/>
@@ -316,25 +346,10 @@
           <w:szCs w:val="28"/>
           <w:lang w:val="nl-NL"/>
         </w:rPr>
-        <w:t>1. Kiến thức.</w:t>
-      </w:r>
-      <w:r>
-        <w:rPr>
-          <w:rFonts w:ascii="Times New Roman" w:eastAsia="Times New Roman" w:hAnsi="Times New Roman" w:cs="Times New Roman"/>
-          <w:b/>
-          <w:bCs/>
-          <w:color w:val="000000"/>
-          <w:sz w:val="28"/>
-          <w:szCs w:val="28"/>
-          <w:lang w:val="nl-NL"/>
-        </w:rPr>
-        <w:t xml:space="preserve"> </w:t>
-      </w:r>
-      <w:r>
-        <w:rPr>
-          <w:rFonts w:ascii="Times New Roman" w:hAnsi="Times New Roman" w:cs="Times New Roman"/>
-          <w:b/>
-          <w:bCs/>
+      </w:pPr>
+      <w:r>
+        <w:rPr>
+          <w:rFonts w:ascii="Times New Roman" w:hAnsi="Times New Roman" w:cs="Times New Roman"/>
           <w:color w:val="0000FF"/>
           <w:sz w:val="28"/>
           <w:szCs w:val="28"/>
@@ -344,8 +359,6 @@
       <w:r>
         <w:rPr>
           <w:rFonts w:ascii="Times New Roman" w:eastAsia="Times New Roman" w:hAnsi="Times New Roman" w:cs="Times New Roman"/>
-          <w:b/>
-          <w:bCs/>
           <w:color w:val="000000"/>
           <w:sz w:val="28"/>
           <w:szCs w:val="28"/>
@@ -424,10 +437,11 @@
         <w:jc w:val="both"/>
         <w:textAlignment w:val="baseline"/>
         <w:rPr>
-          <w:i/>
+          <w:b/>
           <w:color w:val="0000FF"/>
           <w:sz w:val="28"/>
           <w:szCs w:val="28"/>
+          <w:lang w:val="en-US"/>
         </w:rPr>
       </w:pPr>
       <w:r>
@@ -458,34 +472,6 @@
           <w:szCs w:val="28"/>
         </w:rPr>
         <w:t xml:space="preserve"> Năng lực chung: </w:t>
-      </w:r>
-      <w:r>
-        <w:rPr>
-          <w:b/>
-          <w:color w:val="0000FF"/>
-          <w:sz w:val="28"/>
-          <w:szCs w:val="28"/>
-        </w:rPr>
-        <w:t>{{NANG_LUC</w:t>
-      </w:r>
-      <w:r>
-        <w:rPr>
-          <w:b/>
-          <w:color w:val="0000FF"/>
-          <w:sz w:val="28"/>
-          <w:szCs w:val="28"/>
-          <w:lang w:val="en-US"/>
-        </w:rPr>
-        <w:t>_CHUNG</w:t>
-      </w:r>
-      <w:r>
-        <w:rPr>
-          <w:b/>
-          <w:color w:val="0000FF"/>
-          <w:sz w:val="28"/>
-          <w:szCs w:val="28"/>
-        </w:rPr>
-        <w:t>}}</w:t>
       </w:r>
     </w:p>
     <w:p>
@@ -500,6 +486,7 @@
         <w:jc w:val="both"/>
         <w:textAlignment w:val="baseline"/>
         <w:rPr>
+          <w:bCs/>
           <w:i/>
           <w:color w:val="0000FF"/>
           <w:sz w:val="28"/>
@@ -508,63 +495,26 @@
       </w:pPr>
       <w:r>
         <w:rPr>
-          <w:b/>
+          <w:bCs/>
           <w:color w:val="0000FF"/>
           <w:sz w:val="28"/>
           <w:szCs w:val="28"/>
         </w:rPr>
-        <w:tab/>
-        <w:t>b)</w:t>
-      </w:r>
-      <w:r>
-        <w:rPr>
-          <w:b/>
+        <w:t>{{NANG_LUC</w:t>
+      </w:r>
+      <w:r>
+        <w:rPr>
+          <w:bCs/>
           <w:color w:val="0000FF"/>
           <w:sz w:val="28"/>
           <w:szCs w:val="28"/>
-        </w:rPr>
-        <w:t xml:space="preserve"> Năng lực </w:t>
-      </w:r>
-      <w:r>
-        <w:rPr>
-          <w:b/>
-          <w:color w:val="0000FF"/>
-          <w:sz w:val="28"/>
-          <w:szCs w:val="28"/>
-        </w:rPr>
-        <w:t>đặc thù</w:t>
-      </w:r>
-      <w:r>
-        <w:rPr>
-          <w:b/>
-          <w:color w:val="0000FF"/>
-          <w:sz w:val="28"/>
-          <w:szCs w:val="28"/>
-        </w:rPr>
-        <w:t xml:space="preserve">: </w:t>
-      </w:r>
-      <w:r>
-        <w:rPr>
-          <w:b/>
-          <w:color w:val="0000FF"/>
-          <w:sz w:val="28"/>
-          <w:szCs w:val="28"/>
-        </w:rPr>
-        <w:t>{{NANG_LUC</w:t>
-      </w:r>
-      <w:r>
-        <w:rPr>
-          <w:b/>
-          <w:color w:val="0000FF"/>
-          <w:sz w:val="28"/>
-          <w:szCs w:val="28"/>
           <w:lang w:val="en-US"/>
         </w:rPr>
-        <w:t>_DAK_THU</w:t>
-      </w:r>
-      <w:r>
-        <w:rPr>
-          <w:b/>
+        <w:t>_CHUNG</w:t>
+      </w:r>
+      <w:r>
+        <w:rPr>
+          <w:bCs/>
           <w:color w:val="0000FF"/>
           <w:sz w:val="28"/>
           <w:szCs w:val="28"/>
@@ -584,33 +534,31 @@
         <w:jc w:val="both"/>
         <w:textAlignment w:val="baseline"/>
         <w:rPr>
-          <w:i/>
+          <w:b/>
           <w:color w:val="0000FF"/>
           <w:sz w:val="28"/>
           <w:szCs w:val="28"/>
-        </w:rPr>
-      </w:pPr>
-      <w:r>
-        <w:rPr>
-          <w:b/>
-          <w:bCs/>
+          <w:lang w:val="en-US"/>
+        </w:rPr>
+      </w:pPr>
+      <w:r>
+        <w:rPr>
+          <w:b/>
           <w:color w:val="0000FF"/>
           <w:sz w:val="28"/>
           <w:szCs w:val="28"/>
-          <w:lang w:val="nl-NL"/>
-        </w:rPr>
-        <w:t>3. Năng lực số &amp; AI</w:t>
-      </w:r>
-      <w:r>
-        <w:rPr>
-          <w:b/>
-          <w:bCs/>
+        </w:rPr>
+        <w:tab/>
+        <w:t>b)</w:t>
+      </w:r>
+      <w:r>
+        <w:rPr>
+          <w:b/>
           <w:color w:val="0000FF"/>
           <w:sz w:val="28"/>
           <w:szCs w:val="28"/>
-          <w:lang w:val="nl-NL"/>
-        </w:rPr>
-        <w:t xml:space="preserve"> </w:t>
+        </w:rPr>
+        <w:t xml:space="preserve"> Năng lực </w:t>
       </w:r>
       <w:r>
         <w:rPr>
@@ -619,7 +567,7 @@
           <w:sz w:val="28"/>
           <w:szCs w:val="28"/>
         </w:rPr>
-        <w:t>{{NANG_LUC</w:t>
+        <w:t>đặc thù</w:t>
       </w:r>
       <w:r>
         <w:rPr>
@@ -627,38 +575,8 @@
           <w:color w:val="0000FF"/>
           <w:sz w:val="28"/>
           <w:szCs w:val="28"/>
-          <w:lang w:val="en-US"/>
-        </w:rPr>
-        <w:t>_SO_</w:t>
-      </w:r>
-      <w:r>
-        <w:rPr>
-          <w:b/>
-          <w:color w:val="0000FF"/>
-          <w:sz w:val="28"/>
-          <w:szCs w:val="28"/>
-          <w:lang w:val="en-US"/>
-        </w:rPr>
-        <w:t>VA</w:t>
-      </w:r>
-      <w:r>
-        <w:rPr>
-          <w:b/>
-          <w:color w:val="0000FF"/>
-          <w:sz w:val="28"/>
-          <w:szCs w:val="28"/>
-          <w:lang w:val="en-US"/>
-        </w:rPr>
-        <w:t>_AI</w:t>
-      </w:r>
-      <w:r>
-        <w:rPr>
-          <w:b/>
-          <w:color w:val="0000FF"/>
-          <w:sz w:val="28"/>
-          <w:szCs w:val="28"/>
-        </w:rPr>
-        <w:t>}}</w:t>
+        </w:rPr>
+        <w:t>:</w:t>
       </w:r>
     </w:p>
     <w:p>
@@ -673,6 +591,7 @@
         <w:jc w:val="both"/>
         <w:textAlignment w:val="baseline"/>
         <w:rPr>
+          <w:bCs/>
           <w:i/>
           <w:color w:val="0000FF"/>
           <w:sz w:val="28"/>
@@ -681,150 +600,51 @@
       </w:pPr>
       <w:r>
         <w:rPr>
-          <w:b/>
           <w:bCs/>
           <w:color w:val="0000FF"/>
           <w:sz w:val="28"/>
           <w:szCs w:val="28"/>
-          <w:lang w:val="nl-NL"/>
-        </w:rPr>
-        <w:t>4</w:t>
-      </w:r>
-      <w:r>
-        <w:rPr>
-          <w:b/>
+        </w:rPr>
+        <w:t>{{NANG_LUC</w:t>
+      </w:r>
+      <w:r>
+        <w:rPr>
           <w:bCs/>
           <w:color w:val="0000FF"/>
           <w:sz w:val="28"/>
           <w:szCs w:val="28"/>
-          <w:lang w:val="nl-NL"/>
-        </w:rPr>
-        <w:t xml:space="preserve">. </w:t>
-      </w:r>
-      <w:r>
-        <w:rPr>
-          <w:b/>
+          <w:lang w:val="en-US"/>
+        </w:rPr>
+        <w:t>_DA</w:t>
+      </w:r>
+      <w:r>
+        <w:rPr>
           <w:bCs/>
           <w:color w:val="0000FF"/>
           <w:sz w:val="28"/>
           <w:szCs w:val="28"/>
-          <w:lang w:val="nl-NL"/>
-        </w:rPr>
-        <w:t>Phẩm chất:</w:t>
-      </w:r>
-      <w:r>
-        <w:rPr>
-          <w:b/>
+          <w:lang w:val="en-US"/>
+        </w:rPr>
+        <w:t>C</w:t>
+      </w:r>
+      <w:r>
+        <w:rPr>
           <w:bCs/>
           <w:color w:val="0000FF"/>
           <w:sz w:val="28"/>
           <w:szCs w:val="28"/>
-          <w:lang w:val="nl-NL"/>
-        </w:rPr>
-        <w:t xml:space="preserve"> </w:t>
-      </w:r>
-      <w:r>
-        <w:rPr>
-          <w:b/>
+          <w:lang w:val="en-US"/>
+        </w:rPr>
+        <w:t>_THU</w:t>
+      </w:r>
+      <w:r>
+        <w:rPr>
+          <w:bCs/>
           <w:color w:val="0000FF"/>
           <w:sz w:val="28"/>
           <w:szCs w:val="28"/>
         </w:rPr>
-        <w:t>{{</w:t>
-      </w:r>
-      <w:r>
-        <w:rPr>
-          <w:b/>
-          <w:color w:val="0000FF"/>
-          <w:sz w:val="28"/>
-          <w:szCs w:val="28"/>
-          <w:lang w:val="en-US"/>
-        </w:rPr>
-        <w:t>PHAM_CHAT</w:t>
-      </w:r>
-      <w:r>
-        <w:rPr>
-          <w:b/>
-          <w:color w:val="0000FF"/>
-          <w:sz w:val="28"/>
-          <w:szCs w:val="28"/>
-        </w:rPr>
         <w:t>}}</w:t>
-      </w:r>
-    </w:p>
-    <w:p>
-      <w:pPr>
-        <w:pBdr>
-          <w:bar w:val="single" w:sz="4" w:color="auto"/>
-        </w:pBdr>
-        <w:tabs>
-          <w:tab w:val="left" w:pos="284"/>
-        </w:tabs>
-        <w:spacing w:after="0" w:line="240" w:lineRule="auto"/>
-        <w:jc w:val="both"/>
-        <w:rPr>
-          <w:rFonts w:ascii="Times New Roman" w:hAnsi="Times New Roman" w:cs="Times New Roman"/>
-          <w:iCs/>
-          <w:color w:val="0000FF"/>
-          <w:sz w:val="28"/>
-          <w:szCs w:val="28"/>
-          <w:lang w:val="vi-VN"/>
-        </w:rPr>
-      </w:pPr>
-    </w:p>
-    <w:p>
-      <w:pPr>
-        <w:tabs>
-          <w:tab w:val="left" w:pos="284"/>
-        </w:tabs>
-        <w:spacing w:after="0" w:line="240" w:lineRule="auto"/>
-        <w:jc w:val="both"/>
-        <w:rPr>
-          <w:rFonts w:ascii="Times New Roman" w:eastAsia="Times New Roman" w:hAnsi="Times New Roman" w:cs="Times New Roman"/>
-          <w:b/>
-          <w:bCs/>
-          <w:color w:val="FF0000"/>
-          <w:sz w:val="28"/>
-          <w:szCs w:val="28"/>
-          <w:shd w:val="clear" w:color="auto" w:fill="FFFFFF"/>
-        </w:rPr>
-      </w:pPr>
-      <w:r>
-        <w:rPr>
-          <w:rFonts w:ascii="Times New Roman" w:eastAsia="Times New Roman" w:hAnsi="Times New Roman" w:cs="Times New Roman"/>
-          <w:b/>
-          <w:bCs/>
-          <w:color w:val="FF0000"/>
-          <w:sz w:val="28"/>
-          <w:szCs w:val="28"/>
-          <w:shd w:val="clear" w:color="auto" w:fill="FFFFFF"/>
-          <w:lang w:val="vi-VN"/>
-        </w:rPr>
-        <w:t xml:space="preserve">II. </w:t>
-      </w:r>
-      <w:r>
-        <w:rPr>
-          <w:rFonts w:ascii="Times New Roman" w:eastAsia="Times New Roman" w:hAnsi="Times New Roman" w:cs="Times New Roman"/>
-          <w:b/>
-          <w:bCs/>
-          <w:color w:val="FF0000"/>
-          <w:sz w:val="28"/>
-          <w:szCs w:val="28"/>
-          <w:shd w:val="clear" w:color="auto" w:fill="FFFFFF"/>
-        </w:rPr>
-        <w:t>THIẾT BỊ DẠY HỌC VÀ HỌC LIỆU</w:t>
-      </w:r>
-      <w:r>
-        <w:rPr>
-          <w:rFonts w:ascii="Times New Roman" w:eastAsia="Times New Roman" w:hAnsi="Times New Roman" w:cs="Times New Roman"/>
-          <w:b/>
-          <w:bCs/>
-          <w:color w:val="FF0000"/>
-          <w:sz w:val="28"/>
-          <w:szCs w:val="28"/>
-          <w:shd w:val="clear" w:color="auto" w:fill="FFFFFF"/>
-        </w:rPr>
-        <w:t xml:space="preserve"> </w:t>
       </w:r>
     </w:p>
     <w:p>
@@ -839,6 +659,61 @@
         <w:jc w:val="both"/>
         <w:textAlignment w:val="baseline"/>
         <w:rPr>
+          <w:b/>
+          <w:bCs/>
+          <w:color w:val="0000FF"/>
+          <w:sz w:val="28"/>
+          <w:szCs w:val="28"/>
+          <w:lang w:val="nl-NL"/>
+        </w:rPr>
+      </w:pPr>
+      <w:r>
+        <w:rPr>
+          <w:b/>
+          <w:bCs/>
+          <w:color w:val="0000FF"/>
+          <w:sz w:val="28"/>
+          <w:szCs w:val="28"/>
+          <w:lang w:val="nl-NL"/>
+        </w:rPr>
+        <w:t xml:space="preserve">3. Năng lực số </w:t>
+      </w:r>
+      <w:r>
+        <w:rPr>
+          <w:b/>
+          <w:bCs/>
+          <w:color w:val="0000FF"/>
+          <w:sz w:val="28"/>
+          <w:szCs w:val="28"/>
+          <w:lang w:val="nl-NL"/>
+        </w:rPr>
+        <w:t>và</w:t>
+      </w:r>
+      <w:r>
+        <w:rPr>
+          <w:b/>
+          <w:bCs/>
+          <w:color w:val="0000FF"/>
+          <w:sz w:val="28"/>
+          <w:szCs w:val="28"/>
+          <w:lang w:val="nl-NL"/>
+        </w:rPr>
+        <w:t xml:space="preserve"> AI</w:t>
+      </w:r>
+    </w:p>
+    <w:p>
+      <w:pPr>
+        <w:pStyle w:val="NormalWeb"/>
+        <w:tabs>
+          <w:tab w:val="left" w:pos="284"/>
+        </w:tabs>
+        <w:kinsoku w:val="0"/>
+        <w:overflowPunct w:val="0"/>
+        <w:spacing w:before="120" w:beforeAutospacing="0" w:after="0" w:afterAutospacing="0"/>
+        <w:jc w:val="both"/>
+        <w:textAlignment w:val="baseline"/>
+        <w:rPr>
+          <w:bCs/>
           <w:i/>
           <w:color w:val="0000FF"/>
           <w:sz w:val="28"/>
@@ -847,29 +722,141 @@
       </w:pPr>
       <w:r>
         <w:rPr>
-          <w:b/>
-          <w:bCs/>
-          <w:color w:val="000000"/>
+          <w:bCs/>
+          <w:color w:val="0000FF"/>
+          <w:sz w:val="28"/>
+          <w:szCs w:val="28"/>
+        </w:rPr>
+        <w:t>{{NANG_LUC</w:t>
+      </w:r>
+      <w:r>
+        <w:rPr>
+          <w:bCs/>
+          <w:color w:val="0000FF"/>
+          <w:sz w:val="28"/>
+          <w:szCs w:val="28"/>
+          <w:lang w:val="en-US"/>
+        </w:rPr>
+        <w:t>_SO_</w:t>
+      </w:r>
+      <w:r>
+        <w:rPr>
+          <w:bCs/>
+          <w:color w:val="0000FF"/>
+          <w:sz w:val="28"/>
+          <w:szCs w:val="28"/>
+          <w:lang w:val="en-US"/>
+        </w:rPr>
+        <w:t>VA</w:t>
+      </w:r>
+      <w:r>
+        <w:rPr>
+          <w:bCs/>
+          <w:color w:val="0000FF"/>
+          <w:sz w:val="28"/>
+          <w:szCs w:val="28"/>
+          <w:lang w:val="en-US"/>
+        </w:rPr>
+        <w:t>_AI</w:t>
+      </w:r>
+      <w:r>
+        <w:rPr>
+          <w:bCs/>
+          <w:color w:val="0000FF"/>
+          <w:sz w:val="28"/>
+          <w:szCs w:val="28"/>
+        </w:rPr>
+        <w:t>}}</w:t>
+      </w:r>
+    </w:p>
+    <w:p>
+      <w:pPr>
+        <w:pStyle w:val="NormalWeb"/>
+        <w:tabs>
+          <w:tab w:val="left" w:pos="284"/>
+        </w:tabs>
+        <w:kinsoku w:val="0"/>
+        <w:overflowPunct w:val="0"/>
+        <w:spacing w:before="120" w:beforeAutospacing="0" w:after="0" w:afterAutospacing="0"/>
+        <w:jc w:val="both"/>
+        <w:textAlignment w:val="baseline"/>
+        <w:rPr>
+          <w:b/>
+          <w:bCs/>
+          <w:color w:val="0000FF"/>
           <w:sz w:val="28"/>
           <w:szCs w:val="28"/>
           <w:lang w:val="nl-NL"/>
         </w:rPr>
-        <w:t>1.Giáo viên:</w:t>
-      </w:r>
-      <w:r>
-        <w:rPr>
-          <w:b/>
-          <w:bCs/>
-          <w:color w:val="000000"/>
+      </w:pPr>
+      <w:r>
+        <w:rPr>
+          <w:b/>
+          <w:bCs/>
+          <w:color w:val="0000FF"/>
           <w:sz w:val="28"/>
           <w:szCs w:val="28"/>
           <w:lang w:val="nl-NL"/>
         </w:rPr>
+        <w:t>4</w:t>
+      </w:r>
+      <w:r>
+        <w:rPr>
+          <w:b/>
+          <w:bCs/>
+          <w:color w:val="0000FF"/>
+          <w:sz w:val="28"/>
+          <w:szCs w:val="28"/>
+          <w:lang w:val="nl-NL"/>
+        </w:rPr>
+        <w:t xml:space="preserve">. </w:t>
+      </w:r>
+      <w:r>
+        <w:rPr>
+          <w:b/>
+          <w:bCs/>
+          <w:color w:val="0000FF"/>
+          <w:sz w:val="28"/>
+          <w:szCs w:val="28"/>
+          <w:lang w:val="nl-NL"/>
+        </w:rPr>
+        <w:t>Phẩm chất:</w:t>
+      </w:r>
+      <w:r>
+        <w:rPr>
+          <w:b/>
+          <w:bCs/>
+          <w:color w:val="0000FF"/>
+          <w:sz w:val="28"/>
+          <w:szCs w:val="28"/>
+          <w:lang w:val="nl-NL"/>
+        </w:rPr>
         <w:t xml:space="preserve"> </w:t>
       </w:r>
-      <w:r>
-        <w:rPr>
-          <w:b/>
+    </w:p>
+    <w:p>
+      <w:pPr>
+        <w:pStyle w:val="NormalWeb"/>
+        <w:tabs>
+          <w:tab w:val="left" w:pos="284"/>
+        </w:tabs>
+        <w:kinsoku w:val="0"/>
+        <w:overflowPunct w:val="0"/>
+        <w:spacing w:before="120" w:beforeAutospacing="0" w:after="0" w:afterAutospacing="0"/>
+        <w:jc w:val="both"/>
+        <w:textAlignment w:val="baseline"/>
+        <w:rPr>
+          <w:bCs/>
+          <w:i/>
+          <w:color w:val="0000FF"/>
+          <w:sz w:val="28"/>
+          <w:szCs w:val="28"/>
+        </w:rPr>
+      </w:pPr>
+      <w:r>
+        <w:rPr>
+          <w:bCs/>
+          <w:color w:val="0000FF"/>
           <w:sz w:val="28"/>
           <w:szCs w:val="28"/>
         </w:rPr>
@@ -877,16 +864,18 @@
       </w:r>
       <w:r>
         <w:rPr>
-          <w:b/>
+          <w:bCs/>
+          <w:color w:val="0000FF"/>
           <w:sz w:val="28"/>
           <w:szCs w:val="28"/>
           <w:lang w:val="en-US"/>
         </w:rPr>
-        <w:t>GIAO_VIEN</w:t>
-      </w:r>
-      <w:r>
-        <w:rPr>
-          <w:b/>
+        <w:t>PHAM_CHAT</w:t>
+      </w:r>
+      <w:r>
+        <w:rPr>
+          <w:bCs/>
+          <w:color w:val="0000FF"/>
           <w:sz w:val="28"/>
           <w:szCs w:val="28"/>
         </w:rPr>
@@ -905,6 +894,81 @@
         <w:jc w:val="both"/>
         <w:rPr>
           <w:rFonts w:ascii="Times New Roman" w:hAnsi="Times New Roman" w:cs="Times New Roman"/>
+          <w:iCs/>
+          <w:color w:val="0000FF"/>
+          <w:sz w:val="28"/>
+          <w:szCs w:val="28"/>
+          <w:lang w:val="vi-VN"/>
+        </w:rPr>
+      </w:pPr>
+    </w:p>
+    <w:p>
+      <w:pPr>
+        <w:tabs>
+          <w:tab w:val="left" w:pos="284"/>
+        </w:tabs>
+        <w:spacing w:after="0" w:line="240" w:lineRule="auto"/>
+        <w:jc w:val="both"/>
+        <w:rPr>
+          <w:rFonts w:ascii="Times New Roman" w:eastAsia="Times New Roman" w:hAnsi="Times New Roman" w:cs="Times New Roman"/>
+          <w:b/>
+          <w:bCs/>
+          <w:color w:val="FF0000"/>
+          <w:sz w:val="28"/>
+          <w:szCs w:val="28"/>
+          <w:shd w:val="clear" w:color="auto" w:fill="FFFFFF"/>
+        </w:rPr>
+      </w:pPr>
+      <w:r>
+        <w:rPr>
+          <w:rFonts w:ascii="Times New Roman" w:eastAsia="Times New Roman" w:hAnsi="Times New Roman" w:cs="Times New Roman"/>
+          <w:b/>
+          <w:bCs/>
+          <w:color w:val="FF0000"/>
+          <w:sz w:val="28"/>
+          <w:szCs w:val="28"/>
+          <w:shd w:val="clear" w:color="auto" w:fill="FFFFFF"/>
+          <w:lang w:val="vi-VN"/>
+        </w:rPr>
+        <w:t xml:space="preserve">II. </w:t>
+      </w:r>
+      <w:r>
+        <w:rPr>
+          <w:rFonts w:ascii="Times New Roman" w:eastAsia="Times New Roman" w:hAnsi="Times New Roman" w:cs="Times New Roman"/>
+          <w:b/>
+          <w:bCs/>
+          <w:color w:val="FF0000"/>
+          <w:sz w:val="28"/>
+          <w:szCs w:val="28"/>
+          <w:shd w:val="clear" w:color="auto" w:fill="FFFFFF"/>
+        </w:rPr>
+        <w:t>THIẾT BỊ DẠY HỌC VÀ HỌC LIỆU</w:t>
+      </w:r>
+      <w:r>
+        <w:rPr>
+          <w:rFonts w:ascii="Times New Roman" w:eastAsia="Times New Roman" w:hAnsi="Times New Roman" w:cs="Times New Roman"/>
+          <w:b/>
+          <w:bCs/>
+          <w:color w:val="FF0000"/>
+          <w:sz w:val="28"/>
+          <w:szCs w:val="28"/>
+          <w:shd w:val="clear" w:color="auto" w:fill="FFFFFF"/>
+        </w:rPr>
+        <w:t xml:space="preserve"> </w:t>
+      </w:r>
+    </w:p>
+    <w:p>
+      <w:pPr>
+        <w:pStyle w:val="NormalWeb"/>
+        <w:tabs>
+          <w:tab w:val="left" w:pos="284"/>
+        </w:tabs>
+        <w:kinsoku w:val="0"/>
+        <w:overflowPunct w:val="0"/>
+        <w:spacing w:before="120" w:beforeAutospacing="0" w:after="0" w:afterAutospacing="0"/>
+        <w:jc w:val="both"/>
+        <w:textAlignment w:val="baseline"/>
+        <w:rPr>
           <w:b/>
           <w:bCs/>
           <w:color w:val="000000"/>
@@ -915,7 +979,6 @@
       </w:pPr>
       <w:r>
         <w:rPr>
-          <w:rFonts w:ascii="Times New Roman" w:hAnsi="Times New Roman" w:cs="Times New Roman"/>
           <w:b/>
           <w:bCs/>
           <w:color w:val="000000"/>
@@ -923,28 +986,52 @@
           <w:szCs w:val="28"/>
           <w:lang w:val="nl-NL"/>
         </w:rPr>
-        <w:t>2.Học sinh</w:t>
-      </w:r>
-      <w:r>
-        <w:rPr>
-          <w:rFonts w:ascii="Times New Roman" w:hAnsi="Times New Roman" w:cs="Times New Roman"/>
-          <w:b/>
-          <w:bCs/>
-          <w:color w:val="000000"/>
-          <w:sz w:val="28"/>
-          <w:szCs w:val="28"/>
-          <w:lang w:val="nl-NL"/>
-        </w:rPr>
-        <w:t xml:space="preserve">: </w:t>
-      </w:r>
-      <w:r>
-        <w:rPr>
-          <w:rFonts w:ascii="Times New Roman" w:hAnsi="Times New Roman" w:cs="Times New Roman"/>
-          <w:b/>
-          <w:sz w:val="28"/>
-          <w:szCs w:val="28"/>
-        </w:rPr>
-        <w:t>{{HOC_SINH}}</w:t>
+        <w:t>1.Giáo viên:</w:t>
+      </w:r>
+    </w:p>
+    <w:p>
+      <w:pPr>
+        <w:pStyle w:val="NormalWeb"/>
+        <w:tabs>
+          <w:tab w:val="left" w:pos="284"/>
+        </w:tabs>
+        <w:kinsoku w:val="0"/>
+        <w:overflowPunct w:val="0"/>
+        <w:spacing w:before="120" w:beforeAutospacing="0" w:after="0" w:afterAutospacing="0"/>
+        <w:jc w:val="both"/>
+        <w:textAlignment w:val="baseline"/>
+        <w:rPr>
+          <w:bCs/>
+          <w:i/>
+          <w:color w:val="0000FF"/>
+          <w:sz w:val="28"/>
+          <w:szCs w:val="28"/>
+        </w:rPr>
+      </w:pPr>
+      <w:r>
+        <w:rPr>
+          <w:bCs/>
+          <w:sz w:val="28"/>
+          <w:szCs w:val="28"/>
+        </w:rPr>
+        <w:t>{{</w:t>
+      </w:r>
+      <w:r>
+        <w:rPr>
+          <w:bCs/>
+          <w:sz w:val="28"/>
+          <w:szCs w:val="28"/>
+          <w:lang w:val="en-US"/>
+        </w:rPr>
+        <w:t>GIAO_VIEN</w:t>
+      </w:r>
+      <w:r>
+        <w:rPr>
+          <w:bCs/>
+          <w:sz w:val="28"/>
+          <w:szCs w:val="28"/>
+        </w:rPr>
+        <w:t>}}</w:t>
       </w:r>
     </w:p>
     <w:p>
@@ -961,6 +1048,80 @@
           <w:rFonts w:ascii="Times New Roman" w:hAnsi="Times New Roman" w:cs="Times New Roman"/>
           <w:b/>
           <w:bCs/>
+          <w:color w:val="000000"/>
+          <w:sz w:val="28"/>
+          <w:szCs w:val="28"/>
+          <w:lang w:val="nl-NL"/>
+        </w:rPr>
+      </w:pPr>
+      <w:r>
+        <w:rPr>
+          <w:rFonts w:ascii="Times New Roman" w:hAnsi="Times New Roman" w:cs="Times New Roman"/>
+          <w:b/>
+          <w:bCs/>
+          <w:color w:val="000000"/>
+          <w:sz w:val="28"/>
+          <w:szCs w:val="28"/>
+          <w:lang w:val="nl-NL"/>
+        </w:rPr>
+        <w:t>2.Học sinh</w:t>
+      </w:r>
+      <w:r>
+        <w:rPr>
+          <w:rFonts w:ascii="Times New Roman" w:hAnsi="Times New Roman" w:cs="Times New Roman"/>
+          <w:b/>
+          <w:bCs/>
+          <w:color w:val="000000"/>
+          <w:sz w:val="28"/>
+          <w:szCs w:val="28"/>
+          <w:lang w:val="nl-NL"/>
+        </w:rPr>
+        <w:t xml:space="preserve">: </w:t>
+      </w:r>
+    </w:p>
+    <w:p>
+      <w:pPr>
+        <w:pBdr>
+          <w:bar w:val="single" w:sz="4" w:color="auto"/>
+        </w:pBdr>
+        <w:tabs>
+          <w:tab w:val="left" w:pos="284"/>
+        </w:tabs>
+        <w:spacing w:after="0" w:line="240" w:lineRule="auto"/>
+        <w:jc w:val="both"/>
+        <w:rPr>
+          <w:rFonts w:ascii="Times New Roman" w:hAnsi="Times New Roman" w:cs="Times New Roman"/>
+          <w:bCs/>
+          <w:color w:val="000000"/>
+          <w:sz w:val="28"/>
+          <w:szCs w:val="28"/>
+          <w:lang w:val="nl-NL"/>
+        </w:rPr>
+      </w:pPr>
+      <w:r>
+        <w:rPr>
+          <w:rFonts w:ascii="Times New Roman" w:hAnsi="Times New Roman" w:cs="Times New Roman"/>
+          <w:bCs/>
+          <w:sz w:val="28"/>
+          <w:szCs w:val="28"/>
+        </w:rPr>
+        <w:t>{{HOC_SINH}}</w:t>
+      </w:r>
+    </w:p>
+    <w:p>
+      <w:pPr>
+        <w:pBdr>
+          <w:bar w:val="single" w:sz="4" w:color="auto"/>
+        </w:pBdr>
+        <w:tabs>
+          <w:tab w:val="left" w:pos="284"/>
+        </w:tabs>
+        <w:spacing w:after="0" w:line="240" w:lineRule="auto"/>
+        <w:jc w:val="both"/>
+        <w:rPr>
+          <w:rFonts w:ascii="Times New Roman" w:hAnsi="Times New Roman" w:cs="Times New Roman"/>
+          <w:b/>
+          <w:bCs/>
           <w:color w:val="FF0000"/>
           <w:sz w:val="28"/>
           <w:szCs w:val="28"/>
@@ -1037,14 +1198,6 @@
         </w:rPr>
         <w:t xml:space="preserve"> </w:t>
       </w:r>
-      <w:r>
-        <w:rPr>
-          <w:rFonts w:ascii="Times New Roman" w:hAnsi="Times New Roman" w:cs="Times New Roman"/>
-          <w:sz w:val="28"/>
-          <w:szCs w:val="28"/>
-        </w:rPr>
-        <w:t>{{HOAT_DONG_MO_DAU}}</w:t>
-      </w:r>
     </w:p>
     <w:p>
       <w:pPr>
@@ -1098,13 +1251,29 @@
         </w:rPr>
         <w:t xml:space="preserve"> </w:t>
       </w:r>
-      <w:r>
-        <w:rPr>
-          <w:rFonts w:ascii="Times New Roman" w:hAnsi="Times New Roman" w:cs="Times New Roman"/>
-          <w:sz w:val="28"/>
-          <w:szCs w:val="28"/>
-        </w:rPr>
-        <w:t>{{MUC_TIEU}}</w:t>
+    </w:p>
+    <w:p>
+      <w:pPr>
+        <w:tabs>
+          <w:tab w:val="left" w:pos="284"/>
+        </w:tabs>
+        <w:spacing w:after="0" w:line="240" w:lineRule="auto"/>
+        <w:ind w:right="255"/>
+        <w:jc w:val="both"/>
+        <w:rPr>
+          <w:rFonts w:ascii="Times New Roman" w:eastAsia="Times New Roman" w:hAnsi="Times New Roman" w:cs="Times New Roman"/>
+          <w:b/>
+          <w:sz w:val="28"/>
+          <w:szCs w:val="28"/>
+        </w:rPr>
+      </w:pPr>
+      <w:r>
+        <w:rPr>
+          <w:rFonts w:ascii="Times New Roman" w:hAnsi="Times New Roman" w:cs="Times New Roman"/>
+          <w:sz w:val="28"/>
+          <w:szCs w:val="28"/>
+        </w:rPr>
+        <w:t>{MUC_TIEU}}</w:t>
       </w:r>
     </w:p>
     <w:p>
@@ -1118,6 +1287,51 @@
         <w:jc w:val="both"/>
         <w:rPr>
           <w:rFonts w:ascii="Times New Roman" w:eastAsia="Calibri" w:hAnsi="Times New Roman" w:cs="Times New Roman"/>
+          <w:b/>
+          <w:sz w:val="28"/>
+          <w:szCs w:val="28"/>
+        </w:rPr>
+      </w:pPr>
+      <w:r>
+        <w:rPr>
+          <w:rFonts w:ascii="Times New Roman" w:eastAsia="Calibri" w:hAnsi="Times New Roman" w:cs="Times New Roman"/>
+          <w:b/>
+          <w:sz w:val="28"/>
+          <w:szCs w:val="28"/>
+        </w:rPr>
+        <w:tab/>
+      </w:r>
+      <w:r>
+        <w:rPr>
+          <w:rFonts w:ascii="Times New Roman" w:eastAsia="Calibri" w:hAnsi="Times New Roman" w:cs="Times New Roman"/>
+          <w:b/>
+          <w:sz w:val="28"/>
+          <w:szCs w:val="28"/>
+          <w:lang w:val="vi-VN"/>
+        </w:rPr>
+        <w:t>b) Nội dung:</w:t>
+      </w:r>
+      <w:r>
+        <w:rPr>
+          <w:rFonts w:ascii="Times New Roman" w:eastAsia="Calibri" w:hAnsi="Times New Roman" w:cs="Times New Roman"/>
+          <w:b/>
+          <w:sz w:val="28"/>
+          <w:szCs w:val="28"/>
+        </w:rPr>
+        <w:t xml:space="preserve"> </w:t>
+      </w:r>
+    </w:p>
+    <w:p>
+      <w:pPr>
+        <w:tabs>
+          <w:tab w:val="left" w:pos="284"/>
+          <w:tab w:val="left" w:pos="851"/>
+          <w:tab w:val="left" w:pos="993"/>
+        </w:tabs>
+        <w:spacing w:after="0" w:line="240" w:lineRule="auto"/>
+        <w:jc w:val="both"/>
+        <w:rPr>
+          <w:rFonts w:ascii="Times New Roman" w:eastAsia="Calibri" w:hAnsi="Times New Roman" w:cs="Times New Roman"/>
           <w:i/>
           <w:sz w:val="28"/>
           <w:szCs w:val="28"/>
@@ -1125,6 +1339,46 @@
       </w:pPr>
       <w:r>
         <w:rPr>
+          <w:rFonts w:ascii="Times New Roman" w:hAnsi="Times New Roman" w:cs="Times New Roman"/>
+          <w:sz w:val="28"/>
+          <w:szCs w:val="28"/>
+        </w:rPr>
+        <w:t>{{N</w:t>
+      </w:r>
+      <w:r>
+        <w:rPr>
+          <w:rFonts w:ascii="Times New Roman" w:hAnsi="Times New Roman" w:cs="Times New Roman"/>
+          <w:sz w:val="28"/>
+          <w:szCs w:val="28"/>
+        </w:rPr>
+        <w:t>OI_DUNG</w:t>
+      </w:r>
+      <w:r>
+        <w:rPr>
+          <w:rFonts w:ascii="Times New Roman" w:hAnsi="Times New Roman" w:cs="Times New Roman"/>
+          <w:sz w:val="28"/>
+          <w:szCs w:val="28"/>
+        </w:rPr>
+        <w:t>}}</w:t>
+      </w:r>
+    </w:p>
+    <w:p>
+      <w:pPr>
+        <w:tabs>
+          <w:tab w:val="left" w:pos="284"/>
+        </w:tabs>
+        <w:spacing w:after="0" w:line="240" w:lineRule="auto"/>
+        <w:jc w:val="both"/>
+        <w:rPr>
+          <w:rFonts w:ascii="Times New Roman" w:eastAsia="Times New Roman" w:hAnsi="Times New Roman" w:cs="Times New Roman"/>
+          <w:b/>
+          <w:sz w:val="28"/>
+          <w:szCs w:val="28"/>
+          <w:lang w:val="de-DE"/>
+        </w:rPr>
+      </w:pPr>
+      <w:r>
+        <w:rPr>
           <w:rFonts w:ascii="Times New Roman" w:eastAsia="Calibri" w:hAnsi="Times New Roman" w:cs="Times New Roman"/>
           <w:b/>
           <w:sz w:val="28"/>
@@ -1140,40 +1394,27 @@
           <w:szCs w:val="28"/>
           <w:lang w:val="vi-VN"/>
         </w:rPr>
-        <w:t>b) Nội dung:</w:t>
-      </w:r>
-      <w:r>
-        <w:rPr>
-          <w:rFonts w:ascii="Times New Roman" w:eastAsia="Calibri" w:hAnsi="Times New Roman" w:cs="Times New Roman"/>
-          <w:b/>
-          <w:sz w:val="28"/>
-          <w:szCs w:val="28"/>
-        </w:rPr>
-        <w:t xml:space="preserve"> </w:t>
-      </w:r>
-      <w:r>
-        <w:rPr>
-          <w:rFonts w:ascii="Times New Roman" w:hAnsi="Times New Roman" w:cs="Times New Roman"/>
-          <w:sz w:val="28"/>
-          <w:szCs w:val="28"/>
-        </w:rPr>
-        <w:t>{{N</w:t>
-      </w:r>
-      <w:r>
-        <w:rPr>
-          <w:rFonts w:ascii="Times New Roman" w:hAnsi="Times New Roman" w:cs="Times New Roman"/>
-          <w:sz w:val="28"/>
-          <w:szCs w:val="28"/>
-        </w:rPr>
-        <w:t>OI_DUNG</w:t>
-      </w:r>
-      <w:r>
-        <w:rPr>
-          <w:rFonts w:ascii="Times New Roman" w:hAnsi="Times New Roman" w:cs="Times New Roman"/>
-          <w:sz w:val="28"/>
-          <w:szCs w:val="28"/>
-        </w:rPr>
-        <w:t>}}</w:t>
+        <w:t>c)</w:t>
+      </w:r>
+      <w:r>
+        <w:rPr>
+          <w:rFonts w:ascii="Times New Roman" w:eastAsia="Times New Roman" w:hAnsi="Times New Roman" w:cs="Times New Roman"/>
+          <w:b/>
+          <w:sz w:val="28"/>
+          <w:szCs w:val="28"/>
+          <w:lang w:val="de-DE"/>
+        </w:rPr>
+        <w:t>S</w:t>
+      </w:r>
+      <w:r>
+        <w:rPr>
+          <w:rFonts w:ascii="Times New Roman" w:eastAsia="Times New Roman" w:hAnsi="Times New Roman" w:cs="Times New Roman"/>
+          <w:b/>
+          <w:sz w:val="28"/>
+          <w:szCs w:val="28"/>
+          <w:lang w:val="de-DE"/>
+        </w:rPr>
+        <w:t xml:space="preserve">ản phẩm: </w:t>
       </w:r>
     </w:p>
     <w:p>
@@ -1191,45 +1432,6 @@
           <w:lang w:val="de-DE"/>
         </w:rPr>
       </w:pPr>
-      <w:r>
-        <w:rPr>
-          <w:rFonts w:ascii="Times New Roman" w:eastAsia="Calibri" w:hAnsi="Times New Roman" w:cs="Times New Roman"/>
-          <w:b/>
-          <w:sz w:val="28"/>
-          <w:szCs w:val="28"/>
-        </w:rPr>
-        <w:tab/>
-      </w:r>
-      <w:r>
-        <w:rPr>
-          <w:rFonts w:ascii="Times New Roman" w:eastAsia="Calibri" w:hAnsi="Times New Roman" w:cs="Times New Roman"/>
-          <w:b/>
-          <w:sz w:val="28"/>
-          <w:szCs w:val="28"/>
-          <w:lang w:val="vi-VN"/>
-        </w:rPr>
-        <w:t>c)</w:t>
-      </w:r>
-      <w:r>
-        <w:rPr>
-          <w:rFonts w:ascii="Times New Roman" w:eastAsia="Times New Roman" w:hAnsi="Times New Roman" w:cs="Times New Roman"/>
-          <w:b/>
-          <w:sz w:val="28"/>
-          <w:szCs w:val="28"/>
-          <w:lang w:val="de-DE"/>
-        </w:rPr>
-        <w:t>S</w:t>
-      </w:r>
-      <w:r>
-        <w:rPr>
-          <w:rFonts w:ascii="Times New Roman" w:eastAsia="Times New Roman" w:hAnsi="Times New Roman" w:cs="Times New Roman"/>
-          <w:b/>
-          <w:sz w:val="28"/>
-          <w:szCs w:val="28"/>
-          <w:lang w:val="de-DE"/>
-        </w:rPr>
-        <w:t xml:space="preserve">ản phẩm: </w:t>
-      </w:r>
       <w:r>
         <w:rPr>
           <w:rFonts w:ascii="Times New Roman" w:hAnsi="Times New Roman" w:cs="Times New Roman"/>
@@ -1385,587 +1587,6 @@
         </w:rPr>
         <w:t xml:space="preserve"> </w:t>
       </w:r>
-      <w:r>
-        <w:rPr>
-          <w:rFonts w:ascii="Times New Roman" w:hAnsi="Times New Roman" w:cs="Times New Roman"/>
-          <w:sz w:val="28"/>
-          <w:szCs w:val="28"/>
-        </w:rPr>
-        <w:t>{{CHUYEN_GIAO_NHIEM_VU_HOC_TAP}}</w:t>
-      </w:r>
-    </w:p>
-    <w:p>
-      <w:pPr>
-        <w:tabs>
-          <w:tab w:val="left" w:pos="284"/>
-        </w:tabs>
-        <w:spacing w:after="0" w:line="240" w:lineRule="auto"/>
-        <w:rPr>
-          <w:rFonts w:ascii="Times New Roman" w:eastAsia="Times New Roman" w:hAnsi="Times New Roman" w:cs="Times New Roman"/>
-          <w:b/>
-          <w:i/>
-          <w:iCs/>
-          <w:sz w:val="28"/>
-          <w:szCs w:val="28"/>
-          <w:lang w:val="de-DE"/>
-        </w:rPr>
-      </w:pPr>
-      <w:r>
-        <w:rPr>
-          <w:rFonts w:ascii="Times New Roman" w:eastAsia="Times New Roman" w:hAnsi="Times New Roman" w:cs="Times New Roman"/>
-          <w:b/>
-          <w:i/>
-          <w:iCs/>
-          <w:sz w:val="28"/>
-          <w:szCs w:val="28"/>
-          <w:lang w:val="de-DE"/>
-        </w:rPr>
-        <w:t>*Thực hiện nhiệm vụ học tập</w:t>
-      </w:r>
-      <w:r>
-        <w:rPr>
-          <w:rFonts w:ascii="Times New Roman" w:eastAsia="Times New Roman" w:hAnsi="Times New Roman" w:cs="Times New Roman"/>
-          <w:b/>
-          <w:i/>
-          <w:iCs/>
-          <w:sz w:val="28"/>
-          <w:szCs w:val="28"/>
-          <w:lang w:val="de-DE"/>
-        </w:rPr>
-        <w:t xml:space="preserve"> </w:t>
-      </w:r>
-      <w:r>
-        <w:rPr>
-          <w:rFonts w:ascii="Times New Roman" w:hAnsi="Times New Roman" w:cs="Times New Roman"/>
-          <w:sz w:val="28"/>
-          <w:szCs w:val="28"/>
-        </w:rPr>
-        <w:t>{{THUC_HIEN_NHIEM_VU_HOC_TAP}}</w:t>
-      </w:r>
-    </w:p>
-    <w:p>
-      <w:pPr>
-        <w:tabs>
-          <w:tab w:val="left" w:pos="284"/>
-        </w:tabs>
-        <w:spacing w:after="0" w:line="240" w:lineRule="auto"/>
-        <w:rPr>
-          <w:rFonts w:ascii="Times New Roman" w:eastAsia="Times New Roman" w:hAnsi="Times New Roman" w:cs="Times New Roman"/>
-          <w:b/>
-          <w:i/>
-          <w:iCs/>
-          <w:sz w:val="28"/>
-          <w:szCs w:val="28"/>
-          <w:lang w:val="de-DE"/>
-        </w:rPr>
-      </w:pPr>
-      <w:r>
-        <w:rPr>
-          <w:rFonts w:ascii="Times New Roman" w:eastAsia="Times New Roman" w:hAnsi="Times New Roman" w:cs="Times New Roman"/>
-          <w:b/>
-          <w:i/>
-          <w:iCs/>
-          <w:sz w:val="28"/>
-          <w:szCs w:val="28"/>
-          <w:lang w:val="de-DE"/>
-        </w:rPr>
-        <w:t>*Báo cáo kết quả và thảo luận</w:t>
-      </w:r>
-      <w:r>
-        <w:rPr>
-          <w:rFonts w:ascii="Times New Roman" w:eastAsia="Times New Roman" w:hAnsi="Times New Roman" w:cs="Times New Roman"/>
-          <w:b/>
-          <w:i/>
-          <w:iCs/>
-          <w:sz w:val="28"/>
-          <w:szCs w:val="28"/>
-          <w:lang w:val="de-DE"/>
-        </w:rPr>
-        <w:t xml:space="preserve"> </w:t>
-      </w:r>
-      <w:r>
-        <w:rPr>
-          <w:rFonts w:ascii="Times New Roman" w:hAnsi="Times New Roman" w:cs="Times New Roman"/>
-          <w:sz w:val="28"/>
-          <w:szCs w:val="28"/>
-        </w:rPr>
-        <w:t>{{BAO_CAO_KET_QUA_VA_THAO_LUAN}}</w:t>
-      </w:r>
-    </w:p>
-    <w:p>
-      <w:pPr>
-        <w:tabs>
-          <w:tab w:val="left" w:pos="284"/>
-        </w:tabs>
-        <w:spacing w:after="0" w:line="240" w:lineRule="auto"/>
-        <w:jc w:val="both"/>
-        <w:rPr>
-          <w:rFonts w:ascii="Times New Roman" w:eastAsia="Times New Roman" w:hAnsi="Times New Roman" w:cs="Times New Roman"/>
-          <w:b/>
-          <w:i/>
-          <w:iCs/>
-          <w:sz w:val="28"/>
-          <w:szCs w:val="28"/>
-          <w:lang w:val="de-DE"/>
-        </w:rPr>
-      </w:pPr>
-      <w:r>
-        <w:rPr>
-          <w:rFonts w:ascii="Times New Roman" w:eastAsia="Times New Roman" w:hAnsi="Times New Roman" w:cs="Times New Roman"/>
-          <w:b/>
-          <w:i/>
-          <w:iCs/>
-          <w:sz w:val="28"/>
-          <w:szCs w:val="28"/>
-          <w:lang w:val="de-DE"/>
-        </w:rPr>
-        <w:t xml:space="preserve">*Đánh giá kết quả </w:t>
-      </w:r>
-      <w:r>
-        <w:rPr>
-          <w:rFonts w:ascii="Times New Roman" w:hAnsi="Times New Roman" w:cs="Times New Roman"/>
-          <w:sz w:val="28"/>
-          <w:szCs w:val="28"/>
-        </w:rPr>
-        <w:t>{{DANH_GIA_KET_QUA}}</w:t>
-      </w:r>
-    </w:p>
-    <w:p>
-      <w:pPr>
-        <w:tabs>
-          <w:tab w:val="left" w:pos="284"/>
-        </w:tabs>
-        <w:spacing w:after="0" w:line="240" w:lineRule="auto"/>
-        <w:jc w:val="both"/>
-        <w:rPr>
-          <w:rFonts w:ascii="Times New Roman" w:eastAsia="Times New Roman" w:hAnsi="Times New Roman" w:cs="Times New Roman"/>
-          <w:b/>
-          <w:bCs/>
-          <w:color w:val="000000"/>
-          <w:sz w:val="28"/>
-          <w:szCs w:val="28"/>
-          <w:shd w:val="clear" w:color="auto" w:fill="FFFFFF"/>
-          <w:lang w:val="de-DE"/>
-        </w:rPr>
-      </w:pPr>
-      <w:r>
-        <w:rPr>
-          <w:rFonts w:ascii="Times New Roman" w:eastAsia="Times New Roman" w:hAnsi="Times New Roman" w:cs="Times New Roman"/>
-          <w:b/>
-          <w:bCs/>
-          <w:color w:val="0000FF"/>
-          <w:sz w:val="28"/>
-          <w:szCs w:val="28"/>
-          <w:shd w:val="clear" w:color="auto" w:fill="FFFFFF"/>
-          <w:lang w:val="de-DE"/>
-        </w:rPr>
-        <w:t xml:space="preserve">2. </w:t>
-      </w:r>
-      <w:r>
-        <w:rPr>
-          <w:rFonts w:ascii="Times New Roman" w:eastAsia="Times New Roman" w:hAnsi="Times New Roman" w:cs="Times New Roman"/>
-          <w:b/>
-          <w:bCs/>
-          <w:color w:val="0000FF"/>
-          <w:sz w:val="28"/>
-          <w:szCs w:val="28"/>
-          <w:shd w:val="clear" w:color="auto" w:fill="FFFFFF"/>
-          <w:lang w:val="de-DE"/>
-        </w:rPr>
-        <w:t xml:space="preserve">HOẠT ĐỘNG </w:t>
-      </w:r>
-      <w:r>
-        <w:rPr>
-          <w:rFonts w:ascii="Times New Roman" w:eastAsia="Times New Roman" w:hAnsi="Times New Roman" w:cs="Times New Roman"/>
-          <w:b/>
-          <w:bCs/>
-          <w:color w:val="0000FF"/>
-          <w:sz w:val="28"/>
-          <w:szCs w:val="28"/>
-          <w:shd w:val="clear" w:color="auto" w:fill="FFFFFF"/>
-          <w:lang w:val="de-DE"/>
-        </w:rPr>
-        <w:t>2:</w:t>
-      </w:r>
-      <w:r>
-        <w:rPr>
-          <w:rFonts w:ascii="Times New Roman" w:eastAsia="Times New Roman" w:hAnsi="Times New Roman" w:cs="Times New Roman"/>
-          <w:b/>
-          <w:bCs/>
-          <w:color w:val="000000"/>
-          <w:sz w:val="28"/>
-          <w:szCs w:val="28"/>
-          <w:shd w:val="clear" w:color="auto" w:fill="FFFFFF"/>
-          <w:lang w:val="de-DE"/>
-        </w:rPr>
-        <w:t xml:space="preserve"> </w:t>
-      </w:r>
-      <w:r>
-        <w:rPr>
-          <w:rFonts w:ascii="Times New Roman" w:eastAsia="Times New Roman" w:hAnsi="Times New Roman" w:cs="Times New Roman"/>
-          <w:b/>
-          <w:bCs/>
-          <w:color w:val="0000FF"/>
-          <w:sz w:val="28"/>
-          <w:szCs w:val="28"/>
-          <w:shd w:val="clear" w:color="auto" w:fill="FFFFFF"/>
-          <w:lang w:val="de-DE"/>
-        </w:rPr>
-        <w:t>HÌNH THÀNH KIẾN THỨC MỚI</w:t>
-      </w:r>
-      <w:r>
-        <w:rPr>
-          <w:rFonts w:ascii="Times New Roman" w:eastAsia="Times New Roman" w:hAnsi="Times New Roman" w:cs="Times New Roman"/>
-          <w:b/>
-          <w:bCs/>
-          <w:color w:val="000000"/>
-          <w:sz w:val="28"/>
-          <w:szCs w:val="28"/>
-          <w:shd w:val="clear" w:color="auto" w:fill="FFFFFF"/>
-          <w:lang w:val="de-DE"/>
-        </w:rPr>
-        <w:t xml:space="preserve"> </w:t>
-      </w:r>
-    </w:p>
-    <w:p>
-      <w:pPr>
-        <w:tabs>
-          <w:tab w:val="left" w:pos="284"/>
-        </w:tabs>
-        <w:spacing w:after="0" w:line="240" w:lineRule="auto"/>
-        <w:ind w:right="255"/>
-        <w:jc w:val="both"/>
-        <w:rPr>
-          <w:rFonts w:ascii="Times New Roman" w:eastAsia="Times New Roman" w:hAnsi="Times New Roman" w:cs="Times New Roman"/>
-          <w:b/>
-          <w:sz w:val="28"/>
-          <w:szCs w:val="28"/>
-          <w:lang w:val="vi-VN"/>
-        </w:rPr>
-      </w:pPr>
-      <w:r>
-        <w:rPr>
-          <w:rFonts w:ascii="Times New Roman" w:eastAsia="Times New Roman" w:hAnsi="Times New Roman" w:cs="Times New Roman"/>
-          <w:b/>
-          <w:bCs/>
-          <w:color w:val="000000"/>
-          <w:sz w:val="28"/>
-          <w:szCs w:val="28"/>
-          <w:shd w:val="clear" w:color="auto" w:fill="FFFFFF"/>
-          <w:lang w:val="de-DE"/>
-        </w:rPr>
-        <w:tab/>
-      </w:r>
-      <w:r>
-        <w:rPr>
-          <w:rFonts w:ascii="Times New Roman" w:eastAsia="Times New Roman" w:hAnsi="Times New Roman" w:cs="Times New Roman"/>
-          <w:b/>
-          <w:bCs/>
-          <w:color w:val="FF0000"/>
-          <w:sz w:val="28"/>
-          <w:szCs w:val="28"/>
-          <w:shd w:val="clear" w:color="auto" w:fill="FFFFFF"/>
-          <w:lang w:val="de-DE"/>
-        </w:rPr>
-        <w:t>Hoạt động 2.1</w:t>
-      </w:r>
-      <w:r>
-        <w:rPr>
-          <w:rFonts w:ascii="Times New Roman" w:eastAsia="Times New Roman" w:hAnsi="Times New Roman" w:cs="Times New Roman"/>
-          <w:b/>
-          <w:bCs/>
-          <w:color w:val="000000"/>
-          <w:sz w:val="28"/>
-          <w:szCs w:val="28"/>
-          <w:shd w:val="clear" w:color="auto" w:fill="FFFFFF"/>
-          <w:lang w:val="de-DE"/>
-        </w:rPr>
-        <w:t xml:space="preserve">. </w:t>
-      </w:r>
-      <w:r>
-        <w:rPr>
-          <w:rFonts w:ascii="Times New Roman" w:hAnsi="Times New Roman" w:cs="Times New Roman"/>
-          <w:sz w:val="28"/>
-          <w:szCs w:val="28"/>
-        </w:rPr>
-        <w:t>{{</w:t>
-      </w:r>
-      <w:r>
-        <w:rPr>
-          <w:rFonts w:ascii="Times New Roman" w:hAnsi="Times New Roman" w:cs="Times New Roman"/>
-          <w:sz w:val="28"/>
-          <w:szCs w:val="28"/>
-        </w:rPr>
-        <w:t>TEN_</w:t>
-      </w:r>
-      <w:r>
-        <w:rPr>
-          <w:rFonts w:ascii="Times New Roman" w:hAnsi="Times New Roman" w:cs="Times New Roman"/>
-          <w:sz w:val="28"/>
-          <w:szCs w:val="28"/>
-        </w:rPr>
-        <w:t>HOAT_DONG}}</w:t>
-      </w:r>
-    </w:p>
-    <w:p>
-      <w:pPr>
-        <w:tabs>
-          <w:tab w:val="left" w:pos="284"/>
-        </w:tabs>
-        <w:spacing w:after="0" w:line="240" w:lineRule="auto"/>
-        <w:ind w:right="255"/>
-        <w:jc w:val="both"/>
-        <w:rPr>
-          <w:rFonts w:ascii="Times New Roman" w:eastAsia="Times New Roman" w:hAnsi="Times New Roman" w:cs="Times New Roman"/>
-          <w:b/>
-          <w:sz w:val="28"/>
-          <w:szCs w:val="28"/>
-        </w:rPr>
-      </w:pPr>
-      <w:r>
-        <w:rPr>
-          <w:rFonts w:ascii="Times New Roman" w:eastAsia="Times New Roman" w:hAnsi="Times New Roman" w:cs="Times New Roman"/>
-          <w:b/>
-          <w:sz w:val="28"/>
-          <w:szCs w:val="28"/>
-        </w:rPr>
-        <w:tab/>
-      </w:r>
-      <w:r>
-        <w:rPr>
-          <w:rFonts w:ascii="Times New Roman" w:eastAsia="Times New Roman" w:hAnsi="Times New Roman" w:cs="Times New Roman"/>
-          <w:b/>
-          <w:sz w:val="28"/>
-          <w:szCs w:val="28"/>
-        </w:rPr>
-        <w:t xml:space="preserve">a) </w:t>
-      </w:r>
-      <w:r>
-        <w:rPr>
-          <w:rFonts w:ascii="Times New Roman" w:eastAsia="Times New Roman" w:hAnsi="Times New Roman" w:cs="Times New Roman"/>
-          <w:b/>
-          <w:sz w:val="28"/>
-          <w:szCs w:val="28"/>
-          <w:lang w:val="vi-VN"/>
-        </w:rPr>
-        <w:t>Mục tiêu:</w:t>
-      </w:r>
-      <w:r>
-        <w:rPr>
-          <w:rFonts w:ascii="Times New Roman" w:eastAsia="Times New Roman" w:hAnsi="Times New Roman" w:cs="Times New Roman"/>
-          <w:b/>
-          <w:sz w:val="28"/>
-          <w:szCs w:val="28"/>
-        </w:rPr>
-        <w:t xml:space="preserve"> </w:t>
-      </w:r>
-      <w:r>
-        <w:rPr>
-          <w:rFonts w:ascii="Times New Roman" w:hAnsi="Times New Roman" w:cs="Times New Roman"/>
-          <w:sz w:val="28"/>
-          <w:szCs w:val="28"/>
-        </w:rPr>
-        <w:t>{{HD1_MUC_TIEU}}</w:t>
-      </w:r>
-    </w:p>
-    <w:p>
-      <w:pPr>
-        <w:tabs>
-          <w:tab w:val="left" w:pos="284"/>
-          <w:tab w:val="left" w:pos="851"/>
-          <w:tab w:val="left" w:pos="993"/>
-        </w:tabs>
-        <w:spacing w:after="0" w:line="240" w:lineRule="auto"/>
-        <w:jc w:val="both"/>
-        <w:rPr>
-          <w:rFonts w:ascii="Times New Roman" w:eastAsia="Calibri" w:hAnsi="Times New Roman" w:cs="Times New Roman"/>
-          <w:i/>
-          <w:sz w:val="28"/>
-          <w:szCs w:val="28"/>
-        </w:rPr>
-      </w:pPr>
-      <w:r>
-        <w:rPr>
-          <w:rFonts w:ascii="Times New Roman" w:eastAsia="Calibri" w:hAnsi="Times New Roman" w:cs="Times New Roman"/>
-          <w:b/>
-          <w:sz w:val="28"/>
-          <w:szCs w:val="28"/>
-        </w:rPr>
-        <w:tab/>
-      </w:r>
-      <w:r>
-        <w:rPr>
-          <w:rFonts w:ascii="Times New Roman" w:eastAsia="Calibri" w:hAnsi="Times New Roman" w:cs="Times New Roman"/>
-          <w:b/>
-          <w:sz w:val="28"/>
-          <w:szCs w:val="28"/>
-          <w:lang w:val="vi-VN"/>
-        </w:rPr>
-        <w:t>b) Nội dung:</w:t>
-      </w:r>
-      <w:r>
-        <w:rPr>
-          <w:rFonts w:ascii="Times New Roman" w:eastAsia="Calibri" w:hAnsi="Times New Roman" w:cs="Times New Roman"/>
-          <w:b/>
-          <w:sz w:val="28"/>
-          <w:szCs w:val="28"/>
-        </w:rPr>
-        <w:t xml:space="preserve"> </w:t>
-      </w:r>
-      <w:r>
-        <w:rPr>
-          <w:rFonts w:ascii="Times New Roman" w:hAnsi="Times New Roman" w:cs="Times New Roman"/>
-          <w:sz w:val="28"/>
-          <w:szCs w:val="28"/>
-        </w:rPr>
-        <w:t>{{</w:t>
-      </w:r>
-      <w:r>
-        <w:rPr>
-          <w:rFonts w:ascii="Times New Roman" w:hAnsi="Times New Roman" w:cs="Times New Roman"/>
-          <w:sz w:val="28"/>
-          <w:szCs w:val="28"/>
-        </w:rPr>
-        <w:t>HD1_</w:t>
-      </w:r>
-      <w:r>
-        <w:rPr>
-          <w:rFonts w:ascii="Times New Roman" w:hAnsi="Times New Roman" w:cs="Times New Roman"/>
-          <w:sz w:val="28"/>
-          <w:szCs w:val="28"/>
-        </w:rPr>
-        <w:t>NOI_DUNG}}</w:t>
-      </w:r>
-    </w:p>
-    <w:p>
-      <w:pPr>
-        <w:tabs>
-          <w:tab w:val="left" w:pos="284"/>
-        </w:tabs>
-        <w:spacing w:after="0" w:line="240" w:lineRule="auto"/>
-        <w:jc w:val="both"/>
-        <w:rPr>
-          <w:rFonts w:ascii="Times New Roman" w:eastAsia="Times New Roman" w:hAnsi="Times New Roman" w:cs="Times New Roman"/>
-          <w:b/>
-          <w:sz w:val="28"/>
-          <w:szCs w:val="28"/>
-          <w:lang w:val="de-DE"/>
-        </w:rPr>
-      </w:pPr>
-      <w:r>
-        <w:rPr>
-          <w:rFonts w:ascii="Times New Roman" w:eastAsia="Calibri" w:hAnsi="Times New Roman" w:cs="Times New Roman"/>
-          <w:b/>
-          <w:sz w:val="28"/>
-          <w:szCs w:val="28"/>
-        </w:rPr>
-        <w:tab/>
-      </w:r>
-      <w:r>
-        <w:rPr>
-          <w:rFonts w:ascii="Times New Roman" w:eastAsia="Calibri" w:hAnsi="Times New Roman" w:cs="Times New Roman"/>
-          <w:b/>
-          <w:sz w:val="28"/>
-          <w:szCs w:val="28"/>
-          <w:lang w:val="vi-VN"/>
-        </w:rPr>
-        <w:t>c)</w:t>
-      </w:r>
-      <w:r>
-        <w:rPr>
-          <w:rFonts w:ascii="Times New Roman" w:eastAsia="Times New Roman" w:hAnsi="Times New Roman" w:cs="Times New Roman"/>
-          <w:b/>
-          <w:sz w:val="28"/>
-          <w:szCs w:val="28"/>
-          <w:lang w:val="de-DE"/>
-        </w:rPr>
-        <w:t xml:space="preserve">Sản phẩm: </w:t>
-      </w:r>
-      <w:r>
-        <w:rPr>
-          <w:rFonts w:ascii="Times New Roman" w:hAnsi="Times New Roman" w:cs="Times New Roman"/>
-          <w:sz w:val="28"/>
-          <w:szCs w:val="28"/>
-        </w:rPr>
-        <w:t>{{</w:t>
-      </w:r>
-      <w:r>
-        <w:rPr>
-          <w:rFonts w:ascii="Times New Roman" w:hAnsi="Times New Roman" w:cs="Times New Roman"/>
-          <w:sz w:val="28"/>
-          <w:szCs w:val="28"/>
-        </w:rPr>
-        <w:t>HD1_</w:t>
-      </w:r>
-      <w:r>
-        <w:rPr>
-          <w:rFonts w:ascii="Times New Roman" w:hAnsi="Times New Roman" w:cs="Times New Roman"/>
-          <w:sz w:val="28"/>
-          <w:szCs w:val="28"/>
-        </w:rPr>
-        <w:t>SAN_PHAM}}</w:t>
-      </w:r>
-    </w:p>
-    <w:p>
-      <w:pPr>
-        <w:tabs>
-          <w:tab w:val="left" w:pos="284"/>
-        </w:tabs>
-        <w:spacing w:after="0" w:line="240" w:lineRule="auto"/>
-        <w:rPr>
-          <w:rFonts w:ascii="Times New Roman" w:eastAsia="Times New Roman" w:hAnsi="Times New Roman" w:cs="Times New Roman"/>
-          <w:b/>
-          <w:color w:val="000000"/>
-          <w:sz w:val="28"/>
-          <w:szCs w:val="28"/>
-          <w:shd w:val="clear" w:color="auto" w:fill="FFFFFF"/>
-        </w:rPr>
-      </w:pPr>
-      <w:r>
-        <w:rPr>
-          <w:rFonts w:ascii="Times New Roman" w:eastAsia="Calibri" w:hAnsi="Times New Roman" w:cs="Times New Roman"/>
-          <w:b/>
-          <w:iCs/>
-          <w:color w:val="000000"/>
-          <w:sz w:val="28"/>
-          <w:szCs w:val="28"/>
-        </w:rPr>
-        <w:tab/>
-      </w:r>
-      <w:r>
-        <w:rPr>
-          <w:rFonts w:ascii="Times New Roman" w:eastAsia="Calibri" w:hAnsi="Times New Roman" w:cs="Times New Roman"/>
-          <w:b/>
-          <w:iCs/>
-          <w:color w:val="000000"/>
-          <w:sz w:val="28"/>
-          <w:szCs w:val="28"/>
-          <w:lang w:val="vi-VN"/>
-        </w:rPr>
-        <w:t>d</w:t>
-      </w:r>
-      <w:r>
-        <w:rPr>
-          <w:rFonts w:ascii="Times New Roman" w:eastAsia="Calibri" w:hAnsi="Times New Roman" w:cs="Times New Roman"/>
-          <w:b/>
-          <w:iCs/>
-          <w:color w:val="000000"/>
-          <w:sz w:val="28"/>
-          <w:szCs w:val="28"/>
-        </w:rPr>
-        <w:t>)</w:t>
-      </w:r>
-      <w:r>
-        <w:rPr>
-          <w:rFonts w:ascii="Times New Roman" w:eastAsia="Times New Roman" w:hAnsi="Times New Roman" w:cs="Times New Roman"/>
-          <w:b/>
-          <w:color w:val="000000"/>
-          <w:sz w:val="28"/>
-          <w:szCs w:val="28"/>
-          <w:shd w:val="clear" w:color="auto" w:fill="FFFFFF"/>
-        </w:rPr>
-        <w:t xml:space="preserve">Tổ chức thực hiện: </w:t>
-      </w:r>
     </w:p>
     <w:p>
       <w:pPr>
@@ -1987,6 +1608,718 @@
       </w:pPr>
       <w:r>
         <w:rPr>
+          <w:rFonts w:ascii="Times New Roman" w:hAnsi="Times New Roman" w:cs="Times New Roman"/>
+          <w:sz w:val="28"/>
+          <w:szCs w:val="28"/>
+        </w:rPr>
+        <w:t>{{CHUYEN_GIAO_NHIEM_VU_HOC_TAP}}</w:t>
+      </w:r>
+    </w:p>
+    <w:p>
+      <w:pPr>
+        <w:tabs>
+          <w:tab w:val="left" w:pos="284"/>
+        </w:tabs>
+        <w:spacing w:after="0" w:line="240" w:lineRule="auto"/>
+        <w:rPr>
+          <w:rFonts w:ascii="Times New Roman" w:eastAsia="Times New Roman" w:hAnsi="Times New Roman" w:cs="Times New Roman"/>
+          <w:b/>
+          <w:i/>
+          <w:iCs/>
+          <w:sz w:val="28"/>
+          <w:szCs w:val="28"/>
+          <w:lang w:val="de-DE"/>
+        </w:rPr>
+      </w:pPr>
+      <w:r>
+        <w:rPr>
+          <w:rFonts w:ascii="Times New Roman" w:eastAsia="Times New Roman" w:hAnsi="Times New Roman" w:cs="Times New Roman"/>
+          <w:b/>
+          <w:i/>
+          <w:iCs/>
+          <w:sz w:val="28"/>
+          <w:szCs w:val="28"/>
+          <w:lang w:val="de-DE"/>
+        </w:rPr>
+        <w:t>*Thực hiện nhiệm vụ học tập</w:t>
+      </w:r>
+      <w:r>
+        <w:rPr>
+          <w:rFonts w:ascii="Times New Roman" w:eastAsia="Times New Roman" w:hAnsi="Times New Roman" w:cs="Times New Roman"/>
+          <w:b/>
+          <w:i/>
+          <w:iCs/>
+          <w:sz w:val="28"/>
+          <w:szCs w:val="28"/>
+          <w:lang w:val="de-DE"/>
+        </w:rPr>
+        <w:t xml:space="preserve"> </w:t>
+      </w:r>
+    </w:p>
+    <w:p>
+      <w:pPr>
+        <w:tabs>
+          <w:tab w:val="left" w:pos="284"/>
+        </w:tabs>
+        <w:spacing w:after="0" w:line="240" w:lineRule="auto"/>
+        <w:rPr>
+          <w:rFonts w:ascii="Times New Roman" w:eastAsia="Times New Roman" w:hAnsi="Times New Roman" w:cs="Times New Roman"/>
+          <w:b/>
+          <w:i/>
+          <w:iCs/>
+          <w:sz w:val="28"/>
+          <w:szCs w:val="28"/>
+          <w:lang w:val="de-DE"/>
+        </w:rPr>
+      </w:pPr>
+      <w:r>
+        <w:rPr>
+          <w:rFonts w:ascii="Times New Roman" w:hAnsi="Times New Roman" w:cs="Times New Roman"/>
+          <w:sz w:val="28"/>
+          <w:szCs w:val="28"/>
+        </w:rPr>
+        <w:t>{{THUC_HIEN_NHIEM_VU_HOC_TAP}}</w:t>
+      </w:r>
+    </w:p>
+    <w:p>
+      <w:pPr>
+        <w:tabs>
+          <w:tab w:val="left" w:pos="284"/>
+        </w:tabs>
+        <w:spacing w:after="0" w:line="240" w:lineRule="auto"/>
+        <w:rPr>
+          <w:rFonts w:ascii="Times New Roman" w:eastAsia="Times New Roman" w:hAnsi="Times New Roman" w:cs="Times New Roman"/>
+          <w:b/>
+          <w:i/>
+          <w:iCs/>
+          <w:sz w:val="28"/>
+          <w:szCs w:val="28"/>
+          <w:lang w:val="de-DE"/>
+        </w:rPr>
+      </w:pPr>
+      <w:r>
+        <w:rPr>
+          <w:rFonts w:ascii="Times New Roman" w:eastAsia="Times New Roman" w:hAnsi="Times New Roman" w:cs="Times New Roman"/>
+          <w:b/>
+          <w:i/>
+          <w:iCs/>
+          <w:sz w:val="28"/>
+          <w:szCs w:val="28"/>
+          <w:lang w:val="de-DE"/>
+        </w:rPr>
+        <w:t>*Báo cáo kết quả và thảo luận</w:t>
+      </w:r>
+    </w:p>
+    <w:p>
+      <w:pPr>
+        <w:tabs>
+          <w:tab w:val="left" w:pos="284"/>
+        </w:tabs>
+        <w:spacing w:after="0" w:line="240" w:lineRule="auto"/>
+        <w:rPr>
+          <w:rFonts w:ascii="Times New Roman" w:eastAsia="Times New Roman" w:hAnsi="Times New Roman" w:cs="Times New Roman"/>
+          <w:b/>
+          <w:i/>
+          <w:iCs/>
+          <w:sz w:val="28"/>
+          <w:szCs w:val="28"/>
+          <w:lang w:val="de-DE"/>
+        </w:rPr>
+      </w:pPr>
+      <w:r>
+        <w:rPr>
+          <w:rFonts w:ascii="Times New Roman" w:hAnsi="Times New Roman" w:cs="Times New Roman"/>
+          <w:sz w:val="28"/>
+          <w:szCs w:val="28"/>
+        </w:rPr>
+        <w:t>{{BAO_CAO_KET_QUA_VA_THAO_LUAN}}</w:t>
+      </w:r>
+    </w:p>
+    <w:p>
+      <w:pPr>
+        <w:tabs>
+          <w:tab w:val="left" w:pos="284"/>
+        </w:tabs>
+        <w:spacing w:after="0" w:line="240" w:lineRule="auto"/>
+        <w:jc w:val="both"/>
+        <w:rPr>
+          <w:rFonts w:ascii="Times New Roman" w:eastAsia="Times New Roman" w:hAnsi="Times New Roman" w:cs="Times New Roman"/>
+          <w:b/>
+          <w:i/>
+          <w:iCs/>
+          <w:sz w:val="28"/>
+          <w:szCs w:val="28"/>
+          <w:lang w:val="de-DE"/>
+        </w:rPr>
+      </w:pPr>
+      <w:r>
+        <w:rPr>
+          <w:rFonts w:ascii="Times New Roman" w:eastAsia="Times New Roman" w:hAnsi="Times New Roman" w:cs="Times New Roman"/>
+          <w:b/>
+          <w:i/>
+          <w:iCs/>
+          <w:sz w:val="28"/>
+          <w:szCs w:val="28"/>
+          <w:lang w:val="de-DE"/>
+        </w:rPr>
+        <w:t xml:space="preserve">*Đánh giá kết quả </w:t>
+      </w:r>
+    </w:p>
+    <w:p>
+      <w:pPr>
+        <w:tabs>
+          <w:tab w:val="left" w:pos="284"/>
+        </w:tabs>
+        <w:spacing w:after="0" w:line="240" w:lineRule="auto"/>
+        <w:jc w:val="both"/>
+        <w:rPr>
+          <w:rFonts w:ascii="Times New Roman" w:eastAsia="Times New Roman" w:hAnsi="Times New Roman" w:cs="Times New Roman"/>
+          <w:b/>
+          <w:i/>
+          <w:iCs/>
+          <w:sz w:val="28"/>
+          <w:szCs w:val="28"/>
+          <w:lang w:val="de-DE"/>
+        </w:rPr>
+      </w:pPr>
+      <w:r>
+        <w:rPr>
+          <w:rFonts w:ascii="Times New Roman" w:hAnsi="Times New Roman" w:cs="Times New Roman"/>
+          <w:sz w:val="28"/>
+          <w:szCs w:val="28"/>
+        </w:rPr>
+        <w:t>{{DANH_GIA_KET_QUA}}</w:t>
+      </w:r>
+    </w:p>
+    <w:p>
+      <w:pPr>
+        <w:tabs>
+          <w:tab w:val="left" w:pos="284"/>
+        </w:tabs>
+        <w:spacing w:after="0" w:line="240" w:lineRule="auto"/>
+        <w:jc w:val="both"/>
+        <w:rPr>
+          <w:rFonts w:ascii="Times New Roman" w:eastAsia="Times New Roman" w:hAnsi="Times New Roman" w:cs="Times New Roman"/>
+          <w:b/>
+          <w:bCs/>
+          <w:color w:val="000000"/>
+          <w:sz w:val="28"/>
+          <w:szCs w:val="28"/>
+          <w:shd w:val="clear" w:color="auto" w:fill="FFFFFF"/>
+          <w:lang w:val="de-DE"/>
+        </w:rPr>
+      </w:pPr>
+      <w:r>
+        <w:rPr>
+          <w:rFonts w:ascii="Times New Roman" w:eastAsia="Times New Roman" w:hAnsi="Times New Roman" w:cs="Times New Roman"/>
+          <w:b/>
+          <w:bCs/>
+          <w:color w:val="0000FF"/>
+          <w:sz w:val="28"/>
+          <w:szCs w:val="28"/>
+          <w:shd w:val="clear" w:color="auto" w:fill="FFFFFF"/>
+          <w:lang w:val="de-DE"/>
+        </w:rPr>
+        <w:t xml:space="preserve">2. </w:t>
+      </w:r>
+      <w:r>
+        <w:rPr>
+          <w:rFonts w:ascii="Times New Roman" w:eastAsia="Times New Roman" w:hAnsi="Times New Roman" w:cs="Times New Roman"/>
+          <w:b/>
+          <w:bCs/>
+          <w:color w:val="0000FF"/>
+          <w:sz w:val="28"/>
+          <w:szCs w:val="28"/>
+          <w:shd w:val="clear" w:color="auto" w:fill="FFFFFF"/>
+          <w:lang w:val="de-DE"/>
+        </w:rPr>
+        <w:t xml:space="preserve">HOẠT ĐỘNG </w:t>
+      </w:r>
+      <w:r>
+        <w:rPr>
+          <w:rFonts w:ascii="Times New Roman" w:eastAsia="Times New Roman" w:hAnsi="Times New Roman" w:cs="Times New Roman"/>
+          <w:b/>
+          <w:bCs/>
+          <w:color w:val="0000FF"/>
+          <w:sz w:val="28"/>
+          <w:szCs w:val="28"/>
+          <w:shd w:val="clear" w:color="auto" w:fill="FFFFFF"/>
+          <w:lang w:val="de-DE"/>
+        </w:rPr>
+        <w:t>2:</w:t>
+      </w:r>
+      <w:r>
+        <w:rPr>
+          <w:rFonts w:ascii="Times New Roman" w:eastAsia="Times New Roman" w:hAnsi="Times New Roman" w:cs="Times New Roman"/>
+          <w:b/>
+          <w:bCs/>
+          <w:color w:val="000000"/>
+          <w:sz w:val="28"/>
+          <w:szCs w:val="28"/>
+          <w:shd w:val="clear" w:color="auto" w:fill="FFFFFF"/>
+          <w:lang w:val="de-DE"/>
+        </w:rPr>
+        <w:t xml:space="preserve"> </w:t>
+      </w:r>
+      <w:r>
+        <w:rPr>
+          <w:rFonts w:ascii="Times New Roman" w:eastAsia="Times New Roman" w:hAnsi="Times New Roman" w:cs="Times New Roman"/>
+          <w:b/>
+          <w:bCs/>
+          <w:color w:val="0000FF"/>
+          <w:sz w:val="28"/>
+          <w:szCs w:val="28"/>
+          <w:shd w:val="clear" w:color="auto" w:fill="FFFFFF"/>
+          <w:lang w:val="de-DE"/>
+        </w:rPr>
+        <w:t>HÌNH THÀNH KIẾN THỨC MỚI</w:t>
+      </w:r>
+      <w:r>
+        <w:rPr>
+          <w:rFonts w:ascii="Times New Roman" w:eastAsia="Times New Roman" w:hAnsi="Times New Roman" w:cs="Times New Roman"/>
+          <w:b/>
+          <w:bCs/>
+          <w:color w:val="000000"/>
+          <w:sz w:val="28"/>
+          <w:szCs w:val="28"/>
+          <w:shd w:val="clear" w:color="auto" w:fill="FFFFFF"/>
+          <w:lang w:val="de-DE"/>
+        </w:rPr>
+        <w:t xml:space="preserve"> </w:t>
+      </w:r>
+    </w:p>
+    <w:p>
+      <w:pPr>
+        <w:tabs>
+          <w:tab w:val="left" w:pos="284"/>
+        </w:tabs>
+        <w:spacing w:after="0" w:line="240" w:lineRule="auto"/>
+        <w:ind w:right="255"/>
+        <w:jc w:val="both"/>
+        <w:rPr>
+          <w:rFonts w:ascii="Times New Roman" w:eastAsia="Times New Roman" w:hAnsi="Times New Roman" w:cs="Times New Roman"/>
+          <w:b/>
+          <w:sz w:val="28"/>
+          <w:szCs w:val="28"/>
+          <w:lang w:val="vi-VN"/>
+        </w:rPr>
+      </w:pPr>
+      <w:r>
+        <w:rPr>
+          <w:rFonts w:ascii="Times New Roman" w:eastAsia="Times New Roman" w:hAnsi="Times New Roman" w:cs="Times New Roman"/>
+          <w:b/>
+          <w:bCs/>
+          <w:color w:val="000000"/>
+          <w:sz w:val="28"/>
+          <w:szCs w:val="28"/>
+          <w:shd w:val="clear" w:color="auto" w:fill="FFFFFF"/>
+          <w:lang w:val="de-DE"/>
+        </w:rPr>
+        <w:lastRenderedPageBreak/>
+        <w:tab/>
+      </w:r>
+      <w:r>
+        <w:rPr>
+          <w:rFonts w:ascii="Times New Roman" w:eastAsia="Times New Roman" w:hAnsi="Times New Roman" w:cs="Times New Roman"/>
+          <w:b/>
+          <w:bCs/>
+          <w:color w:val="FF0000"/>
+          <w:sz w:val="28"/>
+          <w:szCs w:val="28"/>
+          <w:shd w:val="clear" w:color="auto" w:fill="FFFFFF"/>
+          <w:lang w:val="de-DE"/>
+        </w:rPr>
+        <w:t>Hoạt động 2.1</w:t>
+      </w:r>
+      <w:r>
+        <w:rPr>
+          <w:rFonts w:ascii="Times New Roman" w:eastAsia="Times New Roman" w:hAnsi="Times New Roman" w:cs="Times New Roman"/>
+          <w:b/>
+          <w:bCs/>
+          <w:color w:val="000000"/>
+          <w:sz w:val="28"/>
+          <w:szCs w:val="28"/>
+          <w:shd w:val="clear" w:color="auto" w:fill="FFFFFF"/>
+          <w:lang w:val="de-DE"/>
+        </w:rPr>
+        <w:t xml:space="preserve">. </w:t>
+      </w:r>
+      <w:r>
+        <w:rPr>
+          <w:rFonts w:ascii="Times New Roman" w:hAnsi="Times New Roman" w:cs="Times New Roman"/>
+          <w:sz w:val="28"/>
+          <w:szCs w:val="28"/>
+        </w:rPr>
+        <w:t>{{</w:t>
+      </w:r>
+      <w:r>
+        <w:rPr>
+          <w:rFonts w:ascii="Times New Roman" w:hAnsi="Times New Roman" w:cs="Times New Roman"/>
+          <w:sz w:val="28"/>
+          <w:szCs w:val="28"/>
+        </w:rPr>
+        <w:t>TEN_</w:t>
+      </w:r>
+      <w:r>
+        <w:rPr>
+          <w:rFonts w:ascii="Times New Roman" w:hAnsi="Times New Roman" w:cs="Times New Roman"/>
+          <w:sz w:val="28"/>
+          <w:szCs w:val="28"/>
+        </w:rPr>
+        <w:t>HOAT_</w:t>
+      </w:r>
+      <w:proofErr w:type="gramStart"/>
+      <w:r>
+        <w:rPr>
+          <w:rFonts w:ascii="Times New Roman" w:hAnsi="Times New Roman" w:cs="Times New Roman"/>
+          <w:sz w:val="28"/>
+          <w:szCs w:val="28"/>
+        </w:rPr>
+        <w:t>DONG}</w:t>
+      </w:r>
+      <w:r>
+        <w:rPr>
+          <w:rFonts w:ascii="Times New Roman" w:hAnsi="Times New Roman" w:cs="Times New Roman"/>
+          <w:sz w:val="28"/>
+          <w:szCs w:val="28"/>
+        </w:rPr>
+        <w:t>_</w:t>
+      </w:r>
+      <w:proofErr w:type="gramEnd"/>
+      <w:r>
+        <w:rPr>
+          <w:rFonts w:ascii="Times New Roman" w:hAnsi="Times New Roman" w:cs="Times New Roman"/>
+          <w:sz w:val="28"/>
+          <w:szCs w:val="28"/>
+        </w:rPr>
+        <w:t>2.1</w:t>
+      </w:r>
+      <w:r>
+        <w:rPr>
+          <w:rFonts w:ascii="Times New Roman" w:hAnsi="Times New Roman" w:cs="Times New Roman"/>
+          <w:sz w:val="28"/>
+          <w:szCs w:val="28"/>
+        </w:rPr>
+        <w:t>}</w:t>
+      </w:r>
+    </w:p>
+    <w:p>
+      <w:pPr>
+        <w:tabs>
+          <w:tab w:val="left" w:pos="284"/>
+        </w:tabs>
+        <w:spacing w:after="0" w:line="240" w:lineRule="auto"/>
+        <w:ind w:right="255"/>
+        <w:jc w:val="both"/>
+        <w:rPr>
+          <w:rFonts w:ascii="Times New Roman" w:eastAsia="Times New Roman" w:hAnsi="Times New Roman" w:cs="Times New Roman"/>
+          <w:b/>
+          <w:sz w:val="28"/>
+          <w:szCs w:val="28"/>
+        </w:rPr>
+      </w:pPr>
+      <w:r>
+        <w:rPr>
+          <w:rFonts w:ascii="Times New Roman" w:eastAsia="Times New Roman" w:hAnsi="Times New Roman" w:cs="Times New Roman"/>
+          <w:b/>
+          <w:sz w:val="28"/>
+          <w:szCs w:val="28"/>
+        </w:rPr>
+        <w:tab/>
+      </w:r>
+      <w:r>
+        <w:rPr>
+          <w:rFonts w:ascii="Times New Roman" w:eastAsia="Times New Roman" w:hAnsi="Times New Roman" w:cs="Times New Roman"/>
+          <w:b/>
+          <w:sz w:val="28"/>
+          <w:szCs w:val="28"/>
+        </w:rPr>
+        <w:t xml:space="preserve">a) </w:t>
+      </w:r>
+      <w:r>
+        <w:rPr>
+          <w:rFonts w:ascii="Times New Roman" w:eastAsia="Times New Roman" w:hAnsi="Times New Roman" w:cs="Times New Roman"/>
+          <w:b/>
+          <w:sz w:val="28"/>
+          <w:szCs w:val="28"/>
+          <w:lang w:val="vi-VN"/>
+        </w:rPr>
+        <w:t>Mục tiêu:</w:t>
+      </w:r>
+      <w:r>
+        <w:rPr>
+          <w:rFonts w:ascii="Times New Roman" w:eastAsia="Times New Roman" w:hAnsi="Times New Roman" w:cs="Times New Roman"/>
+          <w:b/>
+          <w:sz w:val="28"/>
+          <w:szCs w:val="28"/>
+        </w:rPr>
+        <w:t xml:space="preserve"> </w:t>
+      </w:r>
+    </w:p>
+    <w:p>
+      <w:pPr>
+        <w:tabs>
+          <w:tab w:val="left" w:pos="284"/>
+        </w:tabs>
+        <w:spacing w:after="0" w:line="240" w:lineRule="auto"/>
+        <w:ind w:right="255"/>
+        <w:jc w:val="both"/>
+        <w:rPr>
+          <w:rFonts w:ascii="Times New Roman" w:eastAsia="Times New Roman" w:hAnsi="Times New Roman" w:cs="Times New Roman"/>
+          <w:b/>
+          <w:sz w:val="28"/>
+          <w:szCs w:val="28"/>
+        </w:rPr>
+      </w:pPr>
+      <w:r>
+        <w:rPr>
+          <w:rFonts w:ascii="Times New Roman" w:hAnsi="Times New Roman" w:cs="Times New Roman"/>
+          <w:sz w:val="28"/>
+          <w:szCs w:val="28"/>
+        </w:rPr>
+        <w:t>{{HD1_MUC_TIEU}}</w:t>
+      </w:r>
+    </w:p>
+    <w:p>
+      <w:pPr>
+        <w:tabs>
+          <w:tab w:val="left" w:pos="284"/>
+          <w:tab w:val="left" w:pos="851"/>
+          <w:tab w:val="left" w:pos="993"/>
+        </w:tabs>
+        <w:spacing w:after="0" w:line="240" w:lineRule="auto"/>
+        <w:jc w:val="both"/>
+        <w:rPr>
+          <w:rFonts w:ascii="Times New Roman" w:eastAsia="Calibri" w:hAnsi="Times New Roman" w:cs="Times New Roman"/>
+          <w:b/>
+          <w:sz w:val="28"/>
+          <w:szCs w:val="28"/>
+        </w:rPr>
+      </w:pPr>
+      <w:r>
+        <w:rPr>
+          <w:rFonts w:ascii="Times New Roman" w:eastAsia="Calibri" w:hAnsi="Times New Roman" w:cs="Times New Roman"/>
+          <w:b/>
+          <w:sz w:val="28"/>
+          <w:szCs w:val="28"/>
+        </w:rPr>
+        <w:tab/>
+      </w:r>
+      <w:r>
+        <w:rPr>
+          <w:rFonts w:ascii="Times New Roman" w:eastAsia="Calibri" w:hAnsi="Times New Roman" w:cs="Times New Roman"/>
+          <w:b/>
+          <w:sz w:val="28"/>
+          <w:szCs w:val="28"/>
+          <w:lang w:val="vi-VN"/>
+        </w:rPr>
+        <w:t>b) Nội dung:</w:t>
+      </w:r>
+      <w:r>
+        <w:rPr>
+          <w:rFonts w:ascii="Times New Roman" w:eastAsia="Calibri" w:hAnsi="Times New Roman" w:cs="Times New Roman"/>
+          <w:b/>
+          <w:sz w:val="28"/>
+          <w:szCs w:val="28"/>
+        </w:rPr>
+        <w:t xml:space="preserve"> </w:t>
+      </w:r>
+    </w:p>
+    <w:p>
+      <w:pPr>
+        <w:tabs>
+          <w:tab w:val="left" w:pos="284"/>
+          <w:tab w:val="left" w:pos="851"/>
+          <w:tab w:val="left" w:pos="993"/>
+        </w:tabs>
+        <w:spacing w:after="0" w:line="240" w:lineRule="auto"/>
+        <w:jc w:val="both"/>
+        <w:rPr>
+          <w:rFonts w:ascii="Times New Roman" w:eastAsia="Calibri" w:hAnsi="Times New Roman" w:cs="Times New Roman"/>
+          <w:i/>
+          <w:sz w:val="28"/>
+          <w:szCs w:val="28"/>
+        </w:rPr>
+      </w:pPr>
+      <w:r>
+        <w:rPr>
+          <w:rFonts w:ascii="Times New Roman" w:hAnsi="Times New Roman" w:cs="Times New Roman"/>
+          <w:sz w:val="28"/>
+          <w:szCs w:val="28"/>
+        </w:rPr>
+        <w:t>{{</w:t>
+      </w:r>
+      <w:r>
+        <w:rPr>
+          <w:rFonts w:ascii="Times New Roman" w:hAnsi="Times New Roman" w:cs="Times New Roman"/>
+          <w:sz w:val="28"/>
+          <w:szCs w:val="28"/>
+        </w:rPr>
+        <w:t>HD1_</w:t>
+      </w:r>
+      <w:r>
+        <w:rPr>
+          <w:rFonts w:ascii="Times New Roman" w:hAnsi="Times New Roman" w:cs="Times New Roman"/>
+          <w:sz w:val="28"/>
+          <w:szCs w:val="28"/>
+        </w:rPr>
+        <w:t>NOI_DUNG}}</w:t>
+      </w:r>
+    </w:p>
+    <w:p>
+      <w:pPr>
+        <w:tabs>
+          <w:tab w:val="left" w:pos="284"/>
+        </w:tabs>
+        <w:spacing w:after="0" w:line="240" w:lineRule="auto"/>
+        <w:jc w:val="both"/>
+        <w:rPr>
+          <w:rFonts w:ascii="Times New Roman" w:eastAsia="Times New Roman" w:hAnsi="Times New Roman" w:cs="Times New Roman"/>
+          <w:b/>
+          <w:sz w:val="28"/>
+          <w:szCs w:val="28"/>
+          <w:lang w:val="de-DE"/>
+        </w:rPr>
+      </w:pPr>
+      <w:r>
+        <w:rPr>
+          <w:rFonts w:ascii="Times New Roman" w:eastAsia="Calibri" w:hAnsi="Times New Roman" w:cs="Times New Roman"/>
+          <w:b/>
+          <w:sz w:val="28"/>
+          <w:szCs w:val="28"/>
+        </w:rPr>
+        <w:tab/>
+      </w:r>
+      <w:r>
+        <w:rPr>
+          <w:rFonts w:ascii="Times New Roman" w:eastAsia="Calibri" w:hAnsi="Times New Roman" w:cs="Times New Roman"/>
+          <w:b/>
+          <w:sz w:val="28"/>
+          <w:szCs w:val="28"/>
+          <w:lang w:val="vi-VN"/>
+        </w:rPr>
+        <w:t>c)</w:t>
+      </w:r>
+      <w:r>
+        <w:rPr>
+          <w:rFonts w:ascii="Times New Roman" w:eastAsia="Times New Roman" w:hAnsi="Times New Roman" w:cs="Times New Roman"/>
+          <w:b/>
+          <w:sz w:val="28"/>
+          <w:szCs w:val="28"/>
+          <w:lang w:val="de-DE"/>
+        </w:rPr>
+        <w:t xml:space="preserve">Sản phẩm: </w:t>
+      </w:r>
+    </w:p>
+    <w:p>
+      <w:pPr>
+        <w:tabs>
+          <w:tab w:val="left" w:pos="284"/>
+        </w:tabs>
+        <w:spacing w:after="0" w:line="240" w:lineRule="auto"/>
+        <w:jc w:val="both"/>
+        <w:rPr>
+          <w:rFonts w:ascii="Times New Roman" w:eastAsia="Times New Roman" w:hAnsi="Times New Roman" w:cs="Times New Roman"/>
+          <w:b/>
+          <w:sz w:val="28"/>
+          <w:szCs w:val="28"/>
+          <w:lang w:val="de-DE"/>
+        </w:rPr>
+      </w:pPr>
+      <w:r>
+        <w:rPr>
+          <w:rFonts w:ascii="Times New Roman" w:hAnsi="Times New Roman" w:cs="Times New Roman"/>
+          <w:sz w:val="28"/>
+          <w:szCs w:val="28"/>
+        </w:rPr>
+        <w:t>{{</w:t>
+      </w:r>
+      <w:r>
+        <w:rPr>
+          <w:rFonts w:ascii="Times New Roman" w:hAnsi="Times New Roman" w:cs="Times New Roman"/>
+          <w:sz w:val="28"/>
+          <w:szCs w:val="28"/>
+        </w:rPr>
+        <w:t>HD1_</w:t>
+      </w:r>
+      <w:r>
+        <w:rPr>
+          <w:rFonts w:ascii="Times New Roman" w:hAnsi="Times New Roman" w:cs="Times New Roman"/>
+          <w:sz w:val="28"/>
+          <w:szCs w:val="28"/>
+        </w:rPr>
+        <w:t>SAN_PHAM}}</w:t>
+      </w:r>
+    </w:p>
+    <w:p>
+      <w:pPr>
+        <w:tabs>
+          <w:tab w:val="left" w:pos="284"/>
+        </w:tabs>
+        <w:spacing w:after="0" w:line="240" w:lineRule="auto"/>
+        <w:rPr>
+          <w:rFonts w:ascii="Times New Roman" w:eastAsia="Times New Roman" w:hAnsi="Times New Roman" w:cs="Times New Roman"/>
+          <w:b/>
+          <w:color w:val="000000"/>
+          <w:sz w:val="28"/>
+          <w:szCs w:val="28"/>
+          <w:shd w:val="clear" w:color="auto" w:fill="FFFFFF"/>
+        </w:rPr>
+      </w:pPr>
+      <w:r>
+        <w:rPr>
+          <w:rFonts w:ascii="Times New Roman" w:eastAsia="Calibri" w:hAnsi="Times New Roman" w:cs="Times New Roman"/>
+          <w:b/>
+          <w:iCs/>
+          <w:color w:val="000000"/>
+          <w:sz w:val="28"/>
+          <w:szCs w:val="28"/>
+        </w:rPr>
+        <w:tab/>
+      </w:r>
+      <w:r>
+        <w:rPr>
+          <w:rFonts w:ascii="Times New Roman" w:eastAsia="Calibri" w:hAnsi="Times New Roman" w:cs="Times New Roman"/>
+          <w:b/>
+          <w:iCs/>
+          <w:color w:val="000000"/>
+          <w:sz w:val="28"/>
+          <w:szCs w:val="28"/>
+          <w:lang w:val="vi-VN"/>
+        </w:rPr>
+        <w:t>d</w:t>
+      </w:r>
+      <w:r>
+        <w:rPr>
+          <w:rFonts w:ascii="Times New Roman" w:eastAsia="Calibri" w:hAnsi="Times New Roman" w:cs="Times New Roman"/>
+          <w:b/>
+          <w:iCs/>
+          <w:color w:val="000000"/>
+          <w:sz w:val="28"/>
+          <w:szCs w:val="28"/>
+        </w:rPr>
+        <w:t>)</w:t>
+      </w:r>
+      <w:r>
+        <w:rPr>
+          <w:rFonts w:ascii="Times New Roman" w:eastAsia="Times New Roman" w:hAnsi="Times New Roman" w:cs="Times New Roman"/>
+          <w:b/>
+          <w:color w:val="000000"/>
+          <w:sz w:val="28"/>
+          <w:szCs w:val="28"/>
+          <w:shd w:val="clear" w:color="auto" w:fill="FFFFFF"/>
+        </w:rPr>
+        <w:t xml:space="preserve">Tổ chức thực hiện: </w:t>
+      </w:r>
+    </w:p>
+    <w:p>
+      <w:pPr>
+        <w:tabs>
+          <w:tab w:val="left" w:pos="284"/>
+        </w:tabs>
+        <w:spacing w:after="0" w:line="240" w:lineRule="auto"/>
+        <w:jc w:val="both"/>
+        <w:rPr>
           <w:rFonts w:ascii="Times New Roman" w:eastAsia="Calibri" w:hAnsi="Times New Roman" w:cs="Times New Roman"/>
           <w:b/>
           <w:bCs/>
@@ -1996,8 +2329,7 @@
           <w:sz w:val="28"/>
           <w:szCs w:val="28"/>
         </w:rPr>
-        <w:t>*</w:t>
-      </w:r>
+      </w:pPr>
       <w:r>
         <w:rPr>
           <w:rFonts w:ascii="Times New Roman" w:eastAsia="Calibri" w:hAnsi="Times New Roman" w:cs="Times New Roman"/>
@@ -2008,9 +2340,8 @@
           <w:color w:val="000000"/>
           <w:sz w:val="28"/>
           <w:szCs w:val="28"/>
-          <w:lang w:val="vi-VN"/>
-        </w:rPr>
-        <w:t>Chuyển giao nhiệm vụ học tập</w:t>
+        </w:rPr>
+        <w:t>*</w:t>
       </w:r>
       <w:r>
         <w:rPr>
@@ -2022,554 +2353,11 @@
           <w:color w:val="000000"/>
           <w:sz w:val="28"/>
           <w:szCs w:val="28"/>
-        </w:rPr>
-        <w:t xml:space="preserve"> </w:t>
-      </w:r>
-      <w:r>
-        <w:rPr>
-          <w:rFonts w:ascii="Times New Roman" w:hAnsi="Times New Roman" w:cs="Times New Roman"/>
-          <w:sz w:val="28"/>
-          <w:szCs w:val="28"/>
-        </w:rPr>
-        <w:t>{{CHUYEN_GIAO_NHIEM_VU_HOC_TAP</w:t>
-      </w:r>
-      <w:r>
-        <w:rPr>
-          <w:rFonts w:ascii="Times New Roman" w:hAnsi="Times New Roman" w:cs="Times New Roman"/>
-          <w:sz w:val="28"/>
-          <w:szCs w:val="28"/>
-        </w:rPr>
-        <w:t>_1</w:t>
-      </w:r>
-      <w:r>
-        <w:rPr>
-          <w:rFonts w:ascii="Times New Roman" w:hAnsi="Times New Roman" w:cs="Times New Roman"/>
-          <w:sz w:val="28"/>
-          <w:szCs w:val="28"/>
-        </w:rPr>
-        <w:t>}}</w:t>
-      </w:r>
-    </w:p>
-    <w:p>
-      <w:pPr>
-        <w:tabs>
-          <w:tab w:val="left" w:pos="284"/>
-        </w:tabs>
-        <w:spacing w:after="0" w:line="240" w:lineRule="auto"/>
-        <w:rPr>
-          <w:rFonts w:ascii="Times New Roman" w:eastAsia="Times New Roman" w:hAnsi="Times New Roman" w:cs="Times New Roman"/>
-          <w:b/>
-          <w:i/>
-          <w:iCs/>
-          <w:sz w:val="28"/>
-          <w:szCs w:val="28"/>
-          <w:lang w:val="de-DE"/>
-        </w:rPr>
-      </w:pPr>
-      <w:r>
-        <w:rPr>
-          <w:rFonts w:ascii="Times New Roman" w:eastAsia="Times New Roman" w:hAnsi="Times New Roman" w:cs="Times New Roman"/>
-          <w:b/>
-          <w:i/>
-          <w:iCs/>
-          <w:sz w:val="28"/>
-          <w:szCs w:val="28"/>
-          <w:lang w:val="de-DE"/>
-        </w:rPr>
-        <w:t xml:space="preserve">*Thực hiện nhiệm vụ học tập </w:t>
-      </w:r>
-      <w:r>
-        <w:rPr>
-          <w:rFonts w:ascii="Times New Roman" w:hAnsi="Times New Roman" w:cs="Times New Roman"/>
-          <w:sz w:val="28"/>
-          <w:szCs w:val="28"/>
-        </w:rPr>
-        <w:t>{{THUC_HIEN_NHIEM_VU_HOC_TAP</w:t>
-      </w:r>
-      <w:r>
-        <w:rPr>
-          <w:rFonts w:ascii="Times New Roman" w:hAnsi="Times New Roman" w:cs="Times New Roman"/>
-          <w:sz w:val="28"/>
-          <w:szCs w:val="28"/>
-        </w:rPr>
-        <w:t>_1</w:t>
-      </w:r>
-      <w:r>
-        <w:rPr>
-          <w:rFonts w:ascii="Times New Roman" w:hAnsi="Times New Roman" w:cs="Times New Roman"/>
-          <w:sz w:val="28"/>
-          <w:szCs w:val="28"/>
-        </w:rPr>
-        <w:t>}}</w:t>
-      </w:r>
-    </w:p>
-    <w:p>
-      <w:pPr>
-        <w:tabs>
-          <w:tab w:val="left" w:pos="284"/>
-        </w:tabs>
-        <w:spacing w:after="0" w:line="240" w:lineRule="auto"/>
-        <w:rPr>
-          <w:rFonts w:ascii="Times New Roman" w:eastAsia="Times New Roman" w:hAnsi="Times New Roman" w:cs="Times New Roman"/>
-          <w:b/>
-          <w:i/>
-          <w:iCs/>
-          <w:sz w:val="28"/>
-          <w:szCs w:val="28"/>
-          <w:lang w:val="de-DE"/>
-        </w:rPr>
-      </w:pPr>
-      <w:r>
-        <w:rPr>
-          <w:rFonts w:ascii="Times New Roman" w:eastAsia="Times New Roman" w:hAnsi="Times New Roman" w:cs="Times New Roman"/>
-          <w:b/>
-          <w:i/>
-          <w:iCs/>
-          <w:sz w:val="28"/>
-          <w:szCs w:val="28"/>
-          <w:lang w:val="de-DE"/>
-        </w:rPr>
-        <w:t xml:space="preserve">*Báo cáo kết quả và thảo luận </w:t>
-      </w:r>
-      <w:r>
-        <w:rPr>
-          <w:rFonts w:ascii="Times New Roman" w:hAnsi="Times New Roman" w:cs="Times New Roman"/>
-          <w:sz w:val="28"/>
-          <w:szCs w:val="28"/>
-        </w:rPr>
-        <w:t>{{BAO_CAO_KET_QUA_VA_THAO_LUAN</w:t>
-      </w:r>
-      <w:r>
-        <w:rPr>
-          <w:rFonts w:ascii="Times New Roman" w:hAnsi="Times New Roman" w:cs="Times New Roman"/>
-          <w:sz w:val="28"/>
-          <w:szCs w:val="28"/>
-        </w:rPr>
-        <w:t>_1</w:t>
-      </w:r>
-      <w:r>
-        <w:rPr>
-          <w:rFonts w:ascii="Times New Roman" w:hAnsi="Times New Roman" w:cs="Times New Roman"/>
-          <w:sz w:val="28"/>
-          <w:szCs w:val="28"/>
-        </w:rPr>
-        <w:t>}}</w:t>
-      </w:r>
-    </w:p>
-    <w:p>
-      <w:pPr>
-        <w:tabs>
-          <w:tab w:val="left" w:pos="284"/>
-        </w:tabs>
-        <w:spacing w:after="0" w:line="240" w:lineRule="auto"/>
-        <w:ind w:right="255"/>
-        <w:jc w:val="both"/>
-        <w:rPr>
-          <w:rFonts w:ascii="Times New Roman" w:eastAsia="Times New Roman" w:hAnsi="Times New Roman" w:cs="Times New Roman"/>
-          <w:b/>
-          <w:sz w:val="28"/>
-          <w:szCs w:val="28"/>
-        </w:rPr>
-      </w:pPr>
-      <w:r>
-        <w:rPr>
-          <w:rFonts w:ascii="Times New Roman" w:eastAsia="Times New Roman" w:hAnsi="Times New Roman" w:cs="Times New Roman"/>
-          <w:b/>
-          <w:bCs/>
-          <w:color w:val="000000"/>
-          <w:sz w:val="28"/>
-          <w:szCs w:val="28"/>
-          <w:shd w:val="clear" w:color="auto" w:fill="FFFFFF"/>
-          <w:lang w:val="de-DE"/>
-        </w:rPr>
-        <w:t xml:space="preserve">* Kết luận. </w:t>
-      </w:r>
-      <w:r>
-        <w:rPr>
-          <w:rFonts w:ascii="Times New Roman" w:hAnsi="Times New Roman" w:cs="Times New Roman"/>
-          <w:sz w:val="28"/>
-          <w:szCs w:val="28"/>
-        </w:rPr>
-        <w:t>{{</w:t>
-      </w:r>
-      <w:r>
-        <w:rPr>
-          <w:rFonts w:ascii="Times New Roman" w:hAnsi="Times New Roman" w:cs="Times New Roman"/>
-          <w:sz w:val="28"/>
-          <w:szCs w:val="28"/>
-        </w:rPr>
-        <w:t>KET</w:t>
-      </w:r>
-      <w:r>
-        <w:rPr>
-          <w:rFonts w:ascii="Times New Roman" w:hAnsi="Times New Roman" w:cs="Times New Roman"/>
-          <w:sz w:val="28"/>
-          <w:szCs w:val="28"/>
-        </w:rPr>
-        <w:t>_</w:t>
-      </w:r>
-      <w:r>
-        <w:rPr>
-          <w:rFonts w:ascii="Times New Roman" w:hAnsi="Times New Roman" w:cs="Times New Roman"/>
-          <w:sz w:val="28"/>
-          <w:szCs w:val="28"/>
-        </w:rPr>
-        <w:t>LUAN</w:t>
-      </w:r>
-      <w:r>
-        <w:rPr>
-          <w:rFonts w:ascii="Times New Roman" w:hAnsi="Times New Roman" w:cs="Times New Roman"/>
-          <w:sz w:val="28"/>
-          <w:szCs w:val="28"/>
-        </w:rPr>
-        <w:t>_1</w:t>
-      </w:r>
-      <w:r>
-        <w:rPr>
-          <w:rFonts w:ascii="Times New Roman" w:hAnsi="Times New Roman" w:cs="Times New Roman"/>
-          <w:sz w:val="28"/>
-          <w:szCs w:val="28"/>
-        </w:rPr>
-        <w:t>}}</w:t>
-      </w:r>
-    </w:p>
-    <w:p>
-      <w:pPr>
-        <w:tabs>
-          <w:tab w:val="left" w:pos="284"/>
-        </w:tabs>
-        <w:spacing w:after="0" w:line="240" w:lineRule="auto"/>
-        <w:ind w:right="255"/>
-        <w:jc w:val="both"/>
-        <w:rPr>
-          <w:rFonts w:ascii="Times New Roman" w:eastAsia="Times New Roman" w:hAnsi="Times New Roman" w:cs="Times New Roman"/>
-          <w:b/>
-          <w:sz w:val="28"/>
-          <w:szCs w:val="28"/>
           <w:lang w:val="vi-VN"/>
         </w:rPr>
-      </w:pPr>
-      <w:r>
-        <w:rPr>
-          <w:rFonts w:ascii="Times New Roman" w:eastAsia="Times New Roman" w:hAnsi="Times New Roman" w:cs="Times New Roman"/>
-          <w:b/>
-          <w:bCs/>
-          <w:color w:val="000000"/>
-          <w:sz w:val="28"/>
-          <w:szCs w:val="28"/>
-          <w:shd w:val="clear" w:color="auto" w:fill="FFFFFF"/>
-          <w:lang w:val="de-DE"/>
-        </w:rPr>
-        <w:tab/>
-      </w:r>
-      <w:r>
-        <w:rPr>
-          <w:rFonts w:ascii="Times New Roman" w:eastAsia="Times New Roman" w:hAnsi="Times New Roman" w:cs="Times New Roman"/>
-          <w:b/>
-          <w:bCs/>
-          <w:color w:val="FF0000"/>
-          <w:sz w:val="28"/>
-          <w:szCs w:val="28"/>
-          <w:shd w:val="clear" w:color="auto" w:fill="FFFFFF"/>
-          <w:lang w:val="de-DE"/>
-        </w:rPr>
-        <w:t>Hoạt động 2.2.</w:t>
-      </w:r>
-      <w:r>
-        <w:rPr>
-          <w:rFonts w:ascii="Times New Roman" w:eastAsia="Times New Roman" w:hAnsi="Times New Roman" w:cs="Times New Roman"/>
-          <w:b/>
-          <w:bCs/>
-          <w:color w:val="000000"/>
-          <w:sz w:val="28"/>
-          <w:szCs w:val="28"/>
-          <w:shd w:val="clear" w:color="auto" w:fill="FFFFFF"/>
-          <w:lang w:val="de-DE"/>
-        </w:rPr>
-        <w:t xml:space="preserve"> </w:t>
-      </w:r>
-    </w:p>
-    <w:p>
-      <w:pPr>
-        <w:tabs>
-          <w:tab w:val="left" w:pos="284"/>
-        </w:tabs>
-        <w:spacing w:after="0" w:line="240" w:lineRule="auto"/>
-        <w:ind w:right="255"/>
-        <w:jc w:val="both"/>
-        <w:rPr>
-          <w:rFonts w:ascii="Times New Roman" w:hAnsi="Times New Roman" w:cs="Times New Roman"/>
-          <w:sz w:val="28"/>
-          <w:szCs w:val="28"/>
-        </w:rPr>
-      </w:pPr>
-      <w:r>
-        <w:rPr>
-          <w:rFonts w:ascii="Times New Roman" w:eastAsia="Times New Roman" w:hAnsi="Times New Roman" w:cs="Times New Roman"/>
-          <w:b/>
-          <w:sz w:val="28"/>
-          <w:szCs w:val="28"/>
-        </w:rPr>
-        <w:tab/>
-      </w:r>
-      <w:r>
-        <w:rPr>
-          <w:rFonts w:ascii="Times New Roman" w:eastAsia="Times New Roman" w:hAnsi="Times New Roman" w:cs="Times New Roman"/>
-          <w:b/>
-          <w:sz w:val="28"/>
-          <w:szCs w:val="28"/>
-        </w:rPr>
-        <w:t xml:space="preserve">a) </w:t>
-      </w:r>
-      <w:r>
-        <w:rPr>
-          <w:rFonts w:ascii="Times New Roman" w:eastAsia="Times New Roman" w:hAnsi="Times New Roman" w:cs="Times New Roman"/>
-          <w:b/>
-          <w:sz w:val="28"/>
-          <w:szCs w:val="28"/>
-          <w:lang w:val="vi-VN"/>
-        </w:rPr>
-        <w:t>Mục tiêu:</w:t>
-      </w:r>
-      <w:r>
-        <w:rPr>
-          <w:rFonts w:ascii="Times New Roman" w:eastAsia="Times New Roman" w:hAnsi="Times New Roman" w:cs="Times New Roman"/>
-          <w:b/>
-          <w:sz w:val="28"/>
-          <w:szCs w:val="28"/>
-        </w:rPr>
-        <w:t xml:space="preserve"> </w:t>
-      </w:r>
-      <w:r>
-        <w:rPr>
-          <w:rFonts w:ascii="Times New Roman" w:hAnsi="Times New Roman" w:cs="Times New Roman"/>
-          <w:sz w:val="28"/>
-          <w:szCs w:val="28"/>
-        </w:rPr>
-        <w:t>{{</w:t>
-      </w:r>
-      <w:r>
-        <w:rPr>
-          <w:rFonts w:ascii="Times New Roman" w:hAnsi="Times New Roman" w:cs="Times New Roman"/>
-          <w:sz w:val="28"/>
-          <w:szCs w:val="28"/>
-        </w:rPr>
-        <w:t>HD2_</w:t>
-      </w:r>
-      <w:r>
-        <w:rPr>
-          <w:rFonts w:ascii="Times New Roman" w:hAnsi="Times New Roman" w:cs="Times New Roman"/>
-          <w:sz w:val="28"/>
-          <w:szCs w:val="28"/>
-        </w:rPr>
-        <w:t>MUC_TIEU}}</w:t>
-      </w:r>
-    </w:p>
-    <w:p>
-      <w:pPr>
-        <w:tabs>
-          <w:tab w:val="left" w:pos="284"/>
-        </w:tabs>
-        <w:spacing w:after="0" w:line="240" w:lineRule="auto"/>
-        <w:ind w:right="255"/>
-        <w:jc w:val="both"/>
-        <w:rPr>
-          <w:rFonts w:ascii="Times New Roman" w:eastAsia="Calibri" w:hAnsi="Times New Roman" w:cs="Times New Roman"/>
-          <w:i/>
-          <w:sz w:val="28"/>
-          <w:szCs w:val="28"/>
-        </w:rPr>
-      </w:pPr>
-      <w:r>
-        <w:rPr>
-          <w:rFonts w:ascii="Times New Roman" w:eastAsia="Calibri" w:hAnsi="Times New Roman" w:cs="Times New Roman"/>
-          <w:b/>
-          <w:sz w:val="28"/>
-          <w:szCs w:val="28"/>
-        </w:rPr>
-        <w:tab/>
-      </w:r>
-      <w:r>
-        <w:rPr>
-          <w:rFonts w:ascii="Times New Roman" w:eastAsia="Calibri" w:hAnsi="Times New Roman" w:cs="Times New Roman"/>
-          <w:b/>
-          <w:sz w:val="28"/>
-          <w:szCs w:val="28"/>
-          <w:lang w:val="vi-VN"/>
-        </w:rPr>
-        <w:t>b) Nội dung:</w:t>
-      </w:r>
-      <w:r>
-        <w:rPr>
-          <w:rFonts w:ascii="Times New Roman" w:eastAsia="Calibri" w:hAnsi="Times New Roman" w:cs="Times New Roman"/>
-          <w:b/>
-          <w:sz w:val="28"/>
-          <w:szCs w:val="28"/>
-        </w:rPr>
-        <w:t xml:space="preserve"> </w:t>
-      </w:r>
-      <w:r>
-        <w:rPr>
-          <w:rFonts w:ascii="Times New Roman" w:hAnsi="Times New Roman" w:cs="Times New Roman"/>
-          <w:sz w:val="28"/>
-          <w:szCs w:val="28"/>
-        </w:rPr>
-        <w:t>{{</w:t>
-      </w:r>
-      <w:r>
-        <w:rPr>
-          <w:rFonts w:ascii="Times New Roman" w:hAnsi="Times New Roman" w:cs="Times New Roman"/>
-          <w:sz w:val="28"/>
-          <w:szCs w:val="28"/>
-        </w:rPr>
-        <w:t>HD2_</w:t>
-      </w:r>
-      <w:r>
-        <w:rPr>
-          <w:rFonts w:ascii="Times New Roman" w:hAnsi="Times New Roman" w:cs="Times New Roman"/>
-          <w:sz w:val="28"/>
-          <w:szCs w:val="28"/>
-        </w:rPr>
-        <w:t>NOI_DUNG}}</w:t>
-      </w:r>
-    </w:p>
-    <w:p>
-      <w:pPr>
-        <w:tabs>
-          <w:tab w:val="left" w:pos="284"/>
-        </w:tabs>
-        <w:spacing w:after="0" w:line="240" w:lineRule="auto"/>
-        <w:jc w:val="both"/>
-        <w:rPr>
-          <w:rFonts w:ascii="Times New Roman" w:eastAsia="Times New Roman" w:hAnsi="Times New Roman" w:cs="Times New Roman"/>
-          <w:b/>
-          <w:sz w:val="28"/>
-          <w:szCs w:val="28"/>
-          <w:lang w:val="de-DE"/>
-        </w:rPr>
-      </w:pPr>
-      <w:r>
-        <w:rPr>
-          <w:rFonts w:ascii="Times New Roman" w:eastAsia="Calibri" w:hAnsi="Times New Roman" w:cs="Times New Roman"/>
-          <w:b/>
-          <w:sz w:val="28"/>
-          <w:szCs w:val="28"/>
-        </w:rPr>
-        <w:tab/>
-      </w:r>
-      <w:r>
-        <w:rPr>
-          <w:rFonts w:ascii="Times New Roman" w:eastAsia="Calibri" w:hAnsi="Times New Roman" w:cs="Times New Roman"/>
-          <w:b/>
-          <w:sz w:val="28"/>
-          <w:szCs w:val="28"/>
-          <w:lang w:val="vi-VN"/>
-        </w:rPr>
-        <w:t>c)</w:t>
-      </w:r>
-      <w:r>
-        <w:rPr>
-          <w:rFonts w:ascii="Times New Roman" w:eastAsia="Times New Roman" w:hAnsi="Times New Roman" w:cs="Times New Roman"/>
-          <w:b/>
-          <w:sz w:val="28"/>
-          <w:szCs w:val="28"/>
-          <w:lang w:val="de-DE"/>
-        </w:rPr>
-        <w:t xml:space="preserve">Sản phẩm: </w:t>
-      </w:r>
-      <w:r>
-        <w:rPr>
-          <w:rFonts w:ascii="Times New Roman" w:hAnsi="Times New Roman" w:cs="Times New Roman"/>
-          <w:sz w:val="28"/>
-          <w:szCs w:val="28"/>
-        </w:rPr>
-        <w:t>{{</w:t>
-      </w:r>
-      <w:r>
-        <w:rPr>
-          <w:rFonts w:ascii="Times New Roman" w:hAnsi="Times New Roman" w:cs="Times New Roman"/>
-          <w:sz w:val="28"/>
-          <w:szCs w:val="28"/>
-        </w:rPr>
-        <w:t>HD2_</w:t>
-      </w:r>
-      <w:r>
-        <w:rPr>
-          <w:rFonts w:ascii="Times New Roman" w:hAnsi="Times New Roman" w:cs="Times New Roman"/>
-          <w:sz w:val="28"/>
-          <w:szCs w:val="28"/>
-        </w:rPr>
-        <w:t>SAN_PHAM}}</w:t>
-      </w:r>
-    </w:p>
-    <w:p>
-      <w:pPr>
-        <w:tabs>
-          <w:tab w:val="left" w:pos="284"/>
-        </w:tabs>
-        <w:spacing w:after="0" w:line="240" w:lineRule="auto"/>
-        <w:rPr>
-          <w:rFonts w:ascii="Times New Roman" w:eastAsia="Times New Roman" w:hAnsi="Times New Roman" w:cs="Times New Roman"/>
-          <w:b/>
-          <w:color w:val="000000"/>
-          <w:sz w:val="28"/>
-          <w:szCs w:val="28"/>
-          <w:shd w:val="clear" w:color="auto" w:fill="FFFFFF"/>
-        </w:rPr>
-      </w:pPr>
-      <w:r>
-        <w:rPr>
-          <w:rFonts w:ascii="Times New Roman" w:eastAsia="Calibri" w:hAnsi="Times New Roman" w:cs="Times New Roman"/>
-          <w:b/>
-          <w:iCs/>
-          <w:color w:val="000000"/>
-          <w:sz w:val="28"/>
-          <w:szCs w:val="28"/>
-        </w:rPr>
-        <w:tab/>
-      </w:r>
-      <w:r>
-        <w:rPr>
-          <w:rFonts w:ascii="Times New Roman" w:eastAsia="Calibri" w:hAnsi="Times New Roman" w:cs="Times New Roman"/>
-          <w:b/>
-          <w:iCs/>
-          <w:color w:val="000000"/>
-          <w:sz w:val="28"/>
-          <w:szCs w:val="28"/>
-          <w:lang w:val="vi-VN"/>
-        </w:rPr>
-        <w:t>d</w:t>
-      </w:r>
-      <w:r>
-        <w:rPr>
-          <w:rFonts w:ascii="Times New Roman" w:eastAsia="Calibri" w:hAnsi="Times New Roman" w:cs="Times New Roman"/>
-          <w:b/>
-          <w:iCs/>
-          <w:color w:val="000000"/>
-          <w:sz w:val="28"/>
-          <w:szCs w:val="28"/>
-        </w:rPr>
-        <w:t>)</w:t>
-      </w:r>
-      <w:r>
-        <w:rPr>
-          <w:rFonts w:ascii="Times New Roman" w:eastAsia="Times New Roman" w:hAnsi="Times New Roman" w:cs="Times New Roman"/>
-          <w:b/>
-          <w:color w:val="000000"/>
-          <w:sz w:val="28"/>
-          <w:szCs w:val="28"/>
-          <w:shd w:val="clear" w:color="auto" w:fill="FFFFFF"/>
-        </w:rPr>
-        <w:t xml:space="preserve">Tổ chức thực hiện: </w:t>
-      </w:r>
-    </w:p>
-    <w:p>
-      <w:pPr>
-        <w:tabs>
-          <w:tab w:val="left" w:pos="284"/>
-        </w:tabs>
-        <w:spacing w:after="0" w:line="240" w:lineRule="auto"/>
-        <w:jc w:val="both"/>
+        <w:t>Chuyển giao nhiệm vụ học tập</w:t>
+      </w:r>
+      <w:r>
         <w:rPr>
           <w:rFonts w:ascii="Times New Roman" w:eastAsia="Calibri" w:hAnsi="Times New Roman" w:cs="Times New Roman"/>
           <w:b/>
@@ -2580,8 +2368,16 @@
           <w:sz w:val="28"/>
           <w:szCs w:val="28"/>
         </w:rPr>
-      </w:pPr>
-      <w:r>
+        <w:t xml:space="preserve"> </w:t>
+      </w:r>
+    </w:p>
+    <w:p>
+      <w:pPr>
+        <w:tabs>
+          <w:tab w:val="left" w:pos="284"/>
+        </w:tabs>
+        <w:spacing w:after="0" w:line="240" w:lineRule="auto"/>
+        <w:jc w:val="both"/>
         <w:rPr>
           <w:rFonts w:ascii="Times New Roman" w:eastAsia="Calibri" w:hAnsi="Times New Roman" w:cs="Times New Roman"/>
           <w:b/>
@@ -2592,9 +2388,715 @@
           <w:sz w:val="28"/>
           <w:szCs w:val="28"/>
         </w:rPr>
-        <w:t>*</w:t>
-      </w:r>
-      <w:r>
+      </w:pPr>
+      <w:r>
+        <w:rPr>
+          <w:rFonts w:ascii="Times New Roman" w:hAnsi="Times New Roman" w:cs="Times New Roman"/>
+          <w:sz w:val="28"/>
+          <w:szCs w:val="28"/>
+        </w:rPr>
+        <w:t>{{CHUYEN_GIAO_NHIEM_VU_HOC_TAP</w:t>
+      </w:r>
+      <w:r>
+        <w:rPr>
+          <w:rFonts w:ascii="Times New Roman" w:hAnsi="Times New Roman" w:cs="Times New Roman"/>
+          <w:sz w:val="28"/>
+          <w:szCs w:val="28"/>
+        </w:rPr>
+        <w:t>_1</w:t>
+      </w:r>
+      <w:r>
+        <w:rPr>
+          <w:rFonts w:ascii="Times New Roman" w:hAnsi="Times New Roman" w:cs="Times New Roman"/>
+          <w:sz w:val="28"/>
+          <w:szCs w:val="28"/>
+        </w:rPr>
+        <w:t>}}</w:t>
+      </w:r>
+    </w:p>
+    <w:p>
+      <w:pPr>
+        <w:tabs>
+          <w:tab w:val="left" w:pos="284"/>
+        </w:tabs>
+        <w:spacing w:after="0" w:line="240" w:lineRule="auto"/>
+        <w:rPr>
+          <w:rFonts w:ascii="Times New Roman" w:eastAsia="Times New Roman" w:hAnsi="Times New Roman" w:cs="Times New Roman"/>
+          <w:b/>
+          <w:i/>
+          <w:iCs/>
+          <w:sz w:val="28"/>
+          <w:szCs w:val="28"/>
+          <w:lang w:val="de-DE"/>
+        </w:rPr>
+      </w:pPr>
+      <w:r>
+        <w:rPr>
+          <w:rFonts w:ascii="Times New Roman" w:eastAsia="Times New Roman" w:hAnsi="Times New Roman" w:cs="Times New Roman"/>
+          <w:b/>
+          <w:i/>
+          <w:iCs/>
+          <w:sz w:val="28"/>
+          <w:szCs w:val="28"/>
+          <w:lang w:val="de-DE"/>
+        </w:rPr>
+        <w:t xml:space="preserve">*Thực hiện nhiệm vụ học tập </w:t>
+      </w:r>
+    </w:p>
+    <w:p>
+      <w:pPr>
+        <w:tabs>
+          <w:tab w:val="left" w:pos="284"/>
+        </w:tabs>
+        <w:spacing w:after="0" w:line="240" w:lineRule="auto"/>
+        <w:rPr>
+          <w:rFonts w:ascii="Times New Roman" w:hAnsi="Times New Roman" w:cs="Times New Roman"/>
+          <w:sz w:val="28"/>
+          <w:szCs w:val="28"/>
+        </w:rPr>
+      </w:pPr>
+      <w:r>
+        <w:rPr>
+          <w:rFonts w:ascii="Times New Roman" w:hAnsi="Times New Roman" w:cs="Times New Roman"/>
+          <w:sz w:val="28"/>
+          <w:szCs w:val="28"/>
+        </w:rPr>
+        <w:t>{{THUC_HIEN_NHIEM_VU_HOC_TAP</w:t>
+      </w:r>
+      <w:r>
+        <w:rPr>
+          <w:rFonts w:ascii="Times New Roman" w:hAnsi="Times New Roman" w:cs="Times New Roman"/>
+          <w:sz w:val="28"/>
+          <w:szCs w:val="28"/>
+        </w:rPr>
+        <w:t>_1</w:t>
+      </w:r>
+      <w:r>
+        <w:rPr>
+          <w:rFonts w:ascii="Times New Roman" w:hAnsi="Times New Roman" w:cs="Times New Roman"/>
+          <w:sz w:val="28"/>
+          <w:szCs w:val="28"/>
+        </w:rPr>
+        <w:t>}}</w:t>
+      </w:r>
+    </w:p>
+    <w:p>
+      <w:pPr>
+        <w:tabs>
+          <w:tab w:val="left" w:pos="284"/>
+        </w:tabs>
+        <w:spacing w:after="0" w:line="240" w:lineRule="auto"/>
+        <w:rPr>
+          <w:rFonts w:ascii="Times New Roman" w:eastAsia="Times New Roman" w:hAnsi="Times New Roman" w:cs="Times New Roman"/>
+          <w:b/>
+          <w:i/>
+          <w:iCs/>
+          <w:sz w:val="28"/>
+          <w:szCs w:val="28"/>
+          <w:lang w:val="de-DE"/>
+        </w:rPr>
+      </w:pPr>
+      <w:r>
+        <w:rPr>
+          <w:rFonts w:ascii="Times New Roman" w:eastAsia="Times New Roman" w:hAnsi="Times New Roman" w:cs="Times New Roman"/>
+          <w:b/>
+          <w:i/>
+          <w:iCs/>
+          <w:sz w:val="28"/>
+          <w:szCs w:val="28"/>
+          <w:lang w:val="de-DE"/>
+        </w:rPr>
+        <w:t xml:space="preserve">*Báo cáo kết quả và thảo luận </w:t>
+      </w:r>
+    </w:p>
+    <w:p>
+      <w:pPr>
+        <w:tabs>
+          <w:tab w:val="left" w:pos="284"/>
+        </w:tabs>
+        <w:spacing w:after="0" w:line="240" w:lineRule="auto"/>
+        <w:rPr>
+          <w:rFonts w:ascii="Times New Roman" w:eastAsia="Times New Roman" w:hAnsi="Times New Roman" w:cs="Times New Roman"/>
+          <w:b/>
+          <w:i/>
+          <w:iCs/>
+          <w:sz w:val="28"/>
+          <w:szCs w:val="28"/>
+          <w:lang w:val="de-DE"/>
+        </w:rPr>
+      </w:pPr>
+      <w:r>
+        <w:rPr>
+          <w:rFonts w:ascii="Times New Roman" w:hAnsi="Times New Roman" w:cs="Times New Roman"/>
+          <w:sz w:val="28"/>
+          <w:szCs w:val="28"/>
+        </w:rPr>
+        <w:t>{{BAO_CAO_KET_QUA_VA_THAO_LUAN</w:t>
+      </w:r>
+      <w:r>
+        <w:rPr>
+          <w:rFonts w:ascii="Times New Roman" w:hAnsi="Times New Roman" w:cs="Times New Roman"/>
+          <w:sz w:val="28"/>
+          <w:szCs w:val="28"/>
+        </w:rPr>
+        <w:t>_1</w:t>
+      </w:r>
+      <w:r>
+        <w:rPr>
+          <w:rFonts w:ascii="Times New Roman" w:hAnsi="Times New Roman" w:cs="Times New Roman"/>
+          <w:sz w:val="28"/>
+          <w:szCs w:val="28"/>
+        </w:rPr>
+        <w:t>}}</w:t>
+      </w:r>
+    </w:p>
+    <w:p>
+      <w:pPr>
+        <w:tabs>
+          <w:tab w:val="left" w:pos="284"/>
+        </w:tabs>
+        <w:spacing w:after="0" w:line="240" w:lineRule="auto"/>
+        <w:ind w:right="255"/>
+        <w:jc w:val="both"/>
+        <w:rPr>
+          <w:rFonts w:ascii="Times New Roman" w:eastAsia="Times New Roman" w:hAnsi="Times New Roman" w:cs="Times New Roman"/>
+          <w:b/>
+          <w:bCs/>
+          <w:color w:val="000000"/>
+          <w:sz w:val="28"/>
+          <w:szCs w:val="28"/>
+          <w:shd w:val="clear" w:color="auto" w:fill="FFFFFF"/>
+          <w:lang w:val="de-DE"/>
+        </w:rPr>
+      </w:pPr>
+      <w:r>
+        <w:rPr>
+          <w:rFonts w:ascii="Times New Roman" w:eastAsia="Times New Roman" w:hAnsi="Times New Roman" w:cs="Times New Roman"/>
+          <w:b/>
+          <w:bCs/>
+          <w:color w:val="000000"/>
+          <w:sz w:val="28"/>
+          <w:szCs w:val="28"/>
+          <w:shd w:val="clear" w:color="auto" w:fill="FFFFFF"/>
+          <w:lang w:val="de-DE"/>
+        </w:rPr>
+        <w:t xml:space="preserve">* Kết luận. </w:t>
+      </w:r>
+    </w:p>
+    <w:p>
+      <w:pPr>
+        <w:tabs>
+          <w:tab w:val="left" w:pos="284"/>
+        </w:tabs>
+        <w:spacing w:after="0" w:line="240" w:lineRule="auto"/>
+        <w:ind w:right="255"/>
+        <w:jc w:val="both"/>
+        <w:rPr>
+          <w:rFonts w:ascii="Times New Roman" w:eastAsia="Times New Roman" w:hAnsi="Times New Roman" w:cs="Times New Roman"/>
+          <w:b/>
+          <w:sz w:val="28"/>
+          <w:szCs w:val="28"/>
+        </w:rPr>
+      </w:pPr>
+      <w:r>
+        <w:rPr>
+          <w:rFonts w:ascii="Times New Roman" w:hAnsi="Times New Roman" w:cs="Times New Roman"/>
+          <w:sz w:val="28"/>
+          <w:szCs w:val="28"/>
+        </w:rPr>
+        <w:t>{{</w:t>
+      </w:r>
+      <w:r>
+        <w:rPr>
+          <w:rFonts w:ascii="Times New Roman" w:hAnsi="Times New Roman" w:cs="Times New Roman"/>
+          <w:sz w:val="28"/>
+          <w:szCs w:val="28"/>
+        </w:rPr>
+        <w:t>KET</w:t>
+      </w:r>
+      <w:r>
+        <w:rPr>
+          <w:rFonts w:ascii="Times New Roman" w:hAnsi="Times New Roman" w:cs="Times New Roman"/>
+          <w:sz w:val="28"/>
+          <w:szCs w:val="28"/>
+        </w:rPr>
+        <w:t>_</w:t>
+      </w:r>
+      <w:r>
+        <w:rPr>
+          <w:rFonts w:ascii="Times New Roman" w:hAnsi="Times New Roman" w:cs="Times New Roman"/>
+          <w:sz w:val="28"/>
+          <w:szCs w:val="28"/>
+        </w:rPr>
+        <w:t>LUAN</w:t>
+      </w:r>
+      <w:r>
+        <w:rPr>
+          <w:rFonts w:ascii="Times New Roman" w:hAnsi="Times New Roman" w:cs="Times New Roman"/>
+          <w:sz w:val="28"/>
+          <w:szCs w:val="28"/>
+        </w:rPr>
+        <w:t>_1</w:t>
+      </w:r>
+      <w:r>
+        <w:rPr>
+          <w:rFonts w:ascii="Times New Roman" w:hAnsi="Times New Roman" w:cs="Times New Roman"/>
+          <w:sz w:val="28"/>
+          <w:szCs w:val="28"/>
+        </w:rPr>
+        <w:t>}}</w:t>
+      </w:r>
+    </w:p>
+    <w:p>
+      <w:pPr>
+        <w:tabs>
+          <w:tab w:val="left" w:pos="284"/>
+        </w:tabs>
+        <w:spacing w:after="0" w:line="240" w:lineRule="auto"/>
+        <w:ind w:right="255"/>
+        <w:jc w:val="both"/>
+        <w:rPr>
+          <w:rFonts w:ascii="Times New Roman" w:eastAsia="Times New Roman" w:hAnsi="Times New Roman" w:cs="Times New Roman"/>
+          <w:b/>
+          <w:sz w:val="28"/>
+          <w:szCs w:val="28"/>
+        </w:rPr>
+      </w:pPr>
+      <w:r>
+        <w:rPr>
+          <w:rFonts w:ascii="Times New Roman" w:eastAsia="Times New Roman" w:hAnsi="Times New Roman" w:cs="Times New Roman"/>
+          <w:b/>
+          <w:bCs/>
+          <w:color w:val="000000"/>
+          <w:sz w:val="28"/>
+          <w:szCs w:val="28"/>
+          <w:shd w:val="clear" w:color="auto" w:fill="FFFFFF"/>
+          <w:lang w:val="de-DE"/>
+        </w:rPr>
+        <w:tab/>
+      </w:r>
+      <w:r>
+        <w:rPr>
+          <w:rFonts w:ascii="Times New Roman" w:eastAsia="Times New Roman" w:hAnsi="Times New Roman" w:cs="Times New Roman"/>
+          <w:b/>
+          <w:bCs/>
+          <w:color w:val="FF0000"/>
+          <w:sz w:val="28"/>
+          <w:szCs w:val="28"/>
+          <w:shd w:val="clear" w:color="auto" w:fill="FFFFFF"/>
+          <w:lang w:val="de-DE"/>
+        </w:rPr>
+        <w:t>Hoạt động 2.2.</w:t>
+      </w:r>
+      <w:r>
+        <w:rPr>
+          <w:rFonts w:ascii="Times New Roman" w:eastAsia="Times New Roman" w:hAnsi="Times New Roman" w:cs="Times New Roman"/>
+          <w:b/>
+          <w:bCs/>
+          <w:color w:val="000000"/>
+          <w:sz w:val="28"/>
+          <w:szCs w:val="28"/>
+          <w:shd w:val="clear" w:color="auto" w:fill="FFFFFF"/>
+          <w:lang w:val="de-DE"/>
+        </w:rPr>
+        <w:t xml:space="preserve"> </w:t>
+      </w:r>
+      <w:r>
+        <w:rPr>
+          <w:rFonts w:ascii="Times New Roman" w:hAnsi="Times New Roman" w:cs="Times New Roman"/>
+          <w:sz w:val="28"/>
+          <w:szCs w:val="28"/>
+        </w:rPr>
+        <w:t>{{</w:t>
+      </w:r>
+      <w:r>
+        <w:rPr>
+          <w:rFonts w:ascii="Times New Roman" w:hAnsi="Times New Roman" w:cs="Times New Roman"/>
+          <w:sz w:val="28"/>
+          <w:szCs w:val="28"/>
+        </w:rPr>
+        <w:t>TEN_</w:t>
+      </w:r>
+      <w:r>
+        <w:rPr>
+          <w:rFonts w:ascii="Times New Roman" w:hAnsi="Times New Roman" w:cs="Times New Roman"/>
+          <w:sz w:val="28"/>
+          <w:szCs w:val="28"/>
+        </w:rPr>
+        <w:t>HOAT_</w:t>
+      </w:r>
+      <w:proofErr w:type="gramStart"/>
+      <w:r>
+        <w:rPr>
+          <w:rFonts w:ascii="Times New Roman" w:hAnsi="Times New Roman" w:cs="Times New Roman"/>
+          <w:sz w:val="28"/>
+          <w:szCs w:val="28"/>
+        </w:rPr>
+        <w:t>DONG}</w:t>
+      </w:r>
+      <w:r>
+        <w:rPr>
+          <w:rFonts w:ascii="Times New Roman" w:hAnsi="Times New Roman" w:cs="Times New Roman"/>
+          <w:sz w:val="28"/>
+          <w:szCs w:val="28"/>
+        </w:rPr>
+        <w:t>_</w:t>
+      </w:r>
+      <w:proofErr w:type="gramEnd"/>
+      <w:r>
+        <w:rPr>
+          <w:rFonts w:ascii="Times New Roman" w:hAnsi="Times New Roman" w:cs="Times New Roman"/>
+          <w:sz w:val="28"/>
+          <w:szCs w:val="28"/>
+        </w:rPr>
+        <w:t>2.</w:t>
+      </w:r>
+      <w:r>
+        <w:rPr>
+          <w:rFonts w:ascii="Times New Roman" w:hAnsi="Times New Roman" w:cs="Times New Roman"/>
+          <w:sz w:val="28"/>
+          <w:szCs w:val="28"/>
+        </w:rPr>
+        <w:t>2</w:t>
+      </w:r>
+      <w:r>
+        <w:rPr>
+          <w:rFonts w:ascii="Times New Roman" w:hAnsi="Times New Roman" w:cs="Times New Roman"/>
+          <w:sz w:val="28"/>
+          <w:szCs w:val="28"/>
+        </w:rPr>
+        <w:t>}</w:t>
+      </w:r>
+    </w:p>
+    <w:p>
+      <w:pPr>
+        <w:tabs>
+          <w:tab w:val="left" w:pos="284"/>
+        </w:tabs>
+        <w:spacing w:after="0" w:line="240" w:lineRule="auto"/>
+        <w:ind w:right="255"/>
+        <w:jc w:val="both"/>
+        <w:rPr>
+          <w:rFonts w:ascii="Times New Roman" w:eastAsia="Times New Roman" w:hAnsi="Times New Roman" w:cs="Times New Roman"/>
+          <w:b/>
+          <w:sz w:val="28"/>
+          <w:szCs w:val="28"/>
+        </w:rPr>
+      </w:pPr>
+      <w:r>
+        <w:rPr>
+          <w:rFonts w:ascii="Times New Roman" w:eastAsia="Times New Roman" w:hAnsi="Times New Roman" w:cs="Times New Roman"/>
+          <w:b/>
+          <w:sz w:val="28"/>
+          <w:szCs w:val="28"/>
+        </w:rPr>
+        <w:tab/>
+      </w:r>
+      <w:r>
+        <w:rPr>
+          <w:rFonts w:ascii="Times New Roman" w:eastAsia="Times New Roman" w:hAnsi="Times New Roman" w:cs="Times New Roman"/>
+          <w:b/>
+          <w:sz w:val="28"/>
+          <w:szCs w:val="28"/>
+        </w:rPr>
+        <w:t xml:space="preserve">a) </w:t>
+      </w:r>
+      <w:r>
+        <w:rPr>
+          <w:rFonts w:ascii="Times New Roman" w:eastAsia="Times New Roman" w:hAnsi="Times New Roman" w:cs="Times New Roman"/>
+          <w:b/>
+          <w:sz w:val="28"/>
+          <w:szCs w:val="28"/>
+          <w:lang w:val="vi-VN"/>
+        </w:rPr>
+        <w:t>Mục tiêu:</w:t>
+      </w:r>
+      <w:r>
+        <w:rPr>
+          <w:rFonts w:ascii="Times New Roman" w:eastAsia="Times New Roman" w:hAnsi="Times New Roman" w:cs="Times New Roman"/>
+          <w:b/>
+          <w:sz w:val="28"/>
+          <w:szCs w:val="28"/>
+        </w:rPr>
+        <w:t xml:space="preserve"> </w:t>
+      </w:r>
+    </w:p>
+    <w:p>
+      <w:pPr>
+        <w:tabs>
+          <w:tab w:val="left" w:pos="284"/>
+        </w:tabs>
+        <w:spacing w:after="0" w:line="240" w:lineRule="auto"/>
+        <w:ind w:right="255"/>
+        <w:jc w:val="both"/>
+        <w:rPr>
+          <w:rFonts w:ascii="Times New Roman" w:hAnsi="Times New Roman" w:cs="Times New Roman"/>
+          <w:sz w:val="28"/>
+          <w:szCs w:val="28"/>
+        </w:rPr>
+      </w:pPr>
+      <w:r>
+        <w:rPr>
+          <w:rFonts w:ascii="Times New Roman" w:hAnsi="Times New Roman" w:cs="Times New Roman"/>
+          <w:sz w:val="28"/>
+          <w:szCs w:val="28"/>
+        </w:rPr>
+        <w:t>{{</w:t>
+      </w:r>
+      <w:r>
+        <w:rPr>
+          <w:rFonts w:ascii="Times New Roman" w:hAnsi="Times New Roman" w:cs="Times New Roman"/>
+          <w:sz w:val="28"/>
+          <w:szCs w:val="28"/>
+        </w:rPr>
+        <w:t>HD2_</w:t>
+      </w:r>
+      <w:r>
+        <w:rPr>
+          <w:rFonts w:ascii="Times New Roman" w:hAnsi="Times New Roman" w:cs="Times New Roman"/>
+          <w:sz w:val="28"/>
+          <w:szCs w:val="28"/>
+        </w:rPr>
+        <w:t>MUC_TIEU}}</w:t>
+      </w:r>
+    </w:p>
+    <w:p>
+      <w:pPr>
+        <w:tabs>
+          <w:tab w:val="left" w:pos="284"/>
+        </w:tabs>
+        <w:spacing w:after="0" w:line="240" w:lineRule="auto"/>
+        <w:ind w:right="255"/>
+        <w:jc w:val="both"/>
+        <w:rPr>
+          <w:rFonts w:ascii="Times New Roman" w:eastAsia="Calibri" w:hAnsi="Times New Roman" w:cs="Times New Roman"/>
+          <w:b/>
+          <w:sz w:val="28"/>
+          <w:szCs w:val="28"/>
+        </w:rPr>
+      </w:pPr>
+      <w:r>
+        <w:rPr>
+          <w:rFonts w:ascii="Times New Roman" w:eastAsia="Calibri" w:hAnsi="Times New Roman" w:cs="Times New Roman"/>
+          <w:b/>
+          <w:sz w:val="28"/>
+          <w:szCs w:val="28"/>
+        </w:rPr>
+        <w:tab/>
+      </w:r>
+      <w:r>
+        <w:rPr>
+          <w:rFonts w:ascii="Times New Roman" w:eastAsia="Calibri" w:hAnsi="Times New Roman" w:cs="Times New Roman"/>
+          <w:b/>
+          <w:sz w:val="28"/>
+          <w:szCs w:val="28"/>
+          <w:lang w:val="vi-VN"/>
+        </w:rPr>
+        <w:t>b) Nội dung:</w:t>
+      </w:r>
+      <w:r>
+        <w:rPr>
+          <w:rFonts w:ascii="Times New Roman" w:eastAsia="Calibri" w:hAnsi="Times New Roman" w:cs="Times New Roman"/>
+          <w:b/>
+          <w:sz w:val="28"/>
+          <w:szCs w:val="28"/>
+        </w:rPr>
+        <w:t xml:space="preserve"> </w:t>
+      </w:r>
+    </w:p>
+    <w:p>
+      <w:pPr>
+        <w:tabs>
+          <w:tab w:val="left" w:pos="284"/>
+        </w:tabs>
+        <w:spacing w:after="0" w:line="240" w:lineRule="auto"/>
+        <w:ind w:right="255"/>
+        <w:jc w:val="both"/>
+        <w:rPr>
+          <w:rFonts w:ascii="Times New Roman" w:eastAsia="Calibri" w:hAnsi="Times New Roman" w:cs="Times New Roman"/>
+          <w:i/>
+          <w:sz w:val="28"/>
+          <w:szCs w:val="28"/>
+        </w:rPr>
+      </w:pPr>
+      <w:r>
+        <w:rPr>
+          <w:rFonts w:ascii="Times New Roman" w:hAnsi="Times New Roman" w:cs="Times New Roman"/>
+          <w:sz w:val="28"/>
+          <w:szCs w:val="28"/>
+        </w:rPr>
+        <w:t>{{</w:t>
+      </w:r>
+      <w:r>
+        <w:rPr>
+          <w:rFonts w:ascii="Times New Roman" w:hAnsi="Times New Roman" w:cs="Times New Roman"/>
+          <w:sz w:val="28"/>
+          <w:szCs w:val="28"/>
+        </w:rPr>
+        <w:t>HD2_</w:t>
+      </w:r>
+      <w:r>
+        <w:rPr>
+          <w:rFonts w:ascii="Times New Roman" w:hAnsi="Times New Roman" w:cs="Times New Roman"/>
+          <w:sz w:val="28"/>
+          <w:szCs w:val="28"/>
+        </w:rPr>
+        <w:t>NOI_DUNG}}</w:t>
+      </w:r>
+    </w:p>
+    <w:p>
+      <w:pPr>
+        <w:tabs>
+          <w:tab w:val="left" w:pos="284"/>
+        </w:tabs>
+        <w:spacing w:after="0" w:line="240" w:lineRule="auto"/>
+        <w:jc w:val="both"/>
+        <w:rPr>
+          <w:rFonts w:ascii="Times New Roman" w:eastAsia="Times New Roman" w:hAnsi="Times New Roman" w:cs="Times New Roman"/>
+          <w:b/>
+          <w:sz w:val="28"/>
+          <w:szCs w:val="28"/>
+          <w:lang w:val="de-DE"/>
+        </w:rPr>
+      </w:pPr>
+      <w:r>
+        <w:rPr>
+          <w:rFonts w:ascii="Times New Roman" w:eastAsia="Calibri" w:hAnsi="Times New Roman" w:cs="Times New Roman"/>
+          <w:b/>
+          <w:sz w:val="28"/>
+          <w:szCs w:val="28"/>
+        </w:rPr>
+        <w:tab/>
+      </w:r>
+      <w:r>
+        <w:rPr>
+          <w:rFonts w:ascii="Times New Roman" w:eastAsia="Calibri" w:hAnsi="Times New Roman" w:cs="Times New Roman"/>
+          <w:b/>
+          <w:sz w:val="28"/>
+          <w:szCs w:val="28"/>
+          <w:lang w:val="vi-VN"/>
+        </w:rPr>
+        <w:t>c)</w:t>
+      </w:r>
+      <w:r>
+        <w:rPr>
+          <w:rFonts w:ascii="Times New Roman" w:eastAsia="Times New Roman" w:hAnsi="Times New Roman" w:cs="Times New Roman"/>
+          <w:b/>
+          <w:sz w:val="28"/>
+          <w:szCs w:val="28"/>
+          <w:lang w:val="de-DE"/>
+        </w:rPr>
+        <w:t xml:space="preserve">Sản phẩm: </w:t>
+      </w:r>
+    </w:p>
+    <w:p>
+      <w:pPr>
+        <w:tabs>
+          <w:tab w:val="left" w:pos="284"/>
+        </w:tabs>
+        <w:spacing w:after="0" w:line="240" w:lineRule="auto"/>
+        <w:jc w:val="both"/>
+        <w:rPr>
+          <w:rFonts w:ascii="Times New Roman" w:eastAsia="Times New Roman" w:hAnsi="Times New Roman" w:cs="Times New Roman"/>
+          <w:b/>
+          <w:sz w:val="28"/>
+          <w:szCs w:val="28"/>
+          <w:lang w:val="de-DE"/>
+        </w:rPr>
+      </w:pPr>
+      <w:r>
+        <w:rPr>
+          <w:rFonts w:ascii="Times New Roman" w:hAnsi="Times New Roman" w:cs="Times New Roman"/>
+          <w:sz w:val="28"/>
+          <w:szCs w:val="28"/>
+        </w:rPr>
+        <w:t>{{</w:t>
+      </w:r>
+      <w:r>
+        <w:rPr>
+          <w:rFonts w:ascii="Times New Roman" w:hAnsi="Times New Roman" w:cs="Times New Roman"/>
+          <w:sz w:val="28"/>
+          <w:szCs w:val="28"/>
+        </w:rPr>
+        <w:t>HD2_</w:t>
+      </w:r>
+      <w:r>
+        <w:rPr>
+          <w:rFonts w:ascii="Times New Roman" w:hAnsi="Times New Roman" w:cs="Times New Roman"/>
+          <w:sz w:val="28"/>
+          <w:szCs w:val="28"/>
+        </w:rPr>
+        <w:t>SAN_PHAM}}</w:t>
+      </w:r>
+    </w:p>
+    <w:p>
+      <w:pPr>
+        <w:tabs>
+          <w:tab w:val="left" w:pos="284"/>
+        </w:tabs>
+        <w:spacing w:after="0" w:line="240" w:lineRule="auto"/>
+        <w:rPr>
+          <w:rFonts w:ascii="Times New Roman" w:eastAsia="Times New Roman" w:hAnsi="Times New Roman" w:cs="Times New Roman"/>
+          <w:b/>
+          <w:color w:val="000000"/>
+          <w:sz w:val="28"/>
+          <w:szCs w:val="28"/>
+          <w:shd w:val="clear" w:color="auto" w:fill="FFFFFF"/>
+        </w:rPr>
+      </w:pPr>
+      <w:r>
+        <w:rPr>
+          <w:rFonts w:ascii="Times New Roman" w:eastAsia="Calibri" w:hAnsi="Times New Roman" w:cs="Times New Roman"/>
+          <w:b/>
+          <w:iCs/>
+          <w:color w:val="000000"/>
+          <w:sz w:val="28"/>
+          <w:szCs w:val="28"/>
+        </w:rPr>
+        <w:tab/>
+      </w:r>
+      <w:r>
+        <w:rPr>
+          <w:rFonts w:ascii="Times New Roman" w:eastAsia="Calibri" w:hAnsi="Times New Roman" w:cs="Times New Roman"/>
+          <w:b/>
+          <w:iCs/>
+          <w:color w:val="000000"/>
+          <w:sz w:val="28"/>
+          <w:szCs w:val="28"/>
+          <w:lang w:val="vi-VN"/>
+        </w:rPr>
+        <w:t>d</w:t>
+      </w:r>
+      <w:r>
+        <w:rPr>
+          <w:rFonts w:ascii="Times New Roman" w:eastAsia="Calibri" w:hAnsi="Times New Roman" w:cs="Times New Roman"/>
+          <w:b/>
+          <w:iCs/>
+          <w:color w:val="000000"/>
+          <w:sz w:val="28"/>
+          <w:szCs w:val="28"/>
+        </w:rPr>
+        <w:t>)</w:t>
+      </w:r>
+      <w:r>
+        <w:rPr>
+          <w:rFonts w:ascii="Times New Roman" w:eastAsia="Times New Roman" w:hAnsi="Times New Roman" w:cs="Times New Roman"/>
+          <w:b/>
+          <w:color w:val="000000"/>
+          <w:sz w:val="28"/>
+          <w:szCs w:val="28"/>
+          <w:shd w:val="clear" w:color="auto" w:fill="FFFFFF"/>
+        </w:rPr>
+        <w:t xml:space="preserve">Tổ chức thực hiện: </w:t>
+      </w:r>
+    </w:p>
+    <w:p>
+      <w:pPr>
+        <w:tabs>
+          <w:tab w:val="left" w:pos="284"/>
+        </w:tabs>
+        <w:spacing w:after="0" w:line="240" w:lineRule="auto"/>
+        <w:jc w:val="both"/>
         <w:rPr>
           <w:rFonts w:ascii="Times New Roman" w:eastAsia="Calibri" w:hAnsi="Times New Roman" w:cs="Times New Roman"/>
           <w:b/>
@@ -2604,10 +3106,8 @@
           <w:color w:val="000000"/>
           <w:sz w:val="28"/>
           <w:szCs w:val="28"/>
-          <w:lang w:val="vi-VN"/>
-        </w:rPr>
-        <w:t>Chuyển giao nhiệm vụ học tập</w:t>
-      </w:r>
+        </w:rPr>
+      </w:pPr>
       <w:r>
         <w:rPr>
           <w:rFonts w:ascii="Times New Roman" w:eastAsia="Calibri" w:hAnsi="Times New Roman" w:cs="Times New Roman"/>
@@ -2619,605 +3119,9 @@
           <w:sz w:val="28"/>
           <w:szCs w:val="28"/>
         </w:rPr>
-        <w:t xml:space="preserve"> </w:t>
-      </w:r>
-      <w:r>
-        <w:rPr>
-          <w:rFonts w:ascii="Times New Roman" w:hAnsi="Times New Roman" w:cs="Times New Roman"/>
-          <w:sz w:val="28"/>
-          <w:szCs w:val="28"/>
-        </w:rPr>
-        <w:t>{</w:t>
-      </w:r>
-      <w:r>
-        <w:rPr>
-          <w:rFonts w:ascii="Times New Roman" w:hAnsi="Times New Roman" w:cs="Times New Roman"/>
-          <w:sz w:val="28"/>
-          <w:szCs w:val="28"/>
-        </w:rPr>
-        <w:t>{HD2_</w:t>
-      </w:r>
-      <w:r>
-        <w:rPr>
-          <w:rFonts w:ascii="Times New Roman" w:hAnsi="Times New Roman" w:cs="Times New Roman"/>
-          <w:sz w:val="28"/>
-          <w:szCs w:val="28"/>
-        </w:rPr>
-        <w:t>CHUYEN_GIAO_NHIEM_VU_HOC_TAP}}</w:t>
-      </w:r>
-    </w:p>
-    <w:p>
-      <w:pPr>
-        <w:tabs>
-          <w:tab w:val="left" w:pos="284"/>
-        </w:tabs>
-        <w:spacing w:after="0" w:line="240" w:lineRule="auto"/>
-        <w:rPr>
-          <w:rFonts w:ascii="Times New Roman" w:eastAsia="Times New Roman" w:hAnsi="Times New Roman" w:cs="Times New Roman"/>
-          <w:b/>
-          <w:i/>
-          <w:iCs/>
-          <w:sz w:val="28"/>
-          <w:szCs w:val="28"/>
-          <w:lang w:val="de-DE"/>
-        </w:rPr>
-      </w:pPr>
-      <w:r>
-        <w:rPr>
-          <w:rFonts w:ascii="Times New Roman" w:eastAsia="Times New Roman" w:hAnsi="Times New Roman" w:cs="Times New Roman"/>
-          <w:b/>
-          <w:i/>
-          <w:iCs/>
-          <w:sz w:val="28"/>
-          <w:szCs w:val="28"/>
-          <w:lang w:val="de-DE"/>
-        </w:rPr>
-        <w:lastRenderedPageBreak/>
-        <w:t xml:space="preserve">*Thực hiện nhiệm vụ học tập </w:t>
-      </w:r>
-      <w:r>
-        <w:rPr>
-          <w:rFonts w:ascii="Times New Roman" w:hAnsi="Times New Roman" w:cs="Times New Roman"/>
-          <w:sz w:val="28"/>
-          <w:szCs w:val="28"/>
-        </w:rPr>
-        <w:t>{{</w:t>
-      </w:r>
-      <w:r>
-        <w:rPr>
-          <w:rFonts w:ascii="Times New Roman" w:hAnsi="Times New Roman" w:cs="Times New Roman"/>
-          <w:sz w:val="28"/>
-          <w:szCs w:val="28"/>
-        </w:rPr>
-        <w:t>HD2_</w:t>
-      </w:r>
-      <w:r>
-        <w:rPr>
-          <w:rFonts w:ascii="Times New Roman" w:hAnsi="Times New Roman" w:cs="Times New Roman"/>
-          <w:sz w:val="28"/>
-          <w:szCs w:val="28"/>
-        </w:rPr>
-        <w:t>THUC_HIEN_NHIEM_VU_HOC_TAP}}</w:t>
-      </w:r>
-    </w:p>
-    <w:p>
-      <w:pPr>
-        <w:tabs>
-          <w:tab w:val="left" w:pos="284"/>
-        </w:tabs>
-        <w:spacing w:after="0" w:line="240" w:lineRule="auto"/>
-        <w:rPr>
-          <w:rFonts w:ascii="Times New Roman" w:eastAsia="Times New Roman" w:hAnsi="Times New Roman" w:cs="Times New Roman"/>
-          <w:b/>
-          <w:i/>
-          <w:iCs/>
-          <w:sz w:val="28"/>
-          <w:szCs w:val="28"/>
-          <w:lang w:val="de-DE"/>
-        </w:rPr>
-      </w:pPr>
-      <w:r>
-        <w:rPr>
-          <w:rFonts w:ascii="Times New Roman" w:eastAsia="Times New Roman" w:hAnsi="Times New Roman" w:cs="Times New Roman"/>
-          <w:b/>
-          <w:i/>
-          <w:iCs/>
-          <w:sz w:val="28"/>
-          <w:szCs w:val="28"/>
-          <w:lang w:val="de-DE"/>
-        </w:rPr>
-        <w:t xml:space="preserve">*Báo cáo kết quả và thảo luận </w:t>
-      </w:r>
-      <w:r>
-        <w:rPr>
-          <w:rFonts w:ascii="Times New Roman" w:hAnsi="Times New Roman" w:cs="Times New Roman"/>
-          <w:sz w:val="28"/>
-          <w:szCs w:val="28"/>
-        </w:rPr>
-        <w:t>{</w:t>
-      </w:r>
-      <w:r>
-        <w:rPr>
-          <w:rFonts w:ascii="Times New Roman" w:hAnsi="Times New Roman" w:cs="Times New Roman"/>
-          <w:sz w:val="28"/>
-          <w:szCs w:val="28"/>
-        </w:rPr>
-        <w:t>{HD2_</w:t>
-      </w:r>
-      <w:r>
-        <w:rPr>
-          <w:rFonts w:ascii="Times New Roman" w:hAnsi="Times New Roman" w:cs="Times New Roman"/>
-          <w:sz w:val="28"/>
-          <w:szCs w:val="28"/>
-        </w:rPr>
-        <w:t>BAO_CAO_KET_QUA_VA_THAO_LUAN}}</w:t>
-      </w:r>
-    </w:p>
-    <w:p>
-      <w:pPr>
-        <w:tabs>
-          <w:tab w:val="left" w:pos="284"/>
-        </w:tabs>
-        <w:spacing w:after="0" w:line="240" w:lineRule="auto"/>
-        <w:jc w:val="both"/>
-        <w:rPr>
-          <w:rFonts w:ascii="Times New Roman" w:eastAsia="Times New Roman" w:hAnsi="Times New Roman" w:cs="Times New Roman"/>
-          <w:b/>
-          <w:bCs/>
-          <w:color w:val="000000"/>
-          <w:sz w:val="28"/>
-          <w:szCs w:val="28"/>
-          <w:shd w:val="clear" w:color="auto" w:fill="FFFFFF"/>
-          <w:lang w:val="de-DE"/>
-        </w:rPr>
-      </w:pPr>
-      <w:r>
-        <w:rPr>
-          <w:rFonts w:ascii="Times New Roman" w:eastAsia="Times New Roman" w:hAnsi="Times New Roman" w:cs="Times New Roman"/>
-          <w:b/>
-          <w:bCs/>
-          <w:color w:val="000000"/>
-          <w:sz w:val="28"/>
-          <w:szCs w:val="28"/>
-          <w:shd w:val="clear" w:color="auto" w:fill="FFFFFF"/>
-          <w:lang w:val="de-DE"/>
-        </w:rPr>
-        <w:t xml:space="preserve">* Kết luận. </w:t>
-      </w:r>
-      <w:r>
-        <w:rPr>
-          <w:rFonts w:ascii="Times New Roman" w:hAnsi="Times New Roman" w:cs="Times New Roman"/>
-          <w:sz w:val="28"/>
-          <w:szCs w:val="28"/>
-        </w:rPr>
-        <w:t>{{</w:t>
-      </w:r>
-      <w:r>
-        <w:rPr>
-          <w:rFonts w:ascii="Times New Roman" w:hAnsi="Times New Roman" w:cs="Times New Roman"/>
-          <w:sz w:val="28"/>
-          <w:szCs w:val="28"/>
-        </w:rPr>
-        <w:t>HD2_</w:t>
-      </w:r>
-      <w:r>
-        <w:rPr>
-          <w:rFonts w:ascii="Times New Roman" w:hAnsi="Times New Roman" w:cs="Times New Roman"/>
-          <w:sz w:val="28"/>
-          <w:szCs w:val="28"/>
-        </w:rPr>
-        <w:t>KET</w:t>
-      </w:r>
-      <w:r>
-        <w:rPr>
-          <w:rFonts w:ascii="Times New Roman" w:hAnsi="Times New Roman" w:cs="Times New Roman"/>
-          <w:sz w:val="28"/>
-          <w:szCs w:val="28"/>
-        </w:rPr>
-        <w:t>_</w:t>
-      </w:r>
-      <w:r>
-        <w:rPr>
-          <w:rFonts w:ascii="Times New Roman" w:hAnsi="Times New Roman" w:cs="Times New Roman"/>
-          <w:sz w:val="28"/>
-          <w:szCs w:val="28"/>
-        </w:rPr>
-        <w:t>LUAN</w:t>
-      </w:r>
-      <w:r>
-        <w:rPr>
-          <w:rFonts w:ascii="Times New Roman" w:hAnsi="Times New Roman" w:cs="Times New Roman"/>
-          <w:sz w:val="28"/>
-          <w:szCs w:val="28"/>
-        </w:rPr>
-        <w:t>}}</w:t>
-      </w:r>
-    </w:p>
-    <w:p>
-      <w:pPr>
-        <w:tabs>
-          <w:tab w:val="left" w:pos="284"/>
-        </w:tabs>
-        <w:spacing w:after="0" w:line="240" w:lineRule="auto"/>
-        <w:rPr>
-          <w:rFonts w:ascii="Times New Roman" w:eastAsia="Times New Roman" w:hAnsi="Times New Roman" w:cs="Times New Roman"/>
-          <w:b/>
-          <w:bCs/>
-          <w:sz w:val="28"/>
-          <w:szCs w:val="28"/>
-          <w:shd w:val="clear" w:color="auto" w:fill="FFFFFF"/>
-        </w:rPr>
-      </w:pPr>
-      <w:r>
-        <w:rPr>
-          <w:rFonts w:ascii="Times New Roman" w:eastAsia="Times New Roman" w:hAnsi="Times New Roman" w:cs="Times New Roman"/>
-          <w:b/>
-          <w:bCs/>
-          <w:color w:val="0000FF"/>
-          <w:sz w:val="28"/>
-          <w:szCs w:val="28"/>
-          <w:shd w:val="clear" w:color="auto" w:fill="FFFFFF"/>
-          <w:lang w:val="vi-VN"/>
-        </w:rPr>
-        <w:t>3</w:t>
-      </w:r>
-      <w:r>
-        <w:rPr>
-          <w:rFonts w:ascii="Times New Roman" w:eastAsia="Times New Roman" w:hAnsi="Times New Roman" w:cs="Times New Roman"/>
-          <w:b/>
-          <w:bCs/>
-          <w:color w:val="0000FF"/>
-          <w:sz w:val="28"/>
-          <w:szCs w:val="28"/>
-          <w:shd w:val="clear" w:color="auto" w:fill="FFFFFF"/>
-        </w:rPr>
-        <w:t xml:space="preserve">. </w:t>
-      </w:r>
-      <w:r>
-        <w:rPr>
-          <w:rFonts w:ascii="Times New Roman" w:eastAsia="Times New Roman" w:hAnsi="Times New Roman" w:cs="Times New Roman"/>
-          <w:b/>
-          <w:bCs/>
-          <w:color w:val="0000FF"/>
-          <w:sz w:val="28"/>
-          <w:szCs w:val="28"/>
-          <w:shd w:val="clear" w:color="auto" w:fill="FFFFFF"/>
-          <w:lang w:val="vi-VN"/>
-        </w:rPr>
-        <w:t>HOẠT ĐỘNG</w:t>
-      </w:r>
-      <w:r>
-        <w:rPr>
-          <w:rFonts w:ascii="Times New Roman" w:eastAsia="Times New Roman" w:hAnsi="Times New Roman" w:cs="Times New Roman"/>
-          <w:b/>
-          <w:bCs/>
-          <w:color w:val="0000FF"/>
-          <w:sz w:val="28"/>
-          <w:szCs w:val="28"/>
-          <w:shd w:val="clear" w:color="auto" w:fill="FFFFFF"/>
-          <w:lang w:val="vi-VN"/>
-        </w:rPr>
-        <w:t xml:space="preserve"> </w:t>
-      </w:r>
-      <w:r>
-        <w:rPr>
-          <w:rFonts w:ascii="Times New Roman" w:eastAsia="Times New Roman" w:hAnsi="Times New Roman" w:cs="Times New Roman"/>
-          <w:b/>
-          <w:bCs/>
-          <w:color w:val="0000FF"/>
-          <w:sz w:val="28"/>
-          <w:szCs w:val="28"/>
-          <w:shd w:val="clear" w:color="auto" w:fill="FFFFFF"/>
-        </w:rPr>
-        <w:t>3</w:t>
-      </w:r>
-      <w:r>
-        <w:rPr>
-          <w:rFonts w:ascii="Times New Roman" w:eastAsia="Times New Roman" w:hAnsi="Times New Roman" w:cs="Times New Roman"/>
-          <w:b/>
-          <w:bCs/>
-          <w:color w:val="0000FF"/>
-          <w:sz w:val="28"/>
-          <w:szCs w:val="28"/>
-          <w:shd w:val="clear" w:color="auto" w:fill="FFFFFF"/>
-        </w:rPr>
-        <w:t>: LUYỆN TẬP.</w:t>
-      </w:r>
-      <w:r>
-        <w:rPr>
-          <w:rFonts w:ascii="Times New Roman" w:eastAsia="Times New Roman" w:hAnsi="Times New Roman" w:cs="Times New Roman"/>
-          <w:b/>
-          <w:bCs/>
-          <w:sz w:val="28"/>
-          <w:szCs w:val="28"/>
-          <w:shd w:val="clear" w:color="auto" w:fill="FFFFFF"/>
-        </w:rPr>
-        <w:t xml:space="preserve">  </w:t>
-      </w:r>
-    </w:p>
-    <w:p>
-      <w:pPr>
-        <w:tabs>
-          <w:tab w:val="left" w:pos="284"/>
-        </w:tabs>
-        <w:spacing w:after="0" w:line="240" w:lineRule="auto"/>
-        <w:ind w:right="255"/>
-        <w:jc w:val="both"/>
-        <w:rPr>
-          <w:rFonts w:ascii="Times New Roman" w:eastAsia="Times New Roman" w:hAnsi="Times New Roman" w:cs="Times New Roman"/>
-          <w:b/>
-          <w:sz w:val="28"/>
-          <w:szCs w:val="28"/>
-        </w:rPr>
-      </w:pPr>
-      <w:r>
-        <w:rPr>
-          <w:rFonts w:ascii="Times New Roman" w:eastAsia="Times New Roman" w:hAnsi="Times New Roman" w:cs="Times New Roman"/>
-          <w:b/>
-          <w:sz w:val="28"/>
-          <w:szCs w:val="28"/>
-        </w:rPr>
-        <w:tab/>
-      </w:r>
-      <w:r>
-        <w:rPr>
-          <w:rFonts w:ascii="Times New Roman" w:eastAsia="Times New Roman" w:hAnsi="Times New Roman" w:cs="Times New Roman"/>
-          <w:b/>
-          <w:sz w:val="28"/>
-          <w:szCs w:val="28"/>
-        </w:rPr>
-        <w:t xml:space="preserve">a) </w:t>
-      </w:r>
-      <w:r>
-        <w:rPr>
-          <w:rFonts w:ascii="Times New Roman" w:eastAsia="Times New Roman" w:hAnsi="Times New Roman" w:cs="Times New Roman"/>
-          <w:b/>
-          <w:sz w:val="28"/>
-          <w:szCs w:val="28"/>
-          <w:lang w:val="vi-VN"/>
-        </w:rPr>
-        <w:t>Mục tiêu:</w:t>
-      </w:r>
-      <w:r>
-        <w:rPr>
-          <w:rFonts w:ascii="Times New Roman" w:eastAsia="Times New Roman" w:hAnsi="Times New Roman" w:cs="Times New Roman"/>
-          <w:b/>
-          <w:sz w:val="28"/>
-          <w:szCs w:val="28"/>
-        </w:rPr>
-        <w:t xml:space="preserve"> </w:t>
-      </w:r>
-      <w:r>
-        <w:rPr>
-          <w:rFonts w:ascii="Times New Roman" w:hAnsi="Times New Roman" w:cs="Times New Roman"/>
-          <w:sz w:val="28"/>
-          <w:szCs w:val="28"/>
-        </w:rPr>
-        <w:t>{{</w:t>
-      </w:r>
-      <w:r>
-        <w:rPr>
-          <w:rFonts w:ascii="Times New Roman" w:hAnsi="Times New Roman" w:cs="Times New Roman"/>
-          <w:sz w:val="28"/>
-          <w:szCs w:val="28"/>
-        </w:rPr>
-        <w:t>LT</w:t>
-      </w:r>
-      <w:r>
-        <w:rPr>
-          <w:rFonts w:ascii="Times New Roman" w:hAnsi="Times New Roman" w:cs="Times New Roman"/>
-          <w:sz w:val="28"/>
-          <w:szCs w:val="28"/>
-        </w:rPr>
-        <w:t>_MUC_TIEU}}</w:t>
-      </w:r>
-    </w:p>
-    <w:p>
-      <w:pPr>
-        <w:tabs>
-          <w:tab w:val="left" w:pos="284"/>
-          <w:tab w:val="left" w:pos="851"/>
-          <w:tab w:val="left" w:pos="993"/>
-        </w:tabs>
-        <w:spacing w:after="0" w:line="240" w:lineRule="auto"/>
-        <w:jc w:val="both"/>
-        <w:rPr>
-          <w:rFonts w:ascii="Times New Roman" w:eastAsia="Calibri" w:hAnsi="Times New Roman" w:cs="Times New Roman"/>
-          <w:i/>
-          <w:sz w:val="28"/>
-          <w:szCs w:val="28"/>
-        </w:rPr>
-      </w:pPr>
-      <w:r>
-        <w:rPr>
-          <w:rFonts w:ascii="Times New Roman" w:eastAsia="Calibri" w:hAnsi="Times New Roman" w:cs="Times New Roman"/>
-          <w:b/>
-          <w:sz w:val="28"/>
-          <w:szCs w:val="28"/>
-        </w:rPr>
-        <w:tab/>
-      </w:r>
-      <w:r>
-        <w:rPr>
-          <w:rFonts w:ascii="Times New Roman" w:eastAsia="Calibri" w:hAnsi="Times New Roman" w:cs="Times New Roman"/>
-          <w:b/>
-          <w:sz w:val="28"/>
-          <w:szCs w:val="28"/>
-          <w:lang w:val="vi-VN"/>
-        </w:rPr>
-        <w:t>b) Nội dung:</w:t>
-      </w:r>
-      <w:r>
-        <w:rPr>
-          <w:rFonts w:ascii="Times New Roman" w:eastAsia="Calibri" w:hAnsi="Times New Roman" w:cs="Times New Roman"/>
-          <w:b/>
-          <w:sz w:val="28"/>
-          <w:szCs w:val="28"/>
-        </w:rPr>
-        <w:t xml:space="preserve"> </w:t>
-      </w:r>
-      <w:r>
-        <w:rPr>
-          <w:rFonts w:ascii="Times New Roman" w:hAnsi="Times New Roman" w:cs="Times New Roman"/>
-          <w:sz w:val="28"/>
-          <w:szCs w:val="28"/>
-        </w:rPr>
-        <w:t>{{</w:t>
-      </w:r>
-      <w:r>
-        <w:rPr>
-          <w:rFonts w:ascii="Times New Roman" w:hAnsi="Times New Roman" w:cs="Times New Roman"/>
-          <w:sz w:val="28"/>
-          <w:szCs w:val="28"/>
-        </w:rPr>
-        <w:t>LT_</w:t>
-      </w:r>
-      <w:r>
-        <w:rPr>
-          <w:rFonts w:ascii="Times New Roman" w:hAnsi="Times New Roman" w:cs="Times New Roman"/>
-          <w:sz w:val="28"/>
-          <w:szCs w:val="28"/>
-        </w:rPr>
-        <w:t>NOI_DUNG}}</w:t>
-      </w:r>
-    </w:p>
-    <w:p>
-      <w:pPr>
-        <w:tabs>
-          <w:tab w:val="left" w:pos="284"/>
-        </w:tabs>
-        <w:spacing w:after="0" w:line="240" w:lineRule="auto"/>
-        <w:jc w:val="both"/>
-        <w:rPr>
-          <w:rFonts w:ascii="Times New Roman" w:eastAsia="Times New Roman" w:hAnsi="Times New Roman" w:cs="Times New Roman"/>
-          <w:b/>
-          <w:sz w:val="28"/>
-          <w:szCs w:val="28"/>
-          <w:lang w:val="de-DE"/>
-        </w:rPr>
-      </w:pPr>
-      <w:r>
-        <w:rPr>
-          <w:rFonts w:ascii="Times New Roman" w:eastAsia="Calibri" w:hAnsi="Times New Roman" w:cs="Times New Roman"/>
-          <w:b/>
-          <w:sz w:val="28"/>
-          <w:szCs w:val="28"/>
-        </w:rPr>
-        <w:tab/>
-      </w:r>
-      <w:r>
-        <w:rPr>
-          <w:rFonts w:ascii="Times New Roman" w:eastAsia="Calibri" w:hAnsi="Times New Roman" w:cs="Times New Roman"/>
-          <w:b/>
-          <w:sz w:val="28"/>
-          <w:szCs w:val="28"/>
-          <w:lang w:val="vi-VN"/>
-        </w:rPr>
-        <w:t>c)</w:t>
-      </w:r>
-      <w:r>
-        <w:rPr>
-          <w:rFonts w:ascii="Times New Roman" w:eastAsia="Times New Roman" w:hAnsi="Times New Roman" w:cs="Times New Roman"/>
-          <w:b/>
-          <w:sz w:val="28"/>
-          <w:szCs w:val="28"/>
-          <w:lang w:val="de-DE"/>
-        </w:rPr>
-        <w:t xml:space="preserve">Sản phẩm: </w:t>
-      </w:r>
-      <w:r>
-        <w:rPr>
-          <w:rFonts w:ascii="Times New Roman" w:hAnsi="Times New Roman" w:cs="Times New Roman"/>
-          <w:sz w:val="28"/>
-          <w:szCs w:val="28"/>
-        </w:rPr>
-        <w:t>{{</w:t>
-      </w:r>
-      <w:r>
-        <w:rPr>
-          <w:rFonts w:ascii="Times New Roman" w:hAnsi="Times New Roman" w:cs="Times New Roman"/>
-          <w:sz w:val="28"/>
-          <w:szCs w:val="28"/>
-        </w:rPr>
-        <w:t>LT_</w:t>
-      </w:r>
-      <w:r>
-        <w:rPr>
-          <w:rFonts w:ascii="Times New Roman" w:hAnsi="Times New Roman" w:cs="Times New Roman"/>
-          <w:sz w:val="28"/>
-          <w:szCs w:val="28"/>
-        </w:rPr>
-        <w:t>SAN_PHAM}}</w:t>
-      </w:r>
-    </w:p>
-    <w:p>
-      <w:pPr>
-        <w:tabs>
-          <w:tab w:val="left" w:pos="284"/>
-        </w:tabs>
-        <w:spacing w:after="0" w:line="240" w:lineRule="auto"/>
-        <w:rPr>
-          <w:rFonts w:ascii="Times New Roman" w:eastAsia="Times New Roman" w:hAnsi="Times New Roman" w:cs="Times New Roman"/>
-          <w:b/>
-          <w:color w:val="000000"/>
-          <w:sz w:val="28"/>
-          <w:szCs w:val="28"/>
-          <w:shd w:val="clear" w:color="auto" w:fill="FFFFFF"/>
-        </w:rPr>
-      </w:pPr>
-      <w:r>
-        <w:rPr>
-          <w:rFonts w:ascii="Times New Roman" w:eastAsia="Calibri" w:hAnsi="Times New Roman" w:cs="Times New Roman"/>
-          <w:b/>
-          <w:iCs/>
-          <w:color w:val="000000"/>
-          <w:sz w:val="28"/>
-          <w:szCs w:val="28"/>
-        </w:rPr>
-        <w:tab/>
-      </w:r>
-      <w:r>
-        <w:rPr>
-          <w:rFonts w:ascii="Times New Roman" w:eastAsia="Calibri" w:hAnsi="Times New Roman" w:cs="Times New Roman"/>
-          <w:b/>
-          <w:iCs/>
-          <w:color w:val="000000"/>
-          <w:sz w:val="28"/>
-          <w:szCs w:val="28"/>
-          <w:lang w:val="vi-VN"/>
-        </w:rPr>
-        <w:t>d</w:t>
-      </w:r>
-      <w:r>
-        <w:rPr>
-          <w:rFonts w:ascii="Times New Roman" w:eastAsia="Calibri" w:hAnsi="Times New Roman" w:cs="Times New Roman"/>
-          <w:b/>
-          <w:iCs/>
-          <w:color w:val="000000"/>
-          <w:sz w:val="28"/>
-          <w:szCs w:val="28"/>
-        </w:rPr>
-        <w:t>)</w:t>
-      </w:r>
-      <w:r>
-        <w:rPr>
-          <w:rFonts w:ascii="Times New Roman" w:eastAsia="Times New Roman" w:hAnsi="Times New Roman" w:cs="Times New Roman"/>
-          <w:b/>
-          <w:color w:val="000000"/>
-          <w:sz w:val="28"/>
-          <w:szCs w:val="28"/>
-          <w:shd w:val="clear" w:color="auto" w:fill="FFFFFF"/>
-        </w:rPr>
-        <w:t>Tổ chức thực hiện:</w:t>
-      </w:r>
-    </w:p>
-    <w:p>
-      <w:pPr>
-        <w:tabs>
-          <w:tab w:val="left" w:pos="284"/>
-        </w:tabs>
-        <w:spacing w:after="0" w:line="240" w:lineRule="auto"/>
-        <w:jc w:val="both"/>
+        <w:t>*</w:t>
+      </w:r>
+      <w:r>
         <w:rPr>
           <w:rFonts w:ascii="Times New Roman" w:eastAsia="Calibri" w:hAnsi="Times New Roman" w:cs="Times New Roman"/>
           <w:b/>
@@ -3227,9 +3131,18 @@
           <w:color w:val="000000"/>
           <w:sz w:val="28"/>
           <w:szCs w:val="28"/>
-        </w:rPr>
-      </w:pPr>
-      <w:r>
+          <w:lang w:val="vi-VN"/>
+        </w:rPr>
+        <w:t>Chuyển giao nhiệm vụ học tập</w:t>
+      </w:r>
+    </w:p>
+    <w:p>
+      <w:pPr>
+        <w:tabs>
+          <w:tab w:val="left" w:pos="284"/>
+        </w:tabs>
+        <w:spacing w:after="0" w:line="240" w:lineRule="auto"/>
+        <w:jc w:val="both"/>
         <w:rPr>
           <w:rFonts w:ascii="Times New Roman" w:eastAsia="Calibri" w:hAnsi="Times New Roman" w:cs="Times New Roman"/>
           <w:b/>
@@ -3240,9 +3153,669 @@
           <w:sz w:val="28"/>
           <w:szCs w:val="28"/>
         </w:rPr>
-        <w:t>*</w:t>
-      </w:r>
-      <w:r>
+      </w:pPr>
+      <w:r>
+        <w:rPr>
+          <w:rFonts w:ascii="Times New Roman" w:hAnsi="Times New Roman" w:cs="Times New Roman"/>
+          <w:sz w:val="28"/>
+          <w:szCs w:val="28"/>
+        </w:rPr>
+        <w:t>{</w:t>
+      </w:r>
+      <w:r>
+        <w:rPr>
+          <w:rFonts w:ascii="Times New Roman" w:hAnsi="Times New Roman" w:cs="Times New Roman"/>
+          <w:sz w:val="28"/>
+          <w:szCs w:val="28"/>
+        </w:rPr>
+        <w:t>{HD2_</w:t>
+      </w:r>
+      <w:r>
+        <w:rPr>
+          <w:rFonts w:ascii="Times New Roman" w:hAnsi="Times New Roman" w:cs="Times New Roman"/>
+          <w:sz w:val="28"/>
+          <w:szCs w:val="28"/>
+        </w:rPr>
+        <w:t>CHUYEN_GIAO_NHIEM_VU_HOC_TAP}}</w:t>
+      </w:r>
+    </w:p>
+    <w:p>
+      <w:pPr>
+        <w:tabs>
+          <w:tab w:val="left" w:pos="284"/>
+        </w:tabs>
+        <w:spacing w:after="0" w:line="240" w:lineRule="auto"/>
+        <w:rPr>
+          <w:rFonts w:ascii="Times New Roman" w:eastAsia="Times New Roman" w:hAnsi="Times New Roman" w:cs="Times New Roman"/>
+          <w:b/>
+          <w:i/>
+          <w:iCs/>
+          <w:sz w:val="28"/>
+          <w:szCs w:val="28"/>
+          <w:lang w:val="de-DE"/>
+        </w:rPr>
+      </w:pPr>
+      <w:r>
+        <w:rPr>
+          <w:rFonts w:ascii="Times New Roman" w:eastAsia="Times New Roman" w:hAnsi="Times New Roman" w:cs="Times New Roman"/>
+          <w:b/>
+          <w:i/>
+          <w:iCs/>
+          <w:sz w:val="28"/>
+          <w:szCs w:val="28"/>
+          <w:lang w:val="de-DE"/>
+        </w:rPr>
+        <w:t xml:space="preserve">*Thực hiện nhiệm vụ học tập </w:t>
+      </w:r>
+    </w:p>
+    <w:p>
+      <w:pPr>
+        <w:tabs>
+          <w:tab w:val="left" w:pos="284"/>
+        </w:tabs>
+        <w:spacing w:after="0" w:line="240" w:lineRule="auto"/>
+        <w:rPr>
+          <w:rFonts w:ascii="Times New Roman" w:eastAsia="Times New Roman" w:hAnsi="Times New Roman" w:cs="Times New Roman"/>
+          <w:b/>
+          <w:i/>
+          <w:iCs/>
+          <w:sz w:val="28"/>
+          <w:szCs w:val="28"/>
+          <w:lang w:val="de-DE"/>
+        </w:rPr>
+      </w:pPr>
+      <w:r>
+        <w:rPr>
+          <w:rFonts w:ascii="Times New Roman" w:hAnsi="Times New Roman" w:cs="Times New Roman"/>
+          <w:sz w:val="28"/>
+          <w:szCs w:val="28"/>
+        </w:rPr>
+        <w:t>{{</w:t>
+      </w:r>
+      <w:r>
+        <w:rPr>
+          <w:rFonts w:ascii="Times New Roman" w:hAnsi="Times New Roman" w:cs="Times New Roman"/>
+          <w:sz w:val="28"/>
+          <w:szCs w:val="28"/>
+        </w:rPr>
+        <w:t>HD2_</w:t>
+      </w:r>
+      <w:r>
+        <w:rPr>
+          <w:rFonts w:ascii="Times New Roman" w:hAnsi="Times New Roman" w:cs="Times New Roman"/>
+          <w:sz w:val="28"/>
+          <w:szCs w:val="28"/>
+        </w:rPr>
+        <w:t>THUC_HIEN_NHIEM_VU_HOC_TAP}}</w:t>
+      </w:r>
+    </w:p>
+    <w:p>
+      <w:pPr>
+        <w:tabs>
+          <w:tab w:val="left" w:pos="284"/>
+        </w:tabs>
+        <w:spacing w:after="0" w:line="240" w:lineRule="auto"/>
+        <w:rPr>
+          <w:rFonts w:ascii="Times New Roman" w:eastAsia="Times New Roman" w:hAnsi="Times New Roman" w:cs="Times New Roman"/>
+          <w:b/>
+          <w:i/>
+          <w:iCs/>
+          <w:sz w:val="28"/>
+          <w:szCs w:val="28"/>
+          <w:lang w:val="de-DE"/>
+        </w:rPr>
+      </w:pPr>
+      <w:r>
+        <w:rPr>
+          <w:rFonts w:ascii="Times New Roman" w:eastAsia="Times New Roman" w:hAnsi="Times New Roman" w:cs="Times New Roman"/>
+          <w:b/>
+          <w:i/>
+          <w:iCs/>
+          <w:sz w:val="28"/>
+          <w:szCs w:val="28"/>
+          <w:lang w:val="de-DE"/>
+        </w:rPr>
+        <w:t xml:space="preserve">*Báo cáo kết quả và thảo luận </w:t>
+      </w:r>
+      <w:r>
+        <w:rPr>
+          <w:rFonts w:ascii="Times New Roman" w:hAnsi="Times New Roman" w:cs="Times New Roman"/>
+          <w:sz w:val="28"/>
+          <w:szCs w:val="28"/>
+        </w:rPr>
+        <w:t>{</w:t>
+      </w:r>
+      <w:r>
+        <w:rPr>
+          <w:rFonts w:ascii="Times New Roman" w:hAnsi="Times New Roman" w:cs="Times New Roman"/>
+          <w:sz w:val="28"/>
+          <w:szCs w:val="28"/>
+        </w:rPr>
+        <w:t>{HD2_</w:t>
+      </w:r>
+      <w:r>
+        <w:rPr>
+          <w:rFonts w:ascii="Times New Roman" w:hAnsi="Times New Roman" w:cs="Times New Roman"/>
+          <w:sz w:val="28"/>
+          <w:szCs w:val="28"/>
+        </w:rPr>
+        <w:t>BAO_CAO_KET_QUA_VA_THAO_LUAN}}</w:t>
+      </w:r>
+    </w:p>
+    <w:p>
+      <w:pPr>
+        <w:tabs>
+          <w:tab w:val="left" w:pos="284"/>
+        </w:tabs>
+        <w:spacing w:after="0" w:line="240" w:lineRule="auto"/>
+        <w:jc w:val="both"/>
+        <w:rPr>
+          <w:rFonts w:ascii="Times New Roman" w:eastAsia="Times New Roman" w:hAnsi="Times New Roman" w:cs="Times New Roman"/>
+          <w:b/>
+          <w:bCs/>
+          <w:color w:val="000000"/>
+          <w:sz w:val="28"/>
+          <w:szCs w:val="28"/>
+          <w:shd w:val="clear" w:color="auto" w:fill="FFFFFF"/>
+          <w:lang w:val="de-DE"/>
+        </w:rPr>
+      </w:pPr>
+      <w:r>
+        <w:rPr>
+          <w:rFonts w:ascii="Times New Roman" w:eastAsia="Times New Roman" w:hAnsi="Times New Roman" w:cs="Times New Roman"/>
+          <w:b/>
+          <w:bCs/>
+          <w:color w:val="000000"/>
+          <w:sz w:val="28"/>
+          <w:szCs w:val="28"/>
+          <w:shd w:val="clear" w:color="auto" w:fill="FFFFFF"/>
+          <w:lang w:val="de-DE"/>
+        </w:rPr>
+        <w:t xml:space="preserve">* Kết luận. </w:t>
+      </w:r>
+      <w:r>
+        <w:rPr>
+          <w:rFonts w:ascii="Times New Roman" w:hAnsi="Times New Roman" w:cs="Times New Roman"/>
+          <w:sz w:val="28"/>
+          <w:szCs w:val="28"/>
+        </w:rPr>
+        <w:t>{{</w:t>
+      </w:r>
+      <w:r>
+        <w:rPr>
+          <w:rFonts w:ascii="Times New Roman" w:hAnsi="Times New Roman" w:cs="Times New Roman"/>
+          <w:sz w:val="28"/>
+          <w:szCs w:val="28"/>
+        </w:rPr>
+        <w:t>HD2_</w:t>
+      </w:r>
+      <w:r>
+        <w:rPr>
+          <w:rFonts w:ascii="Times New Roman" w:hAnsi="Times New Roman" w:cs="Times New Roman"/>
+          <w:sz w:val="28"/>
+          <w:szCs w:val="28"/>
+        </w:rPr>
+        <w:t>KET</w:t>
+      </w:r>
+      <w:r>
+        <w:rPr>
+          <w:rFonts w:ascii="Times New Roman" w:hAnsi="Times New Roman" w:cs="Times New Roman"/>
+          <w:sz w:val="28"/>
+          <w:szCs w:val="28"/>
+        </w:rPr>
+        <w:t>_</w:t>
+      </w:r>
+      <w:r>
+        <w:rPr>
+          <w:rFonts w:ascii="Times New Roman" w:hAnsi="Times New Roman" w:cs="Times New Roman"/>
+          <w:sz w:val="28"/>
+          <w:szCs w:val="28"/>
+        </w:rPr>
+        <w:t>LUAN</w:t>
+      </w:r>
+      <w:r>
+        <w:rPr>
+          <w:rFonts w:ascii="Times New Roman" w:hAnsi="Times New Roman" w:cs="Times New Roman"/>
+          <w:sz w:val="28"/>
+          <w:szCs w:val="28"/>
+        </w:rPr>
+        <w:t>}}</w:t>
+      </w:r>
+    </w:p>
+    <w:p>
+      <w:pPr>
+        <w:tabs>
+          <w:tab w:val="left" w:pos="284"/>
+        </w:tabs>
+        <w:spacing w:after="0" w:line="240" w:lineRule="auto"/>
+        <w:rPr>
+          <w:rFonts w:ascii="Times New Roman" w:eastAsia="Times New Roman" w:hAnsi="Times New Roman" w:cs="Times New Roman"/>
+          <w:b/>
+          <w:bCs/>
+          <w:sz w:val="28"/>
+          <w:szCs w:val="28"/>
+          <w:shd w:val="clear" w:color="auto" w:fill="FFFFFF"/>
+        </w:rPr>
+      </w:pPr>
+      <w:r>
+        <w:rPr>
+          <w:rFonts w:ascii="Times New Roman" w:eastAsia="Times New Roman" w:hAnsi="Times New Roman" w:cs="Times New Roman"/>
+          <w:b/>
+          <w:bCs/>
+          <w:color w:val="0000FF"/>
+          <w:sz w:val="28"/>
+          <w:szCs w:val="28"/>
+          <w:shd w:val="clear" w:color="auto" w:fill="FFFFFF"/>
+          <w:lang w:val="vi-VN"/>
+        </w:rPr>
+        <w:t>3</w:t>
+      </w:r>
+      <w:r>
+        <w:rPr>
+          <w:rFonts w:ascii="Times New Roman" w:eastAsia="Times New Roman" w:hAnsi="Times New Roman" w:cs="Times New Roman"/>
+          <w:b/>
+          <w:bCs/>
+          <w:color w:val="0000FF"/>
+          <w:sz w:val="28"/>
+          <w:szCs w:val="28"/>
+          <w:shd w:val="clear" w:color="auto" w:fill="FFFFFF"/>
+        </w:rPr>
+        <w:t xml:space="preserve">. </w:t>
+      </w:r>
+      <w:r>
+        <w:rPr>
+          <w:rFonts w:ascii="Times New Roman" w:eastAsia="Times New Roman" w:hAnsi="Times New Roman" w:cs="Times New Roman"/>
+          <w:b/>
+          <w:bCs/>
+          <w:color w:val="0000FF"/>
+          <w:sz w:val="28"/>
+          <w:szCs w:val="28"/>
+          <w:shd w:val="clear" w:color="auto" w:fill="FFFFFF"/>
+          <w:lang w:val="vi-VN"/>
+        </w:rPr>
+        <w:t>HOẠT ĐỘNG</w:t>
+      </w:r>
+      <w:r>
+        <w:rPr>
+          <w:rFonts w:ascii="Times New Roman" w:eastAsia="Times New Roman" w:hAnsi="Times New Roman" w:cs="Times New Roman"/>
+          <w:b/>
+          <w:bCs/>
+          <w:color w:val="0000FF"/>
+          <w:sz w:val="28"/>
+          <w:szCs w:val="28"/>
+          <w:shd w:val="clear" w:color="auto" w:fill="FFFFFF"/>
+          <w:lang w:val="vi-VN"/>
+        </w:rPr>
+        <w:t xml:space="preserve"> </w:t>
+      </w:r>
+      <w:r>
+        <w:rPr>
+          <w:rFonts w:ascii="Times New Roman" w:eastAsia="Times New Roman" w:hAnsi="Times New Roman" w:cs="Times New Roman"/>
+          <w:b/>
+          <w:bCs/>
+          <w:color w:val="0000FF"/>
+          <w:sz w:val="28"/>
+          <w:szCs w:val="28"/>
+          <w:shd w:val="clear" w:color="auto" w:fill="FFFFFF"/>
+        </w:rPr>
+        <w:t>3</w:t>
+      </w:r>
+      <w:r>
+        <w:rPr>
+          <w:rFonts w:ascii="Times New Roman" w:eastAsia="Times New Roman" w:hAnsi="Times New Roman" w:cs="Times New Roman"/>
+          <w:b/>
+          <w:bCs/>
+          <w:color w:val="0000FF"/>
+          <w:sz w:val="28"/>
+          <w:szCs w:val="28"/>
+          <w:shd w:val="clear" w:color="auto" w:fill="FFFFFF"/>
+        </w:rPr>
+        <w:t>: LUYỆN TẬP.</w:t>
+      </w:r>
+      <w:r>
+        <w:rPr>
+          <w:rFonts w:ascii="Times New Roman" w:eastAsia="Times New Roman" w:hAnsi="Times New Roman" w:cs="Times New Roman"/>
+          <w:b/>
+          <w:bCs/>
+          <w:sz w:val="28"/>
+          <w:szCs w:val="28"/>
+          <w:shd w:val="clear" w:color="auto" w:fill="FFFFFF"/>
+        </w:rPr>
+        <w:t xml:space="preserve">  </w:t>
+      </w:r>
+    </w:p>
+    <w:p>
+      <w:pPr>
+        <w:tabs>
+          <w:tab w:val="left" w:pos="284"/>
+        </w:tabs>
+        <w:spacing w:after="0" w:line="240" w:lineRule="auto"/>
+        <w:ind w:right="255"/>
+        <w:jc w:val="both"/>
+        <w:rPr>
+          <w:rFonts w:ascii="Times New Roman" w:eastAsia="Times New Roman" w:hAnsi="Times New Roman" w:cs="Times New Roman"/>
+          <w:b/>
+          <w:sz w:val="28"/>
+          <w:szCs w:val="28"/>
+        </w:rPr>
+      </w:pPr>
+      <w:r>
+        <w:rPr>
+          <w:rFonts w:ascii="Times New Roman" w:eastAsia="Times New Roman" w:hAnsi="Times New Roman" w:cs="Times New Roman"/>
+          <w:b/>
+          <w:sz w:val="28"/>
+          <w:szCs w:val="28"/>
+        </w:rPr>
+        <w:tab/>
+      </w:r>
+      <w:r>
+        <w:rPr>
+          <w:rFonts w:ascii="Times New Roman" w:eastAsia="Times New Roman" w:hAnsi="Times New Roman" w:cs="Times New Roman"/>
+          <w:b/>
+          <w:sz w:val="28"/>
+          <w:szCs w:val="28"/>
+        </w:rPr>
+        <w:t xml:space="preserve">a) </w:t>
+      </w:r>
+      <w:r>
+        <w:rPr>
+          <w:rFonts w:ascii="Times New Roman" w:eastAsia="Times New Roman" w:hAnsi="Times New Roman" w:cs="Times New Roman"/>
+          <w:b/>
+          <w:sz w:val="28"/>
+          <w:szCs w:val="28"/>
+          <w:lang w:val="vi-VN"/>
+        </w:rPr>
+        <w:t>Mục tiêu:</w:t>
+      </w:r>
+      <w:r>
+        <w:rPr>
+          <w:rFonts w:ascii="Times New Roman" w:eastAsia="Times New Roman" w:hAnsi="Times New Roman" w:cs="Times New Roman"/>
+          <w:b/>
+          <w:sz w:val="28"/>
+          <w:szCs w:val="28"/>
+        </w:rPr>
+        <w:t xml:space="preserve"> </w:t>
+      </w:r>
+    </w:p>
+    <w:p>
+      <w:pPr>
+        <w:tabs>
+          <w:tab w:val="left" w:pos="284"/>
+        </w:tabs>
+        <w:spacing w:after="0" w:line="240" w:lineRule="auto"/>
+        <w:ind w:right="255"/>
+        <w:jc w:val="both"/>
+        <w:rPr>
+          <w:rFonts w:ascii="Times New Roman" w:eastAsia="Times New Roman" w:hAnsi="Times New Roman" w:cs="Times New Roman"/>
+          <w:b/>
+          <w:sz w:val="28"/>
+          <w:szCs w:val="28"/>
+        </w:rPr>
+      </w:pPr>
+      <w:r>
+        <w:rPr>
+          <w:rFonts w:ascii="Times New Roman" w:hAnsi="Times New Roman" w:cs="Times New Roman"/>
+          <w:sz w:val="28"/>
+          <w:szCs w:val="28"/>
+        </w:rPr>
+        <w:t>{{</w:t>
+      </w:r>
+      <w:r>
+        <w:rPr>
+          <w:rFonts w:ascii="Times New Roman" w:hAnsi="Times New Roman" w:cs="Times New Roman"/>
+          <w:sz w:val="28"/>
+          <w:szCs w:val="28"/>
+        </w:rPr>
+        <w:t>LT</w:t>
+      </w:r>
+      <w:r>
+        <w:rPr>
+          <w:rFonts w:ascii="Times New Roman" w:hAnsi="Times New Roman" w:cs="Times New Roman"/>
+          <w:sz w:val="28"/>
+          <w:szCs w:val="28"/>
+        </w:rPr>
+        <w:t>_MUC_TIEU}}</w:t>
+      </w:r>
+    </w:p>
+    <w:p>
+      <w:pPr>
+        <w:tabs>
+          <w:tab w:val="left" w:pos="284"/>
+          <w:tab w:val="left" w:pos="851"/>
+          <w:tab w:val="left" w:pos="993"/>
+        </w:tabs>
+        <w:spacing w:after="0" w:line="240" w:lineRule="auto"/>
+        <w:jc w:val="both"/>
+        <w:rPr>
+          <w:rFonts w:ascii="Times New Roman" w:eastAsia="Calibri" w:hAnsi="Times New Roman" w:cs="Times New Roman"/>
+          <w:b/>
+          <w:sz w:val="28"/>
+          <w:szCs w:val="28"/>
+        </w:rPr>
+      </w:pPr>
+      <w:r>
+        <w:rPr>
+          <w:rFonts w:ascii="Times New Roman" w:eastAsia="Calibri" w:hAnsi="Times New Roman" w:cs="Times New Roman"/>
+          <w:b/>
+          <w:sz w:val="28"/>
+          <w:szCs w:val="28"/>
+        </w:rPr>
+        <w:tab/>
+      </w:r>
+      <w:r>
+        <w:rPr>
+          <w:rFonts w:ascii="Times New Roman" w:eastAsia="Calibri" w:hAnsi="Times New Roman" w:cs="Times New Roman"/>
+          <w:b/>
+          <w:sz w:val="28"/>
+          <w:szCs w:val="28"/>
+          <w:lang w:val="vi-VN"/>
+        </w:rPr>
+        <w:t>b) Nội dung:</w:t>
+      </w:r>
+      <w:r>
+        <w:rPr>
+          <w:rFonts w:ascii="Times New Roman" w:eastAsia="Calibri" w:hAnsi="Times New Roman" w:cs="Times New Roman"/>
+          <w:b/>
+          <w:sz w:val="28"/>
+          <w:szCs w:val="28"/>
+        </w:rPr>
+        <w:t xml:space="preserve"> </w:t>
+      </w:r>
+    </w:p>
+    <w:p>
+      <w:pPr>
+        <w:tabs>
+          <w:tab w:val="left" w:pos="284"/>
+          <w:tab w:val="left" w:pos="851"/>
+          <w:tab w:val="left" w:pos="993"/>
+        </w:tabs>
+        <w:spacing w:after="0" w:line="240" w:lineRule="auto"/>
+        <w:jc w:val="both"/>
+        <w:rPr>
+          <w:rFonts w:ascii="Times New Roman" w:eastAsia="Calibri" w:hAnsi="Times New Roman" w:cs="Times New Roman"/>
+          <w:i/>
+          <w:sz w:val="28"/>
+          <w:szCs w:val="28"/>
+        </w:rPr>
+      </w:pPr>
+      <w:r>
+        <w:rPr>
+          <w:rFonts w:ascii="Times New Roman" w:hAnsi="Times New Roman" w:cs="Times New Roman"/>
+          <w:sz w:val="28"/>
+          <w:szCs w:val="28"/>
+        </w:rPr>
+        <w:t>{{</w:t>
+      </w:r>
+      <w:r>
+        <w:rPr>
+          <w:rFonts w:ascii="Times New Roman" w:hAnsi="Times New Roman" w:cs="Times New Roman"/>
+          <w:sz w:val="28"/>
+          <w:szCs w:val="28"/>
+        </w:rPr>
+        <w:t>LT_</w:t>
+      </w:r>
+      <w:r>
+        <w:rPr>
+          <w:rFonts w:ascii="Times New Roman" w:hAnsi="Times New Roman" w:cs="Times New Roman"/>
+          <w:sz w:val="28"/>
+          <w:szCs w:val="28"/>
+        </w:rPr>
+        <w:t>NOI_DUNG}}</w:t>
+      </w:r>
+    </w:p>
+    <w:p>
+      <w:pPr>
+        <w:tabs>
+          <w:tab w:val="left" w:pos="284"/>
+        </w:tabs>
+        <w:spacing w:after="0" w:line="240" w:lineRule="auto"/>
+        <w:jc w:val="both"/>
+        <w:rPr>
+          <w:rFonts w:ascii="Times New Roman" w:eastAsia="Times New Roman" w:hAnsi="Times New Roman" w:cs="Times New Roman"/>
+          <w:b/>
+          <w:sz w:val="28"/>
+          <w:szCs w:val="28"/>
+          <w:lang w:val="de-DE"/>
+        </w:rPr>
+      </w:pPr>
+      <w:r>
+        <w:rPr>
+          <w:rFonts w:ascii="Times New Roman" w:eastAsia="Calibri" w:hAnsi="Times New Roman" w:cs="Times New Roman"/>
+          <w:b/>
+          <w:sz w:val="28"/>
+          <w:szCs w:val="28"/>
+        </w:rPr>
+        <w:tab/>
+      </w:r>
+      <w:r>
+        <w:rPr>
+          <w:rFonts w:ascii="Times New Roman" w:eastAsia="Calibri" w:hAnsi="Times New Roman" w:cs="Times New Roman"/>
+          <w:b/>
+          <w:sz w:val="28"/>
+          <w:szCs w:val="28"/>
+          <w:lang w:val="vi-VN"/>
+        </w:rPr>
+        <w:t>c)</w:t>
+      </w:r>
+      <w:r>
+        <w:rPr>
+          <w:rFonts w:ascii="Times New Roman" w:eastAsia="Times New Roman" w:hAnsi="Times New Roman" w:cs="Times New Roman"/>
+          <w:b/>
+          <w:sz w:val="28"/>
+          <w:szCs w:val="28"/>
+          <w:lang w:val="de-DE"/>
+        </w:rPr>
+        <w:t xml:space="preserve">Sản phẩm: </w:t>
+      </w:r>
+    </w:p>
+    <w:p>
+      <w:pPr>
+        <w:tabs>
+          <w:tab w:val="left" w:pos="284"/>
+        </w:tabs>
+        <w:spacing w:after="0" w:line="240" w:lineRule="auto"/>
+        <w:jc w:val="both"/>
+        <w:rPr>
+          <w:rFonts w:ascii="Times New Roman" w:eastAsia="Times New Roman" w:hAnsi="Times New Roman" w:cs="Times New Roman"/>
+          <w:b/>
+          <w:sz w:val="28"/>
+          <w:szCs w:val="28"/>
+          <w:lang w:val="de-DE"/>
+        </w:rPr>
+      </w:pPr>
+      <w:r>
+        <w:rPr>
+          <w:rFonts w:ascii="Times New Roman" w:hAnsi="Times New Roman" w:cs="Times New Roman"/>
+          <w:sz w:val="28"/>
+          <w:szCs w:val="28"/>
+        </w:rPr>
+        <w:t>{{</w:t>
+      </w:r>
+      <w:r>
+        <w:rPr>
+          <w:rFonts w:ascii="Times New Roman" w:hAnsi="Times New Roman" w:cs="Times New Roman"/>
+          <w:sz w:val="28"/>
+          <w:szCs w:val="28"/>
+        </w:rPr>
+        <w:t>LT_</w:t>
+      </w:r>
+      <w:r>
+        <w:rPr>
+          <w:rFonts w:ascii="Times New Roman" w:hAnsi="Times New Roman" w:cs="Times New Roman"/>
+          <w:sz w:val="28"/>
+          <w:szCs w:val="28"/>
+        </w:rPr>
+        <w:t>SAN_PHAM}}</w:t>
+      </w:r>
+    </w:p>
+    <w:p>
+      <w:pPr>
+        <w:tabs>
+          <w:tab w:val="left" w:pos="284"/>
+        </w:tabs>
+        <w:spacing w:after="0" w:line="240" w:lineRule="auto"/>
+        <w:rPr>
+          <w:rFonts w:ascii="Times New Roman" w:eastAsia="Times New Roman" w:hAnsi="Times New Roman" w:cs="Times New Roman"/>
+          <w:b/>
+          <w:color w:val="000000"/>
+          <w:sz w:val="28"/>
+          <w:szCs w:val="28"/>
+          <w:shd w:val="clear" w:color="auto" w:fill="FFFFFF"/>
+        </w:rPr>
+      </w:pPr>
+      <w:r>
+        <w:rPr>
+          <w:rFonts w:ascii="Times New Roman" w:eastAsia="Calibri" w:hAnsi="Times New Roman" w:cs="Times New Roman"/>
+          <w:b/>
+          <w:iCs/>
+          <w:color w:val="000000"/>
+          <w:sz w:val="28"/>
+          <w:szCs w:val="28"/>
+        </w:rPr>
+        <w:tab/>
+      </w:r>
+      <w:r>
+        <w:rPr>
+          <w:rFonts w:ascii="Times New Roman" w:eastAsia="Calibri" w:hAnsi="Times New Roman" w:cs="Times New Roman"/>
+          <w:b/>
+          <w:iCs/>
+          <w:color w:val="000000"/>
+          <w:sz w:val="28"/>
+          <w:szCs w:val="28"/>
+          <w:lang w:val="vi-VN"/>
+        </w:rPr>
+        <w:t>d</w:t>
+      </w:r>
+      <w:r>
+        <w:rPr>
+          <w:rFonts w:ascii="Times New Roman" w:eastAsia="Calibri" w:hAnsi="Times New Roman" w:cs="Times New Roman"/>
+          <w:b/>
+          <w:iCs/>
+          <w:color w:val="000000"/>
+          <w:sz w:val="28"/>
+          <w:szCs w:val="28"/>
+        </w:rPr>
+        <w:t>)</w:t>
+      </w:r>
+      <w:r>
+        <w:rPr>
+          <w:rFonts w:ascii="Times New Roman" w:eastAsia="Times New Roman" w:hAnsi="Times New Roman" w:cs="Times New Roman"/>
+          <w:b/>
+          <w:color w:val="000000"/>
+          <w:sz w:val="28"/>
+          <w:szCs w:val="28"/>
+          <w:shd w:val="clear" w:color="auto" w:fill="FFFFFF"/>
+        </w:rPr>
+        <w:t>Tổ chức thực hiện:</w:t>
+      </w:r>
+    </w:p>
+    <w:p>
+      <w:pPr>
+        <w:tabs>
+          <w:tab w:val="left" w:pos="284"/>
+        </w:tabs>
+        <w:spacing w:after="0" w:line="240" w:lineRule="auto"/>
+        <w:jc w:val="both"/>
         <w:rPr>
           <w:rFonts w:ascii="Times New Roman" w:eastAsia="Calibri" w:hAnsi="Times New Roman" w:cs="Times New Roman"/>
           <w:b/>
@@ -3252,10 +3825,8 @@
           <w:color w:val="000000"/>
           <w:sz w:val="28"/>
           <w:szCs w:val="28"/>
-          <w:lang w:val="vi-VN"/>
-        </w:rPr>
-        <w:t>Chuyển giao nhiệm vụ học tập</w:t>
-      </w:r>
+        </w:rPr>
+      </w:pPr>
       <w:r>
         <w:rPr>
           <w:rFonts w:ascii="Times New Roman" w:eastAsia="Calibri" w:hAnsi="Times New Roman" w:cs="Times New Roman"/>
@@ -3267,597 +3838,9 @@
           <w:sz w:val="28"/>
           <w:szCs w:val="28"/>
         </w:rPr>
-        <w:t xml:space="preserve"> </w:t>
-      </w:r>
-      <w:r>
-        <w:rPr>
-          <w:rFonts w:ascii="Times New Roman" w:hAnsi="Times New Roman" w:cs="Times New Roman"/>
-          <w:sz w:val="28"/>
-          <w:szCs w:val="28"/>
-        </w:rPr>
-        <w:t>{{CHUYEN_GIAO_NHIEM_VU_HOC_TAP</w:t>
-      </w:r>
-      <w:r>
-        <w:rPr>
-          <w:rFonts w:ascii="Times New Roman" w:hAnsi="Times New Roman" w:cs="Times New Roman"/>
-          <w:sz w:val="28"/>
-          <w:szCs w:val="28"/>
-        </w:rPr>
-        <w:t>_LT</w:t>
-      </w:r>
-      <w:r>
-        <w:rPr>
-          <w:rFonts w:ascii="Times New Roman" w:hAnsi="Times New Roman" w:cs="Times New Roman"/>
-          <w:sz w:val="28"/>
-          <w:szCs w:val="28"/>
-        </w:rPr>
-        <w:t>}}</w:t>
-      </w:r>
-    </w:p>
-    <w:p>
-      <w:pPr>
-        <w:tabs>
-          <w:tab w:val="left" w:pos="284"/>
-        </w:tabs>
-        <w:spacing w:after="0" w:line="240" w:lineRule="auto"/>
-        <w:rPr>
-          <w:rFonts w:ascii="Times New Roman" w:eastAsia="Times New Roman" w:hAnsi="Times New Roman" w:cs="Times New Roman"/>
-          <w:b/>
-          <w:i/>
-          <w:iCs/>
-          <w:sz w:val="28"/>
-          <w:szCs w:val="28"/>
-          <w:lang w:val="de-DE"/>
-        </w:rPr>
-      </w:pPr>
-      <w:r>
-        <w:rPr>
-          <w:rFonts w:ascii="Times New Roman" w:eastAsia="Times New Roman" w:hAnsi="Times New Roman" w:cs="Times New Roman"/>
-          <w:b/>
-          <w:i/>
-          <w:iCs/>
-          <w:sz w:val="28"/>
-          <w:szCs w:val="28"/>
-          <w:lang w:val="de-DE"/>
-        </w:rPr>
-        <w:t xml:space="preserve">*Thực hiện nhiệm vụ học tập </w:t>
-      </w:r>
-      <w:r>
-        <w:rPr>
-          <w:rFonts w:ascii="Times New Roman" w:hAnsi="Times New Roman" w:cs="Times New Roman"/>
-          <w:sz w:val="28"/>
-          <w:szCs w:val="28"/>
-        </w:rPr>
-        <w:t>{{</w:t>
-      </w:r>
-      <w:r>
-        <w:rPr>
-          <w:rFonts w:ascii="Times New Roman" w:hAnsi="Times New Roman" w:cs="Times New Roman"/>
-          <w:sz w:val="28"/>
-          <w:szCs w:val="28"/>
-        </w:rPr>
-        <w:t>LT_</w:t>
-      </w:r>
-      <w:r>
-        <w:rPr>
-          <w:rFonts w:ascii="Times New Roman" w:hAnsi="Times New Roman" w:cs="Times New Roman"/>
-          <w:sz w:val="28"/>
-          <w:szCs w:val="28"/>
-        </w:rPr>
-        <w:t>THUC_HIEN_NHIEM_VU_HOC_TAP}}</w:t>
-      </w:r>
-    </w:p>
-    <w:p>
-      <w:pPr>
-        <w:tabs>
-          <w:tab w:val="left" w:pos="284"/>
-        </w:tabs>
-        <w:spacing w:after="0" w:line="240" w:lineRule="auto"/>
-        <w:rPr>
-          <w:rFonts w:ascii="Times New Roman" w:eastAsia="Times New Roman" w:hAnsi="Times New Roman" w:cs="Times New Roman"/>
-          <w:b/>
-          <w:i/>
-          <w:iCs/>
-          <w:sz w:val="28"/>
-          <w:szCs w:val="28"/>
-          <w:lang w:val="de-DE"/>
-        </w:rPr>
-      </w:pPr>
-      <w:r>
-        <w:rPr>
-          <w:rFonts w:ascii="Times New Roman" w:eastAsia="Times New Roman" w:hAnsi="Times New Roman" w:cs="Times New Roman"/>
-          <w:b/>
-          <w:i/>
-          <w:iCs/>
-          <w:sz w:val="28"/>
-          <w:szCs w:val="28"/>
-          <w:lang w:val="de-DE"/>
-        </w:rPr>
-        <w:t xml:space="preserve">*Báo cáo kết quả và thảo luận </w:t>
-      </w:r>
-      <w:r>
-        <w:rPr>
-          <w:rFonts w:ascii="Times New Roman" w:hAnsi="Times New Roman" w:cs="Times New Roman"/>
-          <w:sz w:val="28"/>
-          <w:szCs w:val="28"/>
-        </w:rPr>
-        <w:t>{{</w:t>
-      </w:r>
-      <w:r>
-        <w:rPr>
-          <w:rFonts w:ascii="Times New Roman" w:hAnsi="Times New Roman" w:cs="Times New Roman"/>
-          <w:sz w:val="28"/>
-          <w:szCs w:val="28"/>
-        </w:rPr>
-        <w:t>LT_</w:t>
-      </w:r>
-      <w:r>
-        <w:rPr>
-          <w:rFonts w:ascii="Times New Roman" w:hAnsi="Times New Roman" w:cs="Times New Roman"/>
-          <w:sz w:val="28"/>
-          <w:szCs w:val="28"/>
-        </w:rPr>
-        <w:t>BAO_CAO_KET_QUA_VA_THAO_LUAN}}</w:t>
-      </w:r>
-    </w:p>
-    <w:p>
-      <w:pPr>
-        <w:tabs>
-          <w:tab w:val="left" w:pos="284"/>
-        </w:tabs>
-        <w:spacing w:after="0" w:line="240" w:lineRule="auto"/>
-        <w:ind w:right="255"/>
-        <w:jc w:val="both"/>
-        <w:rPr>
-          <w:rFonts w:ascii="Times New Roman" w:eastAsia="Times New Roman" w:hAnsi="Times New Roman" w:cs="Times New Roman"/>
-          <w:b/>
-          <w:sz w:val="28"/>
-          <w:szCs w:val="28"/>
-        </w:rPr>
-      </w:pPr>
-      <w:r>
-        <w:rPr>
-          <w:rFonts w:ascii="Times New Roman" w:eastAsia="Times New Roman" w:hAnsi="Times New Roman" w:cs="Times New Roman"/>
-          <w:b/>
-          <w:bCs/>
-          <w:color w:val="000000"/>
-          <w:sz w:val="28"/>
-          <w:szCs w:val="28"/>
-          <w:shd w:val="clear" w:color="auto" w:fill="FFFFFF"/>
-          <w:lang w:val="de-DE"/>
-        </w:rPr>
-        <w:t xml:space="preserve">* Kết luận. </w:t>
-      </w:r>
-      <w:r>
-        <w:rPr>
-          <w:rFonts w:ascii="Times New Roman" w:hAnsi="Times New Roman" w:cs="Times New Roman"/>
-          <w:sz w:val="28"/>
-          <w:szCs w:val="28"/>
-        </w:rPr>
-        <w:t>{{</w:t>
-      </w:r>
-      <w:r>
-        <w:rPr>
-          <w:rFonts w:ascii="Times New Roman" w:hAnsi="Times New Roman" w:cs="Times New Roman"/>
-          <w:sz w:val="28"/>
-          <w:szCs w:val="28"/>
-        </w:rPr>
-        <w:t>LT_</w:t>
-      </w:r>
-      <w:r>
-        <w:rPr>
-          <w:rFonts w:ascii="Times New Roman" w:hAnsi="Times New Roman" w:cs="Times New Roman"/>
-          <w:sz w:val="28"/>
-          <w:szCs w:val="28"/>
-        </w:rPr>
-        <w:t>KET</w:t>
-      </w:r>
-      <w:r>
-        <w:rPr>
-          <w:rFonts w:ascii="Times New Roman" w:hAnsi="Times New Roman" w:cs="Times New Roman"/>
-          <w:sz w:val="28"/>
-          <w:szCs w:val="28"/>
-        </w:rPr>
-        <w:t>_</w:t>
-      </w:r>
-      <w:r>
-        <w:rPr>
-          <w:rFonts w:ascii="Times New Roman" w:hAnsi="Times New Roman" w:cs="Times New Roman"/>
-          <w:sz w:val="28"/>
-          <w:szCs w:val="28"/>
-        </w:rPr>
-        <w:t>LUAN</w:t>
-      </w:r>
-      <w:r>
-        <w:rPr>
-          <w:rFonts w:ascii="Times New Roman" w:hAnsi="Times New Roman" w:cs="Times New Roman"/>
-          <w:sz w:val="28"/>
-          <w:szCs w:val="28"/>
-        </w:rPr>
-        <w:t>}}</w:t>
-      </w:r>
-    </w:p>
-    <w:p>
-      <w:pPr>
-        <w:tabs>
-          <w:tab w:val="left" w:pos="284"/>
-        </w:tabs>
-        <w:spacing w:after="0" w:line="240" w:lineRule="auto"/>
-        <w:rPr>
-          <w:rFonts w:ascii="Times New Roman" w:eastAsia="Times New Roman" w:hAnsi="Times New Roman" w:cs="Times New Roman"/>
-          <w:b/>
-          <w:bCs/>
-          <w:sz w:val="28"/>
-          <w:szCs w:val="28"/>
-          <w:shd w:val="clear" w:color="auto" w:fill="FFFFFF"/>
-        </w:rPr>
-      </w:pPr>
-    </w:p>
-    <w:p>
-      <w:pPr>
-        <w:tabs>
-          <w:tab w:val="left" w:pos="284"/>
-        </w:tabs>
-        <w:spacing w:after="0" w:line="240" w:lineRule="auto"/>
-        <w:jc w:val="both"/>
-        <w:rPr>
-          <w:rFonts w:ascii="Times New Roman" w:eastAsia="Times New Roman" w:hAnsi="Times New Roman" w:cs="Times New Roman"/>
-          <w:b/>
-          <w:bCs/>
-          <w:color w:val="0000FF"/>
-          <w:sz w:val="28"/>
-          <w:szCs w:val="28"/>
-          <w:shd w:val="clear" w:color="auto" w:fill="FFFFFF"/>
-          <w:lang w:val="de-DE"/>
-        </w:rPr>
-      </w:pPr>
-      <w:r>
-        <w:rPr>
-          <w:rFonts w:ascii="Times New Roman" w:eastAsia="Times New Roman" w:hAnsi="Times New Roman" w:cs="Times New Roman"/>
-          <w:b/>
-          <w:bCs/>
-          <w:color w:val="0000FF"/>
-          <w:sz w:val="28"/>
-          <w:szCs w:val="28"/>
-          <w:shd w:val="clear" w:color="auto" w:fill="FFFFFF"/>
-          <w:lang w:val="de-DE"/>
-        </w:rPr>
-        <w:t>4</w:t>
-      </w:r>
-      <w:r>
-        <w:rPr>
-          <w:rFonts w:ascii="Times New Roman" w:eastAsia="Times New Roman" w:hAnsi="Times New Roman" w:cs="Times New Roman"/>
-          <w:b/>
-          <w:bCs/>
-          <w:color w:val="0000FF"/>
-          <w:sz w:val="28"/>
-          <w:szCs w:val="28"/>
-          <w:shd w:val="clear" w:color="auto" w:fill="FFFFFF"/>
-          <w:lang w:val="de-DE"/>
-        </w:rPr>
-        <w:t xml:space="preserve">. </w:t>
-      </w:r>
-      <w:r>
-        <w:rPr>
-          <w:rFonts w:ascii="Times New Roman" w:eastAsia="Times New Roman" w:hAnsi="Times New Roman" w:cs="Times New Roman"/>
-          <w:b/>
-          <w:bCs/>
-          <w:color w:val="0000FF"/>
-          <w:sz w:val="28"/>
-          <w:szCs w:val="28"/>
-          <w:shd w:val="clear" w:color="auto" w:fill="FFFFFF"/>
-          <w:lang w:val="de-DE"/>
-        </w:rPr>
-        <w:t xml:space="preserve">HOẠT ĐỘNG 4: VẬN DỤNG </w:t>
-      </w:r>
-    </w:p>
-    <w:p>
-      <w:pPr>
-        <w:tabs>
-          <w:tab w:val="left" w:pos="284"/>
-        </w:tabs>
-        <w:spacing w:after="0" w:line="240" w:lineRule="auto"/>
-        <w:ind w:right="255"/>
-        <w:jc w:val="both"/>
-        <w:rPr>
-          <w:rFonts w:ascii="Times New Roman" w:eastAsia="Times New Roman" w:hAnsi="Times New Roman" w:cs="Times New Roman"/>
-          <w:b/>
-          <w:sz w:val="28"/>
-          <w:szCs w:val="28"/>
-        </w:rPr>
-      </w:pPr>
-      <w:r>
-        <w:rPr>
-          <w:rFonts w:ascii="Times New Roman" w:eastAsia="Times New Roman" w:hAnsi="Times New Roman" w:cs="Times New Roman"/>
-          <w:b/>
-          <w:sz w:val="28"/>
-          <w:szCs w:val="28"/>
-        </w:rPr>
-        <w:tab/>
-      </w:r>
-      <w:r>
-        <w:rPr>
-          <w:rFonts w:ascii="Times New Roman" w:eastAsia="Times New Roman" w:hAnsi="Times New Roman" w:cs="Times New Roman"/>
-          <w:b/>
-          <w:sz w:val="28"/>
-          <w:szCs w:val="28"/>
-        </w:rPr>
-        <w:t xml:space="preserve">a) </w:t>
-      </w:r>
-      <w:r>
-        <w:rPr>
-          <w:rFonts w:ascii="Times New Roman" w:eastAsia="Times New Roman" w:hAnsi="Times New Roman" w:cs="Times New Roman"/>
-          <w:b/>
-          <w:sz w:val="28"/>
-          <w:szCs w:val="28"/>
-          <w:lang w:val="vi-VN"/>
-        </w:rPr>
-        <w:t>Mục tiêu:</w:t>
-      </w:r>
-      <w:r>
-        <w:rPr>
-          <w:rFonts w:ascii="Times New Roman" w:eastAsia="Times New Roman" w:hAnsi="Times New Roman" w:cs="Times New Roman"/>
-          <w:b/>
-          <w:sz w:val="28"/>
-          <w:szCs w:val="28"/>
-        </w:rPr>
-        <w:t xml:space="preserve"> </w:t>
-      </w:r>
-      <w:r>
-        <w:rPr>
-          <w:rFonts w:ascii="Times New Roman" w:hAnsi="Times New Roman" w:cs="Times New Roman"/>
-          <w:sz w:val="28"/>
-          <w:szCs w:val="28"/>
-        </w:rPr>
-        <w:t>{{</w:t>
-      </w:r>
-      <w:r>
-        <w:rPr>
-          <w:rFonts w:ascii="Times New Roman" w:hAnsi="Times New Roman" w:cs="Times New Roman"/>
-          <w:sz w:val="28"/>
-          <w:szCs w:val="28"/>
-        </w:rPr>
-        <w:t>VD</w:t>
-      </w:r>
-      <w:r>
-        <w:rPr>
-          <w:rFonts w:ascii="Times New Roman" w:hAnsi="Times New Roman" w:cs="Times New Roman"/>
-          <w:sz w:val="28"/>
-          <w:szCs w:val="28"/>
-        </w:rPr>
-        <w:t>_MUC_TIEU}}</w:t>
-      </w:r>
-    </w:p>
-    <w:p>
-      <w:pPr>
-        <w:tabs>
-          <w:tab w:val="left" w:pos="284"/>
-          <w:tab w:val="left" w:pos="851"/>
-          <w:tab w:val="left" w:pos="993"/>
-        </w:tabs>
-        <w:spacing w:after="0" w:line="240" w:lineRule="auto"/>
-        <w:jc w:val="both"/>
-        <w:rPr>
-          <w:rFonts w:ascii="Times New Roman" w:eastAsia="Calibri" w:hAnsi="Times New Roman" w:cs="Times New Roman"/>
-          <w:i/>
-          <w:sz w:val="28"/>
-          <w:szCs w:val="28"/>
-        </w:rPr>
-      </w:pPr>
-      <w:r>
-        <w:rPr>
-          <w:rFonts w:ascii="Times New Roman" w:eastAsia="Calibri" w:hAnsi="Times New Roman" w:cs="Times New Roman"/>
-          <w:b/>
-          <w:sz w:val="28"/>
-          <w:szCs w:val="28"/>
-        </w:rPr>
-        <w:tab/>
-      </w:r>
-      <w:r>
-        <w:rPr>
-          <w:rFonts w:ascii="Times New Roman" w:eastAsia="Calibri" w:hAnsi="Times New Roman" w:cs="Times New Roman"/>
-          <w:b/>
-          <w:sz w:val="28"/>
-          <w:szCs w:val="28"/>
-          <w:lang w:val="vi-VN"/>
-        </w:rPr>
-        <w:t>b) Nội dung:</w:t>
-      </w:r>
-      <w:r>
-        <w:rPr>
-          <w:rFonts w:ascii="Times New Roman" w:eastAsia="Calibri" w:hAnsi="Times New Roman" w:cs="Times New Roman"/>
-          <w:b/>
-          <w:sz w:val="28"/>
-          <w:szCs w:val="28"/>
-        </w:rPr>
-        <w:t xml:space="preserve"> </w:t>
-      </w:r>
-      <w:r>
-        <w:rPr>
-          <w:rFonts w:ascii="Times New Roman" w:hAnsi="Times New Roman" w:cs="Times New Roman"/>
-          <w:sz w:val="28"/>
-          <w:szCs w:val="28"/>
-        </w:rPr>
-        <w:t>{</w:t>
-      </w:r>
-      <w:r>
-        <w:rPr>
-          <w:rFonts w:ascii="Times New Roman" w:hAnsi="Times New Roman" w:cs="Times New Roman"/>
-          <w:sz w:val="28"/>
-          <w:szCs w:val="28"/>
-        </w:rPr>
-        <w:t>{VD</w:t>
-      </w:r>
-      <w:r>
-        <w:rPr>
-          <w:rFonts w:ascii="Times New Roman" w:hAnsi="Times New Roman" w:cs="Times New Roman"/>
-          <w:sz w:val="28"/>
-          <w:szCs w:val="28"/>
-        </w:rPr>
-        <w:t>_</w:t>
-      </w:r>
-      <w:r>
-        <w:rPr>
-          <w:rFonts w:ascii="Times New Roman" w:hAnsi="Times New Roman" w:cs="Times New Roman"/>
-          <w:sz w:val="28"/>
-          <w:szCs w:val="28"/>
-        </w:rPr>
-        <w:t>NOI_DUNG}}</w:t>
-      </w:r>
-    </w:p>
-    <w:p>
-      <w:pPr>
-        <w:tabs>
-          <w:tab w:val="left" w:pos="284"/>
-        </w:tabs>
-        <w:spacing w:after="0" w:line="240" w:lineRule="auto"/>
-        <w:jc w:val="both"/>
-        <w:rPr>
-          <w:rFonts w:ascii="Times New Roman" w:eastAsia="Times New Roman" w:hAnsi="Times New Roman" w:cs="Times New Roman"/>
-          <w:b/>
-          <w:sz w:val="28"/>
-          <w:szCs w:val="28"/>
-          <w:lang w:val="de-DE"/>
-        </w:rPr>
-      </w:pPr>
-      <w:r>
-        <w:rPr>
-          <w:rFonts w:ascii="Times New Roman" w:eastAsia="Calibri" w:hAnsi="Times New Roman" w:cs="Times New Roman"/>
-          <w:b/>
-          <w:sz w:val="28"/>
-          <w:szCs w:val="28"/>
-        </w:rPr>
-        <w:tab/>
-      </w:r>
-      <w:r>
-        <w:rPr>
-          <w:rFonts w:ascii="Times New Roman" w:eastAsia="Calibri" w:hAnsi="Times New Roman" w:cs="Times New Roman"/>
-          <w:b/>
-          <w:sz w:val="28"/>
-          <w:szCs w:val="28"/>
-          <w:lang w:val="vi-VN"/>
-        </w:rPr>
-        <w:t>c)</w:t>
-      </w:r>
-      <w:r>
-        <w:rPr>
-          <w:rFonts w:ascii="Times New Roman" w:eastAsia="Times New Roman" w:hAnsi="Times New Roman" w:cs="Times New Roman"/>
-          <w:b/>
-          <w:sz w:val="28"/>
-          <w:szCs w:val="28"/>
-          <w:lang w:val="de-DE"/>
-        </w:rPr>
-        <w:t xml:space="preserve">Sản phẩm: </w:t>
-      </w:r>
-      <w:r>
-        <w:rPr>
-          <w:rFonts w:ascii="Times New Roman" w:hAnsi="Times New Roman" w:cs="Times New Roman"/>
-          <w:sz w:val="28"/>
-          <w:szCs w:val="28"/>
-        </w:rPr>
-        <w:t>{</w:t>
-      </w:r>
-      <w:r>
-        <w:rPr>
-          <w:rFonts w:ascii="Times New Roman" w:hAnsi="Times New Roman" w:cs="Times New Roman"/>
-          <w:sz w:val="28"/>
-          <w:szCs w:val="28"/>
-        </w:rPr>
-        <w:t>{VD</w:t>
-      </w:r>
-      <w:r>
-        <w:rPr>
-          <w:rFonts w:ascii="Times New Roman" w:hAnsi="Times New Roman" w:cs="Times New Roman"/>
-          <w:sz w:val="28"/>
-          <w:szCs w:val="28"/>
-        </w:rPr>
-        <w:t>_</w:t>
-      </w:r>
-      <w:r>
-        <w:rPr>
-          <w:rFonts w:ascii="Times New Roman" w:hAnsi="Times New Roman" w:cs="Times New Roman"/>
-          <w:sz w:val="28"/>
-          <w:szCs w:val="28"/>
-        </w:rPr>
-        <w:t>SAN_PHAM}}</w:t>
-      </w:r>
-    </w:p>
-    <w:p>
-      <w:pPr>
-        <w:tabs>
-          <w:tab w:val="left" w:pos="284"/>
-        </w:tabs>
-        <w:spacing w:after="0" w:line="240" w:lineRule="auto"/>
-        <w:rPr>
-          <w:rFonts w:ascii="Times New Roman" w:eastAsia="Times New Roman" w:hAnsi="Times New Roman" w:cs="Times New Roman"/>
-          <w:b/>
-          <w:color w:val="000000"/>
-          <w:sz w:val="28"/>
-          <w:szCs w:val="28"/>
-          <w:shd w:val="clear" w:color="auto" w:fill="FFFFFF"/>
-        </w:rPr>
-      </w:pPr>
-      <w:r>
-        <w:rPr>
-          <w:rFonts w:ascii="Times New Roman" w:eastAsia="Calibri" w:hAnsi="Times New Roman" w:cs="Times New Roman"/>
-          <w:b/>
-          <w:iCs/>
-          <w:color w:val="000000"/>
-          <w:sz w:val="28"/>
-          <w:szCs w:val="28"/>
-        </w:rPr>
-        <w:tab/>
-      </w:r>
-      <w:r>
-        <w:rPr>
-          <w:rFonts w:ascii="Times New Roman" w:eastAsia="Calibri" w:hAnsi="Times New Roman" w:cs="Times New Roman"/>
-          <w:b/>
-          <w:iCs/>
-          <w:color w:val="000000"/>
-          <w:sz w:val="28"/>
-          <w:szCs w:val="28"/>
-          <w:lang w:val="vi-VN"/>
-        </w:rPr>
-        <w:t>d</w:t>
-      </w:r>
-      <w:r>
-        <w:rPr>
-          <w:rFonts w:ascii="Times New Roman" w:eastAsia="Calibri" w:hAnsi="Times New Roman" w:cs="Times New Roman"/>
-          <w:b/>
-          <w:iCs/>
-          <w:color w:val="000000"/>
-          <w:sz w:val="28"/>
-          <w:szCs w:val="28"/>
-        </w:rPr>
-        <w:t>)</w:t>
-      </w:r>
-      <w:r>
-        <w:rPr>
-          <w:rFonts w:ascii="Times New Roman" w:eastAsia="Times New Roman" w:hAnsi="Times New Roman" w:cs="Times New Roman"/>
-          <w:b/>
-          <w:color w:val="000000"/>
-          <w:sz w:val="28"/>
-          <w:szCs w:val="28"/>
-          <w:shd w:val="clear" w:color="auto" w:fill="FFFFFF"/>
-        </w:rPr>
-        <w:t xml:space="preserve">Tổ chức thực hiện: </w:t>
-      </w:r>
-      <w:r>
-        <w:rPr>
-          <w:rFonts w:ascii="Times New Roman" w:hAnsi="Times New Roman" w:cs="Times New Roman"/>
-          <w:sz w:val="28"/>
-          <w:szCs w:val="28"/>
-        </w:rPr>
-        <w:t>{{TO_CHUC_THUC_HIEN}}</w:t>
-      </w:r>
-    </w:p>
-    <w:p>
-      <w:pPr>
-        <w:tabs>
-          <w:tab w:val="left" w:pos="284"/>
-        </w:tabs>
-        <w:spacing w:after="0" w:line="240" w:lineRule="auto"/>
-        <w:jc w:val="both"/>
+        <w:t>*</w:t>
+      </w:r>
+      <w:r>
         <w:rPr>
           <w:rFonts w:ascii="Times New Roman" w:eastAsia="Calibri" w:hAnsi="Times New Roman" w:cs="Times New Roman"/>
           <w:b/>
@@ -3867,9 +3850,18 @@
           <w:color w:val="000000"/>
           <w:sz w:val="28"/>
           <w:szCs w:val="28"/>
-        </w:rPr>
-      </w:pPr>
-      <w:r>
+          <w:lang w:val="vi-VN"/>
+        </w:rPr>
+        <w:t>Chuyển giao nhiệm vụ học tập</w:t>
+      </w:r>
+    </w:p>
+    <w:p>
+      <w:pPr>
+        <w:tabs>
+          <w:tab w:val="left" w:pos="284"/>
+        </w:tabs>
+        <w:spacing w:after="0" w:line="240" w:lineRule="auto"/>
+        <w:jc w:val="both"/>
         <w:rPr>
           <w:rFonts w:ascii="Times New Roman" w:eastAsia="Calibri" w:hAnsi="Times New Roman" w:cs="Times New Roman"/>
           <w:b/>
@@ -3880,9 +3872,698 @@
           <w:sz w:val="28"/>
           <w:szCs w:val="28"/>
         </w:rPr>
-        <w:t>*</w:t>
-      </w:r>
-      <w:r>
+      </w:pPr>
+      <w:r>
+        <w:rPr>
+          <w:rFonts w:ascii="Times New Roman" w:hAnsi="Times New Roman" w:cs="Times New Roman"/>
+          <w:sz w:val="28"/>
+          <w:szCs w:val="28"/>
+        </w:rPr>
+        <w:t>{{CHUYEN_GIAO_NHIEM_VU_HOC_TAP</w:t>
+      </w:r>
+      <w:r>
+        <w:rPr>
+          <w:rFonts w:ascii="Times New Roman" w:hAnsi="Times New Roman" w:cs="Times New Roman"/>
+          <w:sz w:val="28"/>
+          <w:szCs w:val="28"/>
+        </w:rPr>
+        <w:t>_LT</w:t>
+      </w:r>
+      <w:r>
+        <w:rPr>
+          <w:rFonts w:ascii="Times New Roman" w:hAnsi="Times New Roman" w:cs="Times New Roman"/>
+          <w:sz w:val="28"/>
+          <w:szCs w:val="28"/>
+        </w:rPr>
+        <w:t>}}</w:t>
+      </w:r>
+    </w:p>
+    <w:p>
+      <w:pPr>
+        <w:tabs>
+          <w:tab w:val="left" w:pos="284"/>
+        </w:tabs>
+        <w:spacing w:after="0" w:line="240" w:lineRule="auto"/>
+        <w:rPr>
+          <w:rFonts w:ascii="Times New Roman" w:eastAsia="Times New Roman" w:hAnsi="Times New Roman" w:cs="Times New Roman"/>
+          <w:b/>
+          <w:i/>
+          <w:iCs/>
+          <w:sz w:val="28"/>
+          <w:szCs w:val="28"/>
+          <w:lang w:val="de-DE"/>
+        </w:rPr>
+      </w:pPr>
+      <w:r>
+        <w:rPr>
+          <w:rFonts w:ascii="Times New Roman" w:eastAsia="Times New Roman" w:hAnsi="Times New Roman" w:cs="Times New Roman"/>
+          <w:b/>
+          <w:i/>
+          <w:iCs/>
+          <w:sz w:val="28"/>
+          <w:szCs w:val="28"/>
+          <w:lang w:val="de-DE"/>
+        </w:rPr>
+        <w:t xml:space="preserve">*Thực hiện nhiệm vụ học tập </w:t>
+      </w:r>
+    </w:p>
+    <w:p>
+      <w:pPr>
+        <w:tabs>
+          <w:tab w:val="left" w:pos="284"/>
+        </w:tabs>
+        <w:spacing w:after="0" w:line="240" w:lineRule="auto"/>
+        <w:rPr>
+          <w:rFonts w:ascii="Times New Roman" w:eastAsia="Times New Roman" w:hAnsi="Times New Roman" w:cs="Times New Roman"/>
+          <w:b/>
+          <w:i/>
+          <w:iCs/>
+          <w:sz w:val="28"/>
+          <w:szCs w:val="28"/>
+          <w:lang w:val="de-DE"/>
+        </w:rPr>
+      </w:pPr>
+      <w:r>
+        <w:rPr>
+          <w:rFonts w:ascii="Times New Roman" w:hAnsi="Times New Roman" w:cs="Times New Roman"/>
+          <w:sz w:val="28"/>
+          <w:szCs w:val="28"/>
+        </w:rPr>
+        <w:t>{{</w:t>
+      </w:r>
+      <w:r>
+        <w:rPr>
+          <w:rFonts w:ascii="Times New Roman" w:hAnsi="Times New Roman" w:cs="Times New Roman"/>
+          <w:sz w:val="28"/>
+          <w:szCs w:val="28"/>
+        </w:rPr>
+        <w:t>LT_</w:t>
+      </w:r>
+      <w:r>
+        <w:rPr>
+          <w:rFonts w:ascii="Times New Roman" w:hAnsi="Times New Roman" w:cs="Times New Roman"/>
+          <w:sz w:val="28"/>
+          <w:szCs w:val="28"/>
+        </w:rPr>
+        <w:t>THUC_HIEN_NHIEM_VU_HOC_TAP}}</w:t>
+      </w:r>
+    </w:p>
+    <w:p>
+      <w:pPr>
+        <w:tabs>
+          <w:tab w:val="left" w:pos="284"/>
+        </w:tabs>
+        <w:spacing w:after="0" w:line="240" w:lineRule="auto"/>
+        <w:rPr>
+          <w:rFonts w:ascii="Times New Roman" w:eastAsia="Times New Roman" w:hAnsi="Times New Roman" w:cs="Times New Roman"/>
+          <w:b/>
+          <w:i/>
+          <w:iCs/>
+          <w:sz w:val="28"/>
+          <w:szCs w:val="28"/>
+          <w:lang w:val="de-DE"/>
+        </w:rPr>
+      </w:pPr>
+      <w:r>
+        <w:rPr>
+          <w:rFonts w:ascii="Times New Roman" w:eastAsia="Times New Roman" w:hAnsi="Times New Roman" w:cs="Times New Roman"/>
+          <w:b/>
+          <w:i/>
+          <w:iCs/>
+          <w:sz w:val="28"/>
+          <w:szCs w:val="28"/>
+          <w:lang w:val="de-DE"/>
+        </w:rPr>
+        <w:t xml:space="preserve">*Báo cáo kết quả và thảo luận </w:t>
+      </w:r>
+      <w:r>
+        <w:rPr>
+          <w:rFonts w:ascii="Times New Roman" w:hAnsi="Times New Roman" w:cs="Times New Roman"/>
+          <w:sz w:val="28"/>
+          <w:szCs w:val="28"/>
+        </w:rPr>
+        <w:t>{{</w:t>
+      </w:r>
+      <w:r>
+        <w:rPr>
+          <w:rFonts w:ascii="Times New Roman" w:hAnsi="Times New Roman" w:cs="Times New Roman"/>
+          <w:sz w:val="28"/>
+          <w:szCs w:val="28"/>
+        </w:rPr>
+        <w:t>LT_</w:t>
+      </w:r>
+      <w:r>
+        <w:rPr>
+          <w:rFonts w:ascii="Times New Roman" w:hAnsi="Times New Roman" w:cs="Times New Roman"/>
+          <w:sz w:val="28"/>
+          <w:szCs w:val="28"/>
+        </w:rPr>
+        <w:t>BAO_CAO_KET_QUA_VA_THAO_LUAN}}</w:t>
+      </w:r>
+    </w:p>
+    <w:p>
+      <w:pPr>
+        <w:tabs>
+          <w:tab w:val="left" w:pos="284"/>
+        </w:tabs>
+        <w:spacing w:after="0" w:line="240" w:lineRule="auto"/>
+        <w:ind w:right="255"/>
+        <w:jc w:val="both"/>
+        <w:rPr>
+          <w:rFonts w:ascii="Times New Roman" w:eastAsia="Times New Roman" w:hAnsi="Times New Roman" w:cs="Times New Roman"/>
+          <w:b/>
+          <w:bCs/>
+          <w:color w:val="000000"/>
+          <w:sz w:val="28"/>
+          <w:szCs w:val="28"/>
+          <w:shd w:val="clear" w:color="auto" w:fill="FFFFFF"/>
+          <w:lang w:val="de-DE"/>
+        </w:rPr>
+      </w:pPr>
+      <w:r>
+        <w:rPr>
+          <w:rFonts w:ascii="Times New Roman" w:eastAsia="Times New Roman" w:hAnsi="Times New Roman" w:cs="Times New Roman"/>
+          <w:b/>
+          <w:bCs/>
+          <w:color w:val="000000"/>
+          <w:sz w:val="28"/>
+          <w:szCs w:val="28"/>
+          <w:shd w:val="clear" w:color="auto" w:fill="FFFFFF"/>
+          <w:lang w:val="de-DE"/>
+        </w:rPr>
+        <w:t xml:space="preserve">* Kết luận. </w:t>
+      </w:r>
+    </w:p>
+    <w:p>
+      <w:pPr>
+        <w:tabs>
+          <w:tab w:val="left" w:pos="284"/>
+        </w:tabs>
+        <w:spacing w:after="0" w:line="240" w:lineRule="auto"/>
+        <w:ind w:right="255"/>
+        <w:jc w:val="both"/>
+        <w:rPr>
+          <w:rFonts w:ascii="Times New Roman" w:eastAsia="Times New Roman" w:hAnsi="Times New Roman" w:cs="Times New Roman"/>
+          <w:b/>
+          <w:sz w:val="28"/>
+          <w:szCs w:val="28"/>
+        </w:rPr>
+      </w:pPr>
+      <w:r>
+        <w:rPr>
+          <w:rFonts w:ascii="Times New Roman" w:hAnsi="Times New Roman" w:cs="Times New Roman"/>
+          <w:sz w:val="28"/>
+          <w:szCs w:val="28"/>
+        </w:rPr>
+        <w:t>{{</w:t>
+      </w:r>
+      <w:r>
+        <w:rPr>
+          <w:rFonts w:ascii="Times New Roman" w:hAnsi="Times New Roman" w:cs="Times New Roman"/>
+          <w:sz w:val="28"/>
+          <w:szCs w:val="28"/>
+        </w:rPr>
+        <w:t>LT_</w:t>
+      </w:r>
+      <w:r>
+        <w:rPr>
+          <w:rFonts w:ascii="Times New Roman" w:hAnsi="Times New Roman" w:cs="Times New Roman"/>
+          <w:sz w:val="28"/>
+          <w:szCs w:val="28"/>
+        </w:rPr>
+        <w:t>KET</w:t>
+      </w:r>
+      <w:r>
+        <w:rPr>
+          <w:rFonts w:ascii="Times New Roman" w:hAnsi="Times New Roman" w:cs="Times New Roman"/>
+          <w:sz w:val="28"/>
+          <w:szCs w:val="28"/>
+        </w:rPr>
+        <w:t>_</w:t>
+      </w:r>
+      <w:r>
+        <w:rPr>
+          <w:rFonts w:ascii="Times New Roman" w:hAnsi="Times New Roman" w:cs="Times New Roman"/>
+          <w:sz w:val="28"/>
+          <w:szCs w:val="28"/>
+        </w:rPr>
+        <w:t>LUAN</w:t>
+      </w:r>
+      <w:r>
+        <w:rPr>
+          <w:rFonts w:ascii="Times New Roman" w:hAnsi="Times New Roman" w:cs="Times New Roman"/>
+          <w:sz w:val="28"/>
+          <w:szCs w:val="28"/>
+        </w:rPr>
+        <w:t>}}</w:t>
+      </w:r>
+    </w:p>
+    <w:p>
+      <w:pPr>
+        <w:tabs>
+          <w:tab w:val="left" w:pos="284"/>
+        </w:tabs>
+        <w:spacing w:after="0" w:line="240" w:lineRule="auto"/>
+        <w:rPr>
+          <w:rFonts w:ascii="Times New Roman" w:eastAsia="Times New Roman" w:hAnsi="Times New Roman" w:cs="Times New Roman"/>
+          <w:b/>
+          <w:bCs/>
+          <w:sz w:val="28"/>
+          <w:szCs w:val="28"/>
+          <w:shd w:val="clear" w:color="auto" w:fill="FFFFFF"/>
+        </w:rPr>
+      </w:pPr>
+    </w:p>
+    <w:p>
+      <w:pPr>
+        <w:tabs>
+          <w:tab w:val="left" w:pos="284"/>
+        </w:tabs>
+        <w:spacing w:after="0" w:line="240" w:lineRule="auto"/>
+        <w:jc w:val="both"/>
+        <w:rPr>
+          <w:rFonts w:ascii="Times New Roman" w:eastAsia="Times New Roman" w:hAnsi="Times New Roman" w:cs="Times New Roman"/>
+          <w:b/>
+          <w:bCs/>
+          <w:color w:val="0000FF"/>
+          <w:sz w:val="28"/>
+          <w:szCs w:val="28"/>
+          <w:shd w:val="clear" w:color="auto" w:fill="FFFFFF"/>
+          <w:lang w:val="de-DE"/>
+        </w:rPr>
+      </w:pPr>
+      <w:r>
+        <w:rPr>
+          <w:rFonts w:ascii="Times New Roman" w:eastAsia="Times New Roman" w:hAnsi="Times New Roman" w:cs="Times New Roman"/>
+          <w:b/>
+          <w:bCs/>
+          <w:color w:val="0000FF"/>
+          <w:sz w:val="28"/>
+          <w:szCs w:val="28"/>
+          <w:shd w:val="clear" w:color="auto" w:fill="FFFFFF"/>
+          <w:lang w:val="de-DE"/>
+        </w:rPr>
+        <w:t>4</w:t>
+      </w:r>
+      <w:r>
+        <w:rPr>
+          <w:rFonts w:ascii="Times New Roman" w:eastAsia="Times New Roman" w:hAnsi="Times New Roman" w:cs="Times New Roman"/>
+          <w:b/>
+          <w:bCs/>
+          <w:color w:val="0000FF"/>
+          <w:sz w:val="28"/>
+          <w:szCs w:val="28"/>
+          <w:shd w:val="clear" w:color="auto" w:fill="FFFFFF"/>
+          <w:lang w:val="de-DE"/>
+        </w:rPr>
+        <w:t xml:space="preserve">. </w:t>
+      </w:r>
+      <w:r>
+        <w:rPr>
+          <w:rFonts w:ascii="Times New Roman" w:eastAsia="Times New Roman" w:hAnsi="Times New Roman" w:cs="Times New Roman"/>
+          <w:b/>
+          <w:bCs/>
+          <w:color w:val="0000FF"/>
+          <w:sz w:val="28"/>
+          <w:szCs w:val="28"/>
+          <w:shd w:val="clear" w:color="auto" w:fill="FFFFFF"/>
+          <w:lang w:val="de-DE"/>
+        </w:rPr>
+        <w:t xml:space="preserve">HOẠT ĐỘNG 4: VẬN DỤNG </w:t>
+      </w:r>
+    </w:p>
+    <w:p>
+      <w:pPr>
+        <w:tabs>
+          <w:tab w:val="left" w:pos="284"/>
+        </w:tabs>
+        <w:spacing w:after="0" w:line="240" w:lineRule="auto"/>
+        <w:ind w:right="255"/>
+        <w:jc w:val="both"/>
+        <w:rPr>
+          <w:rFonts w:ascii="Times New Roman" w:eastAsia="Times New Roman" w:hAnsi="Times New Roman" w:cs="Times New Roman"/>
+          <w:b/>
+          <w:sz w:val="28"/>
+          <w:szCs w:val="28"/>
+        </w:rPr>
+      </w:pPr>
+      <w:r>
+        <w:rPr>
+          <w:rFonts w:ascii="Times New Roman" w:eastAsia="Times New Roman" w:hAnsi="Times New Roman" w:cs="Times New Roman"/>
+          <w:b/>
+          <w:sz w:val="28"/>
+          <w:szCs w:val="28"/>
+        </w:rPr>
+        <w:tab/>
+      </w:r>
+      <w:r>
+        <w:rPr>
+          <w:rFonts w:ascii="Times New Roman" w:eastAsia="Times New Roman" w:hAnsi="Times New Roman" w:cs="Times New Roman"/>
+          <w:b/>
+          <w:sz w:val="28"/>
+          <w:szCs w:val="28"/>
+        </w:rPr>
+        <w:t xml:space="preserve">a) </w:t>
+      </w:r>
+      <w:r>
+        <w:rPr>
+          <w:rFonts w:ascii="Times New Roman" w:eastAsia="Times New Roman" w:hAnsi="Times New Roman" w:cs="Times New Roman"/>
+          <w:b/>
+          <w:sz w:val="28"/>
+          <w:szCs w:val="28"/>
+          <w:lang w:val="vi-VN"/>
+        </w:rPr>
+        <w:t>Mục tiêu:</w:t>
+      </w:r>
+      <w:r>
+        <w:rPr>
+          <w:rFonts w:ascii="Times New Roman" w:eastAsia="Times New Roman" w:hAnsi="Times New Roman" w:cs="Times New Roman"/>
+          <w:b/>
+          <w:sz w:val="28"/>
+          <w:szCs w:val="28"/>
+        </w:rPr>
+        <w:t xml:space="preserve"> </w:t>
+      </w:r>
+    </w:p>
+    <w:p>
+      <w:pPr>
+        <w:tabs>
+          <w:tab w:val="left" w:pos="284"/>
+        </w:tabs>
+        <w:spacing w:after="0" w:line="240" w:lineRule="auto"/>
+        <w:ind w:right="255"/>
+        <w:jc w:val="both"/>
+        <w:rPr>
+          <w:rFonts w:ascii="Times New Roman" w:eastAsia="Times New Roman" w:hAnsi="Times New Roman" w:cs="Times New Roman"/>
+          <w:b/>
+          <w:sz w:val="28"/>
+          <w:szCs w:val="28"/>
+        </w:rPr>
+      </w:pPr>
+      <w:r>
+        <w:rPr>
+          <w:rFonts w:ascii="Times New Roman" w:hAnsi="Times New Roman" w:cs="Times New Roman"/>
+          <w:sz w:val="28"/>
+          <w:szCs w:val="28"/>
+        </w:rPr>
+        <w:t>{{</w:t>
+      </w:r>
+      <w:r>
+        <w:rPr>
+          <w:rFonts w:ascii="Times New Roman" w:hAnsi="Times New Roman" w:cs="Times New Roman"/>
+          <w:sz w:val="28"/>
+          <w:szCs w:val="28"/>
+        </w:rPr>
+        <w:t>VD</w:t>
+      </w:r>
+      <w:r>
+        <w:rPr>
+          <w:rFonts w:ascii="Times New Roman" w:hAnsi="Times New Roman" w:cs="Times New Roman"/>
+          <w:sz w:val="28"/>
+          <w:szCs w:val="28"/>
+        </w:rPr>
+        <w:t>_MUC_TIEU}}</w:t>
+      </w:r>
+    </w:p>
+    <w:p>
+      <w:pPr>
+        <w:tabs>
+          <w:tab w:val="left" w:pos="284"/>
+          <w:tab w:val="left" w:pos="851"/>
+          <w:tab w:val="left" w:pos="993"/>
+        </w:tabs>
+        <w:spacing w:after="0" w:line="240" w:lineRule="auto"/>
+        <w:jc w:val="both"/>
+        <w:rPr>
+          <w:rFonts w:ascii="Times New Roman" w:eastAsia="Calibri" w:hAnsi="Times New Roman" w:cs="Times New Roman"/>
+          <w:b/>
+          <w:sz w:val="28"/>
+          <w:szCs w:val="28"/>
+        </w:rPr>
+      </w:pPr>
+      <w:r>
+        <w:rPr>
+          <w:rFonts w:ascii="Times New Roman" w:eastAsia="Calibri" w:hAnsi="Times New Roman" w:cs="Times New Roman"/>
+          <w:b/>
+          <w:sz w:val="28"/>
+          <w:szCs w:val="28"/>
+        </w:rPr>
+        <w:tab/>
+      </w:r>
+      <w:r>
+        <w:rPr>
+          <w:rFonts w:ascii="Times New Roman" w:eastAsia="Calibri" w:hAnsi="Times New Roman" w:cs="Times New Roman"/>
+          <w:b/>
+          <w:sz w:val="28"/>
+          <w:szCs w:val="28"/>
+          <w:lang w:val="vi-VN"/>
+        </w:rPr>
+        <w:t>b) Nội dung:</w:t>
+      </w:r>
+      <w:r>
+        <w:rPr>
+          <w:rFonts w:ascii="Times New Roman" w:eastAsia="Calibri" w:hAnsi="Times New Roman" w:cs="Times New Roman"/>
+          <w:b/>
+          <w:sz w:val="28"/>
+          <w:szCs w:val="28"/>
+        </w:rPr>
+        <w:t xml:space="preserve"> </w:t>
+      </w:r>
+    </w:p>
+    <w:p>
+      <w:pPr>
+        <w:tabs>
+          <w:tab w:val="left" w:pos="284"/>
+          <w:tab w:val="left" w:pos="851"/>
+          <w:tab w:val="left" w:pos="993"/>
+        </w:tabs>
+        <w:spacing w:after="0" w:line="240" w:lineRule="auto"/>
+        <w:jc w:val="both"/>
+        <w:rPr>
+          <w:rFonts w:ascii="Times New Roman" w:eastAsia="Calibri" w:hAnsi="Times New Roman" w:cs="Times New Roman"/>
+          <w:i/>
+          <w:sz w:val="28"/>
+          <w:szCs w:val="28"/>
+        </w:rPr>
+      </w:pPr>
+      <w:r>
+        <w:rPr>
+          <w:rFonts w:ascii="Times New Roman" w:hAnsi="Times New Roman" w:cs="Times New Roman"/>
+          <w:sz w:val="28"/>
+          <w:szCs w:val="28"/>
+        </w:rPr>
+        <w:t>{</w:t>
+      </w:r>
+      <w:r>
+        <w:rPr>
+          <w:rFonts w:ascii="Times New Roman" w:hAnsi="Times New Roman" w:cs="Times New Roman"/>
+          <w:sz w:val="28"/>
+          <w:szCs w:val="28"/>
+        </w:rPr>
+        <w:t>{VD</w:t>
+      </w:r>
+      <w:r>
+        <w:rPr>
+          <w:rFonts w:ascii="Times New Roman" w:hAnsi="Times New Roman" w:cs="Times New Roman"/>
+          <w:sz w:val="28"/>
+          <w:szCs w:val="28"/>
+        </w:rPr>
+        <w:t>_</w:t>
+      </w:r>
+      <w:r>
+        <w:rPr>
+          <w:rFonts w:ascii="Times New Roman" w:hAnsi="Times New Roman" w:cs="Times New Roman"/>
+          <w:sz w:val="28"/>
+          <w:szCs w:val="28"/>
+        </w:rPr>
+        <w:t>NOI_DUNG}}</w:t>
+      </w:r>
+    </w:p>
+    <w:p>
+      <w:pPr>
+        <w:tabs>
+          <w:tab w:val="left" w:pos="284"/>
+        </w:tabs>
+        <w:spacing w:after="0" w:line="240" w:lineRule="auto"/>
+        <w:jc w:val="both"/>
+        <w:rPr>
+          <w:rFonts w:ascii="Times New Roman" w:eastAsia="Times New Roman" w:hAnsi="Times New Roman" w:cs="Times New Roman"/>
+          <w:b/>
+          <w:sz w:val="28"/>
+          <w:szCs w:val="28"/>
+          <w:lang w:val="de-DE"/>
+        </w:rPr>
+      </w:pPr>
+      <w:r>
+        <w:rPr>
+          <w:rFonts w:ascii="Times New Roman" w:eastAsia="Calibri" w:hAnsi="Times New Roman" w:cs="Times New Roman"/>
+          <w:b/>
+          <w:sz w:val="28"/>
+          <w:szCs w:val="28"/>
+        </w:rPr>
+        <w:tab/>
+      </w:r>
+      <w:r>
+        <w:rPr>
+          <w:rFonts w:ascii="Times New Roman" w:eastAsia="Calibri" w:hAnsi="Times New Roman" w:cs="Times New Roman"/>
+          <w:b/>
+          <w:sz w:val="28"/>
+          <w:szCs w:val="28"/>
+          <w:lang w:val="vi-VN"/>
+        </w:rPr>
+        <w:t>c)</w:t>
+      </w:r>
+      <w:r>
+        <w:rPr>
+          <w:rFonts w:ascii="Times New Roman" w:eastAsia="Times New Roman" w:hAnsi="Times New Roman" w:cs="Times New Roman"/>
+          <w:b/>
+          <w:sz w:val="28"/>
+          <w:szCs w:val="28"/>
+          <w:lang w:val="de-DE"/>
+        </w:rPr>
+        <w:t xml:space="preserve">Sản phẩm: </w:t>
+      </w:r>
+    </w:p>
+    <w:p>
+      <w:pPr>
+        <w:tabs>
+          <w:tab w:val="left" w:pos="284"/>
+        </w:tabs>
+        <w:spacing w:after="0" w:line="240" w:lineRule="auto"/>
+        <w:jc w:val="both"/>
+        <w:rPr>
+          <w:rFonts w:ascii="Times New Roman" w:eastAsia="Times New Roman" w:hAnsi="Times New Roman" w:cs="Times New Roman"/>
+          <w:b/>
+          <w:sz w:val="28"/>
+          <w:szCs w:val="28"/>
+          <w:lang w:val="de-DE"/>
+        </w:rPr>
+      </w:pPr>
+      <w:r>
+        <w:rPr>
+          <w:rFonts w:ascii="Times New Roman" w:hAnsi="Times New Roman" w:cs="Times New Roman"/>
+          <w:sz w:val="28"/>
+          <w:szCs w:val="28"/>
+        </w:rPr>
+        <w:t>{</w:t>
+      </w:r>
+      <w:r>
+        <w:rPr>
+          <w:rFonts w:ascii="Times New Roman" w:hAnsi="Times New Roman" w:cs="Times New Roman"/>
+          <w:sz w:val="28"/>
+          <w:szCs w:val="28"/>
+        </w:rPr>
+        <w:t>{VD</w:t>
+      </w:r>
+      <w:r>
+        <w:rPr>
+          <w:rFonts w:ascii="Times New Roman" w:hAnsi="Times New Roman" w:cs="Times New Roman"/>
+          <w:sz w:val="28"/>
+          <w:szCs w:val="28"/>
+        </w:rPr>
+        <w:t>_</w:t>
+      </w:r>
+      <w:r>
+        <w:rPr>
+          <w:rFonts w:ascii="Times New Roman" w:hAnsi="Times New Roman" w:cs="Times New Roman"/>
+          <w:sz w:val="28"/>
+          <w:szCs w:val="28"/>
+        </w:rPr>
+        <w:t>SAN_PHAM}}</w:t>
+      </w:r>
+    </w:p>
+    <w:p>
+      <w:pPr>
+        <w:tabs>
+          <w:tab w:val="left" w:pos="284"/>
+        </w:tabs>
+        <w:spacing w:after="0" w:line="240" w:lineRule="auto"/>
+        <w:rPr>
+          <w:rFonts w:ascii="Times New Roman" w:eastAsia="Times New Roman" w:hAnsi="Times New Roman" w:cs="Times New Roman"/>
+          <w:b/>
+          <w:color w:val="000000"/>
+          <w:sz w:val="28"/>
+          <w:szCs w:val="28"/>
+          <w:shd w:val="clear" w:color="auto" w:fill="FFFFFF"/>
+        </w:rPr>
+      </w:pPr>
+      <w:r>
+        <w:rPr>
+          <w:rFonts w:ascii="Times New Roman" w:eastAsia="Calibri" w:hAnsi="Times New Roman" w:cs="Times New Roman"/>
+          <w:b/>
+          <w:iCs/>
+          <w:color w:val="000000"/>
+          <w:sz w:val="28"/>
+          <w:szCs w:val="28"/>
+        </w:rPr>
+        <w:tab/>
+      </w:r>
+      <w:r>
+        <w:rPr>
+          <w:rFonts w:ascii="Times New Roman" w:eastAsia="Calibri" w:hAnsi="Times New Roman" w:cs="Times New Roman"/>
+          <w:b/>
+          <w:iCs/>
+          <w:color w:val="000000"/>
+          <w:sz w:val="28"/>
+          <w:szCs w:val="28"/>
+          <w:lang w:val="vi-VN"/>
+        </w:rPr>
+        <w:t>d</w:t>
+      </w:r>
+      <w:r>
+        <w:rPr>
+          <w:rFonts w:ascii="Times New Roman" w:eastAsia="Calibri" w:hAnsi="Times New Roman" w:cs="Times New Roman"/>
+          <w:b/>
+          <w:iCs/>
+          <w:color w:val="000000"/>
+          <w:sz w:val="28"/>
+          <w:szCs w:val="28"/>
+        </w:rPr>
+        <w:t>)</w:t>
+      </w:r>
+      <w:r>
+        <w:rPr>
+          <w:rFonts w:ascii="Times New Roman" w:eastAsia="Times New Roman" w:hAnsi="Times New Roman" w:cs="Times New Roman"/>
+          <w:b/>
+          <w:color w:val="000000"/>
+          <w:sz w:val="28"/>
+          <w:szCs w:val="28"/>
+          <w:shd w:val="clear" w:color="auto" w:fill="FFFFFF"/>
+        </w:rPr>
+        <w:t xml:space="preserve">Tổ chức thực hiện: </w:t>
+      </w:r>
+    </w:p>
+    <w:p>
+      <w:pPr>
+        <w:tabs>
+          <w:tab w:val="left" w:pos="284"/>
+        </w:tabs>
+        <w:spacing w:after="0" w:line="240" w:lineRule="auto"/>
+        <w:rPr>
+          <w:rFonts w:ascii="Times New Roman" w:eastAsia="Times New Roman" w:hAnsi="Times New Roman" w:cs="Times New Roman"/>
+          <w:b/>
+          <w:color w:val="000000"/>
+          <w:sz w:val="28"/>
+          <w:szCs w:val="28"/>
+          <w:shd w:val="clear" w:color="auto" w:fill="FFFFFF"/>
+        </w:rPr>
+      </w:pPr>
+      <w:r>
+        <w:rPr>
+          <w:rFonts w:ascii="Times New Roman" w:hAnsi="Times New Roman" w:cs="Times New Roman"/>
+          <w:sz w:val="28"/>
+          <w:szCs w:val="28"/>
+        </w:rPr>
+        <w:t>{{TO_CHUC_THUC_HIEN}}</w:t>
+      </w:r>
+    </w:p>
+    <w:p>
+      <w:pPr>
+        <w:tabs>
+          <w:tab w:val="left" w:pos="284"/>
+        </w:tabs>
+        <w:spacing w:after="0" w:line="240" w:lineRule="auto"/>
+        <w:jc w:val="both"/>
         <w:rPr>
           <w:rFonts w:ascii="Times New Roman" w:eastAsia="Calibri" w:hAnsi="Times New Roman" w:cs="Times New Roman"/>
           <w:b/>
@@ -3892,10 +4573,8 @@
           <w:color w:val="000000"/>
           <w:sz w:val="28"/>
           <w:szCs w:val="28"/>
-          <w:lang w:val="vi-VN"/>
-        </w:rPr>
-        <w:t>Chuyển giao nhiệm vụ học tập</w:t>
-      </w:r>
+        </w:rPr>
+      </w:pPr>
       <w:r>
         <w:rPr>
           <w:rFonts w:ascii="Times New Roman" w:eastAsia="Calibri" w:hAnsi="Times New Roman" w:cs="Times New Roman"/>
@@ -3907,111 +4586,93 @@
           <w:sz w:val="28"/>
           <w:szCs w:val="28"/>
         </w:rPr>
-        <w:t xml:space="preserve"> </w:t>
-      </w:r>
-      <w:r>
-        <w:rPr>
-          <w:rFonts w:ascii="Times New Roman" w:hAnsi="Times New Roman" w:cs="Times New Roman"/>
-          <w:sz w:val="28"/>
-          <w:szCs w:val="28"/>
-        </w:rPr>
-        <w:t>{</w:t>
-      </w:r>
-      <w:r>
-        <w:rPr>
-          <w:rFonts w:ascii="Times New Roman" w:hAnsi="Times New Roman" w:cs="Times New Roman"/>
-          <w:sz w:val="28"/>
-          <w:szCs w:val="28"/>
-        </w:rPr>
-        <w:t>{VD</w:t>
-      </w:r>
-      <w:r>
-        <w:rPr>
-          <w:rFonts w:ascii="Times New Roman" w:hAnsi="Times New Roman" w:cs="Times New Roman"/>
-          <w:sz w:val="28"/>
-          <w:szCs w:val="28"/>
-        </w:rPr>
-        <w:t>_</w:t>
-      </w:r>
-      <w:r>
-        <w:rPr>
-          <w:rFonts w:ascii="Times New Roman" w:hAnsi="Times New Roman" w:cs="Times New Roman"/>
-          <w:sz w:val="28"/>
-          <w:szCs w:val="28"/>
-        </w:rPr>
-        <w:t>CHUYEN_GIAO_NHIEM_VU_HOC_TAP}}</w:t>
-      </w:r>
-    </w:p>
-    <w:p>
-      <w:pPr>
-        <w:tabs>
-          <w:tab w:val="left" w:pos="284"/>
-        </w:tabs>
-        <w:spacing w:after="0" w:line="240" w:lineRule="auto"/>
-        <w:rPr>
-          <w:rFonts w:ascii="Times New Roman" w:eastAsia="Times New Roman" w:hAnsi="Times New Roman" w:cs="Times New Roman"/>
-          <w:b/>
+        <w:t>*</w:t>
+      </w:r>
+      <w:r>
+        <w:rPr>
+          <w:rFonts w:ascii="Times New Roman" w:eastAsia="Calibri" w:hAnsi="Times New Roman" w:cs="Times New Roman"/>
+          <w:b/>
+          <w:bCs/>
           <w:i/>
           <w:iCs/>
-          <w:sz w:val="28"/>
-          <w:szCs w:val="28"/>
-          <w:lang w:val="de-DE"/>
-        </w:rPr>
-      </w:pPr>
-      <w:r>
-        <w:rPr>
-          <w:rFonts w:ascii="Times New Roman" w:eastAsia="Times New Roman" w:hAnsi="Times New Roman" w:cs="Times New Roman"/>
-          <w:b/>
+          <w:color w:val="000000"/>
+          <w:sz w:val="28"/>
+          <w:szCs w:val="28"/>
+          <w:lang w:val="vi-VN"/>
+        </w:rPr>
+        <w:t>Chuyển giao nhiệm vụ học tập</w:t>
+      </w:r>
+      <w:r>
+        <w:rPr>
+          <w:rFonts w:ascii="Times New Roman" w:eastAsia="Calibri" w:hAnsi="Times New Roman" w:cs="Times New Roman"/>
+          <w:b/>
+          <w:bCs/>
           <w:i/>
           <w:iCs/>
-          <w:sz w:val="28"/>
-          <w:szCs w:val="28"/>
-          <w:lang w:val="de-DE"/>
-        </w:rPr>
-        <w:t xml:space="preserve">*Thực hiện nhiệm vụ học tập </w:t>
-      </w:r>
-      <w:r>
-        <w:rPr>
-          <w:rFonts w:ascii="Times New Roman" w:hAnsi="Times New Roman" w:cs="Times New Roman"/>
-          <w:sz w:val="28"/>
-          <w:szCs w:val="28"/>
-        </w:rPr>
-        <w:t>{{</w:t>
-      </w:r>
-      <w:r>
-        <w:rPr>
-          <w:rFonts w:ascii="Times New Roman" w:hAnsi="Times New Roman" w:cs="Times New Roman"/>
-          <w:sz w:val="28"/>
-          <w:szCs w:val="28"/>
-        </w:rPr>
-        <w:t>VD_</w:t>
-      </w:r>
-      <w:r>
-        <w:rPr>
-          <w:rFonts w:ascii="Times New Roman" w:hAnsi="Times New Roman" w:cs="Times New Roman"/>
-          <w:sz w:val="28"/>
-          <w:szCs w:val="28"/>
-        </w:rPr>
-        <w:t>THUC_HIEN_NHIEM_VU_HOC_TAP}}</w:t>
-      </w:r>
-    </w:p>
-    <w:p>
-      <w:pPr>
-        <w:tabs>
-          <w:tab w:val="left" w:pos="284"/>
-        </w:tabs>
-        <w:spacing w:after="0" w:line="240" w:lineRule="auto"/>
-        <w:rPr>
-          <w:rFonts w:ascii="Times New Roman" w:eastAsia="Times New Roman" w:hAnsi="Times New Roman" w:cs="Times New Roman"/>
-          <w:b/>
+          <w:color w:val="000000"/>
+          <w:sz w:val="28"/>
+          <w:szCs w:val="28"/>
+        </w:rPr>
+        <w:t xml:space="preserve"> </w:t>
+      </w:r>
+    </w:p>
+    <w:p>
+      <w:pPr>
+        <w:tabs>
+          <w:tab w:val="left" w:pos="284"/>
+        </w:tabs>
+        <w:spacing w:after="0" w:line="240" w:lineRule="auto"/>
+        <w:jc w:val="both"/>
+        <w:rPr>
+          <w:rFonts w:ascii="Times New Roman" w:eastAsia="Calibri" w:hAnsi="Times New Roman" w:cs="Times New Roman"/>
+          <w:b/>
+          <w:bCs/>
           <w:i/>
           <w:iCs/>
-          <w:sz w:val="28"/>
-          <w:szCs w:val="28"/>
-          <w:lang w:val="de-DE"/>
-        </w:rPr>
-      </w:pPr>
-      <w:r>
+          <w:color w:val="000000"/>
+          <w:sz w:val="28"/>
+          <w:szCs w:val="28"/>
+        </w:rPr>
+      </w:pPr>
+      <w:r>
+        <w:rPr>
+          <w:rFonts w:ascii="Times New Roman" w:hAnsi="Times New Roman" w:cs="Times New Roman"/>
+          <w:sz w:val="28"/>
+          <w:szCs w:val="28"/>
+        </w:rPr>
+        <w:t>{</w:t>
+      </w:r>
+      <w:r>
+        <w:rPr>
+          <w:rFonts w:ascii="Times New Roman" w:hAnsi="Times New Roman" w:cs="Times New Roman"/>
+          <w:sz w:val="28"/>
+          <w:szCs w:val="28"/>
+        </w:rPr>
+        <w:t>{VD</w:t>
+      </w:r>
+      <w:r>
+        <w:rPr>
+          <w:rFonts w:ascii="Times New Roman" w:hAnsi="Times New Roman" w:cs="Times New Roman"/>
+          <w:sz w:val="28"/>
+          <w:szCs w:val="28"/>
+        </w:rPr>
+        <w:t>_</w:t>
+      </w:r>
+      <w:r>
+        <w:rPr>
+          <w:rFonts w:ascii="Times New Roman" w:hAnsi="Times New Roman" w:cs="Times New Roman"/>
+          <w:sz w:val="28"/>
+          <w:szCs w:val="28"/>
+        </w:rPr>
+        <w:t>CHUYEN_GIAO_NHIEM_VU_HOC_TAP}}</w:t>
+      </w:r>
+    </w:p>
+    <w:p>
+      <w:pPr>
+        <w:tabs>
+          <w:tab w:val="left" w:pos="284"/>
+        </w:tabs>
+        <w:spacing w:after="0" w:line="240" w:lineRule="auto"/>
         <w:rPr>
           <w:rFonts w:ascii="Times New Roman" w:eastAsia="Times New Roman" w:hAnsi="Times New Roman" w:cs="Times New Roman"/>
           <w:b/>
@@ -4021,8 +4682,106 @@
           <w:szCs w:val="28"/>
           <w:lang w:val="de-DE"/>
         </w:rPr>
+      </w:pPr>
+      <w:r>
+        <w:rPr>
+          <w:rFonts w:ascii="Times New Roman" w:eastAsia="Times New Roman" w:hAnsi="Times New Roman" w:cs="Times New Roman"/>
+          <w:b/>
+          <w:i/>
+          <w:iCs/>
+          <w:sz w:val="28"/>
+          <w:szCs w:val="28"/>
+          <w:lang w:val="de-DE"/>
+        </w:rPr>
+        <w:t xml:space="preserve">*Thực hiện nhiệm vụ học tập </w:t>
+      </w:r>
+    </w:p>
+    <w:p>
+      <w:pPr>
+        <w:tabs>
+          <w:tab w:val="left" w:pos="284"/>
+        </w:tabs>
+        <w:spacing w:after="0" w:line="240" w:lineRule="auto"/>
+        <w:rPr>
+          <w:rFonts w:ascii="Times New Roman" w:eastAsia="Times New Roman" w:hAnsi="Times New Roman" w:cs="Times New Roman"/>
+          <w:b/>
+          <w:i/>
+          <w:iCs/>
+          <w:sz w:val="28"/>
+          <w:szCs w:val="28"/>
+          <w:lang w:val="de-DE"/>
+        </w:rPr>
+      </w:pPr>
+      <w:r>
+        <w:rPr>
+          <w:rFonts w:ascii="Times New Roman" w:hAnsi="Times New Roman" w:cs="Times New Roman"/>
+          <w:sz w:val="28"/>
+          <w:szCs w:val="28"/>
+        </w:rPr>
+        <w:t>{{</w:t>
+      </w:r>
+      <w:r>
+        <w:rPr>
+          <w:rFonts w:ascii="Times New Roman" w:hAnsi="Times New Roman" w:cs="Times New Roman"/>
+          <w:sz w:val="28"/>
+          <w:szCs w:val="28"/>
+        </w:rPr>
+        <w:t>VD_</w:t>
+      </w:r>
+      <w:r>
+        <w:rPr>
+          <w:rFonts w:ascii="Times New Roman" w:hAnsi="Times New Roman" w:cs="Times New Roman"/>
+          <w:sz w:val="28"/>
+          <w:szCs w:val="28"/>
+        </w:rPr>
+        <w:t>THUC_HIEN_NHIEM_VU_HOC_TAP}}</w:t>
+      </w:r>
+    </w:p>
+    <w:p>
+      <w:pPr>
+        <w:tabs>
+          <w:tab w:val="left" w:pos="284"/>
+        </w:tabs>
+        <w:spacing w:after="0" w:line="240" w:lineRule="auto"/>
+        <w:rPr>
+          <w:rFonts w:ascii="Times New Roman" w:eastAsia="Times New Roman" w:hAnsi="Times New Roman" w:cs="Times New Roman"/>
+          <w:b/>
+          <w:i/>
+          <w:iCs/>
+          <w:sz w:val="28"/>
+          <w:szCs w:val="28"/>
+          <w:lang w:val="de-DE"/>
+        </w:rPr>
+      </w:pPr>
+      <w:r>
+        <w:rPr>
+          <w:rFonts w:ascii="Times New Roman" w:eastAsia="Times New Roman" w:hAnsi="Times New Roman" w:cs="Times New Roman"/>
+          <w:b/>
+          <w:i/>
+          <w:iCs/>
+          <w:sz w:val="28"/>
+          <w:szCs w:val="28"/>
+          <w:lang w:val="de-DE"/>
+        </w:rPr>
         <w:t xml:space="preserve">*Báo cáo kết quả và thảo luận </w:t>
       </w:r>
+    </w:p>
+    <w:p>
+      <w:pPr>
+        <w:tabs>
+          <w:tab w:val="left" w:pos="284"/>
+        </w:tabs>
+        <w:spacing w:after="0" w:line="240" w:lineRule="auto"/>
+        <w:rPr>
+          <w:rFonts w:ascii="Times New Roman" w:eastAsia="Times New Roman" w:hAnsi="Times New Roman" w:cs="Times New Roman"/>
+          <w:b/>
+          <w:i/>
+          <w:iCs/>
+          <w:sz w:val="28"/>
+          <w:szCs w:val="28"/>
+          <w:lang w:val="de-DE"/>
+        </w:rPr>
+      </w:pPr>
       <w:r>
         <w:rPr>
           <w:rFonts w:ascii="Times New Roman" w:hAnsi="Times New Roman" w:cs="Times New Roman"/>
@@ -4067,14 +4826,6 @@
         <w:rPr>
           <w:rFonts w:ascii="Times New Roman" w:eastAsia="Times New Roman" w:hAnsi="Times New Roman" w:cs="Times New Roman"/>
           <w:b/>
-          <w:sz w:val="28"/>
-          <w:szCs w:val="28"/>
-        </w:rPr>
-      </w:pPr>
-      <w:r>
-        <w:rPr>
-          <w:rFonts w:ascii="Times New Roman" w:eastAsia="Times New Roman" w:hAnsi="Times New Roman" w:cs="Times New Roman"/>
-          <w:b/>
           <w:bCs/>
           <w:color w:val="000000"/>
           <w:sz w:val="28"/>
@@ -4082,63 +4833,19 @@
           <w:shd w:val="clear" w:color="auto" w:fill="FFFFFF"/>
           <w:lang w:val="de-DE"/>
         </w:rPr>
+      </w:pPr>
+      <w:r>
+        <w:rPr>
+          <w:rFonts w:ascii="Times New Roman" w:eastAsia="Times New Roman" w:hAnsi="Times New Roman" w:cs="Times New Roman"/>
+          <w:b/>
+          <w:bCs/>
+          <w:color w:val="000000"/>
+          <w:sz w:val="28"/>
+          <w:szCs w:val="28"/>
+          <w:shd w:val="clear" w:color="auto" w:fill="FFFFFF"/>
+          <w:lang w:val="de-DE"/>
+        </w:rPr>
         <w:t xml:space="preserve">* Kết luận. </w:t>
-      </w:r>
-      <w:r>
-        <w:rPr>
-          <w:rFonts w:ascii="Times New Roman" w:hAnsi="Times New Roman" w:cs="Times New Roman"/>
-          <w:sz w:val="28"/>
-          <w:szCs w:val="28"/>
-        </w:rPr>
-        <w:t>{{</w:t>
-      </w:r>
-      <w:r>
-        <w:rPr>
-          <w:rFonts w:ascii="Times New Roman" w:hAnsi="Times New Roman" w:cs="Times New Roman"/>
-          <w:sz w:val="28"/>
-          <w:szCs w:val="28"/>
-        </w:rPr>
-        <w:t>VD</w:t>
-      </w:r>
-      <w:r>
-        <w:rPr>
-          <w:rFonts w:ascii="Times New Roman" w:hAnsi="Times New Roman" w:cs="Times New Roman"/>
-          <w:sz w:val="28"/>
-          <w:szCs w:val="28"/>
-        </w:rPr>
-        <w:t>_</w:t>
-      </w:r>
-      <w:r>
-        <w:rPr>
-          <w:rFonts w:ascii="Times New Roman" w:hAnsi="Times New Roman" w:cs="Times New Roman"/>
-          <w:sz w:val="28"/>
-          <w:szCs w:val="28"/>
-        </w:rPr>
-        <w:t>KET</w:t>
-      </w:r>
-      <w:r>
-        <w:rPr>
-          <w:rFonts w:ascii="Times New Roman" w:hAnsi="Times New Roman" w:cs="Times New Roman"/>
-          <w:sz w:val="28"/>
-          <w:szCs w:val="28"/>
-        </w:rPr>
-        <w:t>_</w:t>
-      </w:r>
-      <w:r>
-        <w:rPr>
-          <w:rFonts w:ascii="Times New Roman" w:hAnsi="Times New Roman" w:cs="Times New Roman"/>
-          <w:sz w:val="28"/>
-          <w:szCs w:val="28"/>
-        </w:rPr>
-        <w:t>LUAN</w:t>
-      </w:r>
-      <w:r>
-        <w:rPr>
-          <w:rFonts w:ascii="Times New Roman" w:hAnsi="Times New Roman" w:cs="Times New Roman"/>
-          <w:sz w:val="28"/>
-          <w:szCs w:val="28"/>
-        </w:rPr>
-        <w:t>}}</w:t>
       </w:r>
     </w:p>
     <w:p>
@@ -4150,74 +4857,68 @@
         <w:ind w:right="255"/>
         <w:jc w:val="both"/>
         <w:rPr>
-          <w:rFonts w:ascii="Times New Roman" w:eastAsia="Calibri" w:hAnsi="Times New Roman" w:cs="Times New Roman"/>
-          <w:sz w:val="28"/>
-          <w:szCs w:val="28"/>
-        </w:rPr>
-      </w:pPr>
-    </w:p>
-    <w:p>
-      <w:pPr>
-        <w:tabs>
-          <w:tab w:val="left" w:pos="284"/>
-        </w:tabs>
-        <w:spacing w:after="0" w:line="240" w:lineRule="auto"/>
-        <w:ind w:right="255"/>
-        <w:jc w:val="both"/>
-        <w:rPr>
-          <w:rFonts w:ascii="Times New Roman" w:eastAsia="Times New Roman" w:hAnsi="Times New Roman" w:cs="Times New Roman"/>
-          <w:b/>
-          <w:i/>
-          <w:iCs/>
-          <w:sz w:val="28"/>
-          <w:szCs w:val="28"/>
-          <w:lang w:val="de-DE"/>
-        </w:rPr>
-      </w:pPr>
-      <w:r>
-        <w:rPr>
-          <w:rFonts w:ascii="Times New Roman" w:eastAsia="Times New Roman" w:hAnsi="Times New Roman" w:cs="Times New Roman"/>
-          <w:b/>
-          <w:color w:val="000000"/>
-          <w:sz w:val="28"/>
-          <w:szCs w:val="28"/>
-          <w:shd w:val="clear" w:color="auto" w:fill="FFFFFF"/>
-        </w:rPr>
-        <w:t xml:space="preserve">TIẾT 2. </w:t>
-      </w:r>
-      <w:r>
-        <w:rPr>
-          <w:rFonts w:ascii="Times New Roman" w:hAnsi="Times New Roman" w:cs="Times New Roman"/>
-          <w:sz w:val="28"/>
-          <w:szCs w:val="28"/>
-        </w:rPr>
-        <w:t>{{TIET_2}}</w:t>
-      </w:r>
-      <w:r>
-        <w:rPr>
-          <w:rFonts w:ascii="Times New Roman" w:hAnsi="Times New Roman" w:cs="Times New Roman"/>
-          <w:sz w:val="28"/>
-          <w:szCs w:val="28"/>
-        </w:rPr>
-        <w:t>.docx</w:t>
-      </w:r>
-    </w:p>
-    <w:p>
-      <w:pPr>
-        <w:tabs>
-          <w:tab w:val="left" w:pos="284"/>
-          <w:tab w:val="left" w:pos="8620"/>
-        </w:tabs>
-        <w:spacing w:before="120" w:after="0" w:line="240" w:lineRule="auto"/>
-        <w:rPr>
-          <w:rFonts w:ascii="Times New Roman" w:eastAsia="Times New Roman" w:hAnsi="Times New Roman" w:cs="Times New Roman"/>
-          <w:b/>
-          <w:color w:val="000000"/>
-          <w:sz w:val="28"/>
-          <w:szCs w:val="28"/>
-          <w:shd w:val="clear" w:color="auto" w:fill="FFFFFF"/>
-        </w:rPr>
-      </w:pPr>
+          <w:rFonts w:ascii="Times New Roman" w:eastAsia="Times New Roman" w:hAnsi="Times New Roman" w:cs="Times New Roman"/>
+          <w:b/>
+          <w:sz w:val="28"/>
+          <w:szCs w:val="28"/>
+        </w:rPr>
+      </w:pPr>
+      <w:r>
+        <w:rPr>
+          <w:rFonts w:ascii="Times New Roman" w:hAnsi="Times New Roman" w:cs="Times New Roman"/>
+          <w:sz w:val="28"/>
+          <w:szCs w:val="28"/>
+        </w:rPr>
+        <w:t>{{</w:t>
+      </w:r>
+      <w:r>
+        <w:rPr>
+          <w:rFonts w:ascii="Times New Roman" w:hAnsi="Times New Roman" w:cs="Times New Roman"/>
+          <w:sz w:val="28"/>
+          <w:szCs w:val="28"/>
+        </w:rPr>
+        <w:t>VD</w:t>
+      </w:r>
+      <w:r>
+        <w:rPr>
+          <w:rFonts w:ascii="Times New Roman" w:hAnsi="Times New Roman" w:cs="Times New Roman"/>
+          <w:sz w:val="28"/>
+          <w:szCs w:val="28"/>
+        </w:rPr>
+        <w:t>_</w:t>
+      </w:r>
+      <w:r>
+        <w:rPr>
+          <w:rFonts w:ascii="Times New Roman" w:hAnsi="Times New Roman" w:cs="Times New Roman"/>
+          <w:sz w:val="28"/>
+          <w:szCs w:val="28"/>
+        </w:rPr>
+        <w:t>KET</w:t>
+      </w:r>
+      <w:r>
+        <w:rPr>
+          <w:rFonts w:ascii="Times New Roman" w:hAnsi="Times New Roman" w:cs="Times New Roman"/>
+          <w:sz w:val="28"/>
+          <w:szCs w:val="28"/>
+        </w:rPr>
+        <w:t>_</w:t>
+      </w:r>
+      <w:r>
+        <w:rPr>
+          <w:rFonts w:ascii="Times New Roman" w:hAnsi="Times New Roman" w:cs="Times New Roman"/>
+          <w:sz w:val="28"/>
+          <w:szCs w:val="28"/>
+        </w:rPr>
+        <w:t>LUAN</w:t>
+      </w:r>
+      <w:r>
+        <w:rPr>
+          <w:rFonts w:ascii="Times New Roman" w:hAnsi="Times New Roman" w:cs="Times New Roman"/>
+          <w:sz w:val="28"/>
+          <w:szCs w:val="28"/>
+        </w:rPr>
+        <w:t>}}</w:t>
+      </w:r>
     </w:p>
     <w:p>
       <w:pPr>
